--- a/TCC_SIS_2026_1_EduardoGuilherme.docx
+++ b/TCC_SIS_2026_1_EduardoGuilherme.docx
@@ -39,15 +39,15 @@
                 <w:rStyle w:val="Nmerodepgina"/>
               </w:rPr>
             </w:pPr>
-            <w:bookmarkStart w:id="0" w:name="_Toc420723208"/>
-            <w:bookmarkStart w:id="1" w:name="_Toc482682369"/>
-            <w:bookmarkStart w:id="2" w:name="_Toc54164903"/>
-            <w:bookmarkStart w:id="3" w:name="_Toc54165663"/>
-            <w:bookmarkStart w:id="4" w:name="_Toc54169315"/>
-            <w:bookmarkStart w:id="5" w:name="_Toc96347419"/>
-            <w:bookmarkStart w:id="6" w:name="_Toc96357709"/>
-            <w:bookmarkStart w:id="7" w:name="_Toc96491849"/>
-            <w:bookmarkStart w:id="8" w:name="_Toc411603089"/>
+            <w:bookmarkStart w:id="1" w:name="_Toc420723208"/>
+            <w:bookmarkStart w:id="2" w:name="_Toc482682369"/>
+            <w:bookmarkStart w:id="3" w:name="_Toc54164903"/>
+            <w:bookmarkStart w:id="4" w:name="_Toc54165663"/>
+            <w:bookmarkStart w:id="5" w:name="_Toc54169315"/>
+            <w:bookmarkStart w:id="6" w:name="_Toc96347419"/>
+            <w:bookmarkStart w:id="7" w:name="_Toc96357709"/>
+            <w:bookmarkStart w:id="8" w:name="_Toc96491849"/>
+            <w:bookmarkStart w:id="9" w:name="_Toc411603089"/>
             <w:r>
               <w:rPr>
                 <w:rStyle w:val="Nmerodepgina"/>
@@ -309,13 +309,13 @@
       <w:pPr>
         <w:pStyle w:val="TF-TTULO"/>
       </w:pPr>
-      <w:ins w:id="9" w:author="Eduardo Zirbell" w:date="2026-03-23T09:51:00Z">
+      <w:ins w:id="10" w:author="Eduardo Zirbell" w:date="2026-03-23T09:51:00Z">
         <w:r>
           <w:t>Sistema de Gerenciamento De Processos Administrativos para CAE</w:t>
         </w:r>
       </w:ins>
-      <w:commentRangeStart w:id="10"/>
-      <w:del w:id="11" w:author="Eduardo Zirbell" w:date="2026-03-23T09:51:00Z" w16du:dateUtc="2026-03-23T12:51:00Z">
+      <w:commentRangeStart w:id="11"/>
+      <w:del w:id="12" w:author="Eduardo Zirbell" w:date="2026-03-23T09:51:00Z" w16du:dateUtc="2026-03-23T12:51:00Z">
         <w:r>
           <w:delText>APLICA</w:delText>
         </w:r>
@@ -325,14 +325,14 @@
         <w:r>
           <w:delText xml:space="preserve"> DE GESTÃO E ENCOMENDAS PARA O COMÉRCIO DE COMIDAS CASEIRAS</w:delText>
         </w:r>
-        <w:commentRangeEnd w:id="10"/>
+        <w:commentRangeEnd w:id="11"/>
         <w:r>
           <w:rPr>
             <w:rStyle w:val="Refdecomentrio"/>
             <w:sz w:val="24"/>
             <w:szCs w:val="20"/>
           </w:rPr>
-          <w:commentReference w:id="10"/>
+          <w:commentReference w:id="11"/>
         </w:r>
       </w:del>
     </w:p>
@@ -343,7 +343,7 @@
       <w:r>
         <w:t>Eduardo Zirb</w:t>
       </w:r>
-      <w:del w:id="12" w:author="Eduardo Zirbell" w:date="2026-03-23T09:55:00Z" w16du:dateUtc="2026-03-23T12:55:00Z">
+      <w:del w:id="13" w:author="Eduardo Zirbell" w:date="2026-03-23T09:55:00Z" w16du:dateUtc="2026-03-23T12:55:00Z">
         <w:r>
           <w:delText>n</w:delText>
         </w:r>
@@ -351,7 +351,7 @@
       <w:r>
         <w:t>ell e Guilh</w:t>
       </w:r>
-      <w:del w:id="13" w:author="Eduardo Zirbell" w:date="2026-03-23T09:55:00Z" w16du:dateUtc="2026-03-23T12:55:00Z">
+      <w:del w:id="14" w:author="Eduardo Zirbell" w:date="2026-03-23T09:55:00Z" w16du:dateUtc="2026-03-23T12:55:00Z">
         <w:r>
           <w:delText>e</w:delText>
         </w:r>
@@ -387,27 +387,27 @@
       <w:pPr>
         <w:pStyle w:val="TF-AUTOR0"/>
       </w:pPr>
-      <w:commentRangeStart w:id="14"/>
+      <w:commentRangeStart w:id="15"/>
       <w:r>
         <w:t xml:space="preserve">Supervisora – </w:t>
       </w:r>
-      <w:ins w:id="15" w:author="Eduardo Zirbell" w:date="2026-03-23T09:48:00Z" w16du:dateUtc="2026-03-23T12:48:00Z">
+      <w:ins w:id="16" w:author="Eduardo Zirbell" w:date="2026-03-23T09:48:00Z" w16du:dateUtc="2026-03-23T12:48:00Z">
         <w:r>
           <w:t>Lucymara Valentini Borges</w:t>
         </w:r>
       </w:ins>
-      <w:del w:id="16" w:author="Eduardo Zirbell" w:date="2026-03-23T09:48:00Z" w16du:dateUtc="2026-03-23T12:48:00Z">
+      <w:del w:id="17" w:author="Eduardo Zirbell" w:date="2026-03-23T09:48:00Z" w16du:dateUtc="2026-03-23T12:48:00Z">
         <w:r>
           <w:delText>Márcia Aparecida Hostin Knaesel</w:delText>
         </w:r>
-        <w:commentRangeEnd w:id="14"/>
+        <w:commentRangeEnd w:id="15"/>
         <w:r>
           <w:rPr>
             <w:rStyle w:val="Refdecomentrio"/>
             <w:sz w:val="24"/>
             <w:szCs w:val="20"/>
           </w:rPr>
-          <w:commentReference w:id="14"/>
+          <w:commentReference w:id="15"/>
         </w:r>
       </w:del>
     </w:p>
@@ -415,8 +415,7 @@
       <w:pPr>
         <w:pStyle w:val="Ttulo1"/>
       </w:pPr>
-      <w:bookmarkStart w:id="17" w:name="_Ref178444662"/>
-      <w:bookmarkEnd w:id="0"/>
+      <w:bookmarkStart w:id="18" w:name="_Ref178444662"/>
       <w:bookmarkEnd w:id="1"/>
       <w:bookmarkEnd w:id="2"/>
       <w:bookmarkEnd w:id="3"/>
@@ -425,10 +424,11 @@
       <w:bookmarkEnd w:id="6"/>
       <w:bookmarkEnd w:id="7"/>
       <w:bookmarkEnd w:id="8"/>
+      <w:bookmarkEnd w:id="9"/>
       <w:r>
         <w:t>Contextualização</w:t>
       </w:r>
-      <w:bookmarkEnd w:id="17"/>
+      <w:bookmarkEnd w:id="18"/>
     </w:p>
     <w:p>
       <w:pPr>
@@ -595,7 +595,7 @@
       <w:pPr>
         <w:pStyle w:val="TF-FIGURA"/>
       </w:pPr>
-      <w:bookmarkStart w:id="18" w:name="_Ref176636904"/>
+      <w:bookmarkStart w:id="19" w:name="_Ref176636904"/>
       <w:r>
         <w:t xml:space="preserve">Figura </w:t>
       </w:r>
@@ -617,7 +617,7 @@
       <w:r>
         <w:fldChar w:fldCharType="end"/>
       </w:r>
-      <w:bookmarkEnd w:id="18"/>
+      <w:bookmarkEnd w:id="19"/>
       <w:r>
         <w:t xml:space="preserve"> - </w:t>
       </w:r>
@@ -998,11 +998,11 @@
       <w:pPr>
         <w:pStyle w:val="Ttulo1"/>
       </w:pPr>
-      <w:bookmarkStart w:id="19" w:name="_Ref178444773"/>
+      <w:bookmarkStart w:id="20" w:name="_Ref178444773"/>
       <w:r>
         <w:t>Bases Teóricas</w:t>
       </w:r>
-      <w:bookmarkEnd w:id="19"/>
+      <w:bookmarkEnd w:id="20"/>
     </w:p>
     <w:p>
       <w:pPr>
@@ -1017,7 +1017,7 @@
       <w:r>
         <w:t xml:space="preserve">s </w:t>
       </w:r>
-      <w:bookmarkStart w:id="20" w:name="_Hlk178444717"/>
+      <w:bookmarkStart w:id="21" w:name="_Hlk178444717"/>
       <w:r>
         <w:t>bases</w:t>
       </w:r>
@@ -1030,8 +1030,8 @@
       <w:r>
         <w:t xml:space="preserve">s que embasam esta pesquisa, organizados em duas subseções. Na subseção </w:t>
       </w:r>
-      <w:commentRangeStart w:id="21"/>
-      <w:ins w:id="22" w:author="Simone Erbs da Costa" w:date="2026-03-20T12:26:00Z" w16du:dateUtc="2026-03-20T15:26:00Z">
+      <w:commentRangeStart w:id="22"/>
+      <w:ins w:id="23" w:author="Simone Erbs da Costa" w:date="2026-03-20T12:26:00Z" w16du:dateUtc="2026-03-20T15:26:00Z">
         <w:r>
           <w:fldChar w:fldCharType="begin"/>
         </w:r>
@@ -1039,33 +1039,27 @@
           <w:instrText xml:space="preserve"> REF _Ref132192873 \r \h </w:instrText>
         </w:r>
       </w:ins>
-      <w:ins w:id="23" w:author="Simone Erbs da Costa" w:date="2026-03-20T12:26:00Z" w16du:dateUtc="2026-03-20T15:26:00Z">
+      <w:ins w:id="24" w:author="Simone Erbs da Costa" w:date="2026-03-20T12:26:00Z" w16du:dateUtc="2026-03-20T15:26:00Z">
         <w:r>
           <w:fldChar w:fldCharType="separate"/>
         </w:r>
         <w:r>
-          <w:t>2</w:t>
-        </w:r>
-        <w:r>
-          <w:t>.</w:t>
-        </w:r>
-        <w:r>
-          <w:t>1</w:t>
+          <w:t>2.1</w:t>
         </w:r>
         <w:r>
           <w:fldChar w:fldCharType="end"/>
         </w:r>
       </w:ins>
-      <w:commentRangeEnd w:id="21"/>
+      <w:commentRangeEnd w:id="22"/>
       <w:r>
         <w:rPr>
           <w:rStyle w:val="Refdecomentrio"/>
           <w:sz w:val="24"/>
           <w:szCs w:val="20"/>
         </w:rPr>
-        <w:commentReference w:id="21"/>
-      </w:r>
-      <w:del w:id="24" w:author="Simone Erbs da Costa" w:date="2026-03-20T12:26:00Z" w16du:dateUtc="2026-03-20T15:26:00Z">
+        <w:commentReference w:id="22"/>
+      </w:r>
+      <w:del w:id="25" w:author="Simone Erbs da Costa" w:date="2026-03-20T12:26:00Z" w16du:dateUtc="2026-03-20T15:26:00Z">
         <w:r>
           <w:delText>2.1</w:delText>
         </w:r>
@@ -1073,7 +1067,7 @@
       <w:r>
         <w:t xml:space="preserve">, é realizada uma revisão bibliográfica, enquanto a subseção </w:t>
       </w:r>
-      <w:ins w:id="25" w:author="Simone Erbs da Costa" w:date="2026-03-20T12:26:00Z" w16du:dateUtc="2026-03-20T15:26:00Z">
+      <w:ins w:id="26" w:author="Simone Erbs da Costa" w:date="2026-03-20T12:26:00Z" w16du:dateUtc="2026-03-20T15:26:00Z">
         <w:r>
           <w:fldChar w:fldCharType="begin"/>
         </w:r>
@@ -1081,18 +1075,12 @@
           <w:instrText xml:space="preserve"> REF _Ref224901991 \r \h </w:instrText>
         </w:r>
       </w:ins>
-      <w:ins w:id="26" w:author="Simone Erbs da Costa" w:date="2026-03-20T12:26:00Z" w16du:dateUtc="2026-03-20T15:26:00Z">
+      <w:ins w:id="27" w:author="Simone Erbs da Costa" w:date="2026-03-20T12:26:00Z" w16du:dateUtc="2026-03-20T15:26:00Z">
         <w:r>
           <w:fldChar w:fldCharType="separate"/>
         </w:r>
         <w:r>
-          <w:t>2</w:t>
-        </w:r>
-        <w:r>
-          <w:t>.</w:t>
-        </w:r>
-        <w:r>
-          <w:t>2</w:t>
+          <w:t>2.2</w:t>
         </w:r>
         <w:r>
           <w:fldChar w:fldCharType="end"/>
@@ -1101,7 +1089,7 @@
           <w:t xml:space="preserve"> </w:t>
         </w:r>
       </w:ins>
-      <w:del w:id="27" w:author="Simone Erbs da Costa" w:date="2026-03-20T12:26:00Z" w16du:dateUtc="2026-03-20T15:26:00Z">
+      <w:del w:id="28" w:author="Simone Erbs da Costa" w:date="2026-03-20T12:26:00Z" w16du:dateUtc="2026-03-20T15:26:00Z">
         <w:r>
           <w:delText xml:space="preserve">2.2 </w:delText>
         </w:r>
@@ -1109,17 +1097,19 @@
       <w:r>
         <w:t>aborda trabalhos correlatos ao tema estudado</w:t>
       </w:r>
-      <w:bookmarkEnd w:id="20"/>
+      <w:bookmarkEnd w:id="21"/>
       <w:r>
         <w:t>.</w:t>
       </w:r>
-      <w:ins w:id="28" w:author="Eduardo Zirbell" w:date="2026-03-23T10:11:00Z" w16du:dateUtc="2026-03-23T13:11:00Z">
+      <w:ins w:id="29" w:author="Eduardo Zirbell" w:date="2026-03-23T10:11:00Z" w16du:dateUtc="2026-03-23T13:11:00Z">
         <w:r>
           <w:fldChar w:fldCharType="begin"/>
         </w:r>
         <w:r>
           <w:instrText xml:space="preserve"> REF _Ref132192873 \r \h </w:instrText>
         </w:r>
+      </w:ins>
+      <w:ins w:id="30" w:author="Eduardo Zirbell" w:date="2026-03-23T10:11:00Z" w16du:dateUtc="2026-03-23T13:11:00Z">
         <w:r>
           <w:fldChar w:fldCharType="separate"/>
         </w:r>
@@ -1135,142 +1125,328 @@
       <w:pPr>
         <w:pStyle w:val="Ttulo2"/>
       </w:pPr>
-      <w:bookmarkStart w:id="29" w:name="_Ref132192873"/>
-      <w:bookmarkStart w:id="30" w:name="_Ref132192887"/>
+      <w:bookmarkStart w:id="31" w:name="_Ref132192873"/>
+      <w:bookmarkStart w:id="32" w:name="_Ref132192887"/>
       <w:r>
         <w:t>Revisão Bibliográfica</w:t>
       </w:r>
-      <w:bookmarkEnd w:id="29"/>
+      <w:bookmarkEnd w:id="31"/>
     </w:p>
     <w:p>
       <w:pPr>
         <w:pStyle w:val="TF-TEXTO"/>
       </w:pPr>
-      <w:r>
-        <w:t xml:space="preserve">Nesta subseção, serão apresentados os conceitos fundamentais para embasar o trabalho proposto, abordando elementos essenciais para a compreensão e desenvolvimento da solução. Inicialmente, discute-se as atividades envolvidas na gestão de encomendas (subseção 2.2.1), fundamentais para entender os desafios operacionais do processo atual. Em seguida, explora-se o BPM (subseção 2.1.2), que oferece ferramentas e metodologias para otimizar e automatizar </w:t>
-      </w:r>
-      <w:r>
-        <w:lastRenderedPageBreak/>
-        <w:t xml:space="preserve">processos, proporcionando maior eficiência e controle. O uso de </w:t>
-      </w:r>
-      <w:r>
-        <w:rPr>
-          <w:i/>
-          <w:iCs/>
-        </w:rPr>
-        <w:t>c</w:t>
-      </w:r>
-      <w:r>
-        <w:rPr>
-          <w:i/>
-          <w:iCs/>
-        </w:rPr>
-        <w:t>hatbots</w:t>
-      </w:r>
-      <w:r>
-        <w:t xml:space="preserve"> (subseção 2.1.3) é abordado como um recurso inovador para melhorar a comunicação com os clientes, enquanto a discussão sobre interfaces amigáveis (subseção 2.1.4) fundamenta a importância de criar </w:t>
-      </w:r>
-      <w:r>
-        <w:t>aplicativos</w:t>
-      </w:r>
-      <w:r>
-        <w:t xml:space="preserve"> intuitivos e acessíveis, que sejam capazes de promover uma experiência de usuário positiva e contribuir para a adoção eficaz da solução proposta.</w:t>
-      </w:r>
+      <w:ins w:id="33" w:author="Eduardo Zirbell" w:date="2026-03-31T20:11:00Z">
+        <w:r>
+          <w:t xml:space="preserve">Nesta </w:t>
+        </w:r>
+      </w:ins>
+      <w:ins w:id="34" w:author="Eduardo Zirbell" w:date="2026-03-31T20:11:00Z" w16du:dateUtc="2026-03-31T23:11:00Z">
+        <w:r>
+          <w:t>subseção</w:t>
+        </w:r>
+      </w:ins>
+      <w:ins w:id="35" w:author="Eduardo Zirbell" w:date="2026-03-31T20:11:00Z">
+        <w:r>
+          <w:t xml:space="preserve">, são apresentados os fundamentos teóricos que sustentam o desenvolvimento deste trabalho. </w:t>
+        </w:r>
+      </w:ins>
+      <w:ins w:id="36" w:author="Eduardo Zirbell" w:date="2026-03-31T21:09:00Z" w16du:dateUtc="2026-04-01T00:09:00Z">
+        <w:r>
+          <w:t>Primeiramente</w:t>
+        </w:r>
+      </w:ins>
+      <w:ins w:id="37" w:author="Eduardo Zirbell" w:date="2026-03-31T20:11:00Z">
+        <w:r>
+          <w:t xml:space="preserve">, </w:t>
+        </w:r>
+      </w:ins>
+      <w:ins w:id="38" w:author="Eduardo Zirbell" w:date="2026-03-31T21:10:00Z" w16du:dateUtc="2026-04-01T00:10:00Z">
+        <w:r>
+          <w:t>apresenta</w:t>
+        </w:r>
+      </w:ins>
+      <w:ins w:id="39" w:author="Eduardo Zirbell" w:date="2026-03-31T20:11:00Z">
+        <w:r>
+          <w:t xml:space="preserve">-se </w:t>
+        </w:r>
+      </w:ins>
+      <w:ins w:id="40" w:author="Eduardo Zirbell" w:date="2026-03-31T21:10:00Z" w16du:dateUtc="2026-04-01T00:10:00Z">
+        <w:r>
+          <w:t xml:space="preserve">a importância do </w:t>
+        </w:r>
+      </w:ins>
+      <w:ins w:id="41" w:author="Eduardo Zirbell" w:date="2026-03-31T20:11:00Z">
+        <w:r>
+          <w:t>prontuário do estudante (</w:t>
+        </w:r>
+      </w:ins>
+      <w:ins w:id="42" w:author="Eduardo Zirbell" w:date="2026-03-31T20:12:00Z" w16du:dateUtc="2026-03-31T23:12:00Z">
+        <w:r>
+          <w:t>subs</w:t>
+        </w:r>
+      </w:ins>
+      <w:ins w:id="43" w:author="Eduardo Zirbell" w:date="2026-03-31T20:11:00Z">
+        <w:r>
+          <w:t xml:space="preserve">eção 2.1), destacando seu papel na organização, acesso e compartilhamento de informações institucionais. </w:t>
+        </w:r>
+      </w:ins>
+      <w:ins w:id="44" w:author="Eduardo Zirbell" w:date="2026-03-31T21:11:00Z" w16du:dateUtc="2026-04-01T00:11:00Z">
+        <w:r>
+          <w:t>Logo após</w:t>
+        </w:r>
+      </w:ins>
+      <w:ins w:id="45" w:author="Eduardo Zirbell" w:date="2026-03-31T20:11:00Z">
+        <w:r>
+          <w:t>, aborda-se o conceito de sistemas integrados de gestão (</w:t>
+        </w:r>
+      </w:ins>
+      <w:ins w:id="46" w:author="Eduardo Zirbell" w:date="2026-03-31T20:12:00Z" w16du:dateUtc="2026-03-31T23:12:00Z">
+        <w:r>
+          <w:t>subs</w:t>
+        </w:r>
+        <w:r>
+          <w:t xml:space="preserve">eção </w:t>
+        </w:r>
+      </w:ins>
+      <w:ins w:id="47" w:author="Eduardo Zirbell" w:date="2026-03-31T20:11:00Z">
+        <w:r>
+          <w:t xml:space="preserve">2.2), enfatizando sua contribuição para a integração de processos, automação e apoio </w:t>
+        </w:r>
+        <w:r>
+          <w:lastRenderedPageBreak/>
+          <w:t>à tomada de decisão no contexto organizacional e educacional. Por fim, são explorados os princípios de usabilidade e experiência do usuário (</w:t>
+        </w:r>
+      </w:ins>
+      <w:ins w:id="48" w:author="Eduardo Zirbell" w:date="2026-03-31T20:12:00Z" w16du:dateUtc="2026-03-31T23:12:00Z">
+        <w:r>
+          <w:t>subs</w:t>
+        </w:r>
+        <w:r>
+          <w:t xml:space="preserve">eção </w:t>
+        </w:r>
+      </w:ins>
+      <w:ins w:id="49" w:author="Eduardo Zirbell" w:date="2026-03-31T20:11:00Z">
+        <w:r>
+          <w:t>2.3), evidenciando a importância de interfaces intuitivas e eficientes para garantir uma interação adequada entre usuários e sistemas, contribuindo para a qualidade e aceitação das soluções propostas.</w:t>
+        </w:r>
+      </w:ins>
+      <w:del w:id="50" w:author="Eduardo Zirbell" w:date="2026-03-31T20:11:00Z" w16du:dateUtc="2026-03-31T23:11:00Z">
+        <w:r>
+          <w:delText xml:space="preserve">Nesta subseção, serão apresentados os conceitos fundamentais para embasar o trabalho proposto, abordando elementos essenciais para a compreensão e desenvolvimento da solução. Inicialmente, discute-se as atividades envolvidas na gestão de encomendas (subseção 2.2.1), fundamentais para entender os desafios operacionais do processo atual. Em seguida, explora-se o BPM (subseção 2.1.2), que oferece ferramentas e metodologias para otimizar e automatizar processos, proporcionando maior eficiência e controle. O uso de </w:delText>
+        </w:r>
+        <w:r>
+          <w:rPr>
+            <w:i/>
+            <w:iCs/>
+          </w:rPr>
+          <w:delText>c</w:delText>
+        </w:r>
+        <w:r>
+          <w:rPr>
+            <w:i/>
+            <w:iCs/>
+          </w:rPr>
+          <w:delText>hatbots</w:delText>
+        </w:r>
+        <w:r>
+          <w:delText xml:space="preserve"> (subseção 2.1.3) é abordado como um recurso inovador para melhorar a comunicação com os clientes, enquanto a discussão sobre interfaces amigáveis (subseção 2.1.4) fundamenta a importância de criar </w:delText>
+        </w:r>
+        <w:r>
+          <w:delText>aplicativos</w:delText>
+        </w:r>
+        <w:r>
+          <w:delText xml:space="preserve"> intuitivos e acessíveis, que sejam capazes de promover uma experiência de usuário positiva e contribuir para a adoção eficaz da solução proposta.</w:delText>
+        </w:r>
+      </w:del>
     </w:p>
     <w:p>
       <w:pPr>
         <w:pStyle w:val="Ttulo3"/>
       </w:pPr>
-      <w:r>
-        <w:t>Atividades envolvidas n</w:t>
-      </w:r>
-      <w:r>
-        <w:t>a</w:t>
-      </w:r>
-      <w:r>
-        <w:t xml:space="preserve"> gestão de encomendas</w:t>
-      </w:r>
+      <w:del w:id="51" w:author="Eduardo Zirbell" w:date="2026-03-31T20:12:00Z" w16du:dateUtc="2026-03-31T23:12:00Z">
+        <w:r>
+          <w:delText>Atividades envolvidas n</w:delText>
+        </w:r>
+        <w:r>
+          <w:delText>a</w:delText>
+        </w:r>
+        <w:r>
+          <w:delText xml:space="preserve"> gestão de encomendas</w:delText>
+        </w:r>
+      </w:del>
+      <w:ins w:id="52" w:author="Eduardo Zirbell" w:date="2026-03-31T20:12:00Z" w16du:dateUtc="2026-03-31T23:12:00Z">
+        <w:r>
+          <w:t>Prontuário d</w:t>
+        </w:r>
+      </w:ins>
+      <w:ins w:id="53" w:author="Eduardo Zirbell" w:date="2026-03-31T20:13:00Z" w16du:dateUtc="2026-03-31T23:13:00Z">
+        <w:r>
+          <w:t>igital do</w:t>
+        </w:r>
+      </w:ins>
+      <w:ins w:id="54" w:author="Eduardo Zirbell" w:date="2026-03-31T20:12:00Z" w16du:dateUtc="2026-03-31T23:12:00Z">
+        <w:r>
+          <w:t xml:space="preserve"> estudante</w:t>
+        </w:r>
+      </w:ins>
     </w:p>
     <w:p>
       <w:pPr>
         <w:pStyle w:val="TF-TEXTO"/>
-      </w:pPr>
-      <w:r>
-        <w:t>Toda organização lida diariamente com diversos fluxos de processo repetitivos. A eficiência na gestão dessas atividades depende de um planejamento detalhado, que envolve o conhecimento e a análise constante desses fluxos para garantir sua estabilidade e segurança operacional (Bertolino, 20</w:t>
-      </w:r>
-      <w:r>
-        <w:t>09</w:t>
-      </w:r>
-      <w:r>
-        <w:t xml:space="preserve">). No contexto da gestão de encomendas, essa eficiência se torna ainda mais relevante diante da crescente demanda por refeições prontas e entregues diretamente ao consumidor, um fator que está impulsionando um aumento expressivo no mercado de alimentos (Suryawanshi, </w:t>
-      </w:r>
-      <w:r>
-        <w:t>2020</w:t>
-      </w:r>
-      <w:r>
-        <w:t>)</w:t>
-      </w:r>
-      <w:r>
-        <w:t>.</w:t>
-      </w:r>
+        <w:rPr>
+          <w:del w:id="55" w:author="Eduardo Zirbell" w:date="2026-03-31T20:13:00Z" w16du:dateUtc="2026-03-31T23:13:00Z"/>
+        </w:rPr>
+      </w:pPr>
+      <w:del w:id="56" w:author="Eduardo Zirbell" w:date="2026-03-31T20:13:00Z" w16du:dateUtc="2026-03-31T23:13:00Z">
+        <w:r>
+          <w:delText>Toda organização lida diariamente com diversos fluxos de processo repetitivos. A eficiência na gestão dessas atividades depende de um planejamento detalhado, que envolve o conhecimento e a análise constante desses fluxos para garantir sua estabilidade e segurança operacional (Bertolino, 20</w:delText>
+        </w:r>
+        <w:r>
+          <w:delText>09</w:delText>
+        </w:r>
+        <w:r>
+          <w:delText xml:space="preserve">). No contexto da gestão de encomendas, essa eficiência se torna ainda mais relevante diante da crescente demanda por refeições prontas e entregues diretamente ao consumidor, um fator que está impulsionando um aumento expressivo no mercado de alimentos (Suryawanshi, </w:delText>
+        </w:r>
+        <w:r>
+          <w:delText>2020</w:delText>
+        </w:r>
+        <w:r>
+          <w:delText>)</w:delText>
+        </w:r>
+        <w:r>
+          <w:delText>.</w:delText>
+        </w:r>
+      </w:del>
     </w:p>
     <w:p>
       <w:pPr>
         <w:pStyle w:val="TF-TEXTO"/>
-      </w:pPr>
-      <w:r>
-        <w:t xml:space="preserve">A gestão integrada dos processos de pedidos em empresas de alimentação é crucial para garantir eficiência e minimizar falhas operacionais, especialmente em um cenário de alta demanda (Goldenberg, 2020). A automação de pedidos não apenas otimiza o fluxo de trabalho, mas também eleva a experiência do consumidor, melhorando o tempo de resposta e a precisão dos pedidos, conforme apontado por Torlak </w:t>
-      </w:r>
-      <w:r>
-        <w:rPr>
-          <w:i/>
-          <w:iCs/>
-        </w:rPr>
-        <w:t>et al</w:t>
-      </w:r>
-      <w:r>
-        <w:t xml:space="preserve">. (2019), que destacam a relação entre a qualidade do serviço e a fidelidade do cliente. Assim, ao automatizar o atendimento e integrar a cadeia de suprimentos com a gestão de operações, é possível não só melhorar a satisfação do cliente, como também garantir um uso mais eficiente dos recursos e melhorar a performance financeira da organização (Salah </w:t>
-      </w:r>
-      <w:r>
-        <w:rPr>
-          <w:i/>
-          <w:iCs/>
-        </w:rPr>
-        <w:t>et al</w:t>
-      </w:r>
-      <w:r>
-        <w:t xml:space="preserve">., 2023; Torlak </w:t>
-      </w:r>
-      <w:r>
-        <w:rPr>
-          <w:i/>
-          <w:iCs/>
-        </w:rPr>
-        <w:t>et al</w:t>
-      </w:r>
-      <w:r>
-        <w:t>., 2019).</w:t>
-      </w:r>
+        <w:rPr>
+          <w:ins w:id="57" w:author="Eduardo Zirbell" w:date="2026-03-31T20:13:00Z" w16du:dateUtc="2026-03-31T23:13:00Z"/>
+        </w:rPr>
+      </w:pPr>
+      <w:ins w:id="58" w:author="Eduardo Zirbell" w:date="2026-03-31T20:13:00Z" w16du:dateUtc="2026-03-31T23:13:00Z">
+        <w:r>
+          <w:t>Os sistemas acadêmicos desempenham um papel essencial na organização, armazenamento e disponibilização das informações dos estudantes, sendo fundamentais para a gestão educacional. Nesse contexto, o uso das Tecnologias da Informação e Comunicação (TIC) tem ampliado significativamente as possibilidades de acesso e compartilhamento de dados. Segundo CHAVES et al. (2022), as TIC favorecem a comunicação e o acesso à informação no contexto educacional, contribuindo para uma gestão mais eficiente e integrada. Dessa forma, o prontuário do estudante torna-se um elemento central dentro desses sistemas, reunindo dados acadêmicos relevantes e facilitando o acompanhamento institucional.</w:t>
+        </w:r>
+      </w:ins>
     </w:p>
     <w:p>
       <w:pPr>
         <w:pStyle w:val="TF-TEXTO"/>
-      </w:pPr>
-      <w:r>
-        <w:t>Nishio</w:t>
-      </w:r>
-      <w:r>
-        <w:t xml:space="preserve"> </w:t>
-      </w:r>
-      <w:r>
-        <w:t xml:space="preserve">e </w:t>
-      </w:r>
-      <w:r>
-        <w:t>Alves</w:t>
-      </w:r>
-      <w:r>
-        <w:t xml:space="preserve"> (2023) destacam que uma gestão eficiente, combinada com o controle adequado das finanças, é vital para superar os desafios que levam muitos estabelecimentos a encerrarem suas atividades. Além disso, como aponta Pinchet (2016), a tecnologia da informação desempenha um papel fundamental ao aumentar a eficácia dos processos de gestão e fortalecer a competitividade no setor de alimentos.</w:t>
-      </w:r>
+        <w:rPr>
+          <w:ins w:id="59" w:author="Eduardo Zirbell" w:date="2026-03-31T20:13:00Z" w16du:dateUtc="2026-03-31T23:13:00Z"/>
+        </w:rPr>
+      </w:pPr>
+      <w:ins w:id="60" w:author="Eduardo Zirbell" w:date="2026-03-31T20:13:00Z" w16du:dateUtc="2026-03-31T23:13:00Z">
+        <w:r>
+          <w:t>Além disso, a comunicação entre aluno e instituição é diretamente impactada pela qualidade dos sistemas digitais utilizados. Estudos recentes indicam que a comunicação acadêmica eficiente está associada à melhoria da experiência estudantil. Conforme SANTOS et al. (2025), uma melhor comunicação e interação acadêmica fortalece a retenção estudantil, evidenciando que a troca de informações claras e acessíveis contribui não apenas para o desempenho, mas também para o engajamento dos alunos no ambiente universitário.</w:t>
+        </w:r>
+      </w:ins>
+    </w:p>
+    <w:p>
+      <w:pPr>
+        <w:pStyle w:val="TF-TEXTO"/>
+        <w:rPr>
+          <w:ins w:id="61" w:author="Eduardo Zirbell" w:date="2026-03-31T20:13:00Z" w16du:dateUtc="2026-03-31T23:13:00Z"/>
+        </w:rPr>
+      </w:pPr>
+      <w:ins w:id="62" w:author="Eduardo Zirbell" w:date="2026-03-31T20:13:00Z" w16du:dateUtc="2026-03-31T23:13:00Z">
+        <w:r>
+          <w:t>Entretanto, ainda existem falhas significativas na comunicação institucional, muitas vezes relacionadas à forma como a informação é disponibilizada. De acordo com OLIVEIRA et al. (2024), o uso inadequado das tecnologias pode comprometer o processo comunicacional, uma vez que a comunicação no ambiente educacional depende da forma como as tecnologias são aplicadas. Isso demonstra que não basta informatizar os processos, sendo necessário garantir que os sistemas sejam organizados, acessíveis e alinhados às necessidades dos usuários.</w:t>
+        </w:r>
+      </w:ins>
+    </w:p>
+    <w:p>
+      <w:pPr>
+        <w:pStyle w:val="TF-TEXTO"/>
+        <w:rPr>
+          <w:ins w:id="63" w:author="Eduardo Zirbell" w:date="2026-03-31T20:13:00Z" w16du:dateUtc="2026-03-31T23:13:00Z"/>
+        </w:rPr>
+      </w:pPr>
+      <w:ins w:id="64" w:author="Eduardo Zirbell" w:date="2026-03-31T20:13:00Z" w16du:dateUtc="2026-03-31T23:13:00Z">
+        <w:r>
+          <w:t>Nesse sentido, a informatização da informação deve ser acompanhada por estratégias que promovam clareza e eficiência na comunicação. CHAVES et al. (2022) destacam que as tecnologias educacionais potencializam a interação entre os envolvidos no processo de ensino e aprendizagem, reforçando que sistemas acadêmicos bem estruturados contribuem para a transparência, acessibilidade e integração das informações institucionais.</w:t>
+        </w:r>
+      </w:ins>
+    </w:p>
+    <w:p>
+      <w:pPr>
+        <w:pStyle w:val="TF-TEXTO"/>
+        <w:rPr>
+          <w:del w:id="65" w:author="Eduardo Zirbell" w:date="2026-03-31T20:13:00Z" w16du:dateUtc="2026-03-31T23:13:00Z"/>
+        </w:rPr>
+      </w:pPr>
+      <w:ins w:id="66" w:author="Eduardo Zirbell" w:date="2026-03-31T20:13:00Z" w16du:dateUtc="2026-03-31T23:13:00Z">
+        <w:r>
+          <w:t xml:space="preserve">Dessa forma, observa-se que o prontuário do estudante e os sistemas acadêmicos não se limitam ao armazenamento de dados, mas também desempenham um papel estratégico na comunicação entre aluno e instituição. A ausência de sistemas eficientes pode gerar falhas informacionais, dificultando o acesso a dados importantes e prejudicando a experiência do </w:t>
+        </w:r>
+        <w:r>
+          <w:lastRenderedPageBreak/>
+          <w:t>usuário, enquanto sistemas bem projetados promovem maior organização, eficiência e qualidade na gestão educacional.</w:t>
+        </w:r>
+        <w:r>
+          <w:t xml:space="preserve"> </w:t>
+        </w:r>
+      </w:ins>
+      <w:del w:id="67" w:author="Eduardo Zirbell" w:date="2026-03-31T20:13:00Z" w16du:dateUtc="2026-03-31T23:13:00Z">
+        <w:r>
+          <w:delText xml:space="preserve">A gestão integrada dos processos de pedidos em empresas de alimentação é crucial para garantir eficiência e minimizar falhas operacionais, especialmente em um cenário de alta demanda (Goldenberg, 2020). A automação de pedidos não apenas otimiza o fluxo de trabalho, mas também eleva a experiência do consumidor, melhorando o tempo de resposta e a precisão dos pedidos, conforme apontado por Torlak </w:delText>
+        </w:r>
+        <w:r>
+          <w:rPr>
+            <w:i/>
+            <w:iCs/>
+          </w:rPr>
+          <w:delText>et al</w:delText>
+        </w:r>
+        <w:r>
+          <w:delText xml:space="preserve">. (2019), que destacam a relação entre a qualidade do serviço e a fidelidade do cliente. Assim, ao automatizar o atendimento e integrar a cadeia de suprimentos com a gestão de operações, é possível não só melhorar a satisfação do cliente, como também garantir um uso mais eficiente dos recursos e melhorar a performance financeira da organização (Salah </w:delText>
+        </w:r>
+        <w:r>
+          <w:rPr>
+            <w:i/>
+            <w:iCs/>
+          </w:rPr>
+          <w:delText>et al</w:delText>
+        </w:r>
+        <w:r>
+          <w:delText xml:space="preserve">., 2023; Torlak </w:delText>
+        </w:r>
+        <w:r>
+          <w:rPr>
+            <w:i/>
+            <w:iCs/>
+          </w:rPr>
+          <w:delText>et al</w:delText>
+        </w:r>
+        <w:r>
+          <w:delText>., 2019).</w:delText>
+        </w:r>
+      </w:del>
+    </w:p>
+    <w:p>
+      <w:pPr>
+        <w:pStyle w:val="TF-TEXTO"/>
+      </w:pPr>
+      <w:del w:id="68" w:author="Eduardo Zirbell" w:date="2026-03-31T20:13:00Z" w16du:dateUtc="2026-03-31T23:13:00Z">
+        <w:r>
+          <w:delText>Nishio</w:delText>
+        </w:r>
+        <w:r>
+          <w:delText xml:space="preserve"> </w:delText>
+        </w:r>
+        <w:r>
+          <w:delText xml:space="preserve">e </w:delText>
+        </w:r>
+        <w:r>
+          <w:delText>Alves</w:delText>
+        </w:r>
+        <w:r>
+          <w:delText xml:space="preserve"> (2023) destacam que uma gestão eficiente, combinada com o controle adequado das finanças, é vital para superar os desafios que levam muitos estabelecimentos a encerrarem suas atividades. Além disso, como aponta Pinchet (2016), a tecnologia da informação desempenha um papel fundamental ao aumentar a eficácia dos processos de gestão e fortalecer a competitividade no setor de alimentos.</w:delText>
+        </w:r>
+      </w:del>
     </w:p>
     <w:p>
       <w:pPr>
@@ -1279,109 +1455,461 @@
           <w:ilvl w:val="2"/>
           <w:numId w:val="24"/>
         </w:numPr>
-      </w:pPr>
-      <w:r>
-        <w:t>Business Process Management</w:t>
-      </w:r>
+        <w:rPr>
+          <w:del w:id="69" w:author="Eduardo Zirbell" w:date="2026-03-31T20:16:00Z" w16du:dateUtc="2026-03-31T23:16:00Z"/>
+        </w:rPr>
+      </w:pPr>
+      <w:ins w:id="70" w:author="Eduardo Zirbell" w:date="2026-03-31T20:15:00Z">
+        <w:r>
+          <w:t>Sistema Integrado de Gestão</w:t>
+        </w:r>
+        <w:r>
+          <w:t xml:space="preserve"> </w:t>
+        </w:r>
+      </w:ins>
+      <w:del w:id="71" w:author="Eduardo Zirbell" w:date="2026-03-31T20:15:00Z" w16du:dateUtc="2026-03-31T23:15:00Z">
+        <w:r>
+          <w:delText>Business Process Management</w:delText>
+        </w:r>
+      </w:del>
+    </w:p>
+    <w:p>
+      <w:pPr>
+        <w:pStyle w:val="Ttulo3"/>
+        <w:rPr>
+          <w:del w:id="72" w:author="Eduardo Zirbell" w:date="2026-03-31T20:15:00Z" w16du:dateUtc="2026-03-31T23:15:00Z"/>
+        </w:rPr>
+        <w:pPrChange w:id="73" w:author="Eduardo Zirbell" w:date="2026-03-31T20:16:00Z" w16du:dateUtc="2026-03-31T23:16:00Z">
+          <w:pPr>
+            <w:pStyle w:val="TF-TEXTO"/>
+          </w:pPr>
+        </w:pPrChange>
+      </w:pPr>
+      <w:del w:id="74" w:author="Eduardo Zirbell" w:date="2026-03-31T20:15:00Z" w16du:dateUtc="2026-03-31T23:15:00Z">
+        <w:r>
+          <w:delText xml:space="preserve">O BPM, ou </w:delText>
+        </w:r>
+        <w:r>
+          <w:delText>g</w:delText>
+        </w:r>
+        <w:r>
+          <w:delText xml:space="preserve">estão de </w:delText>
+        </w:r>
+        <w:r>
+          <w:delText>p</w:delText>
+        </w:r>
+        <w:r>
+          <w:delText xml:space="preserve">rocessos de </w:delText>
+        </w:r>
+        <w:r>
+          <w:delText>n</w:delText>
+        </w:r>
+        <w:r>
+          <w:delText xml:space="preserve">egócios, destaca-se como uma das metodologias mais eficazes para a gestão de desempenho, sendo amplamente utilizado em organizações que adotam uma abordagem orientada por processos (Ubaid; Dweiri, 2020). De acordo com Jeston (2018), BPM é definido como uma disciplina de gestão que reconhece os processos de negócios como fatores fundamentais para o alcance dos objetivos organizacionais, promovendo a melhoria contínua, o gerenciamento eficaz e a governança dos processos essenciais. </w:delText>
+        </w:r>
+        <w:r>
+          <w:delText xml:space="preserve">Nesse contexto, </w:delText>
+        </w:r>
+        <w:r>
+          <w:delText>o</w:delText>
+        </w:r>
+        <w:r>
+          <w:delText xml:space="preserve"> processo de tomada de decisão, de acordo com Mações (2017), pode ser facilitado pela análise AS-IS, que avalia o cenário atual ("como está"), seguida da idealização do cenário aprimorado </w:delText>
+        </w:r>
+        <w:r>
+          <w:delText>por meio</w:delText>
+        </w:r>
+        <w:r>
+          <w:delText xml:space="preserve"> </w:delText>
+        </w:r>
+        <w:r>
+          <w:delText xml:space="preserve">da </w:delText>
+        </w:r>
+        <w:r>
+          <w:delText>análise</w:delText>
+        </w:r>
+        <w:r>
+          <w:delText xml:space="preserve"> </w:delText>
+        </w:r>
+        <w:r>
+          <w:delText>TO-BE, que propõe melhorias e define "como será" o processo no futuro.</w:delText>
+        </w:r>
+      </w:del>
+    </w:p>
+    <w:p>
+      <w:pPr>
+        <w:pStyle w:val="Ttulo3"/>
+        <w:rPr>
+          <w:ins w:id="75" w:author="Eduardo Zirbell" w:date="2026-03-31T20:15:00Z" w16du:dateUtc="2026-03-31T23:15:00Z"/>
+        </w:rPr>
+        <w:pPrChange w:id="76" w:author="Eduardo Zirbell" w:date="2026-03-31T20:16:00Z" w16du:dateUtc="2026-03-31T23:16:00Z">
+          <w:pPr>
+            <w:pStyle w:val="TF-TEXTO"/>
+          </w:pPr>
+        </w:pPrChange>
+      </w:pPr>
     </w:p>
     <w:p>
       <w:pPr>
         <w:pStyle w:val="TF-TEXTO"/>
-      </w:pPr>
-      <w:r>
-        <w:t xml:space="preserve">O BPM, ou </w:t>
-      </w:r>
-      <w:r>
-        <w:t>g</w:t>
-      </w:r>
-      <w:r>
-        <w:t xml:space="preserve">estão de </w:t>
-      </w:r>
-      <w:r>
-        <w:t>p</w:t>
-      </w:r>
-      <w:r>
-        <w:t xml:space="preserve">rocessos de </w:t>
-      </w:r>
-      <w:r>
-        <w:t>n</w:t>
-      </w:r>
-      <w:r>
-        <w:t xml:space="preserve">egócios, destaca-se como uma das metodologias mais eficazes para a gestão de desempenho, sendo amplamente utilizado em organizações que adotam uma abordagem orientada por processos (Ubaid; Dweiri, 2020). De acordo com Jeston (2018), BPM é definido como uma disciplina de gestão que reconhece os processos de negócios como fatores fundamentais para o alcance dos objetivos organizacionais, promovendo a </w:t>
-      </w:r>
-      <w:r>
-        <w:lastRenderedPageBreak/>
-        <w:t xml:space="preserve">melhoria contínua, o gerenciamento eficaz e a governança dos processos essenciais. </w:t>
-      </w:r>
-      <w:r>
-        <w:t xml:space="preserve">Nesse contexto, </w:t>
-      </w:r>
-      <w:r>
-        <w:t>o</w:t>
-      </w:r>
-      <w:r>
-        <w:t xml:space="preserve"> processo de tomada de decisão, de acordo com Mações (2017), pode ser facilitado pela análise AS-IS, que avalia o cenário atual ("como está"), seguida da idealização do cenário aprimorado </w:t>
-      </w:r>
-      <w:r>
-        <w:t>por meio</w:t>
-      </w:r>
-      <w:r>
-        <w:t xml:space="preserve"> </w:t>
-      </w:r>
-      <w:r>
-        <w:t xml:space="preserve">da </w:t>
-      </w:r>
-      <w:r>
-        <w:t>análise</w:t>
-      </w:r>
-      <w:r>
-        <w:t xml:space="preserve"> </w:t>
-      </w:r>
-      <w:r>
-        <w:t>TO-BE, que propõe melhorias e define "como será" o processo no futuro.</w:t>
-      </w:r>
+        <w:rPr>
+          <w:ins w:id="77" w:author="Eduardo Zirbell" w:date="2026-03-31T20:15:00Z" w16du:dateUtc="2026-03-31T23:15:00Z"/>
+        </w:rPr>
+      </w:pPr>
+      <w:ins w:id="78" w:author="Eduardo Zirbell" w:date="2026-03-31T20:15:00Z" w16du:dateUtc="2026-03-31T23:15:00Z">
+        <w:r>
+          <w:t>Os sistemas integrados de gestão, também conhecidos como Enterprise Resource Planning (ERP), têm sido amplamente utilizados pelas organizações como forma de integrar processos e informações. Nesse contexto, VIEIRA et al. (2023) afirmam que os sistemas ERP apresentam como principal característica a integração dos dados e processos organizacionais em um único sistema, permitindo maior controle e padronização das informações.</w:t>
+        </w:r>
+      </w:ins>
     </w:p>
     <w:p>
       <w:pPr>
         <w:pStyle w:val="TF-TEXTO"/>
-      </w:pPr>
-      <w:r>
-        <w:t xml:space="preserve">A análise AS-IS refere-se à descrição dos processos existentes na organização, como eles estão atualmente, com o objetivo de criar uma representação fiel de sua execução, sem avaliar previamente sua eficiência ou adequação (Szelągowski, 2018). De acordo com Moreira </w:t>
-      </w:r>
-      <w:r>
-        <w:rPr>
+        <w:rPr>
+          <w:ins w:id="79" w:author="Eduardo Zirbell" w:date="2026-03-31T20:15:00Z" w16du:dateUtc="2026-03-31T23:15:00Z"/>
+        </w:rPr>
+      </w:pPr>
+      <w:ins w:id="80" w:author="Eduardo Zirbell" w:date="2026-03-31T20:15:00Z" w16du:dateUtc="2026-03-31T23:15:00Z">
+        <w:r>
+          <w:t>Além disso, esses sistemas contribuem diretamente para a melhoria da gestão empresarial. Segundo ARAÚJO e PAIVA (2023), o ERP é importante, pois possibilita a análise de dados e o apoio à tomada de decisões nas organizações, evidenciando seu papel estratégico.</w:t>
+        </w:r>
+      </w:ins>
+    </w:p>
+    <w:p>
+      <w:pPr>
+        <w:pStyle w:val="TF-TEXTO"/>
+        <w:rPr>
+          <w:ins w:id="81" w:author="Eduardo Zirbell" w:date="2026-03-31T20:16:00Z" w16du:dateUtc="2026-03-31T23:16:00Z"/>
+        </w:rPr>
+      </w:pPr>
+      <w:ins w:id="82" w:author="Eduardo Zirbell" w:date="2026-03-31T20:15:00Z" w16du:dateUtc="2026-03-31T23:15:00Z">
+        <w:r>
+          <w:t>Outro ponto relevante está relacionado à automação de processos. De acordo com ROCHA e SOTTO (2025), a utilização de ERP promove a automação de processos organizacionais, reduzindo falhas operacionais e aumentando a eficiência, o que impacta positivamente na produtividade.</w:t>
+        </w:r>
+      </w:ins>
+      <w:ins w:id="83" w:author="Eduardo Zirbell" w:date="2026-03-31T20:16:00Z" w16du:dateUtc="2026-03-31T23:16:00Z">
+        <w:r>
+          <w:t xml:space="preserve"> </w:t>
+        </w:r>
+      </w:ins>
+    </w:p>
+    <w:p>
+      <w:pPr>
+        <w:pStyle w:val="TF-TEXTO"/>
+        <w:rPr>
+          <w:ins w:id="84" w:author="Eduardo Zirbell" w:date="2026-03-31T20:15:00Z" w16du:dateUtc="2026-03-31T23:15:00Z"/>
+        </w:rPr>
+      </w:pPr>
+      <w:ins w:id="85" w:author="Eduardo Zirbell" w:date="2026-03-31T20:15:00Z" w16du:dateUtc="2026-03-31T23:15:00Z">
+        <w:r>
+          <w:t>Entretanto, a adoção desses sistemas também apresenta desafios. OLIVEIRA et al. (2025) destacam que a implementação de sistemas ERP envolve custos elevados e necessidade de adaptação organizacional, o que pode dificultar sua adoção, principalmente em instituições com menor estrutura.</w:t>
+        </w:r>
+      </w:ins>
+    </w:p>
+    <w:p>
+      <w:pPr>
+        <w:pStyle w:val="TF-TEXTO"/>
+      </w:pPr>
+      <w:ins w:id="86" w:author="Eduardo Zirbell" w:date="2026-03-31T20:15:00Z" w16du:dateUtc="2026-03-31T23:15:00Z">
+        <w:r>
+          <w:t>Além disso, no contexto educacional, BATISTA (2024) ressalta que o ERP acadêmico surge como uma solução inovadora, afirmando que ele integra informações acadêmicas e administrativas, proporcionando maior eficiência na gestão educacional.</w:t>
+        </w:r>
+        <w:r>
+          <w:t xml:space="preserve"> </w:t>
+        </w:r>
+      </w:ins>
+      <w:del w:id="87" w:author="Eduardo Zirbell" w:date="2026-03-31T20:15:00Z" w16du:dateUtc="2026-03-31T23:15:00Z">
+        <w:r>
+          <w:delText xml:space="preserve">A análise AS-IS refere-se à descrição dos processos existentes na organização, como eles estão atualmente, com o objetivo de criar uma representação fiel de sua execução, sem avaliar previamente sua eficiência ou adequação (Szelągowski, 2018). De acordo com Moreira </w:delText>
+        </w:r>
+        <w:r>
+          <w:rPr>
+            <w:i/>
+            <w:iCs/>
+          </w:rPr>
+          <w:delText>et al</w:delText>
+        </w:r>
+        <w:r>
+          <w:delText xml:space="preserve">. (2020), essa fase permite uma análise detalhada da organização, proporcionando uma compreensão precisa de como os processos operam na prática. </w:delText>
+        </w:r>
+        <w:r>
+          <w:delText>Já a análise</w:delText>
+        </w:r>
+        <w:r>
+          <w:delText xml:space="preserve"> TO-BE representa o processo aprimorado que será implementado, considerando as melhorias baseadas nos dados e no conhecimento interno da organização, garantindo assim a evolução dos processos (Szelągowski, 2018). A análise TO-BE foca na otimização dos processos, trazendo vantagens competitivas para a organização por meio da aplicação de correções utilizado na </w:delText>
+        </w:r>
+        <w:r>
+          <w:delText xml:space="preserve">análise </w:delText>
+        </w:r>
+        <w:r>
+          <w:delText>AS-IS, e aprimorando-o na versão TO-BE com padrões de otimização (Gonzalez-Huerta</w:delText>
+        </w:r>
+        <w:r>
+          <w:delText xml:space="preserve">; </w:delText>
+        </w:r>
+        <w:r>
+          <w:delText>Boubaker</w:delText>
+        </w:r>
+        <w:r>
+          <w:delText>;</w:delText>
+        </w:r>
+        <w:r>
+          <w:delText xml:space="preserve"> Mili, 2017).</w:delText>
+        </w:r>
+      </w:del>
+    </w:p>
+    <w:p>
+      <w:pPr>
+        <w:pStyle w:val="Ttulo3"/>
+        <w:rPr>
+          <w:del w:id="88" w:author="Eduardo Zirbell" w:date="2026-03-31T20:17:00Z" w16du:dateUtc="2026-03-31T23:17:00Z"/>
+        </w:rPr>
+        <w:pPrChange w:id="89" w:author="Eduardo Zirbell" w:date="2026-03-31T20:20:00Z" w16du:dateUtc="2026-03-31T23:20:00Z">
+          <w:pPr>
+            <w:pStyle w:val="Ttulo3"/>
+            <w:numPr>
+              <w:numId w:val="24"/>
+            </w:numPr>
+          </w:pPr>
+        </w:pPrChange>
+      </w:pPr>
+      <w:ins w:id="90" w:author="Eduardo Zirbell" w:date="2026-03-31T20:16:00Z" w16du:dateUtc="2026-03-31T23:16:00Z">
+        <w:r>
+          <w:t>Usabilidade e Experiência do Usuário</w:t>
+        </w:r>
+      </w:ins>
+      <w:del w:id="91" w:author="Eduardo Zirbell" w:date="2026-03-31T20:16:00Z" w16du:dateUtc="2026-03-31T23:16:00Z">
+        <w:r>
+          <w:rPr>
+            <w:rPrChange w:id="92" w:author="Eduardo Zirbell" w:date="2026-03-31T20:16:00Z" w16du:dateUtc="2026-03-31T23:16:00Z">
+              <w:rPr>
+                <w:i/>
+                <w:iCs/>
+              </w:rPr>
+            </w:rPrChange>
+          </w:rPr>
+          <w:delText>Chatbot</w:delText>
+        </w:r>
+      </w:del>
+    </w:p>
+    <w:p>
+      <w:pPr>
+        <w:pStyle w:val="Ttulo3"/>
+        <w:rPr>
+          <w:del w:id="93" w:author="Eduardo Zirbell" w:date="2026-03-31T20:17:00Z" w16du:dateUtc="2026-03-31T23:17:00Z"/>
           <w:i/>
           <w:iCs/>
         </w:rPr>
-        <w:t>et al</w:t>
-      </w:r>
-      <w:r>
-        <w:t xml:space="preserve">. (2020), essa fase permite uma análise detalhada da organização, proporcionando uma compreensão precisa de como os processos operam na prática. </w:t>
-      </w:r>
-      <w:r>
-        <w:t>Já a análise</w:t>
-      </w:r>
-      <w:r>
-        <w:t xml:space="preserve"> TO-BE representa o processo aprimorado que será implementado, considerando as melhorias baseadas nos dados e no conhecimento interno da organização, garantindo assim a evolução dos processos (Szelągowski, 2018). A análise TO-BE foca na otimização dos processos, trazendo vantagens competitivas para a organização por meio da aplicação de correções utilizado na </w:t>
-      </w:r>
-      <w:r>
-        <w:t xml:space="preserve">análise </w:t>
-      </w:r>
-      <w:r>
-        <w:t>AS-IS, e aprimorando-o na versão TO-BE com padrões de otimização (Gonzalez-Huerta</w:t>
-      </w:r>
-      <w:r>
-        <w:t xml:space="preserve">; </w:t>
-      </w:r>
-      <w:r>
-        <w:t>Boubaker</w:t>
-      </w:r>
-      <w:r>
-        <w:t>;</w:t>
-      </w:r>
-      <w:r>
-        <w:t xml:space="preserve"> Mili, 2017).</w:t>
-      </w:r>
+        <w:pPrChange w:id="94" w:author="Eduardo Zirbell" w:date="2026-03-31T20:20:00Z" w16du:dateUtc="2026-03-31T23:20:00Z">
+          <w:pPr>
+            <w:pStyle w:val="TF-TEXTO"/>
+          </w:pPr>
+        </w:pPrChange>
+      </w:pPr>
+      <w:del w:id="95" w:author="Eduardo Zirbell" w:date="2026-03-31T20:17:00Z" w16du:dateUtc="2026-03-31T23:17:00Z">
+        <w:r>
+          <w:rPr>
+            <w:i/>
+            <w:iCs/>
+          </w:rPr>
+          <w:delText>Bots</w:delText>
+        </w:r>
+        <w:r>
+          <w:delText>, abreviação de "robot", são programas de softwares desenvolvidos para replicar ações humanas e simular interações entre pessoas e computadores (Oracle, 2024). Ao fazer uso da Inteligência Artificial (IA), esses sistemas automatizam respostas a perguntas, tornando a interação mais ágil e eficiente (Oracle, 2024). A evolução dessas tecnologias tem aprimorado sua capacidade de entender e processar a linguagem natural, resultando em interações mais naturais e eficazes (Correia, 2018).</w:delText>
+        </w:r>
+      </w:del>
+    </w:p>
+    <w:p>
+      <w:pPr>
+        <w:pStyle w:val="Ttulo3"/>
+        <w:rPr>
+          <w:ins w:id="96" w:author="Eduardo Zirbell" w:date="2026-03-31T20:17:00Z" w16du:dateUtc="2026-03-31T23:17:00Z"/>
+        </w:rPr>
+        <w:pPrChange w:id="97" w:author="Eduardo Zirbell" w:date="2026-03-31T20:20:00Z" w16du:dateUtc="2026-03-31T23:20:00Z">
+          <w:pPr>
+            <w:pStyle w:val="TF-TEXTO"/>
+          </w:pPr>
+        </w:pPrChange>
+      </w:pPr>
+    </w:p>
+    <w:p>
+      <w:pPr>
+        <w:pStyle w:val="TF-TEXTO"/>
+        <w:rPr>
+          <w:ins w:id="98" w:author="Eduardo Zirbell" w:date="2026-03-31T20:17:00Z" w16du:dateUtc="2026-03-31T23:17:00Z"/>
+        </w:rPr>
+      </w:pPr>
+      <w:ins w:id="99" w:author="Eduardo Zirbell" w:date="2026-03-31T20:17:00Z" w16du:dateUtc="2026-03-31T23:17:00Z">
+        <w:r>
+          <w:t>A usabilidade é um fator determinante para o sucesso de sistemas digitais. Nesse contexto, SILVA e OLIANI JUNIOR (2023) afirmam que a usabilidade pode ser compreendida como a facilidade de uso e interação do usuário com o sistema, sendo essencial para garantir eficiência e satisfação.</w:t>
+        </w:r>
+      </w:ins>
+    </w:p>
+    <w:p>
+      <w:pPr>
+        <w:pStyle w:val="TF-TEXTO"/>
+        <w:rPr>
+          <w:ins w:id="100" w:author="Eduardo Zirbell" w:date="2026-03-31T20:17:00Z" w16du:dateUtc="2026-03-31T23:17:00Z"/>
+        </w:rPr>
+      </w:pPr>
+      <w:ins w:id="101" w:author="Eduardo Zirbell" w:date="2026-03-31T20:17:00Z" w16du:dateUtc="2026-03-31T23:17:00Z">
+        <w:r>
+          <w:t>Além disso, a avaliação de usabilidade permite identificar problemas nas interfaces. Segundo os autores, esse processo auxilia na identificação de falhas e na melhoria contínua dos sistemas, contribuindo para o aperfeiçoamento das aplicações.</w:t>
+        </w:r>
+      </w:ins>
+    </w:p>
+    <w:p>
+      <w:pPr>
+        <w:pStyle w:val="TF-TEXTO"/>
+        <w:rPr>
+          <w:ins w:id="102" w:author="Eduardo Zirbell" w:date="2026-03-31T20:17:00Z" w16du:dateUtc="2026-03-31T23:17:00Z"/>
+        </w:rPr>
+      </w:pPr>
+      <w:ins w:id="103" w:author="Eduardo Zirbell" w:date="2026-03-31T20:17:00Z" w16du:dateUtc="2026-03-31T23:17:00Z">
+        <w:r>
+          <w:t>Outro aspecto importante está relacionado às heurísticas de usabilidade. COVELLI e CÉSAR (2021) destacam que essas heurísticas permitem identificar problemas de interface com base em princípios previamente estabelecidos.</w:t>
+        </w:r>
+      </w:ins>
+    </w:p>
+    <w:p>
+      <w:pPr>
+        <w:pStyle w:val="TF-TEXTO"/>
+        <w:rPr>
+          <w:del w:id="104" w:author="Eduardo Zirbell" w:date="2026-03-31T20:17:00Z" w16du:dateUtc="2026-03-31T23:17:00Z"/>
+        </w:rPr>
+      </w:pPr>
+      <w:ins w:id="105" w:author="Eduardo Zirbell" w:date="2026-03-31T20:17:00Z" w16du:dateUtc="2026-03-31T23:17:00Z">
+        <w:r>
+          <w:lastRenderedPageBreak/>
+          <w:t>Além disso, os autores ressaltam que a aplicação dessas heurísticas contribui para o desenvolvimento de sistemas mais intuitivos e eficientes, melhorando a experiência do usuário.</w:t>
+        </w:r>
+        <w:r>
+          <w:t xml:space="preserve"> </w:t>
+        </w:r>
+        <w:r>
+          <w:t>Dessa forma, a usabilidade e a experiência do usuário estão diretamente relacionadas à qualidade dos sistemas, sendo fatores essenciais para garantir uma interação eficiente, intuitiva e satisfatória.</w:t>
+        </w:r>
+        <w:r>
+          <w:t xml:space="preserve"> </w:t>
+        </w:r>
+      </w:ins>
+      <w:del w:id="106" w:author="Eduardo Zirbell" w:date="2026-03-31T20:17:00Z" w16du:dateUtc="2026-03-31T23:17:00Z">
+        <w:r>
+          <w:delText xml:space="preserve">Os </w:delText>
+        </w:r>
+        <w:r>
+          <w:rPr>
+            <w:i/>
+            <w:iCs/>
+          </w:rPr>
+          <w:delText>chatbots</w:delText>
+        </w:r>
+        <w:r>
+          <w:delText xml:space="preserve"> funcionam por meio da integração de IA, que lhes permite compreender e responder a interações humanas de forma automatizada e eficiente (Oracle, 2024). Esses sistemas utilizam modelos de Processamento de Linguagem Natural (PLN) para interpretar as intenções dos usuários e gerar respostas apropriadas com base nos dados previamente alimentados (Correia, 2018). A IA que alimenta os </w:delText>
+        </w:r>
+        <w:r>
+          <w:rPr>
+            <w:i/>
+            <w:iCs/>
+          </w:rPr>
+          <w:delText>chatbots</w:delText>
+        </w:r>
+        <w:r>
+          <w:delText xml:space="preserve"> pode ser aprimorada constantemente por meio de aprendizado supervisionado ou não supervisionado, no qual grandes volumes de dados são processados e analisados para melhorar a precisão das respostas ao longo do tempo (Santiago; Leite Filho, 20</w:delText>
+        </w:r>
+        <w:r>
+          <w:delText>18</w:delText>
+        </w:r>
+        <w:r>
+          <w:delText xml:space="preserve">). Rodrigues (2020) complementa que as Redes Neurais Artificiais (RNA) desempenham um papel essencial nesse processo, permitindo que os </w:delText>
+        </w:r>
+        <w:r>
+          <w:rPr>
+            <w:i/>
+            <w:iCs/>
+          </w:rPr>
+          <w:delText>chatbots</w:delText>
+        </w:r>
+        <w:r>
+          <w:delText xml:space="preserve"> aprendam com padrões de interação e façam predições mais precisas, resultando em uma comunicação cada vez mais natural e personalizada.</w:delText>
+        </w:r>
+      </w:del>
+    </w:p>
+    <w:p>
+      <w:pPr>
+        <w:pStyle w:val="TF-TEXTO"/>
+        <w:rPr>
+          <w:del w:id="107" w:author="Eduardo Zirbell" w:date="2026-03-31T20:17:00Z" w16du:dateUtc="2026-03-31T23:17:00Z"/>
+        </w:rPr>
+      </w:pPr>
+      <w:del w:id="108" w:author="Eduardo Zirbell" w:date="2026-03-31T20:17:00Z" w16du:dateUtc="2026-03-31T23:17:00Z">
+        <w:r>
+          <w:delText xml:space="preserve">No contexto do varejo brasileiro, </w:delText>
+        </w:r>
+        <w:r>
+          <w:rPr>
+            <w:i/>
+            <w:iCs/>
+          </w:rPr>
+          <w:delText>chatbots</w:delText>
+        </w:r>
+        <w:r>
+          <w:delText xml:space="preserve"> têm se mostrado ferramentas valiosas, proporcionando suporte imediato aos consumidores e melhorando a experiência de compra (Santiago; Leite Filho, 20</w:delText>
+        </w:r>
+        <w:r>
+          <w:delText>18</w:delText>
+        </w:r>
+        <w:r>
+          <w:delText xml:space="preserve">). Além do atendimento ao cliente, os </w:delText>
+        </w:r>
+        <w:r>
+          <w:rPr>
+            <w:i/>
+            <w:iCs/>
+            <w:u w:val="single"/>
+          </w:rPr>
+          <w:delText>chatbots</w:delText>
+        </w:r>
+        <w:r>
+          <w:delText xml:space="preserve"> podem gerenciar e automatizar processos internos em diversas áreas, como gestão de estoques, processamento de pedidos, marketing e suporte técnico (Correia, 2018). Segundo Santiago e Leite Filho (20</w:delText>
+        </w:r>
+        <w:r>
+          <w:delText>18</w:delText>
+        </w:r>
+        <w:r>
+          <w:delText xml:space="preserve">), esses sistemas conseguem lidar com um grande volume de interações simultâneas, reduzindo a necessidade de trabalho manual e minimizando erros humanos. Outro benefício significativo é a personalização das respostas, que se adaptam ao perfil dos usuários, tornando os </w:delText>
+        </w:r>
+        <w:r>
+          <w:rPr>
+            <w:i/>
+            <w:iCs/>
+          </w:rPr>
+          <w:delText>chatbots</w:delText>
+        </w:r>
+        <w:r>
+          <w:delText xml:space="preserve"> uma ferramenta eficaz em setores como varejo, saúde, educação e finanças (Oracle, 2024).</w:delText>
+        </w:r>
+      </w:del>
+    </w:p>
+    <w:p>
+      <w:pPr>
+        <w:pStyle w:val="TF-TEXTO"/>
+      </w:pPr>
+      <w:del w:id="109" w:author="Eduardo Zirbell" w:date="2026-03-31T20:17:00Z" w16du:dateUtc="2026-03-31T23:17:00Z">
+        <w:r>
+          <w:delText xml:space="preserve">A implementação de </w:delText>
+        </w:r>
+        <w:r>
+          <w:rPr>
+            <w:i/>
+            <w:iCs/>
+          </w:rPr>
+          <w:delText xml:space="preserve">chatbots </w:delText>
+        </w:r>
+        <w:r>
+          <w:delText>também pode aumentar a eficiência operacional das empresas ao automatizar tarefas repetitivas e fornecer insights sobre o comportamento dos usuários (Correia, 2018). Em ambientes como restaurantes, essas soluções podem gerenciar pedidos, identificar intenções e extrair informações por meio de plataformas de código aberto como a Rasa, otimizando processos e reduzindo a intervenção humana (Rodrigues, 2020). Com isso, as empresas podem alcançar maior satisfação e fidelização dos clientes, além de ganhos operacionais significativos (Oracle, 2024).</w:delText>
+        </w:r>
+      </w:del>
     </w:p>
     <w:p>
       <w:pPr>
@@ -1390,360 +1918,231 @@
           <w:ilvl w:val="2"/>
           <w:numId w:val="24"/>
         </w:numPr>
-      </w:pPr>
-      <w:r>
-        <w:rPr>
-          <w:i/>
-          <w:iCs/>
-        </w:rPr>
-        <w:t>Chatbot</w:t>
-      </w:r>
+        <w:rPr>
+          <w:del w:id="110" w:author="Eduardo Zirbell" w:date="2026-03-31T20:18:00Z" w16du:dateUtc="2026-03-31T23:18:00Z"/>
+        </w:rPr>
+      </w:pPr>
+      <w:bookmarkStart w:id="111" w:name="_Ref178060323"/>
+      <w:del w:id="112" w:author="Eduardo Zirbell" w:date="2026-03-31T20:18:00Z" w16du:dateUtc="2026-03-31T23:18:00Z">
+        <w:r>
+          <w:delText>Interfaces amigáveis</w:delText>
+        </w:r>
+        <w:bookmarkEnd w:id="111"/>
+      </w:del>
     </w:p>
     <w:p>
       <w:pPr>
         <w:pStyle w:val="TF-TEXTO"/>
-      </w:pPr>
-      <w:r>
-        <w:rPr>
-          <w:i/>
-          <w:iCs/>
-        </w:rPr>
-        <w:t>Bots</w:t>
-      </w:r>
-      <w:r>
-        <w:t>, abreviação de "robot", são programas de softwares desenvolvidos para replicar ações humanas e simular interações entre pessoas e computadores (Oracle, 2024). Ao fazer uso da Inteligência Artificial (IA), esses sistemas automatizam respostas a perguntas, tornando a interação mais ágil e eficiente (Oracle, 2024). A evolução dessas tecnologias tem aprimorado sua capacidade de entender e processar a linguagem natural, resultando em interações mais naturais e eficazes (Correia, 2018).</w:t>
-      </w:r>
+        <w:rPr>
+          <w:del w:id="113" w:author="Eduardo Zirbell" w:date="2026-03-31T20:18:00Z" w16du:dateUtc="2026-03-31T23:18:00Z"/>
+        </w:rPr>
+      </w:pPr>
+      <w:del w:id="114" w:author="Eduardo Zirbell" w:date="2026-03-31T20:18:00Z" w16du:dateUtc="2026-03-31T23:18:00Z">
+        <w:r>
+          <w:delText xml:space="preserve">Interfaces amigáveis, definidas como fáceis de usar, eficientes e agradáveis, desempenham um papel fundamental no sucesso de </w:delText>
+        </w:r>
+        <w:r>
+          <w:delText>aplicativos</w:delText>
+        </w:r>
+        <w:r>
+          <w:delText xml:space="preserve"> e websites ao facilitar a interação do usuário e melhorar sua experiência geral, permitindo que alcancem seus objetivos de forma intuitiva e sem frustrações (Costa, 2017).</w:delText>
+        </w:r>
+        <w:r>
+          <w:delText xml:space="preserve"> </w:delText>
+        </w:r>
+        <w:r>
+          <w:delText>A usabilidade é um dos principais atributos que contribuem para essa experiência positiva, exigindo a adoção de melhores práticas no desenvolvimento de interfaces, como a aplicação das heurísticas de Jakob Nielsen, que buscam melhorar a interação e reduzir erros durante a navegação (N</w:delText>
+        </w:r>
+        <w:r>
+          <w:delText>ielsen</w:delText>
+        </w:r>
+        <w:r>
+          <w:delText>, 2020; G</w:delText>
+        </w:r>
+        <w:r>
+          <w:delText>alvan</w:delText>
+        </w:r>
+        <w:r>
+          <w:delText xml:space="preserve">, 2022). Além disso, </w:delText>
+        </w:r>
+        <w:r>
+          <w:rPr>
+            <w:i/>
+            <w:iCs/>
+          </w:rPr>
+          <w:delText>frameworks</w:delText>
+        </w:r>
+        <w:r>
+          <w:delText xml:space="preserve"> de desenvolvimento também têm sido utilizados para acelerar a criação de interfaces amigáveis, proporcionando uma base sólida para que desenvolvedores se concentrem em funcionalidades específicas e na experiência do usuário (V</w:delText>
+        </w:r>
+        <w:r>
+          <w:delText>enâncio</w:delText>
+        </w:r>
+        <w:r>
+          <w:delText>, 2022).</w:delText>
+        </w:r>
+      </w:del>
     </w:p>
     <w:p>
       <w:pPr>
         <w:pStyle w:val="TF-TEXTO"/>
-      </w:pPr>
-      <w:r>
-        <w:t xml:space="preserve">Os </w:t>
-      </w:r>
-      <w:r>
-        <w:rPr>
-          <w:i/>
-          <w:iCs/>
-        </w:rPr>
-        <w:t>chatbots</w:t>
-      </w:r>
-      <w:r>
-        <w:t xml:space="preserve"> funcionam por meio da integração de IA, que lhes permite compreender e responder a interações humanas de forma automatizada e eficiente (Oracle, 2024). Esses sistemas utilizam modelos de Processamento de Linguagem Natural (PLN) para interpretar as intenções dos usuários e gerar respostas apropriadas com base nos dados previamente alimentados (Correia, 2018). A IA que alimenta os </w:t>
-      </w:r>
-      <w:r>
-        <w:rPr>
-          <w:i/>
-          <w:iCs/>
-        </w:rPr>
-        <w:t>chatbots</w:t>
-      </w:r>
-      <w:r>
-        <w:t xml:space="preserve"> pode ser aprimorada constantemente por meio de aprendizado supervisionado ou não supervisionado, no qual grandes volumes de dados são processados e analisados para melhorar a precisão das respostas ao longo do tempo (Santiago; Leite Filho, 20</w:t>
-      </w:r>
-      <w:r>
-        <w:t>18</w:t>
-      </w:r>
-      <w:r>
-        <w:t xml:space="preserve">). Rodrigues (2020) complementa que as Redes Neurais Artificiais (RNA) desempenham um papel essencial nesse processo, permitindo que os </w:t>
-      </w:r>
-      <w:r>
-        <w:rPr>
-          <w:i/>
-          <w:iCs/>
-        </w:rPr>
-        <w:t>chatbots</w:t>
-      </w:r>
-      <w:r>
-        <w:t xml:space="preserve"> aprendam com padrões de interação e façam predições mais precisas, resultando em uma comunicação cada vez mais natural e personalizada.</w:t>
-      </w:r>
+        <w:rPr>
+          <w:del w:id="115" w:author="Eduardo Zirbell" w:date="2026-03-31T20:18:00Z" w16du:dateUtc="2026-03-31T23:18:00Z"/>
+        </w:rPr>
+      </w:pPr>
+      <w:del w:id="116" w:author="Eduardo Zirbell" w:date="2026-03-31T20:18:00Z" w16du:dateUtc="2026-03-31T23:18:00Z">
+        <w:r>
+          <w:delText xml:space="preserve">A implementação de heurísticas de usabilidade, conforme destacado por Nielsen e Norman (2023), </w:delText>
+        </w:r>
+        <w:r>
+          <w:delText xml:space="preserve">desempenha um papel crucial na criação de interfaces eficazes, assegurando que os </w:delText>
+        </w:r>
+        <w:r>
+          <w:delText>aplicativos</w:delText>
+        </w:r>
+        <w:r>
+          <w:delText xml:space="preserve"> sejam intuitivos, fáceis de usar e alinhados às expectativas e necessidades dos usuários</w:delText>
+        </w:r>
+        <w:r>
+          <w:delText>.</w:delText>
+        </w:r>
+        <w:r>
+          <w:delText xml:space="preserve"> </w:delText>
+        </w:r>
+        <w:r>
+          <w:delText xml:space="preserve">A utilização dessas heurísticas permite que desenvolvedores </w:delText>
+        </w:r>
+        <w:r>
+          <w:delText xml:space="preserve">guiem o desenvolvimento e </w:delText>
+        </w:r>
+        <w:r>
+          <w:delText xml:space="preserve">avaliem a qualidade da usabilidade de seus </w:delText>
+        </w:r>
+        <w:r>
+          <w:delText>aplicativos</w:delText>
+        </w:r>
+        <w:r>
+          <w:delText xml:space="preserve"> e identifiquem melhorias, resultando em produtos mais eficientes e satisfatórios para os usuários (</w:delText>
+        </w:r>
+        <w:r>
+          <w:delText>Moura</w:delText>
+        </w:r>
+        <w:r>
+          <w:delText>, 2022). Assim, a combinação de usabilidade e experiência do usuário (</w:delText>
+        </w:r>
+        <w:r>
+          <w:delText xml:space="preserve">eXperience User - </w:delText>
+        </w:r>
+        <w:r>
+          <w:delText>UX) tem se mostrado uma estratégia eficaz na criação de interfaces que promovem uma interação mais fluida e agradável.</w:delText>
+        </w:r>
+        <w:r>
+          <w:delText xml:space="preserve"> </w:delText>
+        </w:r>
+      </w:del>
     </w:p>
     <w:p>
       <w:pPr>
         <w:pStyle w:val="TF-TEXTO"/>
-      </w:pPr>
-      <w:r>
-        <w:lastRenderedPageBreak/>
-        <w:t xml:space="preserve">No contexto do varejo brasileiro, </w:t>
-      </w:r>
-      <w:r>
-        <w:rPr>
-          <w:i/>
-          <w:iCs/>
-        </w:rPr>
-        <w:t>chatbots</w:t>
-      </w:r>
-      <w:r>
-        <w:t xml:space="preserve"> têm se mostrado ferramentas valiosas, proporcionando suporte imediato aos consumidores e melhorando a experiência de compra (Santiago; Leite Filho, 20</w:t>
-      </w:r>
-      <w:r>
-        <w:t>18</w:t>
-      </w:r>
-      <w:r>
-        <w:t xml:space="preserve">). Além do atendimento ao cliente, os </w:t>
-      </w:r>
-      <w:r>
-        <w:rPr>
-          <w:i/>
-          <w:iCs/>
-          <w:u w:val="single"/>
-        </w:rPr>
-        <w:t>chatbots</w:t>
-      </w:r>
-      <w:r>
-        <w:t xml:space="preserve"> podem gerenciar e automatizar processos internos em diversas áreas, como gestão de estoques, processamento de pedidos, marketing e suporte técnico (Correia, 2018). Segundo Santiago e Leite Filho (20</w:t>
-      </w:r>
-      <w:r>
-        <w:t>18</w:t>
-      </w:r>
-      <w:r>
-        <w:t xml:space="preserve">), esses sistemas conseguem lidar com um grande volume de interações simultâneas, reduzindo a necessidade de trabalho manual e minimizando erros humanos. Outro benefício significativo é a personalização das respostas, que se adaptam ao perfil dos usuários, tornando os </w:t>
-      </w:r>
-      <w:r>
-        <w:rPr>
-          <w:i/>
-          <w:iCs/>
-        </w:rPr>
-        <w:t>chatbots</w:t>
-      </w:r>
-      <w:r>
-        <w:t xml:space="preserve"> uma ferramenta eficaz em setores como varejo, saúde, educação e finanças (Oracle, 2024).</w:t>
-      </w:r>
-    </w:p>
-    <w:p>
-      <w:pPr>
-        <w:pStyle w:val="TF-TEXTO"/>
-      </w:pPr>
-      <w:r>
-        <w:t xml:space="preserve">A implementação de </w:t>
-      </w:r>
-      <w:r>
-        <w:rPr>
-          <w:i/>
-          <w:iCs/>
-        </w:rPr>
-        <w:t xml:space="preserve">chatbots </w:t>
-      </w:r>
-      <w:r>
-        <w:t>também pode aumentar a eficiência operacional das empresas ao automatizar tarefas repetitivas e fornecer insights sobre o comportamento dos usuários (Correia, 2018). Em ambientes como restaurantes, essas soluções podem gerenciar pedidos, identificar intenções e extrair informações por meio de plataformas de código aberto como a Rasa, otimizando processos e reduzindo a intervenção humana (Rodrigues, 2020). Com isso, as empresas podem alcançar maior satisfação e fidelização dos clientes, além de ganhos operacionais significativos (Oracle, 2024).</w:t>
-      </w:r>
-    </w:p>
-    <w:p>
-      <w:pPr>
-        <w:pStyle w:val="Ttulo3"/>
-        <w:numPr>
-          <w:ilvl w:val="2"/>
-          <w:numId w:val="24"/>
-        </w:numPr>
-      </w:pPr>
-      <w:bookmarkStart w:id="31" w:name="_Ref178060323"/>
-      <w:r>
-        <w:t>Interfaces amigáveis</w:t>
-      </w:r>
-      <w:bookmarkEnd w:id="31"/>
-    </w:p>
-    <w:p>
-      <w:pPr>
-        <w:pStyle w:val="TF-TEXTO"/>
-      </w:pPr>
-      <w:r>
-        <w:t xml:space="preserve">Interfaces amigáveis, definidas como fáceis de usar, eficientes e agradáveis, desempenham um papel fundamental no sucesso de </w:t>
-      </w:r>
-      <w:r>
-        <w:t>aplicativos</w:t>
-      </w:r>
-      <w:r>
-        <w:t xml:space="preserve"> e websites ao facilitar a interação do usuário e melhorar sua experiência geral, permitindo que alcancem seus objetivos de forma intuitiva e sem frustrações (Costa, 2017).</w:t>
-      </w:r>
-      <w:r>
-        <w:t xml:space="preserve"> </w:t>
-      </w:r>
-      <w:r>
-        <w:t>A usabilidade é um dos principais atributos que contribuem para essa experiência positiva, exigindo a adoção de melhores práticas no desenvolvimento de interfaces, como a aplicação das heurísticas de Jakob Nielsen, que buscam melhorar a interação e reduzir erros durante a navegação (N</w:t>
-      </w:r>
-      <w:r>
-        <w:t>ielsen</w:t>
-      </w:r>
-      <w:r>
-        <w:t>, 2020; G</w:t>
-      </w:r>
-      <w:r>
-        <w:t>alvan</w:t>
-      </w:r>
-      <w:r>
-        <w:t xml:space="preserve">, 2022). Além disso, </w:t>
-      </w:r>
-      <w:r>
-        <w:rPr>
-          <w:i/>
-          <w:iCs/>
-        </w:rPr>
-        <w:t>frameworks</w:t>
-      </w:r>
-      <w:r>
-        <w:t xml:space="preserve"> de desenvolvimento também têm sido utilizados para acelerar a criação de interfaces amigáveis, proporcionando uma base sólida para que desenvolvedores se concentrem em funcionalidades específicas e na experiência do usuário (V</w:t>
-      </w:r>
-      <w:r>
-        <w:t>enâncio</w:t>
-      </w:r>
-      <w:r>
-        <w:t>, 2022).</w:t>
-      </w:r>
-    </w:p>
-    <w:p>
-      <w:pPr>
-        <w:pStyle w:val="TF-TEXTO"/>
-      </w:pPr>
-      <w:r>
-        <w:t xml:space="preserve">A implementação de heurísticas de usabilidade, conforme destacado por Nielsen e Norman (2023), </w:t>
-      </w:r>
-      <w:r>
-        <w:t xml:space="preserve">desempenha um papel crucial na criação de interfaces eficazes, assegurando que os </w:t>
-      </w:r>
-      <w:r>
-        <w:t>aplicativos</w:t>
-      </w:r>
-      <w:r>
-        <w:t xml:space="preserve"> sejam intuitivos, fáceis de usar e alinhados às expectativas e necessidades dos usuários</w:t>
-      </w:r>
-      <w:r>
-        <w:t>.</w:t>
-      </w:r>
-      <w:r>
-        <w:t xml:space="preserve"> </w:t>
-      </w:r>
-      <w:r>
-        <w:t xml:space="preserve">A utilização dessas heurísticas permite que desenvolvedores </w:t>
-      </w:r>
-      <w:r>
-        <w:t xml:space="preserve">guiem o desenvolvimento e </w:t>
-      </w:r>
-      <w:r>
-        <w:t xml:space="preserve">avaliem a qualidade da usabilidade de seus </w:t>
-      </w:r>
-      <w:r>
-        <w:t>aplicativos</w:t>
-      </w:r>
-      <w:r>
-        <w:t xml:space="preserve"> e identifiquem melhorias, resultando em produtos mais eficientes e satisfatórios para os usuários (</w:t>
-      </w:r>
-      <w:r>
-        <w:t>Moura</w:t>
-      </w:r>
-      <w:r>
-        <w:t>, 2022). Assim, a combinação de usabilidade e experiência do usuário (</w:t>
-      </w:r>
-      <w:r>
-        <w:t xml:space="preserve">eXperience User - </w:t>
-      </w:r>
-      <w:r>
-        <w:t xml:space="preserve">UX) </w:t>
-      </w:r>
-      <w:r>
-        <w:lastRenderedPageBreak/>
-        <w:t>tem se mostrado uma estratégia eficaz na criação de interfaces que promovem uma interação mais fluida e agradável.</w:t>
-      </w:r>
-      <w:r>
-        <w:t xml:space="preserve"> </w:t>
-      </w:r>
-    </w:p>
-    <w:p>
-      <w:pPr>
-        <w:pStyle w:val="TF-TEXTO"/>
-      </w:pPr>
-      <w:r>
-        <w:t xml:space="preserve">Desenvolver soluções com </w:t>
-      </w:r>
-      <w:r>
-        <w:t xml:space="preserve">interfaces amigáveis é fundamental para atrair e </w:t>
-      </w:r>
-      <w:r>
-        <w:t xml:space="preserve">fidelizar </w:t>
-      </w:r>
-      <w:r>
-        <w:t xml:space="preserve">usuários, evitando que eles se sintam </w:t>
-      </w:r>
-      <w:r>
-        <w:t xml:space="preserve">frustrados ou </w:t>
-      </w:r>
-      <w:r>
-        <w:t xml:space="preserve">limitados por ferramentas inadequadas (Freitas, 2022). Ribeiro e Kalinke (2018) </w:t>
-      </w:r>
-      <w:r>
-        <w:t xml:space="preserve">ressaltam </w:t>
-      </w:r>
-      <w:r>
-        <w:t xml:space="preserve">que interfaces </w:t>
-      </w:r>
-      <w:r>
-        <w:t xml:space="preserve">intuitivas e </w:t>
-      </w:r>
-      <w:r>
-        <w:t>fáceis de usar pro</w:t>
-      </w:r>
-      <w:r>
-        <w:t>porcionam</w:t>
-      </w:r>
-      <w:r>
-        <w:t xml:space="preserve"> uma experiência </w:t>
-      </w:r>
-      <w:r>
-        <w:t>positiva, auxiliando os usuários a alcançarem seus</w:t>
-      </w:r>
-      <w:r>
-        <w:t xml:space="preserve"> objetivos </w:t>
-      </w:r>
-      <w:r>
-        <w:t xml:space="preserve">de forma eficiente e </w:t>
-      </w:r>
-      <w:r>
-        <w:t xml:space="preserve">fortalecendo a conexão com o sistema. </w:t>
-      </w:r>
-      <w:r>
-        <w:t xml:space="preserve">Nesse sentido, </w:t>
-      </w:r>
-      <w:r>
-        <w:t>Santos (2019)</w:t>
-      </w:r>
-      <w:r>
-        <w:t xml:space="preserve"> reforça que </w:t>
-      </w:r>
-      <w:r>
-        <w:t xml:space="preserve">interfaces amigáveis </w:t>
-      </w:r>
-      <w:r>
-        <w:t xml:space="preserve">além de serem </w:t>
-      </w:r>
-      <w:r>
-        <w:t xml:space="preserve">um diferencial competitivo, </w:t>
-      </w:r>
-      <w:r>
-        <w:t xml:space="preserve">são </w:t>
-      </w:r>
-      <w:r>
-        <w:t>uma</w:t>
-      </w:r>
-      <w:r>
-        <w:t xml:space="preserve"> nece</w:t>
-      </w:r>
-      <w:r>
-        <w:t xml:space="preserve">ssidade indispensável para </w:t>
-      </w:r>
-      <w:r>
-        <w:t>atender às expectativas e necessidades do</w:t>
-      </w:r>
-      <w:r>
-        <w:t>s</w:t>
-      </w:r>
-      <w:r>
-        <w:t xml:space="preserve"> </w:t>
-      </w:r>
-      <w:r>
-        <w:t>usuários</w:t>
-      </w:r>
-      <w:r>
-        <w:t>, garantindo usabilidade, acessibilidade e satisfação.</w:t>
-      </w:r>
+        <w:rPr>
+          <w:del w:id="117" w:author="Eduardo Zirbell" w:date="2026-03-31T20:18:00Z" w16du:dateUtc="2026-03-31T23:18:00Z"/>
+        </w:rPr>
+      </w:pPr>
+      <w:del w:id="118" w:author="Eduardo Zirbell" w:date="2026-03-31T20:18:00Z" w16du:dateUtc="2026-03-31T23:18:00Z">
+        <w:r>
+          <w:delText xml:space="preserve">Desenvolver soluções com </w:delText>
+        </w:r>
+        <w:r>
+          <w:delText xml:space="preserve">interfaces amigáveis é fundamental para atrair e </w:delText>
+        </w:r>
+        <w:r>
+          <w:delText xml:space="preserve">fidelizar </w:delText>
+        </w:r>
+        <w:r>
+          <w:delText xml:space="preserve">usuários, evitando que eles se sintam </w:delText>
+        </w:r>
+        <w:r>
+          <w:delText xml:space="preserve">frustrados ou </w:delText>
+        </w:r>
+        <w:r>
+          <w:delText xml:space="preserve">limitados por ferramentas inadequadas (Freitas, 2022). Ribeiro e Kalinke (2018) </w:delText>
+        </w:r>
+        <w:r>
+          <w:delText xml:space="preserve">ressaltam </w:delText>
+        </w:r>
+        <w:r>
+          <w:delText xml:space="preserve">que interfaces </w:delText>
+        </w:r>
+        <w:r>
+          <w:delText xml:space="preserve">intuitivas e </w:delText>
+        </w:r>
+        <w:r>
+          <w:delText>fáceis de usar pro</w:delText>
+        </w:r>
+        <w:r>
+          <w:delText>porcionam</w:delText>
+        </w:r>
+        <w:r>
+          <w:delText xml:space="preserve"> uma experiência </w:delText>
+        </w:r>
+        <w:r>
+          <w:delText>positiva, auxiliando os usuários a alcançarem seus</w:delText>
+        </w:r>
+        <w:r>
+          <w:delText xml:space="preserve"> objetivos </w:delText>
+        </w:r>
+        <w:r>
+          <w:delText xml:space="preserve">de forma eficiente e </w:delText>
+        </w:r>
+        <w:r>
+          <w:delText xml:space="preserve">fortalecendo a conexão com o sistema. </w:delText>
+        </w:r>
+        <w:r>
+          <w:delText xml:space="preserve">Nesse sentido, </w:delText>
+        </w:r>
+        <w:r>
+          <w:delText>Santos (2019)</w:delText>
+        </w:r>
+        <w:r>
+          <w:delText xml:space="preserve"> reforça que </w:delText>
+        </w:r>
+        <w:r>
+          <w:delText xml:space="preserve">interfaces amigáveis </w:delText>
+        </w:r>
+        <w:r>
+          <w:delText xml:space="preserve">além de serem </w:delText>
+        </w:r>
+        <w:r>
+          <w:delText xml:space="preserve">um diferencial competitivo, </w:delText>
+        </w:r>
+        <w:r>
+          <w:delText xml:space="preserve">são </w:delText>
+        </w:r>
+        <w:r>
+          <w:delText>uma</w:delText>
+        </w:r>
+        <w:r>
+          <w:delText xml:space="preserve"> nece</w:delText>
+        </w:r>
+        <w:r>
+          <w:delText xml:space="preserve">ssidade indispensável para </w:delText>
+        </w:r>
+        <w:r>
+          <w:delText>atender às expectativas e necessidades do</w:delText>
+        </w:r>
+        <w:r>
+          <w:delText>s</w:delText>
+        </w:r>
+        <w:r>
+          <w:delText xml:space="preserve"> </w:delText>
+        </w:r>
+        <w:r>
+          <w:delText>usuários</w:delText>
+        </w:r>
+        <w:r>
+          <w:delText>, garantindo usabilidade, acessibilidade e satisfação.</w:delText>
+        </w:r>
+      </w:del>
     </w:p>
     <w:p>
       <w:pPr>
@@ -1756,45 +2155,45 @@
           <w:tab w:val="num" w:pos="1418"/>
         </w:tabs>
       </w:pPr>
-      <w:bookmarkStart w:id="32" w:name="_Ref224901991"/>
+      <w:bookmarkStart w:id="119" w:name="_Ref224901991"/>
       <w:r>
         <w:t>Correlatos</w:t>
       </w:r>
-      <w:bookmarkEnd w:id="30"/>
       <w:bookmarkEnd w:id="32"/>
+      <w:bookmarkEnd w:id="119"/>
     </w:p>
     <w:p>
       <w:pPr>
         <w:pStyle w:val="TF-TEXTO"/>
         <w:rPr>
-          <w:ins w:id="33" w:author="Simone Erbs da Costa" w:date="2026-03-20T12:36:00Z" w16du:dateUtc="2026-03-20T15:36:00Z"/>
+          <w:ins w:id="120" w:author="Simone Erbs da Costa" w:date="2026-03-20T12:36:00Z" w16du:dateUtc="2026-03-20T15:36:00Z"/>
         </w:rPr>
       </w:pPr>
       <w:r>
         <w:t>A identificação de estudos e soluções relacionadas ao tema desta pesquisa foi realizada por meio de um</w:t>
       </w:r>
-      <w:del w:id="34" w:author="Eduardo Zirbell" w:date="2026-03-23T10:26:00Z" w16du:dateUtc="2026-03-23T13:26:00Z">
+      <w:del w:id="121" w:author="Eduardo Zirbell" w:date="2026-03-23T10:26:00Z" w16du:dateUtc="2026-03-23T13:26:00Z">
         <w:r>
           <w:delText xml:space="preserve"> </w:delText>
         </w:r>
       </w:del>
-      <w:del w:id="35" w:author="Simone Erbs da Costa" w:date="2026-03-20T12:31:00Z" w16du:dateUtc="2026-03-20T15:31:00Z">
+      <w:del w:id="122" w:author="Simone Erbs da Costa" w:date="2026-03-20T12:31:00Z" w16du:dateUtc="2026-03-20T15:31:00Z">
         <w:r>
           <w:delText xml:space="preserve">processo </w:delText>
         </w:r>
       </w:del>
-      <w:del w:id="36" w:author="Eduardo Zirbell" w:date="2026-03-23T10:26:00Z" w16du:dateUtc="2026-03-23T13:26:00Z">
+      <w:del w:id="123" w:author="Eduardo Zirbell" w:date="2026-03-23T10:26:00Z" w16du:dateUtc="2026-03-23T13:26:00Z">
         <w:r>
           <w:delText xml:space="preserve">de </w:delText>
         </w:r>
       </w:del>
-      <w:del w:id="37" w:author="Simone Erbs da Costa" w:date="2026-03-20T12:33:00Z" w16du:dateUtc="2026-03-20T15:33:00Z">
+      <w:del w:id="124" w:author="Simone Erbs da Costa" w:date="2026-03-20T12:33:00Z" w16du:dateUtc="2026-03-20T15:33:00Z">
         <w:r>
           <w:delText>levantamento bibliográfico</w:delText>
         </w:r>
       </w:del>
-      <w:ins w:id="38" w:author="Simone Erbs da Costa" w:date="2026-03-20T12:33:00Z" w16du:dateUtc="2026-03-20T15:33:00Z">
-        <w:del w:id="39" w:author="Eduardo Zirbell" w:date="2026-03-23T10:26:00Z" w16du:dateUtc="2026-03-23T13:26:00Z">
+      <w:ins w:id="125" w:author="Simone Erbs da Costa" w:date="2026-03-20T12:33:00Z" w16du:dateUtc="2026-03-20T15:33:00Z">
+        <w:del w:id="126" w:author="Eduardo Zirbell" w:date="2026-03-23T10:26:00Z" w16du:dateUtc="2026-03-23T13:26:00Z">
           <w:r>
             <w:delText>um</w:delText>
           </w:r>
@@ -1810,7 +2209,7 @@
         <w:rPr>
           <w:i/>
           <w:iCs/>
-          <w:rPrChange w:id="40" w:author="Simone Erbs da Costa" w:date="2026-03-20T12:32:00Z" w16du:dateUtc="2026-03-20T15:32:00Z">
+          <w:rPrChange w:id="127" w:author="Simone Erbs da Costa" w:date="2026-03-20T12:32:00Z" w16du:dateUtc="2026-03-20T15:32:00Z">
             <w:rPr/>
           </w:rPrChange>
         </w:rPr>
@@ -1819,35 +2218,35 @@
       <w:r>
         <w:t xml:space="preserve"> Costa </w:t>
       </w:r>
-      <w:commentRangeStart w:id="41"/>
+      <w:commentRangeStart w:id="128"/>
       <w:r>
         <w:rPr>
           <w:i/>
           <w:iCs/>
-          <w:rPrChange w:id="42" w:author="Simone Erbs da Costa" w:date="2026-03-20T12:32:00Z" w16du:dateUtc="2026-03-20T15:32:00Z">
+          <w:rPrChange w:id="129" w:author="Simone Erbs da Costa" w:date="2026-03-20T12:32:00Z" w16du:dateUtc="2026-03-20T15:32:00Z">
             <w:rPr/>
           </w:rPrChange>
         </w:rPr>
         <w:t>et al</w:t>
       </w:r>
-      <w:commentRangeEnd w:id="41"/>
+      <w:commentRangeEnd w:id="128"/>
       <w:r>
         <w:rPr>
           <w:rStyle w:val="Refdecomentrio"/>
           <w:sz w:val="24"/>
           <w:szCs w:val="20"/>
         </w:rPr>
-        <w:commentReference w:id="41"/>
+        <w:commentReference w:id="128"/>
       </w:r>
       <w:r>
         <w:t>., 2016). O levantamento contemplou duas abordagens complementare</w:t>
       </w:r>
-      <w:del w:id="43" w:author="Simone Erbs da Costa" w:date="2026-03-20T12:33:00Z" w16du:dateUtc="2026-03-20T15:33:00Z">
+      <w:del w:id="130" w:author="Simone Erbs da Costa" w:date="2026-03-20T12:33:00Z" w16du:dateUtc="2026-03-20T15:33:00Z">
         <w:r>
           <w:delText>s de análise da literatura</w:delText>
         </w:r>
       </w:del>
-      <w:ins w:id="44" w:author="Simone Erbs da Costa" w:date="2026-03-20T12:33:00Z" w16du:dateUtc="2026-03-20T15:33:00Z">
+      <w:ins w:id="131" w:author="Simone Erbs da Costa" w:date="2026-03-20T12:33:00Z" w16du:dateUtc="2026-03-20T15:33:00Z">
         <w:r>
           <w:t>s</w:t>
         </w:r>
@@ -1855,12 +2254,12 @@
       <w:r>
         <w:t xml:space="preserve">: a Revisão Sistemática da Literatura (RSL), que </w:t>
       </w:r>
-      <w:ins w:id="45" w:author="Simone Erbs da Costa" w:date="2026-03-20T12:33:00Z" w16du:dateUtc="2026-03-20T15:33:00Z">
+      <w:ins w:id="132" w:author="Simone Erbs da Costa" w:date="2026-03-20T12:33:00Z" w16du:dateUtc="2026-03-20T15:33:00Z">
         <w:r>
           <w:t>adota</w:t>
         </w:r>
       </w:ins>
-      <w:del w:id="46" w:author="Simone Erbs da Costa" w:date="2026-03-20T12:33:00Z" w16du:dateUtc="2026-03-20T15:33:00Z">
+      <w:del w:id="133" w:author="Simone Erbs da Costa" w:date="2026-03-20T12:33:00Z" w16du:dateUtc="2026-03-20T15:33:00Z">
         <w:r>
           <w:delText>segue</w:delText>
         </w:r>
@@ -1868,7 +2267,7 @@
       <w:r>
         <w:t xml:space="preserve"> critérios estruturados para seleção e análise de estudos, e a Revisão Tradicional da Literatura (RTL), utilizada para ampliar a compreensão </w:t>
       </w:r>
-      <w:del w:id="47" w:author="Simone Erbs da Costa" w:date="2026-03-20T12:34:00Z" w16du:dateUtc="2026-03-20T15:34:00Z">
+      <w:del w:id="134" w:author="Simone Erbs da Costa" w:date="2026-03-20T12:34:00Z" w16du:dateUtc="2026-03-20T15:34:00Z">
         <w:r>
           <w:delText xml:space="preserve">conceitual </w:delText>
         </w:r>
@@ -1876,7 +2275,7 @@
       <w:r>
         <w:t>sobre o tema</w:t>
       </w:r>
-      <w:del w:id="48" w:author="Simone Erbs da Costa" w:date="2026-03-20T12:34:00Z" w16du:dateUtc="2026-03-20T15:34:00Z">
+      <w:del w:id="135" w:author="Simone Erbs da Costa" w:date="2026-03-20T12:34:00Z" w16du:dateUtc="2026-03-20T15:34:00Z">
         <w:r>
           <w:delText xml:space="preserve"> investigado</w:delText>
         </w:r>
@@ -1884,17 +2283,17 @@
       <w:r>
         <w:t xml:space="preserve">. </w:t>
       </w:r>
-      <w:ins w:id="49" w:author="Simone Erbs da Costa" w:date="2026-03-20T12:36:00Z" w16du:dateUtc="2026-03-20T15:36:00Z">
+      <w:ins w:id="136" w:author="Simone Erbs da Costa" w:date="2026-03-20T12:36:00Z" w16du:dateUtc="2026-03-20T15:36:00Z">
         <w:r>
           <w:t xml:space="preserve">A partir </w:t>
         </w:r>
       </w:ins>
-      <w:del w:id="50" w:author="Simone Erbs da Costa" w:date="2026-03-20T12:36:00Z" w16du:dateUtc="2026-03-20T15:36:00Z">
+      <w:del w:id="137" w:author="Simone Erbs da Costa" w:date="2026-03-20T12:36:00Z" w16du:dateUtc="2026-03-20T15:36:00Z">
         <w:r>
           <w:delText>Com base n</w:delText>
         </w:r>
       </w:del>
-      <w:ins w:id="51" w:author="Simone Erbs da Costa" w:date="2026-03-20T12:36:00Z" w16du:dateUtc="2026-03-20T15:36:00Z">
+      <w:ins w:id="138" w:author="Simone Erbs da Costa" w:date="2026-03-20T12:36:00Z" w16du:dateUtc="2026-03-20T15:36:00Z">
         <w:r>
           <w:t>d</w:t>
         </w:r>
@@ -1902,12 +2301,12 @@
       <w:r>
         <w:t xml:space="preserve">esse processo, foi definida uma </w:t>
       </w:r>
-      <w:ins w:id="52" w:author="Simone Erbs da Costa" w:date="2026-03-20T12:34:00Z" w16du:dateUtc="2026-03-20T15:34:00Z">
+      <w:ins w:id="139" w:author="Simone Erbs da Costa" w:date="2026-03-20T12:34:00Z" w16du:dateUtc="2026-03-20T15:34:00Z">
         <w:r>
           <w:t>Q</w:t>
         </w:r>
       </w:ins>
-      <w:del w:id="53" w:author="Simone Erbs da Costa" w:date="2026-03-20T12:34:00Z" w16du:dateUtc="2026-03-20T15:34:00Z">
+      <w:del w:id="140" w:author="Simone Erbs da Costa" w:date="2026-03-20T12:34:00Z" w16du:dateUtc="2026-03-20T15:34:00Z">
         <w:r>
           <w:delText>q</w:delText>
         </w:r>
@@ -1915,12 +2314,12 @@
       <w:r>
         <w:t xml:space="preserve">uestão de </w:t>
       </w:r>
-      <w:ins w:id="54" w:author="Simone Erbs da Costa" w:date="2026-03-20T12:34:00Z" w16du:dateUtc="2026-03-20T15:34:00Z">
+      <w:ins w:id="141" w:author="Simone Erbs da Costa" w:date="2026-03-20T12:34:00Z" w16du:dateUtc="2026-03-20T15:34:00Z">
         <w:r>
           <w:t>P</w:t>
         </w:r>
       </w:ins>
-      <w:del w:id="55" w:author="Simone Erbs da Costa" w:date="2026-03-20T12:34:00Z" w16du:dateUtc="2026-03-20T15:34:00Z">
+      <w:del w:id="142" w:author="Simone Erbs da Costa" w:date="2026-03-20T12:34:00Z" w16du:dateUtc="2026-03-20T15:34:00Z">
         <w:r>
           <w:delText>p</w:delText>
         </w:r>
@@ -1928,7 +2327,7 @@
       <w:r>
         <w:t>esquisa (QP)</w:t>
       </w:r>
-      <w:ins w:id="56" w:author="Simone Erbs da Costa" w:date="2026-03-20T12:34:00Z" w16du:dateUtc="2026-03-20T15:34:00Z">
+      <w:ins w:id="143" w:author="Simone Erbs da Costa" w:date="2026-03-20T12:34:00Z" w16du:dateUtc="2026-03-20T15:34:00Z">
         <w:r>
           <w:t>,</w:t>
         </w:r>
@@ -1936,12 +2335,12 @@
       <w:r>
         <w:t xml:space="preserve"> com o </w:t>
       </w:r>
-      <w:ins w:id="57" w:author="Simone Erbs da Costa" w:date="2026-03-20T12:36:00Z" w16du:dateUtc="2026-03-20T15:36:00Z">
+      <w:ins w:id="144" w:author="Simone Erbs da Costa" w:date="2026-03-20T12:36:00Z" w16du:dateUtc="2026-03-20T15:36:00Z">
         <w:r>
           <w:t>objetivo</w:t>
         </w:r>
       </w:ins>
-      <w:del w:id="58" w:author="Simone Erbs da Costa" w:date="2026-03-20T12:36:00Z" w16du:dateUtc="2026-03-20T15:36:00Z">
+      <w:del w:id="145" w:author="Simone Erbs da Costa" w:date="2026-03-20T12:36:00Z" w16du:dateUtc="2026-03-20T15:36:00Z">
         <w:r>
           <w:delText>propósito</w:delText>
         </w:r>
@@ -1949,17 +2348,17 @@
       <w:r>
         <w:t xml:space="preserve"> de localizar e analisar estudos acadêmicos e sistemas computacionais que apresentem soluções tecnológicas voltadas </w:t>
       </w:r>
-      <w:commentRangeStart w:id="59"/>
+      <w:commentRangeStart w:id="146"/>
       <w:r>
         <w:t>ao</w:t>
       </w:r>
-      <w:commentRangeEnd w:id="59"/>
+      <w:commentRangeEnd w:id="146"/>
       <w:r>
         <w:rPr>
           <w:rStyle w:val="Refdecomentrio"/>
           <w:sz w:val="24"/>
           <w:szCs w:val="20"/>
-          <w:rPrChange w:id="60" w:author="Eduardo Zirbell" w:date="2026-03-23T20:21:00Z" w16du:dateUtc="2026-03-23T23:21:00Z">
+          <w:rPrChange w:id="147" w:author="Eduardo Zirbell" w:date="2026-03-23T20:21:00Z" w16du:dateUtc="2026-03-23T23:21:00Z">
             <w:rPr>
               <w:rStyle w:val="Refdecomentrio"/>
               <w:sz w:val="24"/>
@@ -1968,12 +2367,12 @@
             </w:rPr>
           </w:rPrChange>
         </w:rPr>
-        <w:commentReference w:id="59"/>
-      </w:r>
-      <w:ins w:id="61" w:author="Eduardo Zirbell" w:date="2026-03-23T10:40:00Z" w16du:dateUtc="2026-03-23T13:40:00Z">
-        <w:r>
-          <w:rPr>
-            <w:rPrChange w:id="62" w:author="Eduardo Zirbell" w:date="2026-03-23T20:21:00Z" w16du:dateUtc="2026-03-23T23:21:00Z">
+        <w:commentReference w:id="146"/>
+      </w:r>
+      <w:ins w:id="148" w:author="Eduardo Zirbell" w:date="2026-03-23T10:40:00Z" w16du:dateUtc="2026-03-23T13:40:00Z">
+        <w:r>
+          <w:rPr>
+            <w:rPrChange w:id="149" w:author="Eduardo Zirbell" w:date="2026-03-23T20:21:00Z" w16du:dateUtc="2026-03-23T23:21:00Z">
               <w:rPr>
                 <w:highlight w:val="yellow"/>
               </w:rPr>
@@ -1982,10 +2381,10 @@
           <w:t xml:space="preserve"> </w:t>
         </w:r>
       </w:ins>
-      <w:ins w:id="63" w:author="Eduardo Zirbell" w:date="2026-03-23T10:41:00Z" w16du:dateUtc="2026-03-23T13:41:00Z">
-        <w:r>
-          <w:rPr>
-            <w:rPrChange w:id="64" w:author="Eduardo Zirbell" w:date="2026-03-23T20:21:00Z" w16du:dateUtc="2026-03-23T23:21:00Z">
+      <w:ins w:id="150" w:author="Eduardo Zirbell" w:date="2026-03-23T10:41:00Z" w16du:dateUtc="2026-03-23T13:41:00Z">
+        <w:r>
+          <w:rPr>
+            <w:rPrChange w:id="151" w:author="Eduardo Zirbell" w:date="2026-03-23T20:21:00Z" w16du:dateUtc="2026-03-23T23:21:00Z">
               <w:rPr>
                 <w:highlight w:val="yellow"/>
               </w:rPr>
@@ -1994,10 +2393,10 @@
           <w:t>gerenciamento</w:t>
         </w:r>
       </w:ins>
-      <w:ins w:id="65" w:author="Eduardo Zirbell" w:date="2026-03-23T11:47:00Z" w16du:dateUtc="2026-03-23T14:47:00Z">
-        <w:r>
-          <w:rPr>
-            <w:rPrChange w:id="66" w:author="Eduardo Zirbell" w:date="2026-03-23T20:21:00Z" w16du:dateUtc="2026-03-23T23:21:00Z">
+      <w:ins w:id="152" w:author="Eduardo Zirbell" w:date="2026-03-23T11:47:00Z" w16du:dateUtc="2026-03-23T14:47:00Z">
+        <w:r>
+          <w:rPr>
+            <w:rPrChange w:id="153" w:author="Eduardo Zirbell" w:date="2026-03-23T20:21:00Z" w16du:dateUtc="2026-03-23T23:21:00Z">
               <w:rPr>
                 <w:highlight w:val="yellow"/>
               </w:rPr>
@@ -2006,10 +2405,10 @@
           <w:t xml:space="preserve"> e organização</w:t>
         </w:r>
       </w:ins>
-      <w:ins w:id="67" w:author="Eduardo Zirbell" w:date="2026-03-23T10:41:00Z" w16du:dateUtc="2026-03-23T13:41:00Z">
-        <w:r>
-          <w:rPr>
-            <w:rPrChange w:id="68" w:author="Eduardo Zirbell" w:date="2026-03-23T20:21:00Z" w16du:dateUtc="2026-03-23T23:21:00Z">
+      <w:ins w:id="154" w:author="Eduardo Zirbell" w:date="2026-03-23T10:41:00Z" w16du:dateUtc="2026-03-23T13:41:00Z">
+        <w:r>
+          <w:rPr>
+            <w:rPrChange w:id="155" w:author="Eduardo Zirbell" w:date="2026-03-23T20:21:00Z" w16du:dateUtc="2026-03-23T23:21:00Z">
               <w:rPr>
                 <w:highlight w:val="yellow"/>
               </w:rPr>
@@ -2018,10 +2417,10 @@
           <w:t xml:space="preserve"> de processos administrativos</w:t>
         </w:r>
       </w:ins>
-      <w:ins w:id="69" w:author="Eduardo Zirbell" w:date="2026-03-23T11:00:00Z" w16du:dateUtc="2026-03-23T14:00:00Z">
-        <w:r>
-          <w:rPr>
-            <w:rPrChange w:id="70" w:author="Eduardo Zirbell" w:date="2026-03-23T20:21:00Z" w16du:dateUtc="2026-03-23T23:21:00Z">
+      <w:ins w:id="156" w:author="Eduardo Zirbell" w:date="2026-03-23T11:00:00Z" w16du:dateUtc="2026-03-23T14:00:00Z">
+        <w:r>
+          <w:rPr>
+            <w:rPrChange w:id="157" w:author="Eduardo Zirbell" w:date="2026-03-23T20:21:00Z" w16du:dateUtc="2026-03-23T23:21:00Z">
               <w:rPr>
                 <w:highlight w:val="yellow"/>
               </w:rPr>
@@ -2030,7 +2429,7 @@
           <w:t xml:space="preserve"> de instituições de ensino</w:t>
         </w:r>
       </w:ins>
-      <w:del w:id="71" w:author="Eduardo Zirbell" w:date="2026-03-23T11:46:00Z" w16du:dateUtc="2026-03-23T14:46:00Z">
+      <w:del w:id="158" w:author="Eduardo Zirbell" w:date="2026-03-23T11:46:00Z" w16du:dateUtc="2026-03-23T14:46:00Z">
         <w:r>
           <w:delText xml:space="preserve"> gerenciamento de pedidos e à administração de processos relacionados à comercialização de alimentos</w:delText>
         </w:r>
@@ -2041,12 +2440,12 @@
       <w:r>
         <w:t xml:space="preserve"> A </w:t>
       </w:r>
-      <w:del w:id="72" w:author="Simone Erbs da Costa" w:date="2026-03-20T12:36:00Z" w16du:dateUtc="2026-03-20T15:36:00Z">
+      <w:del w:id="159" w:author="Simone Erbs da Costa" w:date="2026-03-20T12:36:00Z" w16du:dateUtc="2026-03-20T15:36:00Z">
         <w:r>
           <w:delText>questão de pesquisa</w:delText>
         </w:r>
       </w:del>
-      <w:ins w:id="73" w:author="Simone Erbs da Costa" w:date="2026-03-20T12:36:00Z" w16du:dateUtc="2026-03-20T15:36:00Z">
+      <w:ins w:id="160" w:author="Simone Erbs da Costa" w:date="2026-03-20T12:36:00Z" w16du:dateUtc="2026-03-20T15:36:00Z">
         <w:r>
           <w:t>QP</w:t>
         </w:r>
@@ -2054,12 +2453,12 @@
       <w:r>
         <w:t xml:space="preserve"> estabelecida </w:t>
       </w:r>
-      <w:ins w:id="74" w:author="Simone Erbs da Costa" w:date="2026-03-20T12:36:00Z" w16du:dateUtc="2026-03-20T15:36:00Z">
+      <w:ins w:id="161" w:author="Simone Erbs da Costa" w:date="2026-03-20T12:36:00Z" w16du:dateUtc="2026-03-20T15:36:00Z">
         <w:r>
           <w:t>foi</w:t>
         </w:r>
       </w:ins>
-      <w:del w:id="75" w:author="Simone Erbs da Costa" w:date="2026-03-20T12:36:00Z" w16du:dateUtc="2026-03-20T15:36:00Z">
+      <w:del w:id="162" w:author="Simone Erbs da Costa" w:date="2026-03-20T12:36:00Z" w16du:dateUtc="2026-03-20T15:36:00Z">
         <w:r>
           <w:delText>é</w:delText>
         </w:r>
@@ -2084,14 +2483,14 @@
       <w:pPr>
         <w:pStyle w:val="TF-TEXTO"/>
         <w:rPr>
-          <w:del w:id="76" w:author="Simone Erbs da Costa" w:date="2026-03-20T12:45:00Z" w16du:dateUtc="2026-03-20T15:45:00Z"/>
+          <w:del w:id="163" w:author="Simone Erbs da Costa" w:date="2026-03-20T12:45:00Z" w16du:dateUtc="2026-03-20T15:45:00Z"/>
           <w:highlight w:val="red"/>
         </w:rPr>
       </w:pPr>
       <w:r>
         <w:t xml:space="preserve"> </w:t>
       </w:r>
-      <w:del w:id="77" w:author="Simone Erbs da Costa" w:date="2026-03-20T12:36:00Z" w16du:dateUtc="2026-03-20T15:36:00Z">
+      <w:del w:id="164" w:author="Simone Erbs da Costa" w:date="2026-03-20T12:36:00Z" w16du:dateUtc="2026-03-20T15:36:00Z">
         <w:r>
           <w:br/>
         </w:r>
@@ -2102,12 +2501,12 @@
       <w:r>
         <w:t xml:space="preserve">O levantamento dos estudos foi delimitado ao período </w:t>
       </w:r>
-      <w:del w:id="78" w:author="Simone Erbs da Costa" w:date="2026-03-20T12:37:00Z" w16du:dateUtc="2026-03-20T15:37:00Z">
+      <w:del w:id="165" w:author="Simone Erbs da Costa" w:date="2026-03-20T12:37:00Z" w16du:dateUtc="2026-03-20T15:37:00Z">
         <w:r>
           <w:delText>compreendido entre</w:delText>
         </w:r>
       </w:del>
-      <w:ins w:id="79" w:author="Simone Erbs da Costa" w:date="2026-03-20T12:37:00Z" w16du:dateUtc="2026-03-20T15:37:00Z">
+      <w:ins w:id="166" w:author="Simone Erbs da Costa" w:date="2026-03-20T12:37:00Z" w16du:dateUtc="2026-03-20T15:37:00Z">
         <w:r>
           <w:t>de</w:t>
         </w:r>
@@ -2121,17 +2520,17 @@
       <w:r>
         <w:t xml:space="preserve"> e 2026, </w:t>
       </w:r>
-      <w:del w:id="80" w:author="Simone Erbs da Costa" w:date="2026-03-20T12:37:00Z" w16du:dateUtc="2026-03-20T15:37:00Z">
+      <w:del w:id="167" w:author="Simone Erbs da Costa" w:date="2026-03-20T12:37:00Z" w16du:dateUtc="2026-03-20T15:37:00Z">
         <w:r>
           <w:delText xml:space="preserve">com o objetivo de </w:delText>
         </w:r>
       </w:del>
-      <w:del w:id="81" w:author="Simone Erbs da Costa" w:date="2026-03-20T12:38:00Z" w16du:dateUtc="2026-03-20T15:38:00Z">
+      <w:del w:id="168" w:author="Simone Erbs da Costa" w:date="2026-03-20T12:38:00Z" w16du:dateUtc="2026-03-20T15:38:00Z">
         <w:r>
           <w:delText>priorizar</w:delText>
         </w:r>
       </w:del>
-      <w:ins w:id="82" w:author="Simone Erbs da Costa" w:date="2026-03-20T12:38:00Z" w16du:dateUtc="2026-03-20T15:38:00Z">
+      <w:ins w:id="169" w:author="Simone Erbs da Costa" w:date="2026-03-20T12:38:00Z" w16du:dateUtc="2026-03-20T15:38:00Z">
         <w:r>
           <w:t>priorizan</w:t>
         </w:r>
@@ -2139,12 +2538,12 @@
           <w:t>do</w:t>
         </w:r>
       </w:ins>
-      <w:ins w:id="83" w:author="Simone Erbs da Costa" w:date="2026-03-20T12:37:00Z" w16du:dateUtc="2026-03-20T15:37:00Z">
+      <w:ins w:id="170" w:author="Simone Erbs da Costa" w:date="2026-03-20T12:37:00Z" w16du:dateUtc="2026-03-20T15:37:00Z">
         <w:r>
           <w:t xml:space="preserve"> </w:t>
         </w:r>
       </w:ins>
-      <w:del w:id="84" w:author="Simone Erbs da Costa" w:date="2026-03-20T12:37:00Z" w16du:dateUtc="2026-03-20T15:37:00Z">
+      <w:del w:id="171" w:author="Simone Erbs da Costa" w:date="2026-03-20T12:37:00Z" w16du:dateUtc="2026-03-20T15:37:00Z">
         <w:r>
           <w:delText xml:space="preserve"> </w:delText>
         </w:r>
@@ -2152,7 +2551,7 @@
       <w:r>
         <w:t xml:space="preserve">publicações </w:t>
       </w:r>
-      <w:del w:id="85" w:author="Simone Erbs da Costa" w:date="2026-03-20T12:37:00Z" w16du:dateUtc="2026-03-20T15:37:00Z">
+      <w:del w:id="172" w:author="Simone Erbs da Costa" w:date="2026-03-20T12:37:00Z" w16du:dateUtc="2026-03-20T15:37:00Z">
         <w:r>
           <w:delText xml:space="preserve">mais </w:delText>
         </w:r>
@@ -2160,12 +2559,12 @@
       <w:r>
         <w:t xml:space="preserve">recentes e alinhadas ao estado atual das tecnologias utilizadas em sistemas de informação. </w:t>
       </w:r>
-      <w:ins w:id="86" w:author="Simone Erbs da Costa" w:date="2026-03-20T12:37:00Z" w16du:dateUtc="2026-03-20T15:37:00Z">
+      <w:ins w:id="173" w:author="Simone Erbs da Costa" w:date="2026-03-20T12:37:00Z" w16du:dateUtc="2026-03-20T15:37:00Z">
         <w:r>
           <w:t xml:space="preserve">As </w:t>
         </w:r>
       </w:ins>
-      <w:del w:id="87" w:author="Simone Erbs da Costa" w:date="2026-03-20T12:37:00Z" w16du:dateUtc="2026-03-20T15:37:00Z">
+      <w:del w:id="174" w:author="Simone Erbs da Costa" w:date="2026-03-20T12:37:00Z" w16du:dateUtc="2026-03-20T15:37:00Z">
         <w:r>
           <w:delText xml:space="preserve">Para a realização das </w:delText>
         </w:r>
@@ -2173,7 +2572,7 @@
       <w:r>
         <w:t>buscas</w:t>
       </w:r>
-      <w:del w:id="88" w:author="Simone Erbs da Costa" w:date="2026-03-20T12:37:00Z" w16du:dateUtc="2026-03-20T15:37:00Z">
+      <w:del w:id="175" w:author="Simone Erbs da Costa" w:date="2026-03-20T12:37:00Z" w16du:dateUtc="2026-03-20T15:37:00Z">
         <w:r>
           <w:delText>,</w:delText>
         </w:r>
@@ -2181,12 +2580,12 @@
       <w:r>
         <w:t xml:space="preserve"> fo</w:t>
       </w:r>
-      <w:ins w:id="89" w:author="Simone Erbs da Costa" w:date="2026-03-20T12:38:00Z" w16du:dateUtc="2026-03-20T15:38:00Z">
+      <w:ins w:id="176" w:author="Simone Erbs da Costa" w:date="2026-03-20T12:38:00Z" w16du:dateUtc="2026-03-20T15:38:00Z">
         <w:r>
           <w:t xml:space="preserve">ram realizadas na </w:t>
         </w:r>
       </w:ins>
-      <w:del w:id="90" w:author="Simone Erbs da Costa" w:date="2026-03-20T12:38:00Z" w16du:dateUtc="2026-03-20T15:38:00Z">
+      <w:del w:id="177" w:author="Simone Erbs da Costa" w:date="2026-03-20T12:38:00Z" w16du:dateUtc="2026-03-20T15:38:00Z">
         <w:r>
           <w:delText xml:space="preserve">i utilizada a </w:delText>
         </w:r>
@@ -2194,12 +2593,12 @@
       <w:r>
         <w:t xml:space="preserve">plataforma Google Acadêmico, </w:t>
       </w:r>
-      <w:ins w:id="91" w:author="Simone Erbs da Costa" w:date="2026-03-20T12:38:00Z" w16du:dateUtc="2026-03-20T15:38:00Z">
+      <w:ins w:id="178" w:author="Simone Erbs da Costa" w:date="2026-03-20T12:38:00Z" w16du:dateUtc="2026-03-20T15:38:00Z">
         <w:r>
           <w:t xml:space="preserve">escolhida </w:t>
         </w:r>
       </w:ins>
-      <w:del w:id="92" w:author="Simone Erbs da Costa" w:date="2026-03-20T12:38:00Z" w16du:dateUtc="2026-03-20T15:38:00Z">
+      <w:del w:id="179" w:author="Simone Erbs da Costa" w:date="2026-03-20T12:38:00Z" w16du:dateUtc="2026-03-20T15:38:00Z">
         <w:r>
           <w:delText xml:space="preserve">selecionada </w:delText>
         </w:r>
@@ -2207,7 +2606,7 @@
       <w:r>
         <w:t xml:space="preserve">por reunir </w:t>
       </w:r>
-      <w:del w:id="93" w:author="Simone Erbs da Costa" w:date="2026-03-20T12:39:00Z" w16du:dateUtc="2026-03-20T15:39:00Z">
+      <w:del w:id="180" w:author="Simone Erbs da Costa" w:date="2026-03-20T12:39:00Z" w16du:dateUtc="2026-03-20T15:39:00Z">
         <w:r>
           <w:delText xml:space="preserve">uma </w:delText>
         </w:r>
@@ -2215,12 +2614,12 @@
       <w:r>
         <w:t xml:space="preserve">ampla variedade de publicações científicas, </w:t>
       </w:r>
-      <w:ins w:id="94" w:author="Simone Erbs da Costa" w:date="2026-03-20T12:39:00Z" w16du:dateUtc="2026-03-20T15:39:00Z">
+      <w:ins w:id="181" w:author="Simone Erbs da Costa" w:date="2026-03-20T12:39:00Z" w16du:dateUtc="2026-03-20T15:39:00Z">
         <w:r>
           <w:t xml:space="preserve">incluindo </w:t>
         </w:r>
       </w:ins>
-      <w:del w:id="95" w:author="Simone Erbs da Costa" w:date="2026-03-20T12:39:00Z" w16du:dateUtc="2026-03-20T15:39:00Z">
+      <w:del w:id="182" w:author="Simone Erbs da Costa" w:date="2026-03-20T12:39:00Z" w16du:dateUtc="2026-03-20T15:39:00Z">
         <w:r>
           <w:delText xml:space="preserve">como </w:delText>
         </w:r>
@@ -2228,12 +2627,12 @@
       <w:r>
         <w:t xml:space="preserve">artigos, trabalhos acadêmicos e estudos relevantes relacionados à área de tecnologia e desenvolvimento de sistemas. A estratégia de </w:t>
       </w:r>
-      <w:ins w:id="96" w:author="Simone Erbs da Costa" w:date="2026-03-20T12:39:00Z" w16du:dateUtc="2026-03-20T15:39:00Z">
+      <w:ins w:id="183" w:author="Simone Erbs da Costa" w:date="2026-03-20T12:39:00Z" w16du:dateUtc="2026-03-20T15:39:00Z">
         <w:r>
           <w:t xml:space="preserve">pesquisa </w:t>
         </w:r>
       </w:ins>
-      <w:del w:id="97" w:author="Simone Erbs da Costa" w:date="2026-03-20T12:39:00Z" w16du:dateUtc="2026-03-20T15:39:00Z">
+      <w:del w:id="184" w:author="Simone Erbs da Costa" w:date="2026-03-20T12:39:00Z" w16du:dateUtc="2026-03-20T15:39:00Z">
         <w:r>
           <w:delText xml:space="preserve">busca </w:delText>
         </w:r>
@@ -2245,7 +2644,7 @@
         <w:rPr>
           <w:i/>
           <w:iCs/>
-          <w:rPrChange w:id="98" w:author="Simone Erbs da Costa" w:date="2026-03-20T12:39:00Z" w16du:dateUtc="2026-03-20T15:39:00Z">
+          <w:rPrChange w:id="185" w:author="Simone Erbs da Costa" w:date="2026-03-20T12:39:00Z" w16du:dateUtc="2026-03-20T15:39:00Z">
             <w:rPr/>
           </w:rPrChange>
         </w:rPr>
@@ -2254,12 +2653,12 @@
       <w:r>
         <w:t xml:space="preserve"> </w:t>
       </w:r>
-      <w:del w:id="99" w:author="Simone Erbs da Costa" w:date="2026-03-20T12:39:00Z" w16du:dateUtc="2026-03-20T15:39:00Z">
+      <w:del w:id="186" w:author="Simone Erbs da Costa" w:date="2026-03-20T12:39:00Z" w16du:dateUtc="2026-03-20T15:39:00Z">
         <w:r>
           <w:delText>de pes</w:delText>
         </w:r>
       </w:del>
-      <w:del w:id="100" w:author="Simone Erbs da Costa" w:date="2026-03-20T12:40:00Z" w16du:dateUtc="2026-03-20T15:40:00Z">
+      <w:del w:id="187" w:author="Simone Erbs da Costa" w:date="2026-03-20T12:40:00Z" w16du:dateUtc="2026-03-20T15:40:00Z">
         <w:r>
           <w:delText xml:space="preserve">quisa, </w:delText>
         </w:r>
@@ -2267,7 +2666,7 @@
       <w:r>
         <w:t>estruturada com termos e palavras-chave relacionados ao tema</w:t>
       </w:r>
-      <w:del w:id="101" w:author="Simone Erbs da Costa" w:date="2026-03-20T12:40:00Z" w16du:dateUtc="2026-03-20T15:40:00Z">
+      <w:del w:id="188" w:author="Simone Erbs da Costa" w:date="2026-03-20T12:40:00Z" w16du:dateUtc="2026-03-20T15:40:00Z">
         <w:r>
           <w:delText xml:space="preserve"> investigado</w:delText>
         </w:r>
@@ -2275,12 +2674,12 @@
       <w:r>
         <w:t xml:space="preserve">, </w:t>
       </w:r>
-      <w:ins w:id="102" w:author="Simone Erbs da Costa" w:date="2026-03-20T12:40:00Z" w16du:dateUtc="2026-03-20T15:40:00Z">
+      <w:ins w:id="189" w:author="Simone Erbs da Costa" w:date="2026-03-20T12:40:00Z" w16du:dateUtc="2026-03-20T15:40:00Z">
         <w:r>
           <w:t xml:space="preserve">permitindo </w:t>
         </w:r>
       </w:ins>
-      <w:del w:id="103" w:author="Simone Erbs da Costa" w:date="2026-03-20T12:40:00Z" w16du:dateUtc="2026-03-20T15:40:00Z">
+      <w:del w:id="190" w:author="Simone Erbs da Costa" w:date="2026-03-20T12:40:00Z" w16du:dateUtc="2026-03-20T15:40:00Z">
         <w:r>
           <w:delText xml:space="preserve">a fim de facilitar a </w:delText>
         </w:r>
@@ -2288,17 +2687,17 @@
       <w:r>
         <w:t>identifica</w:t>
       </w:r>
-      <w:ins w:id="104" w:author="Simone Erbs da Costa" w:date="2026-03-20T12:40:00Z" w16du:dateUtc="2026-03-20T15:40:00Z">
+      <w:ins w:id="191" w:author="Simone Erbs da Costa" w:date="2026-03-20T12:40:00Z" w16du:dateUtc="2026-03-20T15:40:00Z">
         <w:r>
           <w:t>r</w:t>
         </w:r>
       </w:ins>
-      <w:del w:id="105" w:author="Simone Erbs da Costa" w:date="2026-03-20T12:40:00Z" w16du:dateUtc="2026-03-20T15:40:00Z">
+      <w:del w:id="192" w:author="Simone Erbs da Costa" w:date="2026-03-20T12:40:00Z" w16du:dateUtc="2026-03-20T15:40:00Z">
         <w:r>
           <w:delText xml:space="preserve">ção de </w:delText>
         </w:r>
       </w:del>
-      <w:ins w:id="106" w:author="Simone Erbs da Costa" w:date="2026-03-20T12:40:00Z" w16du:dateUtc="2026-03-20T15:40:00Z">
+      <w:ins w:id="193" w:author="Simone Erbs da Costa" w:date="2026-03-20T12:40:00Z" w16du:dateUtc="2026-03-20T15:40:00Z">
         <w:r>
           <w:t xml:space="preserve"> </w:t>
         </w:r>
@@ -2306,12 +2705,12 @@
       <w:r>
         <w:t xml:space="preserve">trabalhos </w:t>
       </w:r>
-      <w:ins w:id="107" w:author="Simone Erbs da Costa" w:date="2026-03-20T12:41:00Z" w16du:dateUtc="2026-03-20T15:41:00Z">
+      <w:ins w:id="194" w:author="Simone Erbs da Costa" w:date="2026-03-20T12:41:00Z" w16du:dateUtc="2026-03-20T15:41:00Z">
         <w:r>
           <w:t xml:space="preserve">sobre </w:t>
         </w:r>
       </w:ins>
-      <w:del w:id="108" w:author="Simone Erbs da Costa" w:date="2026-03-20T12:41:00Z" w16du:dateUtc="2026-03-20T15:41:00Z">
+      <w:del w:id="195" w:author="Simone Erbs da Costa" w:date="2026-03-20T12:41:00Z" w16du:dateUtc="2026-03-20T15:41:00Z">
         <w:r>
           <w:delText xml:space="preserve">que abordem </w:delText>
         </w:r>
@@ -2319,26 +2718,26 @@
       <w:r>
         <w:t xml:space="preserve">soluções computacionais </w:t>
       </w:r>
-      <w:ins w:id="109" w:author="Simone Erbs da Costa" w:date="2026-03-20T12:41:00Z" w16du:dateUtc="2026-03-20T15:41:00Z">
+      <w:ins w:id="196" w:author="Simone Erbs da Costa" w:date="2026-03-20T12:41:00Z" w16du:dateUtc="2026-03-20T15:41:00Z">
         <w:r>
           <w:t xml:space="preserve">para </w:t>
         </w:r>
       </w:ins>
-      <w:commentRangeStart w:id="110"/>
-      <w:del w:id="111" w:author="Simone Erbs da Costa" w:date="2026-03-20T12:41:00Z" w16du:dateUtc="2026-03-20T15:41:00Z">
+      <w:commentRangeStart w:id="197"/>
+      <w:del w:id="198" w:author="Simone Erbs da Costa" w:date="2026-03-20T12:41:00Z" w16du:dateUtc="2026-03-20T15:41:00Z">
         <w:r>
           <w:delText xml:space="preserve">voltadas ao </w:delText>
         </w:r>
       </w:del>
-      <w:del w:id="112" w:author="Eduardo Zirbell" w:date="2026-03-23T20:28:00Z" w16du:dateUtc="2026-03-23T23:28:00Z">
+      <w:del w:id="199" w:author="Eduardo Zirbell" w:date="2026-03-23T20:28:00Z" w16du:dateUtc="2026-03-23T23:28:00Z">
         <w:r>
           <w:delText>gerenciamento e à realização de pedidos de alimentos</w:delText>
         </w:r>
       </w:del>
-      <w:ins w:id="113" w:author="Eduardo Zirbell" w:date="2026-03-23T20:28:00Z" w16du:dateUtc="2026-03-23T23:28:00Z">
-        <w:r>
-          <w:rPr>
-            <w:rPrChange w:id="114" w:author="Eduardo Zirbell" w:date="2026-03-23T20:31:00Z" w16du:dateUtc="2026-03-23T23:31:00Z">
+      <w:ins w:id="200" w:author="Eduardo Zirbell" w:date="2026-03-23T20:28:00Z" w16du:dateUtc="2026-03-23T23:28:00Z">
+        <w:r>
+          <w:rPr>
+            <w:rPrChange w:id="201" w:author="Eduardo Zirbell" w:date="2026-03-23T20:31:00Z" w16du:dateUtc="2026-03-23T23:31:00Z">
               <w:rPr>
                 <w:highlight w:val="yellow"/>
               </w:rPr>
@@ -2347,10 +2746,10 @@
           <w:t>ge</w:t>
         </w:r>
       </w:ins>
-      <w:ins w:id="115" w:author="Eduardo Zirbell" w:date="2026-03-23T20:31:00Z" w16du:dateUtc="2026-03-23T23:31:00Z">
-        <w:r>
-          <w:rPr>
-            <w:rPrChange w:id="116" w:author="Eduardo Zirbell" w:date="2026-03-23T20:31:00Z" w16du:dateUtc="2026-03-23T23:31:00Z">
+      <w:ins w:id="202" w:author="Eduardo Zirbell" w:date="2026-03-23T20:31:00Z" w16du:dateUtc="2026-03-23T23:31:00Z">
+        <w:r>
+          <w:rPr>
+            <w:rPrChange w:id="203" w:author="Eduardo Zirbell" w:date="2026-03-23T20:31:00Z" w16du:dateUtc="2026-03-23T23:31:00Z">
               <w:rPr>
                 <w:highlight w:val="yellow"/>
               </w:rPr>
@@ -2359,10 +2758,10 @@
           <w:t xml:space="preserve">stão </w:t>
         </w:r>
       </w:ins>
-      <w:ins w:id="117" w:author="Eduardo Zirbell" w:date="2026-03-23T20:29:00Z" w16du:dateUtc="2026-03-23T23:29:00Z">
-        <w:r>
-          <w:rPr>
-            <w:rPrChange w:id="118" w:author="Eduardo Zirbell" w:date="2026-03-23T20:31:00Z" w16du:dateUtc="2026-03-23T23:31:00Z">
+      <w:ins w:id="204" w:author="Eduardo Zirbell" w:date="2026-03-23T20:29:00Z" w16du:dateUtc="2026-03-23T23:29:00Z">
+        <w:r>
+          <w:rPr>
+            <w:rPrChange w:id="205" w:author="Eduardo Zirbell" w:date="2026-03-23T20:31:00Z" w16du:dateUtc="2026-03-23T23:31:00Z">
               <w:rPr>
                 <w:highlight w:val="yellow"/>
               </w:rPr>
@@ -2371,10 +2770,10 @@
           <w:t>dos processos administrativos no setor de assistência ao estudante</w:t>
         </w:r>
       </w:ins>
-      <w:ins w:id="119" w:author="Eduardo Zirbell" w:date="2026-03-23T20:30:00Z" w16du:dateUtc="2026-03-23T23:30:00Z">
-        <w:r>
-          <w:rPr>
-            <w:rPrChange w:id="120" w:author="Eduardo Zirbell" w:date="2026-03-23T20:31:00Z" w16du:dateUtc="2026-03-23T23:31:00Z">
+      <w:ins w:id="206" w:author="Eduardo Zirbell" w:date="2026-03-23T20:30:00Z" w16du:dateUtc="2026-03-23T23:30:00Z">
+        <w:r>
+          <w:rPr>
+            <w:rPrChange w:id="207" w:author="Eduardo Zirbell" w:date="2026-03-23T20:31:00Z" w16du:dateUtc="2026-03-23T23:31:00Z">
               <w:rPr>
                 <w:highlight w:val="yellow"/>
               </w:rPr>
@@ -2389,14 +2788,14 @@
       <w:r>
         <w:t xml:space="preserve"> </w:t>
       </w:r>
-      <w:commentRangeEnd w:id="110"/>
+      <w:commentRangeEnd w:id="197"/>
       <w:r>
         <w:rPr>
           <w:rStyle w:val="Refdecomentrio"/>
           <w:sz w:val="24"/>
           <w:szCs w:val="20"/>
         </w:rPr>
-        <w:commentReference w:id="110"/>
+        <w:commentReference w:id="197"/>
       </w:r>
       <w:r>
         <w:t xml:space="preserve">A </w:t>
@@ -2405,7 +2804,7 @@
         <w:rPr>
           <w:i/>
           <w:iCs/>
-          <w:rPrChange w:id="121" w:author="Simone Erbs da Costa" w:date="2026-03-20T12:42:00Z" w16du:dateUtc="2026-03-20T15:42:00Z">
+          <w:rPrChange w:id="208" w:author="Simone Erbs da Costa" w:date="2026-03-20T12:42:00Z" w16du:dateUtc="2026-03-20T15:42:00Z">
             <w:rPr/>
           </w:rPrChange>
         </w:rPr>
@@ -2414,17 +2813,17 @@
       <w:r>
         <w:t xml:space="preserve"> utilizada foi</w:t>
       </w:r>
-      <w:ins w:id="122" w:author="Simone Erbs da Costa" w:date="2026-03-20T12:42:00Z" w16du:dateUtc="2026-03-20T15:42:00Z">
+      <w:ins w:id="209" w:author="Simone Erbs da Costa" w:date="2026-03-20T12:42:00Z" w16du:dateUtc="2026-03-20T15:42:00Z">
         <w:r>
           <w:t>:</w:t>
         </w:r>
       </w:ins>
-      <w:del w:id="123" w:author="Simone Erbs da Costa" w:date="2026-03-20T12:42:00Z" w16du:dateUtc="2026-03-20T15:42:00Z">
+      <w:del w:id="210" w:author="Simone Erbs da Costa" w:date="2026-03-20T12:42:00Z" w16du:dateUtc="2026-03-20T15:42:00Z">
         <w:r>
           <w:delText xml:space="preserve"> definida da seguinte forma:</w:delText>
         </w:r>
       </w:del>
-      <w:bookmarkStart w:id="124" w:name="_Toc351015602"/>
+      <w:bookmarkStart w:id="211" w:name="_Toc351015602"/>
       <w:r>
         <w:t xml:space="preserve"> </w:t>
       </w:r>
@@ -2435,7 +2834,7 @@
         <w:rPr>
           <w:i/>
           <w:iCs/>
-          <w:rPrChange w:id="125" w:author="Simone Erbs da Costa" w:date="2026-03-20T12:42:00Z" w16du:dateUtc="2026-03-20T15:42:00Z">
+          <w:rPrChange w:id="212" w:author="Simone Erbs da Costa" w:date="2026-03-20T12:42:00Z" w16du:dateUtc="2026-03-20T15:42:00Z">
             <w:rPr/>
           </w:rPrChange>
         </w:rPr>
@@ -2448,7 +2847,7 @@
         <w:rPr>
           <w:i/>
           <w:iCs/>
-          <w:rPrChange w:id="126" w:author="Simone Erbs da Costa" w:date="2026-03-20T12:42:00Z" w16du:dateUtc="2026-03-20T15:42:00Z">
+          <w:rPrChange w:id="213" w:author="Simone Erbs da Costa" w:date="2026-03-20T12:42:00Z" w16du:dateUtc="2026-03-20T15:42:00Z">
             <w:rPr/>
           </w:rPrChange>
         </w:rPr>
@@ -2461,7 +2860,7 @@
         <w:rPr>
           <w:i/>
           <w:iCs/>
-          <w:rPrChange w:id="127" w:author="Simone Erbs da Costa" w:date="2026-03-20T12:42:00Z" w16du:dateUtc="2026-03-20T15:42:00Z">
+          <w:rPrChange w:id="214" w:author="Simone Erbs da Costa" w:date="2026-03-20T12:42:00Z" w16du:dateUtc="2026-03-20T15:42:00Z">
             <w:rPr/>
           </w:rPrChange>
         </w:rPr>
@@ -2474,7 +2873,7 @@
         <w:rPr>
           <w:i/>
           <w:iCs/>
-          <w:rPrChange w:id="128" w:author="Simone Erbs da Costa" w:date="2026-03-20T12:42:00Z" w16du:dateUtc="2026-03-20T15:42:00Z">
+          <w:rPrChange w:id="215" w:author="Simone Erbs da Costa" w:date="2026-03-20T12:42:00Z" w16du:dateUtc="2026-03-20T15:42:00Z">
             <w:rPr/>
           </w:rPrChange>
         </w:rPr>
@@ -2487,7 +2886,7 @@
         <w:rPr>
           <w:i/>
           <w:iCs/>
-          <w:rPrChange w:id="129" w:author="Simone Erbs da Costa" w:date="2026-03-20T12:42:00Z" w16du:dateUtc="2026-03-20T15:42:00Z">
+          <w:rPrChange w:id="216" w:author="Simone Erbs da Costa" w:date="2026-03-20T12:42:00Z" w16du:dateUtc="2026-03-20T15:42:00Z">
             <w:rPr/>
           </w:rPrChange>
         </w:rPr>
@@ -2500,7 +2899,7 @@
         <w:rPr>
           <w:i/>
           <w:iCs/>
-          <w:rPrChange w:id="130" w:author="Simone Erbs da Costa" w:date="2026-03-20T12:42:00Z" w16du:dateUtc="2026-03-20T15:42:00Z">
+          <w:rPrChange w:id="217" w:author="Simone Erbs da Costa" w:date="2026-03-20T12:42:00Z" w16du:dateUtc="2026-03-20T15:42:00Z">
             <w:rPr/>
           </w:rPrChange>
         </w:rPr>
@@ -2513,7 +2912,7 @@
         <w:rPr>
           <w:i/>
           <w:iCs/>
-          <w:rPrChange w:id="131" w:author="Simone Erbs da Costa" w:date="2026-03-20T12:42:00Z" w16du:dateUtc="2026-03-20T15:42:00Z">
+          <w:rPrChange w:id="218" w:author="Simone Erbs da Costa" w:date="2026-03-20T12:42:00Z" w16du:dateUtc="2026-03-20T15:42:00Z">
             <w:rPr/>
           </w:rPrChange>
         </w:rPr>
@@ -2526,24 +2925,20 @@
         <w:rPr>
           <w:i/>
           <w:iCs/>
-          <w:rPrChange w:id="132" w:author="Simone Erbs da Costa" w:date="2026-03-20T12:42:00Z" w16du:dateUtc="2026-03-20T15:42:00Z">
+          <w:rPrChange w:id="219" w:author="Simone Erbs da Costa" w:date="2026-03-20T12:42:00Z" w16du:dateUtc="2026-03-20T15:42:00Z">
             <w:rPr/>
           </w:rPrChange>
         </w:rPr>
         <w:t>OR</w:t>
       </w:r>
       <w:r>
-        <w:t xml:space="preserve"> </w:t>
-      </w:r>
-      <w:r>
-        <w:lastRenderedPageBreak/>
-        <w:t xml:space="preserve">"CAE" </w:t>
+        <w:t xml:space="preserve"> "CAE" </w:t>
       </w:r>
       <w:r>
         <w:rPr>
           <w:i/>
           <w:iCs/>
-          <w:rPrChange w:id="133" w:author="Simone Erbs da Costa" w:date="2026-03-20T12:43:00Z" w16du:dateUtc="2026-03-20T15:43:00Z">
+          <w:rPrChange w:id="220" w:author="Simone Erbs da Costa" w:date="2026-03-20T12:43:00Z" w16du:dateUtc="2026-03-20T15:43:00Z">
             <w:rPr/>
           </w:rPrChange>
         </w:rPr>
@@ -2556,7 +2951,7 @@
         <w:rPr>
           <w:i/>
           <w:iCs/>
-          <w:rPrChange w:id="134" w:author="Simone Erbs da Costa" w:date="2026-03-20T12:43:00Z" w16du:dateUtc="2026-03-20T15:43:00Z">
+          <w:rPrChange w:id="221" w:author="Simone Erbs da Costa" w:date="2026-03-20T12:43:00Z" w16du:dateUtc="2026-03-20T15:43:00Z">
             <w:rPr/>
           </w:rPrChange>
         </w:rPr>
@@ -2569,7 +2964,7 @@
         <w:rPr>
           <w:i/>
           <w:iCs/>
-          <w:rPrChange w:id="135" w:author="Simone Erbs da Costa" w:date="2026-03-20T12:43:00Z" w16du:dateUtc="2026-03-20T15:43:00Z">
+          <w:rPrChange w:id="222" w:author="Simone Erbs da Costa" w:date="2026-03-20T12:43:00Z" w16du:dateUtc="2026-03-20T15:43:00Z">
             <w:rPr/>
           </w:rPrChange>
         </w:rPr>
@@ -2582,7 +2977,7 @@
         <w:rPr>
           <w:i/>
           <w:iCs/>
-          <w:rPrChange w:id="136" w:author="Simone Erbs da Costa" w:date="2026-03-20T12:43:00Z" w16du:dateUtc="2026-03-20T15:43:00Z">
+          <w:rPrChange w:id="223" w:author="Simone Erbs da Costa" w:date="2026-03-20T12:43:00Z" w16du:dateUtc="2026-03-20T15:43:00Z">
             <w:rPr/>
           </w:rPrChange>
         </w:rPr>
@@ -2595,7 +2990,7 @@
         <w:rPr>
           <w:i/>
           <w:iCs/>
-          <w:rPrChange w:id="137" w:author="Simone Erbs da Costa" w:date="2026-03-20T12:43:00Z" w16du:dateUtc="2026-03-20T15:43:00Z">
+          <w:rPrChange w:id="224" w:author="Simone Erbs da Costa" w:date="2026-03-20T12:43:00Z" w16du:dateUtc="2026-03-20T15:43:00Z">
             <w:rPr/>
           </w:rPrChange>
         </w:rPr>
@@ -2608,7 +3003,7 @@
         <w:rPr>
           <w:i/>
           <w:iCs/>
-          <w:rPrChange w:id="138" w:author="Simone Erbs da Costa" w:date="2026-03-20T12:43:00Z" w16du:dateUtc="2026-03-20T15:43:00Z">
+          <w:rPrChange w:id="225" w:author="Simone Erbs da Costa" w:date="2026-03-20T12:43:00Z" w16du:dateUtc="2026-03-20T15:43:00Z">
             <w:rPr/>
           </w:rPrChange>
         </w:rPr>
@@ -2621,7 +3016,7 @@
         <w:rPr>
           <w:i/>
           <w:iCs/>
-          <w:rPrChange w:id="139" w:author="Simone Erbs da Costa" w:date="2026-03-20T12:43:00Z" w16du:dateUtc="2026-03-20T15:43:00Z">
+          <w:rPrChange w:id="226" w:author="Simone Erbs da Costa" w:date="2026-03-20T12:43:00Z" w16du:dateUtc="2026-03-20T15:43:00Z">
             <w:rPr/>
           </w:rPrChange>
         </w:rPr>
@@ -2633,7 +3028,7 @@
       <w:r>
         <w:t>.</w:t>
       </w:r>
-      <w:ins w:id="140" w:author="Simone Erbs da Costa" w:date="2026-03-20T12:45:00Z" w16du:dateUtc="2026-03-20T15:45:00Z">
+      <w:ins w:id="227" w:author="Simone Erbs da Costa" w:date="2026-03-20T12:45:00Z" w16du:dateUtc="2026-03-20T15:45:00Z">
         <w:r>
           <w:t xml:space="preserve"> </w:t>
         </w:r>
@@ -2650,7 +3045,7 @@
         <w:rPr>
           <w:i/>
           <w:iCs/>
-          <w:rPrChange w:id="141" w:author="Simone Erbs da Costa" w:date="2026-03-20T12:43:00Z" w16du:dateUtc="2026-03-20T15:43:00Z">
+          <w:rPrChange w:id="228" w:author="Simone Erbs da Costa" w:date="2026-03-20T12:43:00Z" w16du:dateUtc="2026-03-20T15:43:00Z">
             <w:rPr/>
           </w:rPrChange>
         </w:rPr>
@@ -2659,7 +3054,7 @@
       <w:r>
         <w:t xml:space="preserve"> </w:t>
       </w:r>
-      <w:del w:id="142" w:author="Simone Erbs da Costa" w:date="2026-03-20T12:43:00Z" w16du:dateUtc="2026-03-20T15:43:00Z">
+      <w:del w:id="229" w:author="Simone Erbs da Costa" w:date="2026-03-20T12:43:00Z" w16du:dateUtc="2026-03-20T15:43:00Z">
         <w:r>
           <w:delText xml:space="preserve">de busca </w:delText>
         </w:r>
@@ -2667,12 +3062,12 @@
       <w:r>
         <w:t xml:space="preserve">ocorreu após </w:t>
       </w:r>
-      <w:ins w:id="143" w:author="Simone Erbs da Costa" w:date="2026-03-20T12:43:00Z" w16du:dateUtc="2026-03-20T15:43:00Z">
+      <w:ins w:id="230" w:author="Simone Erbs da Costa" w:date="2026-03-20T12:43:00Z" w16du:dateUtc="2026-03-20T15:43:00Z">
         <w:r>
           <w:t xml:space="preserve">diversas </w:t>
         </w:r>
       </w:ins>
-      <w:del w:id="144" w:author="Simone Erbs da Costa" w:date="2026-03-20T12:43:00Z" w16du:dateUtc="2026-03-20T15:43:00Z">
+      <w:del w:id="231" w:author="Simone Erbs da Costa" w:date="2026-03-20T12:43:00Z" w16du:dateUtc="2026-03-20T15:43:00Z">
         <w:r>
           <w:delText xml:space="preserve">diferentes tentativas de </w:delText>
         </w:r>
@@ -2680,12 +3075,12 @@
       <w:r>
         <w:t>combinaç</w:t>
       </w:r>
-      <w:ins w:id="145" w:author="Simone Erbs da Costa" w:date="2026-03-20T12:44:00Z" w16du:dateUtc="2026-03-20T15:44:00Z">
+      <w:ins w:id="232" w:author="Simone Erbs da Costa" w:date="2026-03-20T12:44:00Z" w16du:dateUtc="2026-03-20T15:44:00Z">
         <w:r>
           <w:t xml:space="preserve">ões </w:t>
         </w:r>
       </w:ins>
-      <w:del w:id="146" w:author="Simone Erbs da Costa" w:date="2026-03-20T12:44:00Z" w16du:dateUtc="2026-03-20T15:44:00Z">
+      <w:del w:id="233" w:author="Simone Erbs da Costa" w:date="2026-03-20T12:44:00Z" w16du:dateUtc="2026-03-20T15:44:00Z">
         <w:r>
           <w:delText xml:space="preserve">ão </w:delText>
         </w:r>
@@ -2693,12 +3088,12 @@
       <w:r>
         <w:t>de palavras-chave relacionadas ao tema da pesquisa</w:t>
       </w:r>
-      <w:ins w:id="147" w:author="Simone Erbs da Costa" w:date="2026-03-20T12:44:00Z" w16du:dateUtc="2026-03-20T15:44:00Z">
+      <w:ins w:id="234" w:author="Simone Erbs da Costa" w:date="2026-03-20T12:44:00Z" w16du:dateUtc="2026-03-20T15:44:00Z">
         <w:r>
           <w:t xml:space="preserve">, sendo </w:t>
         </w:r>
       </w:ins>
-      <w:del w:id="148" w:author="Simone Erbs da Costa" w:date="2026-03-20T12:44:00Z" w16du:dateUtc="2026-03-20T15:44:00Z">
+      <w:del w:id="235" w:author="Simone Erbs da Costa" w:date="2026-03-20T12:44:00Z" w16du:dateUtc="2026-03-20T15:44:00Z">
         <w:r>
           <w:delText xml:space="preserve">. A expressão </w:delText>
         </w:r>
@@ -2706,7 +3101,7 @@
       <w:r>
         <w:t xml:space="preserve">selecionada </w:t>
       </w:r>
-      <w:del w:id="149" w:author="Simone Erbs da Costa" w:date="2026-03-20T12:44:00Z" w16du:dateUtc="2026-03-20T15:44:00Z">
+      <w:del w:id="236" w:author="Simone Erbs da Costa" w:date="2026-03-20T12:44:00Z" w16du:dateUtc="2026-03-20T15:44:00Z">
         <w:r>
           <w:delText xml:space="preserve">foi </w:delText>
         </w:r>
@@ -2714,25 +3109,26 @@
       <w:r>
         <w:t>aquela que apresentou resultados mais alinhados ao objetivo do estudo. Durante esse processo, termos como “saúde mental” e variações semelhantes também foram considerados</w:t>
       </w:r>
-      <w:ins w:id="150" w:author="Simone Erbs da Costa" w:date="2026-03-20T12:44:00Z" w16du:dateUtc="2026-03-20T15:44:00Z">
+      <w:ins w:id="237" w:author="Simone Erbs da Costa" w:date="2026-03-20T12:44:00Z" w16du:dateUtc="2026-03-20T15:44:00Z">
         <w:r>
           <w:t xml:space="preserve">, porém </w:t>
         </w:r>
       </w:ins>
-      <w:del w:id="151" w:author="Simone Erbs da Costa" w:date="2026-03-20T12:44:00Z" w16du:dateUtc="2026-03-20T15:44:00Z">
-        <w:r>
+      <w:del w:id="238" w:author="Simone Erbs da Costa" w:date="2026-03-20T12:44:00Z" w16du:dateUtc="2026-03-20T15:44:00Z">
+        <w:r>
+          <w:lastRenderedPageBreak/>
           <w:delText xml:space="preserve">. No entanto, sua utilização </w:delText>
         </w:r>
       </w:del>
       <w:r>
         <w:t>gerava</w:t>
       </w:r>
-      <w:ins w:id="152" w:author="Simone Erbs da Costa" w:date="2026-03-20T12:44:00Z" w16du:dateUtc="2026-03-20T15:44:00Z">
+      <w:ins w:id="239" w:author="Simone Erbs da Costa" w:date="2026-03-20T12:44:00Z" w16du:dateUtc="2026-03-20T15:44:00Z">
         <w:r>
           <w:t xml:space="preserve">m </w:t>
         </w:r>
       </w:ins>
-      <w:del w:id="153" w:author="Simone Erbs da Costa" w:date="2026-03-20T12:44:00Z" w16du:dateUtc="2026-03-20T15:44:00Z">
+      <w:del w:id="240" w:author="Simone Erbs da Costa" w:date="2026-03-20T12:44:00Z" w16du:dateUtc="2026-03-20T15:44:00Z">
         <w:r>
           <w:delText xml:space="preserve"> muitos </w:delText>
         </w:r>
@@ -2740,7 +3136,7 @@
       <w:r>
         <w:t xml:space="preserve">resultados </w:t>
       </w:r>
-      <w:ins w:id="154" w:author="Eduardo Zirbell" w:date="2026-03-23T20:34:00Z">
+      <w:ins w:id="241" w:author="Eduardo Zirbell" w:date="2026-03-23T20:34:00Z">
         <w:r>
           <w:t>que não atendiam adequadamente</w:t>
         </w:r>
@@ -2748,14 +3144,14 @@
           <w:t xml:space="preserve"> </w:t>
         </w:r>
       </w:ins>
-      <w:ins w:id="155" w:author="Simone Erbs da Costa" w:date="2026-03-20T12:45:00Z" w16du:dateUtc="2026-03-20T15:45:00Z">
-        <w:del w:id="156" w:author="Eduardo Zirbell" w:date="2026-03-23T20:34:00Z" w16du:dateUtc="2026-03-23T23:34:00Z">
+      <w:ins w:id="242" w:author="Simone Erbs da Costa" w:date="2026-03-20T12:45:00Z" w16du:dateUtc="2026-03-20T15:45:00Z">
+        <w:del w:id="243" w:author="Eduardo Zirbell" w:date="2026-03-23T20:34:00Z" w16du:dateUtc="2026-03-23T23:34:00Z">
           <w:r>
             <w:delText xml:space="preserve">poucos </w:delText>
           </w:r>
         </w:del>
       </w:ins>
-      <w:del w:id="157" w:author="Simone Erbs da Costa" w:date="2026-03-20T12:45:00Z" w16du:dateUtc="2026-03-20T15:45:00Z">
+      <w:del w:id="244" w:author="Simone Erbs da Costa" w:date="2026-03-20T12:45:00Z" w16du:dateUtc="2026-03-20T15:45:00Z">
         <w:r>
           <w:delText xml:space="preserve">que não estavam diretamente relacionados </w:delText>
         </w:r>
@@ -2763,7 +3159,7 @@
       <w:r>
         <w:t>à proposta</w:t>
       </w:r>
-      <w:del w:id="158" w:author="Simone Erbs da Costa" w:date="2026-03-20T12:45:00Z" w16du:dateUtc="2026-03-20T15:45:00Z">
+      <w:del w:id="245" w:author="Simone Erbs da Costa" w:date="2026-03-20T12:45:00Z" w16du:dateUtc="2026-03-20T15:45:00Z">
         <w:r>
           <w:delText xml:space="preserve"> do trabalho</w:delText>
         </w:r>
@@ -2771,12 +3167,12 @@
       <w:r>
         <w:t xml:space="preserve">, </w:t>
       </w:r>
-      <w:ins w:id="159" w:author="Eduardo Zirbell" w:date="2026-03-23T20:34:00Z">
+      <w:ins w:id="246" w:author="Eduardo Zirbell" w:date="2026-03-23T20:34:00Z">
         <w:r>
           <w:t xml:space="preserve">comprometendo </w:t>
         </w:r>
       </w:ins>
-      <w:del w:id="160" w:author="Eduardo Zirbell" w:date="2026-03-23T20:34:00Z" w16du:dateUtc="2026-03-23T23:34:00Z">
+      <w:del w:id="247" w:author="Eduardo Zirbell" w:date="2026-03-23T20:34:00Z" w16du:dateUtc="2026-03-23T23:34:00Z">
         <w:r>
           <w:delText xml:space="preserve">o que comprometia </w:delText>
         </w:r>
@@ -2784,7 +3180,7 @@
       <w:r>
         <w:t xml:space="preserve">a precisão </w:t>
       </w:r>
-      <w:del w:id="161" w:author="Simone Erbs da Costa" w:date="2026-03-20T12:45:00Z" w16du:dateUtc="2026-03-20T15:45:00Z">
+      <w:del w:id="248" w:author="Simone Erbs da Costa" w:date="2026-03-20T12:45:00Z" w16du:dateUtc="2026-03-20T15:45:00Z">
         <w:r>
           <w:delText xml:space="preserve">das buscas e a relevância </w:delText>
         </w:r>
@@ -2797,13 +3193,13 @@
       <w:pPr>
         <w:pStyle w:val="TF-TEXTO"/>
         <w:rPr>
-          <w:del w:id="162" w:author="Simone Erbs da Costa" w:date="2026-03-20T12:47:00Z" w16du:dateUtc="2026-03-20T15:47:00Z"/>
+          <w:del w:id="249" w:author="Simone Erbs da Costa" w:date="2026-03-20T12:47:00Z" w16du:dateUtc="2026-03-20T15:47:00Z"/>
         </w:rPr>
       </w:pPr>
       <w:r>
         <w:t xml:space="preserve">Para garantir </w:t>
       </w:r>
-      <w:del w:id="163" w:author="Simone Erbs da Costa" w:date="2026-03-20T12:45:00Z" w16du:dateUtc="2026-03-20T15:45:00Z">
+      <w:del w:id="250" w:author="Simone Erbs da Costa" w:date="2026-03-20T12:45:00Z" w16du:dateUtc="2026-03-20T15:45:00Z">
         <w:r>
           <w:delText xml:space="preserve">maior </w:delText>
         </w:r>
@@ -2811,7 +3207,7 @@
       <w:r>
         <w:t>rigor na seleção dos materiais analisados, foram estabelecidos Critérios de Inclusão (CI) e Critérios de Exclusão (CE), utilizados para avaliar e filtrar os estudos obtidos</w:t>
       </w:r>
-      <w:del w:id="164" w:author="Simone Erbs da Costa" w:date="2026-03-20T12:46:00Z" w16du:dateUtc="2026-03-20T15:46:00Z">
+      <w:del w:id="251" w:author="Simone Erbs da Costa" w:date="2026-03-20T12:46:00Z" w16du:dateUtc="2026-03-20T15:46:00Z">
         <w:r>
           <w:delText xml:space="preserve"> nas buscas</w:delText>
         </w:r>
@@ -2819,7 +3215,7 @@
       <w:r>
         <w:t xml:space="preserve">. </w:t>
       </w:r>
-      <w:del w:id="165" w:author="Simone Erbs da Costa" w:date="2026-03-20T12:46:00Z" w16du:dateUtc="2026-03-20T15:46:00Z">
+      <w:del w:id="252" w:author="Simone Erbs da Costa" w:date="2026-03-20T12:46:00Z" w16du:dateUtc="2026-03-20T15:46:00Z">
         <w:r>
           <w:delText xml:space="preserve">De acordo com </w:delText>
         </w:r>
@@ -2831,7 +3227,7 @@
         <w:rPr>
           <w:i/>
           <w:iCs/>
-          <w:rPrChange w:id="166" w:author="Simone Erbs da Costa" w:date="2026-03-20T12:46:00Z" w16du:dateUtc="2026-03-20T15:46:00Z">
+          <w:rPrChange w:id="253" w:author="Simone Erbs da Costa" w:date="2026-03-20T12:46:00Z" w16du:dateUtc="2026-03-20T15:46:00Z">
             <w:rPr/>
           </w:rPrChange>
         </w:rPr>
@@ -2844,7 +3240,7 @@
         <w:rPr>
           <w:i/>
           <w:iCs/>
-          <w:rPrChange w:id="167" w:author="Simone Erbs da Costa" w:date="2026-03-20T12:46:00Z" w16du:dateUtc="2026-03-20T15:46:00Z">
+          <w:rPrChange w:id="254" w:author="Simone Erbs da Costa" w:date="2026-03-20T12:46:00Z" w16du:dateUtc="2026-03-20T15:46:00Z">
             <w:rPr/>
           </w:rPrChange>
         </w:rPr>
@@ -2856,7 +3252,7 @@
       <w:r>
         <w:t>2016)</w:t>
       </w:r>
-      <w:ins w:id="168" w:author="Simone Erbs da Costa" w:date="2026-03-20T12:46:00Z" w16du:dateUtc="2026-03-20T15:46:00Z">
+      <w:ins w:id="255" w:author="Simone Erbs da Costa" w:date="2026-03-20T12:46:00Z" w16du:dateUtc="2026-03-20T15:46:00Z">
         <w:r>
           <w:t xml:space="preserve"> indicam que</w:t>
         </w:r>
@@ -2864,7 +3260,7 @@
       <w:r>
         <w:t xml:space="preserve">, além da definição desses critérios, </w:t>
       </w:r>
-      <w:del w:id="169" w:author="Simone Erbs da Costa" w:date="2026-03-20T12:46:00Z" w16du:dateUtc="2026-03-20T15:46:00Z">
+      <w:del w:id="256" w:author="Simone Erbs da Costa" w:date="2026-03-20T12:46:00Z" w16du:dateUtc="2026-03-20T15:46:00Z">
         <w:r>
           <w:delText xml:space="preserve">é </w:delText>
         </w:r>
@@ -2872,12 +3268,12 @@
       <w:r>
         <w:t>recomend</w:t>
       </w:r>
-      <w:ins w:id="170" w:author="Simone Erbs da Costa" w:date="2026-03-20T12:46:00Z" w16du:dateUtc="2026-03-20T15:46:00Z">
+      <w:ins w:id="257" w:author="Simone Erbs da Costa" w:date="2026-03-20T12:46:00Z" w16du:dateUtc="2026-03-20T15:46:00Z">
         <w:r>
           <w:t xml:space="preserve">a-se atribuir </w:t>
         </w:r>
       </w:ins>
-      <w:del w:id="171" w:author="Simone Erbs da Costa" w:date="2026-03-20T12:47:00Z" w16du:dateUtc="2026-03-20T15:47:00Z">
+      <w:del w:id="258" w:author="Simone Erbs da Costa" w:date="2026-03-20T12:47:00Z" w16du:dateUtc="2026-03-20T15:47:00Z">
         <w:r>
           <w:delText xml:space="preserve">ável estabelecer critérios de qualidade e atribuir </w:delText>
         </w:r>
@@ -2885,17 +3281,17 @@
       <w:r>
         <w:t xml:space="preserve">pesos aos </w:t>
       </w:r>
-      <w:del w:id="172" w:author="Simone Erbs da Costa" w:date="2026-03-20T12:47:00Z" w16du:dateUtc="2026-03-20T15:47:00Z">
+      <w:del w:id="259" w:author="Simone Erbs da Costa" w:date="2026-03-20T12:47:00Z" w16du:dateUtc="2026-03-20T15:47:00Z">
         <w:r>
           <w:delText>critérios de inclusão</w:delText>
         </w:r>
       </w:del>
-      <w:ins w:id="173" w:author="Simone Erbs da Costa" w:date="2026-03-20T12:47:00Z" w16du:dateUtc="2026-03-20T15:47:00Z">
+      <w:ins w:id="260" w:author="Simone Erbs da Costa" w:date="2026-03-20T12:47:00Z" w16du:dateUtc="2026-03-20T15:47:00Z">
         <w:r>
           <w:t xml:space="preserve">CI e </w:t>
         </w:r>
       </w:ins>
-      <w:del w:id="174" w:author="Simone Erbs da Costa" w:date="2026-03-20T12:47:00Z" w16du:dateUtc="2026-03-20T15:47:00Z">
+      <w:del w:id="261" w:author="Simone Erbs da Costa" w:date="2026-03-20T12:47:00Z" w16du:dateUtc="2026-03-20T15:47:00Z">
         <w:r>
           <w:delText xml:space="preserve">, bem como </w:delText>
         </w:r>
@@ -2903,7 +3299,7 @@
       <w:r>
         <w:t xml:space="preserve">definir </w:t>
       </w:r>
-      <w:del w:id="175" w:author="Simone Erbs da Costa" w:date="2026-03-20T12:47:00Z" w16du:dateUtc="2026-03-20T15:47:00Z">
+      <w:del w:id="262" w:author="Simone Erbs da Costa" w:date="2026-03-20T12:47:00Z" w16du:dateUtc="2026-03-20T15:47:00Z">
         <w:r>
           <w:delText xml:space="preserve">de forma </w:delText>
         </w:r>
@@ -2911,7 +3307,7 @@
       <w:r>
         <w:t>clara</w:t>
       </w:r>
-      <w:ins w:id="176" w:author="Simone Erbs da Costa" w:date="2026-03-20T12:47:00Z" w16du:dateUtc="2026-03-20T15:47:00Z">
+      <w:ins w:id="263" w:author="Simone Erbs da Costa" w:date="2026-03-20T12:47:00Z" w16du:dateUtc="2026-03-20T15:47:00Z">
         <w:r>
           <w:t>mente</w:t>
         </w:r>
@@ -2919,12 +3315,12 @@
       <w:r>
         <w:t xml:space="preserve"> as etapas </w:t>
       </w:r>
-      <w:ins w:id="177" w:author="Simone Erbs da Costa" w:date="2026-03-20T12:47:00Z" w16du:dateUtc="2026-03-20T15:47:00Z">
+      <w:ins w:id="264" w:author="Simone Erbs da Costa" w:date="2026-03-20T12:47:00Z" w16du:dateUtc="2026-03-20T15:47:00Z">
         <w:r>
           <w:t>d</w:t>
         </w:r>
       </w:ins>
-      <w:del w:id="178" w:author="Simone Erbs da Costa" w:date="2026-03-20T12:47:00Z" w16du:dateUtc="2026-03-20T15:47:00Z">
+      <w:del w:id="265" w:author="Simone Erbs da Costa" w:date="2026-03-20T12:47:00Z" w16du:dateUtc="2026-03-20T15:47:00Z">
         <w:r>
           <w:delText xml:space="preserve">que compõem </w:delText>
         </w:r>
@@ -2932,7 +3328,7 @@
       <w:r>
         <w:t>o processo de seleção dos estudos.</w:t>
       </w:r>
-      <w:ins w:id="179" w:author="Simone Erbs da Costa" w:date="2026-03-20T12:47:00Z" w16du:dateUtc="2026-03-20T15:47:00Z">
+      <w:ins w:id="266" w:author="Simone Erbs da Costa" w:date="2026-03-20T12:47:00Z" w16du:dateUtc="2026-03-20T15:47:00Z">
         <w:r>
           <w:t xml:space="preserve"> </w:t>
         </w:r>
@@ -2942,14 +3338,14 @@
       <w:pPr>
         <w:pStyle w:val="TF-TEXTO"/>
         <w:rPr>
-          <w:ins w:id="180" w:author="Simone Erbs da Costa" w:date="2026-03-20T12:48:00Z" w16du:dateUtc="2026-03-20T15:48:00Z"/>
+          <w:ins w:id="267" w:author="Simone Erbs da Costa" w:date="2026-03-20T12:48:00Z" w16du:dateUtc="2026-03-20T15:48:00Z"/>
         </w:rPr>
       </w:pPr>
       <w:r>
         <w:t xml:space="preserve">Nesse contexto, a </w:t>
       </w:r>
-      <w:commentRangeStart w:id="181"/>
-      <w:ins w:id="182" w:author="Simone Erbs da Costa" w:date="2026-03-20T12:50:00Z" w16du:dateUtc="2026-03-20T15:50:00Z">
+      <w:commentRangeStart w:id="268"/>
+      <w:ins w:id="269" w:author="Simone Erbs da Costa" w:date="2026-03-20T12:50:00Z" w16du:dateUtc="2026-03-20T15:50:00Z">
         <w:r>
           <w:fldChar w:fldCharType="begin"/>
         </w:r>
@@ -2957,18 +3353,12 @@
           <w:instrText xml:space="preserve"> REF _Ref129893389 \h </w:instrText>
         </w:r>
       </w:ins>
-      <w:ins w:id="183" w:author="Simone Erbs da Costa" w:date="2026-03-20T12:50:00Z" w16du:dateUtc="2026-03-20T15:50:00Z">
+      <w:ins w:id="270" w:author="Simone Erbs da Costa" w:date="2026-03-20T12:50:00Z" w16du:dateUtc="2026-03-20T15:50:00Z">
         <w:r>
           <w:fldChar w:fldCharType="separate"/>
         </w:r>
         <w:r>
-          <w:t>Tab</w:t>
-        </w:r>
-        <w:r>
-          <w:t>e</w:t>
-        </w:r>
-        <w:r>
-          <w:t xml:space="preserve">la </w:t>
+          <w:t xml:space="preserve">Tabela </w:t>
         </w:r>
         <w:r>
           <w:rPr>
@@ -2980,21 +3370,21 @@
           <w:fldChar w:fldCharType="end"/>
         </w:r>
       </w:ins>
-      <w:commentRangeEnd w:id="181"/>
+      <w:commentRangeEnd w:id="268"/>
       <w:r>
         <w:rPr>
           <w:rStyle w:val="Refdecomentrio"/>
           <w:sz w:val="24"/>
           <w:szCs w:val="20"/>
         </w:rPr>
-        <w:commentReference w:id="181"/>
-      </w:r>
-      <w:ins w:id="184" w:author="Simone Erbs da Costa" w:date="2026-03-20T12:50:00Z" w16du:dateUtc="2026-03-20T15:50:00Z">
+        <w:commentReference w:id="268"/>
+      </w:r>
+      <w:ins w:id="271" w:author="Simone Erbs da Costa" w:date="2026-03-20T12:50:00Z" w16du:dateUtc="2026-03-20T15:50:00Z">
         <w:r>
           <w:t xml:space="preserve"> </w:t>
         </w:r>
       </w:ins>
-      <w:del w:id="185" w:author="Simone Erbs da Costa" w:date="2026-03-20T12:50:00Z" w16du:dateUtc="2026-03-20T15:50:00Z">
+      <w:del w:id="272" w:author="Simone Erbs da Costa" w:date="2026-03-20T12:50:00Z" w16du:dateUtc="2026-03-20T15:50:00Z">
         <w:r>
           <w:delText xml:space="preserve">Tabela 1 </w:delText>
         </w:r>
@@ -3002,12 +3392,12 @@
       <w:r>
         <w:t xml:space="preserve">apresenta os critérios de qualidade adotados nesta pesquisa, juntamente com seus respectivos pesos, que variam de um (1) a três (3), e que serão considerados como </w:t>
       </w:r>
-      <w:del w:id="186" w:author="Simone Erbs da Costa" w:date="2026-03-20T12:48:00Z" w16du:dateUtc="2026-03-20T15:48:00Z">
+      <w:del w:id="273" w:author="Simone Erbs da Costa" w:date="2026-03-20T12:48:00Z" w16du:dateUtc="2026-03-20T15:48:00Z">
         <w:r>
           <w:delText>Critérios de Inclusão</w:delText>
         </w:r>
       </w:del>
-      <w:ins w:id="187" w:author="Simone Erbs da Costa" w:date="2026-03-20T12:48:00Z" w16du:dateUtc="2026-03-20T15:48:00Z">
+      <w:ins w:id="274" w:author="Simone Erbs da Costa" w:date="2026-03-20T12:48:00Z" w16du:dateUtc="2026-03-20T15:48:00Z">
         <w:r>
           <w:t>CI</w:t>
         </w:r>
@@ -3023,12 +3413,12 @@
       <w:r>
         <w:t xml:space="preserve">Em relação aos </w:t>
       </w:r>
-      <w:del w:id="188" w:author="Simone Erbs da Costa" w:date="2026-03-20T12:48:00Z" w16du:dateUtc="2026-03-20T15:48:00Z">
+      <w:del w:id="275" w:author="Simone Erbs da Costa" w:date="2026-03-20T12:48:00Z" w16du:dateUtc="2026-03-20T15:48:00Z">
         <w:r>
           <w:delText>Critérios de Exclusão</w:delText>
         </w:r>
       </w:del>
-      <w:ins w:id="189" w:author="Simone Erbs da Costa" w:date="2026-03-20T12:48:00Z" w16du:dateUtc="2026-03-20T15:48:00Z">
+      <w:ins w:id="276" w:author="Simone Erbs da Costa" w:date="2026-03-20T12:48:00Z" w16du:dateUtc="2026-03-20T15:48:00Z">
         <w:r>
           <w:t>CE</w:t>
         </w:r>
@@ -3047,12 +3437,12 @@
       <w:r>
         <w:t xml:space="preserve">Além disso, </w:t>
       </w:r>
-      <w:ins w:id="190" w:author="Simone Erbs da Costa" w:date="2026-03-20T12:48:00Z" w16du:dateUtc="2026-03-20T15:48:00Z">
+      <w:ins w:id="277" w:author="Simone Erbs da Costa" w:date="2026-03-20T12:48:00Z" w16du:dateUtc="2026-03-20T15:48:00Z">
         <w:r>
           <w:t xml:space="preserve">as </w:t>
         </w:r>
       </w:ins>
-      <w:del w:id="191" w:author="Simone Erbs da Costa" w:date="2026-03-20T12:49:00Z" w16du:dateUtc="2026-03-20T15:49:00Z">
+      <w:del w:id="278" w:author="Simone Erbs da Costa" w:date="2026-03-20T12:49:00Z" w16du:dateUtc="2026-03-20T15:49:00Z">
         <w:r>
           <w:delText xml:space="preserve">foram seguidas </w:delText>
         </w:r>
@@ -3060,7 +3450,7 @@
       <w:r>
         <w:t xml:space="preserve">etapas de filtragem </w:t>
       </w:r>
-      <w:ins w:id="192" w:author="Simone Erbs da Costa" w:date="2026-03-20T12:49:00Z" w16du:dateUtc="2026-03-20T15:49:00Z">
+      <w:ins w:id="279" w:author="Simone Erbs da Costa" w:date="2026-03-20T12:49:00Z" w16du:dateUtc="2026-03-20T15:49:00Z">
         <w:r>
           <w:t xml:space="preserve">seguiram procedimento </w:t>
         </w:r>
@@ -3068,17 +3458,17 @@
       <w:r>
         <w:t>adaptad</w:t>
       </w:r>
-      <w:ins w:id="193" w:author="Simone Erbs da Costa" w:date="2026-03-20T12:49:00Z" w16du:dateUtc="2026-03-20T15:49:00Z">
+      <w:ins w:id="280" w:author="Simone Erbs da Costa" w:date="2026-03-20T12:49:00Z" w16du:dateUtc="2026-03-20T15:49:00Z">
         <w:r>
           <w:t xml:space="preserve">o </w:t>
         </w:r>
       </w:ins>
-      <w:del w:id="194" w:author="Simone Erbs da Costa" w:date="2026-03-20T12:49:00Z" w16du:dateUtc="2026-03-20T15:49:00Z">
+      <w:del w:id="281" w:author="Simone Erbs da Costa" w:date="2026-03-20T12:49:00Z" w16du:dateUtc="2026-03-20T15:49:00Z">
         <w:r>
           <w:delText>as do procedimento descrito por</w:delText>
         </w:r>
       </w:del>
-      <w:ins w:id="195" w:author="Simone Erbs da Costa" w:date="2026-03-20T12:49:00Z" w16du:dateUtc="2026-03-20T15:49:00Z">
+      <w:ins w:id="282" w:author="Simone Erbs da Costa" w:date="2026-03-20T12:49:00Z" w16du:dateUtc="2026-03-20T15:49:00Z">
         <w:r>
           <w:t>de</w:t>
         </w:r>
@@ -3090,7 +3480,7 @@
         <w:rPr>
           <w:i/>
           <w:iCs/>
-          <w:rPrChange w:id="196" w:author="Simone Erbs da Costa" w:date="2026-03-20T12:49:00Z" w16du:dateUtc="2026-03-20T15:49:00Z">
+          <w:rPrChange w:id="283" w:author="Simone Erbs da Costa" w:date="2026-03-20T12:49:00Z" w16du:dateUtc="2026-03-20T15:49:00Z">
             <w:rPr/>
           </w:rPrChange>
         </w:rPr>
@@ -3103,7 +3493,7 @@
         <w:rPr>
           <w:i/>
           <w:iCs/>
-          <w:rPrChange w:id="197" w:author="Simone Erbs da Costa" w:date="2026-03-20T12:49:00Z" w16du:dateUtc="2026-03-20T15:49:00Z">
+          <w:rPrChange w:id="284" w:author="Simone Erbs da Costa" w:date="2026-03-20T12:49:00Z" w16du:dateUtc="2026-03-20T15:49:00Z">
             <w:rPr/>
           </w:rPrChange>
         </w:rPr>
@@ -3112,17 +3502,17 @@
       <w:r>
         <w:t>., 2016). O Passo 1 consist</w:t>
       </w:r>
-      <w:ins w:id="198" w:author="Simone Erbs da Costa" w:date="2026-03-20T12:50:00Z" w16du:dateUtc="2026-03-20T15:50:00Z">
+      <w:ins w:id="285" w:author="Simone Erbs da Costa" w:date="2026-03-20T12:50:00Z" w16du:dateUtc="2026-03-20T15:50:00Z">
         <w:r>
           <w:t>iu</w:t>
         </w:r>
       </w:ins>
-      <w:del w:id="199" w:author="Simone Erbs da Costa" w:date="2026-03-20T12:50:00Z" w16du:dateUtc="2026-03-20T15:50:00Z">
+      <w:del w:id="286" w:author="Simone Erbs da Costa" w:date="2026-03-20T12:50:00Z" w16du:dateUtc="2026-03-20T15:50:00Z">
         <w:r>
           <w:delText xml:space="preserve">e </w:delText>
         </w:r>
       </w:del>
-      <w:ins w:id="200" w:author="Simone Erbs da Costa" w:date="2026-03-20T12:50:00Z" w16du:dateUtc="2026-03-20T15:50:00Z">
+      <w:ins w:id="287" w:author="Simone Erbs da Costa" w:date="2026-03-20T12:50:00Z" w16du:dateUtc="2026-03-20T15:50:00Z">
         <w:r>
           <w:t xml:space="preserve"> </w:t>
         </w:r>
@@ -3130,12 +3520,12 @@
       <w:r>
         <w:t xml:space="preserve">na análise inicial do título e do resumo para eliminar trabalhos não relacionados ao tema. No Passo 2, </w:t>
       </w:r>
-      <w:ins w:id="201" w:author="Simone Erbs da Costa" w:date="2026-03-20T12:50:00Z" w16du:dateUtc="2026-03-20T15:50:00Z">
+      <w:ins w:id="288" w:author="Simone Erbs da Costa" w:date="2026-03-20T12:50:00Z" w16du:dateUtc="2026-03-20T15:50:00Z">
         <w:r>
           <w:t>foi</w:t>
         </w:r>
       </w:ins>
-      <w:del w:id="202" w:author="Simone Erbs da Costa" w:date="2026-03-20T12:50:00Z" w16du:dateUtc="2026-03-20T15:50:00Z">
+      <w:del w:id="289" w:author="Simone Erbs da Costa" w:date="2026-03-20T12:50:00Z" w16du:dateUtc="2026-03-20T15:50:00Z">
         <w:r>
           <w:delText>é</w:delText>
         </w:r>
@@ -3143,7 +3533,7 @@
       <w:r>
         <w:t xml:space="preserve"> realizada uma leitura superficial do conteúdo, </w:t>
       </w:r>
-      <w:del w:id="203" w:author="Simone Erbs da Costa" w:date="2026-03-20T12:51:00Z" w16du:dateUtc="2026-03-20T15:51:00Z">
+      <w:del w:id="290" w:author="Simone Erbs da Costa" w:date="2026-03-20T12:51:00Z" w16du:dateUtc="2026-03-20T15:51:00Z">
         <w:r>
           <w:delText xml:space="preserve">permitindo </w:delText>
         </w:r>
@@ -3151,12 +3541,12 @@
       <w:r>
         <w:t>refina</w:t>
       </w:r>
-      <w:ins w:id="204" w:author="Simone Erbs da Costa" w:date="2026-03-20T12:51:00Z" w16du:dateUtc="2026-03-20T15:51:00Z">
+      <w:ins w:id="291" w:author="Simone Erbs da Costa" w:date="2026-03-20T12:51:00Z" w16du:dateUtc="2026-03-20T15:51:00Z">
         <w:r>
           <w:t xml:space="preserve">ndo </w:t>
         </w:r>
       </w:ins>
-      <w:del w:id="205" w:author="Simone Erbs da Costa" w:date="2026-03-20T12:51:00Z" w16du:dateUtc="2026-03-20T15:51:00Z">
+      <w:del w:id="292" w:author="Simone Erbs da Costa" w:date="2026-03-20T12:51:00Z" w16du:dateUtc="2026-03-20T15:51:00Z">
         <w:r>
           <w:delText xml:space="preserve">r ainda mais </w:delText>
         </w:r>
@@ -3164,7 +3554,7 @@
       <w:r>
         <w:t>a seleção. Por fim, o Passo 3 envolve</w:t>
       </w:r>
-      <w:ins w:id="206" w:author="Simone Erbs da Costa" w:date="2026-03-20T12:51:00Z" w16du:dateUtc="2026-03-20T15:51:00Z">
+      <w:ins w:id="293" w:author="Simone Erbs da Costa" w:date="2026-03-20T12:51:00Z" w16du:dateUtc="2026-03-20T15:51:00Z">
         <w:r>
           <w:t>u</w:t>
         </w:r>
@@ -3172,7 +3562,7 @@
       <w:r>
         <w:t xml:space="preserve"> </w:t>
       </w:r>
-      <w:del w:id="207" w:author="Simone Erbs da Costa" w:date="2026-03-20T12:51:00Z" w16du:dateUtc="2026-03-20T15:51:00Z">
+      <w:del w:id="294" w:author="Simone Erbs da Costa" w:date="2026-03-20T12:51:00Z" w16du:dateUtc="2026-03-20T15:51:00Z">
         <w:r>
           <w:delText xml:space="preserve">a </w:delText>
         </w:r>
@@ -3180,12 +3570,12 @@
       <w:r>
         <w:t>leitura completa dos estudos selecionados</w:t>
       </w:r>
-      <w:ins w:id="208" w:author="Simone Erbs da Costa" w:date="2026-03-20T12:51:00Z" w16du:dateUtc="2026-03-20T15:51:00Z">
+      <w:ins w:id="295" w:author="Simone Erbs da Costa" w:date="2026-03-20T12:51:00Z" w16du:dateUtc="2026-03-20T15:51:00Z">
         <w:r>
           <w:t xml:space="preserve">, aplicando os </w:t>
         </w:r>
       </w:ins>
-      <w:del w:id="209" w:author="Simone Erbs da Costa" w:date="2026-03-20T12:51:00Z" w16du:dateUtc="2026-03-20T15:51:00Z">
+      <w:del w:id="296" w:author="Simone Erbs da Costa" w:date="2026-03-20T12:51:00Z" w16du:dateUtc="2026-03-20T15:51:00Z">
         <w:r>
           <w:delText xml:space="preserve">. Nesta etapa, os </w:delText>
         </w:r>
@@ -3193,12 +3583,12 @@
       <w:r>
         <w:t>critérios de qualidade apresentados na</w:t>
       </w:r>
-      <w:del w:id="210" w:author="Eduardo Zirbell" w:date="2026-03-23T20:38:00Z" w16du:dateUtc="2026-03-23T23:38:00Z">
+      <w:del w:id="297" w:author="Eduardo Zirbell" w:date="2026-03-23T20:38:00Z" w16du:dateUtc="2026-03-23T23:38:00Z">
         <w:r>
           <w:delText xml:space="preserve"> </w:delText>
         </w:r>
       </w:del>
-      <w:ins w:id="211" w:author="Eduardo Zirbell" w:date="2026-03-23T20:38:00Z" w16du:dateUtc="2026-03-23T23:38:00Z">
+      <w:ins w:id="298" w:author="Eduardo Zirbell" w:date="2026-03-23T20:38:00Z" w16du:dateUtc="2026-03-23T23:38:00Z">
         <w:r>
           <w:t xml:space="preserve"> </w:t>
         </w:r>
@@ -3208,17 +3598,13 @@
         <w:r>
           <w:instrText xml:space="preserve"> REF _Ref129893389 \h </w:instrText>
         </w:r>
+      </w:ins>
+      <w:ins w:id="299" w:author="Eduardo Zirbell" w:date="2026-03-23T20:38:00Z" w16du:dateUtc="2026-03-23T23:38:00Z">
         <w:r>
           <w:fldChar w:fldCharType="separate"/>
         </w:r>
         <w:r>
-          <w:t>Tabel</w:t>
-        </w:r>
-        <w:r>
-          <w:t>a</w:t>
-        </w:r>
-        <w:r>
-          <w:t xml:space="preserve"> </w:t>
+          <w:t xml:space="preserve">Tabela </w:t>
         </w:r>
         <w:r>
           <w:rPr>
@@ -3230,8 +3616,8 @@
           <w:fldChar w:fldCharType="end"/>
         </w:r>
       </w:ins>
-      <w:ins w:id="212" w:author="Simone Erbs da Costa" w:date="2026-03-20T12:52:00Z" w16du:dateUtc="2026-03-20T15:52:00Z">
-        <w:del w:id="213" w:author="Eduardo Zirbell" w:date="2026-03-23T20:38:00Z" w16du:dateUtc="2026-03-23T23:38:00Z">
+      <w:ins w:id="300" w:author="Simone Erbs da Costa" w:date="2026-03-20T12:52:00Z" w16du:dateUtc="2026-03-20T15:52:00Z">
+        <w:del w:id="301" w:author="Eduardo Zirbell" w:date="2026-03-23T20:38:00Z" w16du:dateUtc="2026-03-23T23:38:00Z">
           <w:r>
             <w:delText>Tabela 1</w:delText>
           </w:r>
@@ -3240,7 +3626,7 @@
           <w:t xml:space="preserve">, considerando </w:t>
         </w:r>
       </w:ins>
-      <w:del w:id="214" w:author="Simone Erbs da Costa" w:date="2026-03-20T12:52:00Z" w16du:dateUtc="2026-03-20T15:52:00Z">
+      <w:del w:id="302" w:author="Simone Erbs da Costa" w:date="2026-03-20T12:52:00Z" w16du:dateUtc="2026-03-20T15:52:00Z">
         <w:r>
           <w:delText xml:space="preserve">Tabela 1 são aplicados, sendo considerados </w:delText>
         </w:r>
@@ -3248,12 +3634,12 @@
       <w:r>
         <w:t xml:space="preserve">para inclusão apenas os trabalhos </w:t>
       </w:r>
-      <w:del w:id="215" w:author="Simone Erbs da Costa" w:date="2026-03-20T12:52:00Z" w16du:dateUtc="2026-03-20T15:52:00Z">
+      <w:del w:id="303" w:author="Simone Erbs da Costa" w:date="2026-03-20T12:52:00Z" w16du:dateUtc="2026-03-20T15:52:00Z">
         <w:r>
           <w:delText>que atingirem</w:delText>
         </w:r>
       </w:del>
-      <w:ins w:id="216" w:author="Simone Erbs da Costa" w:date="2026-03-20T12:52:00Z" w16du:dateUtc="2026-03-20T15:52:00Z">
+      <w:ins w:id="304" w:author="Simone Erbs da Costa" w:date="2026-03-20T12:52:00Z" w16du:dateUtc="2026-03-20T15:52:00Z">
         <w:r>
           <w:t>com</w:t>
         </w:r>
@@ -3261,12 +3647,12 @@
       <w:r>
         <w:t xml:space="preserve"> pontuação igual ou superior a </w:t>
       </w:r>
-      <w:del w:id="217" w:author="Simone Erbs da Costa" w:date="2026-03-20T12:56:00Z" w16du:dateUtc="2026-03-20T15:56:00Z">
+      <w:del w:id="305" w:author="Simone Erbs da Costa" w:date="2026-03-20T12:56:00Z" w16du:dateUtc="2026-03-20T15:56:00Z">
         <w:r>
           <w:delText>oito</w:delText>
         </w:r>
       </w:del>
-      <w:ins w:id="218" w:author="Simone Erbs da Costa" w:date="2026-03-20T12:56:00Z" w16du:dateUtc="2026-03-20T15:56:00Z">
+      <w:ins w:id="306" w:author="Simone Erbs da Costa" w:date="2026-03-20T12:56:00Z" w16du:dateUtc="2026-03-20T15:56:00Z">
         <w:r>
           <w:t>nove</w:t>
         </w:r>
@@ -3279,7 +3665,7 @@
       <w:pPr>
         <w:pStyle w:val="TF-LEGENDA"/>
       </w:pPr>
-      <w:bookmarkStart w:id="219" w:name="_Ref129893389"/>
+      <w:bookmarkStart w:id="307" w:name="_Ref129893389"/>
       <w:r>
         <w:t xml:space="preserve">Tabela </w:t>
       </w:r>
@@ -3301,7 +3687,7 @@
       <w:r>
         <w:fldChar w:fldCharType="end"/>
       </w:r>
-      <w:bookmarkEnd w:id="219"/>
+      <w:bookmarkEnd w:id="307"/>
       <w:r>
         <w:t>- Critérios de qualidade</w:t>
       </w:r>
@@ -3321,7 +3707,7 @@
         <w:gridCol w:w="603"/>
         <w:gridCol w:w="7052"/>
         <w:gridCol w:w="1276"/>
-        <w:tblGridChange w:id="220">
+        <w:tblGridChange w:id="308">
           <w:tblGrid>
             <w:gridCol w:w="603"/>
             <w:gridCol w:w="7052"/>
@@ -3423,7 +3809,7 @@
             <w:bottom w:val="none" w:sz="0" w:space="0" w:color="auto"/>
             <w:right w:val="none" w:sz="0" w:space="0" w:color="auto"/>
           </w:tblBorders>
-          <w:tblPrExChange w:id="221" w:author="Simone Erbs da Costa" w:date="2026-03-20T12:52:00Z" w16du:dateUtc="2026-03-20T15:52:00Z">
+          <w:tblPrExChange w:id="309" w:author="Simone Erbs da Costa" w:date="2026-03-20T12:52:00Z" w16du:dateUtc="2026-03-20T15:52:00Z">
             <w:tblPrEx>
               <w:tblW w:w="8931" w:type="dxa"/>
               <w:tblBorders>
@@ -3436,7 +3822,7 @@
         </w:tblPrEx>
         <w:trPr>
           <w:trHeight w:val="58"/>
-          <w:trPrChange w:id="222" w:author="Simone Erbs da Costa" w:date="2026-03-20T12:52:00Z" w16du:dateUtc="2026-03-20T15:52:00Z">
+          <w:trPrChange w:id="310" w:author="Simone Erbs da Costa" w:date="2026-03-20T12:52:00Z" w16du:dateUtc="2026-03-20T15:52:00Z">
             <w:trPr>
               <w:trHeight w:val="255"/>
             </w:trPr>
@@ -3445,7 +3831,7 @@
         <w:tc>
           <w:tcPr>
             <w:tcW w:w="603" w:type="dxa"/>
-            <w:tcPrChange w:id="223" w:author="Simone Erbs da Costa" w:date="2026-03-20T12:52:00Z" w16du:dateUtc="2026-03-20T15:52:00Z">
+            <w:tcPrChange w:id="311" w:author="Simone Erbs da Costa" w:date="2026-03-20T12:52:00Z" w16du:dateUtc="2026-03-20T15:52:00Z">
               <w:tcPr>
                 <w:tcW w:w="603" w:type="dxa"/>
               </w:tcPr>
@@ -3474,7 +3860,7 @@
         <w:tc>
           <w:tcPr>
             <w:tcW w:w="7052" w:type="dxa"/>
-            <w:tcPrChange w:id="224" w:author="Simone Erbs da Costa" w:date="2026-03-20T12:52:00Z" w16du:dateUtc="2026-03-20T15:52:00Z">
+            <w:tcPrChange w:id="312" w:author="Simone Erbs da Costa" w:date="2026-03-20T12:52:00Z" w16du:dateUtc="2026-03-20T15:52:00Z">
               <w:tcPr>
                 <w:tcW w:w="7052" w:type="dxa"/>
               </w:tcPr>
@@ -3501,7 +3887,7 @@
         <w:tc>
           <w:tcPr>
             <w:tcW w:w="1276" w:type="dxa"/>
-            <w:tcPrChange w:id="225" w:author="Simone Erbs da Costa" w:date="2026-03-20T12:52:00Z" w16du:dateUtc="2026-03-20T15:52:00Z">
+            <w:tcPrChange w:id="313" w:author="Simone Erbs da Costa" w:date="2026-03-20T12:52:00Z" w16du:dateUtc="2026-03-20T15:52:00Z">
               <w:tcPr>
                 <w:tcW w:w="1276" w:type="dxa"/>
               </w:tcPr>
@@ -3686,7 +4072,7 @@
             <w:bottom w:val="none" w:sz="0" w:space="0" w:color="auto"/>
             <w:right w:val="none" w:sz="0" w:space="0" w:color="auto"/>
           </w:tblBorders>
-          <w:tblPrExChange w:id="226" w:author="Simone Erbs da Costa" w:date="2026-03-20T12:53:00Z" w16du:dateUtc="2026-03-20T15:53:00Z">
+          <w:tblPrExChange w:id="314" w:author="Simone Erbs da Costa" w:date="2026-03-20T12:53:00Z" w16du:dateUtc="2026-03-20T15:53:00Z">
             <w:tblPrEx>
               <w:tblW w:w="8931" w:type="dxa"/>
               <w:tblBorders>
@@ -3699,7 +4085,7 @@
         </w:tblPrEx>
         <w:trPr>
           <w:trHeight w:val="58"/>
-          <w:trPrChange w:id="227" w:author="Simone Erbs da Costa" w:date="2026-03-20T12:53:00Z" w16du:dateUtc="2026-03-20T15:53:00Z">
+          <w:trPrChange w:id="315" w:author="Simone Erbs da Costa" w:date="2026-03-20T12:53:00Z" w16du:dateUtc="2026-03-20T15:53:00Z">
             <w:trPr>
               <w:trHeight w:val="170"/>
             </w:trPr>
@@ -3708,7 +4094,7 @@
         <w:tc>
           <w:tcPr>
             <w:tcW w:w="603" w:type="dxa"/>
-            <w:tcPrChange w:id="228" w:author="Simone Erbs da Costa" w:date="2026-03-20T12:53:00Z" w16du:dateUtc="2026-03-20T15:53:00Z">
+            <w:tcPrChange w:id="316" w:author="Simone Erbs da Costa" w:date="2026-03-20T12:53:00Z" w16du:dateUtc="2026-03-20T15:53:00Z">
               <w:tcPr>
                 <w:tcW w:w="603" w:type="dxa"/>
               </w:tcPr>
@@ -3737,7 +4123,7 @@
         <w:tc>
           <w:tcPr>
             <w:tcW w:w="7052" w:type="dxa"/>
-            <w:tcPrChange w:id="229" w:author="Simone Erbs da Costa" w:date="2026-03-20T12:53:00Z" w16du:dateUtc="2026-03-20T15:53:00Z">
+            <w:tcPrChange w:id="317" w:author="Simone Erbs da Costa" w:date="2026-03-20T12:53:00Z" w16du:dateUtc="2026-03-20T15:53:00Z">
               <w:tcPr>
                 <w:tcW w:w="7052" w:type="dxa"/>
               </w:tcPr>
@@ -3764,7 +4150,7 @@
         <w:tc>
           <w:tcPr>
             <w:tcW w:w="1276" w:type="dxa"/>
-            <w:tcPrChange w:id="230" w:author="Simone Erbs da Costa" w:date="2026-03-20T12:53:00Z" w16du:dateUtc="2026-03-20T15:53:00Z">
+            <w:tcPrChange w:id="318" w:author="Simone Erbs da Costa" w:date="2026-03-20T12:53:00Z" w16du:dateUtc="2026-03-20T15:53:00Z">
               <w:tcPr>
                 <w:tcW w:w="1276" w:type="dxa"/>
               </w:tcPr>
@@ -4151,12 +4537,12 @@
       <w:r>
         <w:t>C</w:t>
       </w:r>
-      <w:ins w:id="231" w:author="Simone Erbs da Costa" w:date="2026-03-20T12:53:00Z" w16du:dateUtc="2026-03-20T15:53:00Z">
+      <w:ins w:id="319" w:author="Simone Erbs da Costa" w:date="2026-03-20T12:53:00Z" w16du:dateUtc="2026-03-20T15:53:00Z">
         <w:r>
           <w:t>osta</w:t>
         </w:r>
       </w:ins>
-      <w:del w:id="232" w:author="Simone Erbs da Costa" w:date="2026-03-20T12:53:00Z" w16du:dateUtc="2026-03-20T15:53:00Z">
+      <w:del w:id="320" w:author="Simone Erbs da Costa" w:date="2026-03-20T12:53:00Z" w16du:dateUtc="2026-03-20T15:53:00Z">
         <w:r>
           <w:delText>OSTA</w:delText>
         </w:r>
@@ -4185,15 +4571,14 @@
       <w:pPr>
         <w:pStyle w:val="TF-TEXTO"/>
         <w:rPr>
-          <w:del w:id="233" w:author="Simone Erbs da Costa" w:date="2026-03-20T12:54:00Z" w16du:dateUtc="2026-03-20T15:54:00Z"/>
-        </w:rPr>
-      </w:pPr>
-      <w:r>
-        <w:lastRenderedPageBreak/>
+          <w:del w:id="321" w:author="Simone Erbs da Costa" w:date="2026-03-20T12:54:00Z" w16du:dateUtc="2026-03-20T15:54:00Z"/>
+        </w:rPr>
+      </w:pPr>
+      <w:r>
         <w:t xml:space="preserve">A </w:t>
       </w:r>
-      <w:commentRangeStart w:id="234"/>
-      <w:ins w:id="235" w:author="Simone Erbs da Costa" w:date="2026-03-20T12:58:00Z" w16du:dateUtc="2026-03-20T15:58:00Z">
+      <w:commentRangeStart w:id="322"/>
+      <w:ins w:id="323" w:author="Simone Erbs da Costa" w:date="2026-03-20T12:58:00Z" w16du:dateUtc="2026-03-20T15:58:00Z">
         <w:r>
           <w:fldChar w:fldCharType="begin"/>
         </w:r>
@@ -4201,18 +4586,12 @@
           <w:instrText xml:space="preserve"> REF _Ref129893649 \h </w:instrText>
         </w:r>
       </w:ins>
-      <w:ins w:id="236" w:author="Simone Erbs da Costa" w:date="2026-03-20T12:58:00Z" w16du:dateUtc="2026-03-20T15:58:00Z">
+      <w:ins w:id="324" w:author="Simone Erbs da Costa" w:date="2026-03-20T12:58:00Z" w16du:dateUtc="2026-03-20T15:58:00Z">
         <w:r>
           <w:fldChar w:fldCharType="separate"/>
         </w:r>
         <w:r>
-          <w:t>Tab</w:t>
-        </w:r>
-        <w:r>
-          <w:t>e</w:t>
-        </w:r>
-        <w:r>
-          <w:t xml:space="preserve">la </w:t>
+          <w:t xml:space="preserve">Tabela </w:t>
         </w:r>
         <w:r>
           <w:rPr>
@@ -4224,21 +4603,21 @@
           <w:fldChar w:fldCharType="end"/>
         </w:r>
       </w:ins>
-      <w:commentRangeEnd w:id="234"/>
+      <w:commentRangeEnd w:id="322"/>
       <w:r>
         <w:rPr>
           <w:rStyle w:val="Refdecomentrio"/>
           <w:sz w:val="24"/>
           <w:szCs w:val="20"/>
         </w:rPr>
-        <w:commentReference w:id="234"/>
-      </w:r>
-      <w:ins w:id="237" w:author="Simone Erbs da Costa" w:date="2026-03-20T12:58:00Z" w16du:dateUtc="2026-03-20T15:58:00Z">
+        <w:commentReference w:id="322"/>
+      </w:r>
+      <w:ins w:id="325" w:author="Simone Erbs da Costa" w:date="2026-03-20T12:58:00Z" w16du:dateUtc="2026-03-20T15:58:00Z">
         <w:r>
           <w:t xml:space="preserve"> </w:t>
         </w:r>
       </w:ins>
-      <w:del w:id="238" w:author="Simone Erbs da Costa" w:date="2026-03-20T12:58:00Z" w16du:dateUtc="2026-03-20T15:58:00Z">
+      <w:del w:id="326" w:author="Simone Erbs da Costa" w:date="2026-03-20T12:58:00Z" w16du:dateUtc="2026-03-20T15:58:00Z">
         <w:r>
           <w:delText xml:space="preserve">Tabela 2 </w:delText>
         </w:r>
@@ -4246,7 +4625,7 @@
       <w:r>
         <w:t xml:space="preserve">apresenta a </w:t>
       </w:r>
-      <w:del w:id="239" w:author="Simone Erbs da Costa" w:date="2026-03-20T12:53:00Z" w16du:dateUtc="2026-03-20T15:53:00Z">
+      <w:del w:id="327" w:author="Simone Erbs da Costa" w:date="2026-03-20T12:53:00Z" w16du:dateUtc="2026-03-20T15:53:00Z">
         <w:r>
           <w:delText xml:space="preserve">distribuição e a </w:delText>
         </w:r>
@@ -4254,12 +4633,12 @@
       <w:r>
         <w:t xml:space="preserve">classificação dos artigos ao longo das etapas </w:t>
       </w:r>
-      <w:del w:id="240" w:author="Simone Erbs da Costa" w:date="2026-03-20T12:53:00Z" w16du:dateUtc="2026-03-20T15:53:00Z">
+      <w:del w:id="328" w:author="Simone Erbs da Costa" w:date="2026-03-20T12:53:00Z" w16du:dateUtc="2026-03-20T15:53:00Z">
         <w:r>
           <w:delText>do processo de Revisão Sistemática da Literatura (RSL)</w:delText>
         </w:r>
       </w:del>
-      <w:ins w:id="241" w:author="Simone Erbs da Costa" w:date="2026-03-20T12:53:00Z" w16du:dateUtc="2026-03-20T15:53:00Z">
+      <w:ins w:id="329" w:author="Simone Erbs da Costa" w:date="2026-03-20T12:53:00Z" w16du:dateUtc="2026-03-20T15:53:00Z">
         <w:r>
           <w:t>da RSL</w:t>
         </w:r>
@@ -4267,7 +4646,7 @@
       <w:r>
         <w:t xml:space="preserve">. Inicialmente, </w:t>
       </w:r>
-      <w:del w:id="242" w:author="Simone Erbs da Costa" w:date="2026-03-20T12:53:00Z" w16du:dateUtc="2026-03-20T15:53:00Z">
+      <w:del w:id="330" w:author="Simone Erbs da Costa" w:date="2026-03-20T12:53:00Z" w16du:dateUtc="2026-03-20T15:53:00Z">
         <w:r>
           <w:delText xml:space="preserve">foram identificados </w:delText>
         </w:r>
@@ -4278,7 +4657,7 @@
       <w:r>
         <w:t xml:space="preserve">estudos </w:t>
       </w:r>
-      <w:ins w:id="243" w:author="Simone Erbs da Costa" w:date="2026-03-20T12:53:00Z" w16du:dateUtc="2026-03-20T15:53:00Z">
+      <w:ins w:id="331" w:author="Simone Erbs da Costa" w:date="2026-03-20T12:53:00Z" w16du:dateUtc="2026-03-20T15:53:00Z">
         <w:r>
           <w:t xml:space="preserve">foram identificados </w:t>
         </w:r>
@@ -4286,12 +4665,12 @@
       <w:r>
         <w:t>por meio da estratégia de busca</w:t>
       </w:r>
-      <w:ins w:id="244" w:author="Simone Erbs da Costa" w:date="2026-03-20T12:54:00Z" w16du:dateUtc="2026-03-20T15:54:00Z">
+      <w:ins w:id="332" w:author="Simone Erbs da Costa" w:date="2026-03-20T12:54:00Z" w16du:dateUtc="2026-03-20T15:54:00Z">
         <w:r>
           <w:t xml:space="preserve">. </w:t>
         </w:r>
       </w:ins>
-      <w:del w:id="245" w:author="Simone Erbs da Costa" w:date="2026-03-20T12:54:00Z" w16du:dateUtc="2026-03-20T15:54:00Z">
+      <w:del w:id="333" w:author="Simone Erbs da Costa" w:date="2026-03-20T12:54:00Z" w16du:dateUtc="2026-03-20T15:54:00Z">
         <w:r>
           <w:delText xml:space="preserve"> definida. Já na base SOL, não foram encontrados resultados que atendessem aos critérios estabelecidos para a pesquisa.</w:delText>
         </w:r>
@@ -4301,10 +4680,10 @@
       <w:pPr>
         <w:pStyle w:val="TF-TEXTO"/>
         <w:rPr>
-          <w:del w:id="246" w:author="Simone Erbs da Costa" w:date="2026-03-20T12:54:00Z" w16du:dateUtc="2026-03-20T15:54:00Z"/>
-        </w:rPr>
-      </w:pPr>
-      <w:del w:id="247" w:author="Simone Erbs da Costa" w:date="2026-03-20T12:54:00Z" w16du:dateUtc="2026-03-20T15:54:00Z">
+          <w:del w:id="334" w:author="Simone Erbs da Costa" w:date="2026-03-20T12:54:00Z" w16du:dateUtc="2026-03-20T15:54:00Z"/>
+        </w:rPr>
+      </w:pPr>
+      <w:del w:id="335" w:author="Simone Erbs da Costa" w:date="2026-03-20T12:54:00Z" w16du:dateUtc="2026-03-20T15:54:00Z">
         <w:r>
           <w:delText xml:space="preserve"> </w:delText>
         </w:r>
@@ -4312,7 +4691,7 @@
       <w:r>
         <w:t>Na primeira etapa</w:t>
       </w:r>
-      <w:del w:id="248" w:author="Simone Erbs da Costa" w:date="2026-03-20T12:54:00Z" w16du:dateUtc="2026-03-20T15:54:00Z">
+      <w:del w:id="336" w:author="Simone Erbs da Costa" w:date="2026-03-20T12:54:00Z" w16du:dateUtc="2026-03-20T15:54:00Z">
         <w:r>
           <w:delText xml:space="preserve"> do processo de seleção</w:delText>
         </w:r>
@@ -4326,17 +4705,17 @@
       <w:r>
         <w:t xml:space="preserve"> trabalhos passaram pelo Passo 1, </w:t>
       </w:r>
-      <w:ins w:id="249" w:author="Simone Erbs da Costa" w:date="2026-03-20T12:54:00Z" w16du:dateUtc="2026-03-20T15:54:00Z">
+      <w:ins w:id="337" w:author="Simone Erbs da Costa" w:date="2026-03-20T12:54:00Z" w16du:dateUtc="2026-03-20T15:54:00Z">
         <w:r>
           <w:t xml:space="preserve">resultando </w:t>
         </w:r>
       </w:ins>
-      <w:del w:id="250" w:author="Simone Erbs da Costa" w:date="2026-03-20T12:54:00Z" w16du:dateUtc="2026-03-20T15:54:00Z">
+      <w:del w:id="338" w:author="Simone Erbs da Costa" w:date="2026-03-20T12:54:00Z" w16du:dateUtc="2026-03-20T15:54:00Z">
         <w:r>
           <w:delText>que consistiu na análise do título e do resumo, com o objetivo de verificar a relação inicial com o tema investigado. Após essa triagem preliminar, permaneceram</w:delText>
         </w:r>
       </w:del>
-      <w:ins w:id="251" w:author="Simone Erbs da Costa" w:date="2026-03-20T12:54:00Z" w16du:dateUtc="2026-03-20T15:54:00Z">
+      <w:ins w:id="339" w:author="Simone Erbs da Costa" w:date="2026-03-20T12:54:00Z" w16du:dateUtc="2026-03-20T15:54:00Z">
         <w:r>
           <w:t>em</w:t>
         </w:r>
@@ -4358,12 +4737,12 @@
       <w:r>
         <w:t xml:space="preserve"> Na Etapa 2, </w:t>
       </w:r>
-      <w:del w:id="252" w:author="Simone Erbs da Costa" w:date="2026-03-20T12:54:00Z" w16du:dateUtc="2026-03-20T15:54:00Z">
+      <w:del w:id="340" w:author="Simone Erbs da Costa" w:date="2026-03-20T12:54:00Z" w16du:dateUtc="2026-03-20T15:54:00Z">
         <w:r>
           <w:delText>foi r</w:delText>
         </w:r>
       </w:del>
-      <w:del w:id="253" w:author="Simone Erbs da Costa" w:date="2026-03-20T12:55:00Z" w16du:dateUtc="2026-03-20T15:55:00Z">
+      <w:del w:id="341" w:author="Simone Erbs da Costa" w:date="2026-03-20T12:55:00Z" w16du:dateUtc="2026-03-20T15:55:00Z">
         <w:r>
           <w:delText>ealizada um</w:delText>
         </w:r>
@@ -4371,12 +4750,12 @@
       <w:r>
         <w:t xml:space="preserve">a leitura diagonal </w:t>
       </w:r>
-      <w:ins w:id="254" w:author="Simone Erbs da Costa" w:date="2026-03-20T12:55:00Z" w16du:dateUtc="2026-03-20T15:55:00Z">
+      <w:ins w:id="342" w:author="Simone Erbs da Costa" w:date="2026-03-20T12:55:00Z" w16du:dateUtc="2026-03-20T15:55:00Z">
         <w:r>
           <w:t xml:space="preserve">reduziu </w:t>
         </w:r>
       </w:ins>
-      <w:del w:id="255" w:author="Simone Erbs da Costa" w:date="2026-03-20T12:55:00Z" w16du:dateUtc="2026-03-20T15:55:00Z">
+      <w:del w:id="343" w:author="Simone Erbs da Costa" w:date="2026-03-20T12:55:00Z" w16du:dateUtc="2026-03-20T15:55:00Z">
         <w:r>
           <w:delText xml:space="preserve">dos estudos selecionados (Passo 2), permitindo uma avaliação mais ampla do conteúdo e reduzindo </w:delText>
         </w:r>
@@ -4390,7 +4769,7 @@
       <w:r>
         <w:t xml:space="preserve">. Por fim, </w:t>
       </w:r>
-      <w:del w:id="256" w:author="Simone Erbs da Costa" w:date="2026-03-20T12:55:00Z" w16du:dateUtc="2026-03-20T15:55:00Z">
+      <w:del w:id="344" w:author="Simone Erbs da Costa" w:date="2026-03-20T12:55:00Z" w16du:dateUtc="2026-03-20T15:55:00Z">
         <w:r>
           <w:delText>n</w:delText>
         </w:r>
@@ -4398,7 +4777,7 @@
       <w:r>
         <w:t xml:space="preserve">a </w:t>
       </w:r>
-      <w:ins w:id="257" w:author="Simone Erbs da Costa" w:date="2026-03-20T12:55:00Z" w16du:dateUtc="2026-03-20T15:55:00Z">
+      <w:ins w:id="345" w:author="Simone Erbs da Costa" w:date="2026-03-20T12:55:00Z" w16du:dateUtc="2026-03-20T15:55:00Z">
         <w:r>
           <w:t xml:space="preserve">leitura completa da </w:t>
         </w:r>
@@ -4406,12 +4785,12 @@
       <w:r>
         <w:t xml:space="preserve">Etapa 3, </w:t>
       </w:r>
-      <w:del w:id="258" w:author="Simone Erbs da Costa" w:date="2026-03-20T12:55:00Z" w16du:dateUtc="2026-03-20T15:55:00Z">
+      <w:del w:id="346" w:author="Simone Erbs da Costa" w:date="2026-03-20T12:55:00Z" w16du:dateUtc="2026-03-20T15:55:00Z">
         <w:r>
           <w:delText>foi conduzida a leitura completa dos trabalhos (Passo 3), etapa em que também foram</w:delText>
         </w:r>
       </w:del>
-      <w:ins w:id="259" w:author="Simone Erbs da Costa" w:date="2026-03-20T12:55:00Z" w16du:dateUtc="2026-03-20T15:55:00Z">
+      <w:ins w:id="347" w:author="Simone Erbs da Costa" w:date="2026-03-20T12:55:00Z" w16du:dateUtc="2026-03-20T15:55:00Z">
         <w:r>
           <w:t>com</w:t>
         </w:r>
@@ -4419,7 +4798,7 @@
       <w:r>
         <w:t xml:space="preserve"> aplica</w:t>
       </w:r>
-      <w:ins w:id="260" w:author="Simone Erbs da Costa" w:date="2026-03-20T12:55:00Z" w16du:dateUtc="2026-03-20T15:55:00Z">
+      <w:ins w:id="348" w:author="Simone Erbs da Costa" w:date="2026-03-20T12:55:00Z" w16du:dateUtc="2026-03-20T15:55:00Z">
         <w:r>
           <w:t xml:space="preserve">ção </w:t>
         </w:r>
@@ -4427,7 +4806,7 @@
       <w:r>
         <w:t xml:space="preserve">dos </w:t>
       </w:r>
-      <w:del w:id="261" w:author="Simone Erbs da Costa" w:date="2026-03-20T12:55:00Z" w16du:dateUtc="2026-03-20T15:55:00Z">
+      <w:del w:id="349" w:author="Simone Erbs da Costa" w:date="2026-03-20T12:55:00Z" w16du:dateUtc="2026-03-20T15:55:00Z">
         <w:r>
           <w:delText xml:space="preserve">os </w:delText>
         </w:r>
@@ -4435,17 +4814,17 @@
       <w:r>
         <w:t>critérios de qualidade</w:t>
       </w:r>
-      <w:del w:id="262" w:author="Simone Erbs da Costa" w:date="2026-03-20T12:56:00Z" w16du:dateUtc="2026-03-20T15:56:00Z">
+      <w:del w:id="350" w:author="Simone Erbs da Costa" w:date="2026-03-20T12:56:00Z" w16du:dateUtc="2026-03-20T15:56:00Z">
         <w:r>
           <w:delText xml:space="preserve"> </w:delText>
         </w:r>
       </w:del>
-      <w:ins w:id="263" w:author="Simone Erbs da Costa" w:date="2026-03-20T12:56:00Z" w16du:dateUtc="2026-03-20T15:56:00Z">
+      <w:ins w:id="351" w:author="Simone Erbs da Costa" w:date="2026-03-20T12:56:00Z" w16du:dateUtc="2026-03-20T15:56:00Z">
         <w:r>
           <w:t xml:space="preserve">, selecionou </w:t>
         </w:r>
       </w:ins>
-      <w:del w:id="264" w:author="Simone Erbs da Costa" w:date="2026-03-20T12:56:00Z" w16du:dateUtc="2026-03-20T15:56:00Z">
+      <w:del w:id="352" w:author="Simone Erbs da Costa" w:date="2026-03-20T12:56:00Z" w16du:dateUtc="2026-03-20T15:56:00Z">
         <w:r>
           <w:delText xml:space="preserve">definidos para a pesquisa. Como resultado desse processo, </w:delText>
         </w:r>
@@ -4453,12 +4832,13 @@
       <w:r>
         <w:t xml:space="preserve">dois artigos </w:t>
       </w:r>
-      <w:ins w:id="265" w:author="Simone Erbs da Costa" w:date="2026-03-20T12:56:00Z" w16du:dateUtc="2026-03-20T15:56:00Z">
-        <w:r>
+      <w:ins w:id="353" w:author="Simone Erbs da Costa" w:date="2026-03-20T12:56:00Z" w16du:dateUtc="2026-03-20T15:56:00Z">
+        <w:r>
+          <w:lastRenderedPageBreak/>
           <w:t xml:space="preserve">com </w:t>
         </w:r>
       </w:ins>
-      <w:del w:id="266" w:author="Simone Erbs da Costa" w:date="2026-03-20T12:56:00Z" w16du:dateUtc="2026-03-20T15:56:00Z">
+      <w:del w:id="354" w:author="Simone Erbs da Costa" w:date="2026-03-20T12:56:00Z" w16du:dateUtc="2026-03-20T15:56:00Z">
         <w:r>
           <w:delText xml:space="preserve">atingiram </w:delText>
         </w:r>
@@ -4469,12 +4849,12 @@
       <w:r>
         <w:t>nove</w:t>
       </w:r>
-      <w:ins w:id="267" w:author="Simone Erbs da Costa" w:date="2026-03-20T12:57:00Z" w16du:dateUtc="2026-03-20T15:57:00Z">
+      <w:ins w:id="355" w:author="Simone Erbs da Costa" w:date="2026-03-20T12:57:00Z" w16du:dateUtc="2026-03-20T15:57:00Z">
         <w:r>
           <w:t>.</w:t>
         </w:r>
       </w:ins>
-      <w:del w:id="268" w:author="Simone Erbs da Costa" w:date="2026-03-20T12:57:00Z" w16du:dateUtc="2026-03-20T15:57:00Z">
+      <w:del w:id="356" w:author="Simone Erbs da Costa" w:date="2026-03-20T12:57:00Z" w16du:dateUtc="2026-03-20T15:57:00Z">
         <w:r>
           <w:delText xml:space="preserve"> e foram, portanto, selecionados para compor a análise final do estudo.</w:delText>
         </w:r>
@@ -4482,8 +4862,8 @@
       <w:r>
         <w:t xml:space="preserve"> A síntese desse processo de filtragem é apresentada no </w:t>
       </w:r>
-      <w:commentRangeStart w:id="269"/>
-      <w:ins w:id="270" w:author="Simone Erbs da Costa" w:date="2026-03-20T12:57:00Z" w16du:dateUtc="2026-03-20T15:57:00Z">
+      <w:commentRangeStart w:id="357"/>
+      <w:ins w:id="358" w:author="Simone Erbs da Costa" w:date="2026-03-20T12:57:00Z" w16du:dateUtc="2026-03-20T15:57:00Z">
         <w:r>
           <w:fldChar w:fldCharType="begin"/>
         </w:r>
@@ -4491,18 +4871,12 @@
           <w:instrText xml:space="preserve"> REF _Ref176637148 \h </w:instrText>
         </w:r>
       </w:ins>
-      <w:ins w:id="271" w:author="Simone Erbs da Costa" w:date="2026-03-20T12:57:00Z" w16du:dateUtc="2026-03-20T15:57:00Z">
+      <w:ins w:id="359" w:author="Simone Erbs da Costa" w:date="2026-03-20T12:57:00Z" w16du:dateUtc="2026-03-20T15:57:00Z">
         <w:r>
           <w:fldChar w:fldCharType="separate"/>
         </w:r>
         <w:r>
-          <w:t>Qua</w:t>
-        </w:r>
-        <w:r>
-          <w:t>d</w:t>
-        </w:r>
-        <w:r>
-          <w:t xml:space="preserve">ro </w:t>
+          <w:t xml:space="preserve">Quadro </w:t>
         </w:r>
         <w:r>
           <w:rPr>
@@ -4514,16 +4888,16 @@
           <w:fldChar w:fldCharType="end"/>
         </w:r>
       </w:ins>
-      <w:commentRangeEnd w:id="269"/>
+      <w:commentRangeEnd w:id="357"/>
       <w:r>
         <w:rPr>
           <w:rStyle w:val="Refdecomentrio"/>
           <w:sz w:val="24"/>
           <w:szCs w:val="20"/>
         </w:rPr>
-        <w:commentReference w:id="269"/>
-      </w:r>
-      <w:del w:id="272" w:author="Simone Erbs da Costa" w:date="2026-03-20T12:57:00Z" w16du:dateUtc="2026-03-20T15:57:00Z">
+        <w:commentReference w:id="357"/>
+      </w:r>
+      <w:del w:id="360" w:author="Simone Erbs da Costa" w:date="2026-03-20T12:57:00Z" w16du:dateUtc="2026-03-20T15:57:00Z">
         <w:r>
           <w:delText>Quadro 1</w:delText>
         </w:r>
@@ -4536,7 +4910,7 @@
       <w:pPr>
         <w:pStyle w:val="TF-LEGENDA"/>
       </w:pPr>
-      <w:bookmarkStart w:id="273" w:name="_Ref129893649"/>
+      <w:bookmarkStart w:id="361" w:name="_Ref129893649"/>
       <w:r>
         <w:t xml:space="preserve">Tabela </w:t>
       </w:r>
@@ -4558,8 +4932,8 @@
       <w:r>
         <w:fldChar w:fldCharType="end"/>
       </w:r>
-      <w:bookmarkEnd w:id="273"/>
-      <w:ins w:id="274" w:author="Simone Erbs da Costa" w:date="2026-03-20T12:58:00Z" w16du:dateUtc="2026-03-20T15:58:00Z">
+      <w:bookmarkEnd w:id="361"/>
+      <w:ins w:id="362" w:author="Simone Erbs da Costa" w:date="2026-03-20T12:58:00Z" w16du:dateUtc="2026-03-20T15:58:00Z">
         <w:r>
           <w:t xml:space="preserve"> </w:t>
         </w:r>
@@ -4578,7 +4952,7 @@
         <w:jc w:val="center"/>
         <w:tblLayout w:type="fixed"/>
         <w:tblLook w:val="04A0" w:firstRow="1" w:lastRow="0" w:firstColumn="1" w:lastColumn="0" w:noHBand="0" w:noVBand="1"/>
-        <w:tblPrChange w:id="275" w:author="Simone Erbs da Costa" w:date="2026-03-20T12:57:00Z" w16du:dateUtc="2026-03-20T15:57:00Z">
+        <w:tblPrChange w:id="363" w:author="Simone Erbs da Costa" w:date="2026-03-20T12:57:00Z" w16du:dateUtc="2026-03-20T15:57:00Z">
           <w:tblPr>
             <w:tblStyle w:val="Tabelacomgrade"/>
             <w:tblW w:w="7129" w:type="dxa"/>
@@ -4594,7 +4968,7 @@
         <w:gridCol w:w="1068"/>
         <w:gridCol w:w="1134"/>
         <w:gridCol w:w="1276"/>
-        <w:tblGridChange w:id="276">
+        <w:tblGridChange w:id="364">
           <w:tblGrid>
             <w:gridCol w:w="2314"/>
             <w:gridCol w:w="1337"/>
@@ -4608,7 +4982,7 @@
         <w:trPr>
           <w:trHeight w:val="58"/>
           <w:jc w:val="center"/>
-          <w:trPrChange w:id="277" w:author="Simone Erbs da Costa" w:date="2026-03-20T12:57:00Z" w16du:dateUtc="2026-03-20T15:57:00Z">
+          <w:trPrChange w:id="365" w:author="Simone Erbs da Costa" w:date="2026-03-20T12:57:00Z" w16du:dateUtc="2026-03-20T15:57:00Z">
             <w:trPr>
               <w:trHeight w:val="405"/>
               <w:jc w:val="center"/>
@@ -4621,7 +4995,7 @@
             <w:tcBorders>
               <w:left w:val="nil"/>
             </w:tcBorders>
-            <w:tcPrChange w:id="278" w:author="Simone Erbs da Costa" w:date="2026-03-20T12:57:00Z" w16du:dateUtc="2026-03-20T15:57:00Z">
+            <w:tcPrChange w:id="366" w:author="Simone Erbs da Costa" w:date="2026-03-20T12:57:00Z" w16du:dateUtc="2026-03-20T15:57:00Z">
               <w:tcPr>
                 <w:tcW w:w="2314" w:type="dxa"/>
                 <w:tcBorders>
@@ -4655,7 +5029,7 @@
         <w:tc>
           <w:tcPr>
             <w:tcW w:w="1337" w:type="dxa"/>
-            <w:tcPrChange w:id="279" w:author="Simone Erbs da Costa" w:date="2026-03-20T12:57:00Z" w16du:dateUtc="2026-03-20T15:57:00Z">
+            <w:tcPrChange w:id="367" w:author="Simone Erbs da Costa" w:date="2026-03-20T12:57:00Z" w16du:dateUtc="2026-03-20T15:57:00Z">
               <w:tcPr>
                 <w:tcW w:w="1337" w:type="dxa"/>
               </w:tcPr>
@@ -4686,7 +5060,7 @@
         <w:tc>
           <w:tcPr>
             <w:tcW w:w="1068" w:type="dxa"/>
-            <w:tcPrChange w:id="280" w:author="Simone Erbs da Costa" w:date="2026-03-20T12:57:00Z" w16du:dateUtc="2026-03-20T15:57:00Z">
+            <w:tcPrChange w:id="368" w:author="Simone Erbs da Costa" w:date="2026-03-20T12:57:00Z" w16du:dateUtc="2026-03-20T15:57:00Z">
               <w:tcPr>
                 <w:tcW w:w="1068" w:type="dxa"/>
               </w:tcPr>
@@ -4717,7 +5091,7 @@
         <w:tc>
           <w:tcPr>
             <w:tcW w:w="1134" w:type="dxa"/>
-            <w:tcPrChange w:id="281" w:author="Simone Erbs da Costa" w:date="2026-03-20T12:57:00Z" w16du:dateUtc="2026-03-20T15:57:00Z">
+            <w:tcPrChange w:id="369" w:author="Simone Erbs da Costa" w:date="2026-03-20T12:57:00Z" w16du:dateUtc="2026-03-20T15:57:00Z">
               <w:tcPr>
                 <w:tcW w:w="1134" w:type="dxa"/>
               </w:tcPr>
@@ -4752,7 +5126,7 @@
               <w:bottom w:val="single" w:sz="4" w:space="0" w:color="000000" w:themeColor="text1"/>
               <w:right w:val="nil"/>
             </w:tcBorders>
-            <w:tcPrChange w:id="282" w:author="Simone Erbs da Costa" w:date="2026-03-20T12:57:00Z" w16du:dateUtc="2026-03-20T15:57:00Z">
+            <w:tcPrChange w:id="370" w:author="Simone Erbs da Costa" w:date="2026-03-20T12:57:00Z" w16du:dateUtc="2026-03-20T15:57:00Z">
               <w:tcPr>
                 <w:tcW w:w="1276" w:type="dxa"/>
                 <w:tcBorders>
@@ -5072,18 +5446,18 @@
       <w:pPr>
         <w:pStyle w:val="TF-TEXTO"/>
         <w:rPr>
-          <w:del w:id="283" w:author="Simone Erbs da Costa" w:date="2026-03-20T13:00:00Z" w16du:dateUtc="2026-03-20T16:00:00Z"/>
+          <w:del w:id="371" w:author="Simone Erbs da Costa" w:date="2026-03-20T13:00:00Z" w16du:dateUtc="2026-03-20T16:00:00Z"/>
         </w:rPr>
       </w:pPr>
       <w:r>
         <w:t xml:space="preserve">A segunda etapa da </w:t>
       </w:r>
-      <w:del w:id="284" w:author="Simone Erbs da Costa" w:date="2026-03-20T12:58:00Z" w16du:dateUtc="2026-03-20T15:58:00Z">
+      <w:del w:id="372" w:author="Simone Erbs da Costa" w:date="2026-03-20T12:58:00Z" w16du:dateUtc="2026-03-20T15:58:00Z">
         <w:r>
           <w:delText>Revisão de Literatura</w:delText>
         </w:r>
       </w:del>
-      <w:ins w:id="285" w:author="Simone Erbs da Costa" w:date="2026-03-20T12:58:00Z" w16du:dateUtc="2026-03-20T15:58:00Z">
+      <w:ins w:id="373" w:author="Simone Erbs da Costa" w:date="2026-03-20T12:58:00Z" w16du:dateUtc="2026-03-20T15:58:00Z">
         <w:r>
           <w:t>RL</w:t>
         </w:r>
@@ -5091,7 +5465,7 @@
       <w:r>
         <w:t xml:space="preserve"> corresponde</w:t>
       </w:r>
-      <w:ins w:id="286" w:author="Simone Erbs da Costa" w:date="2026-03-20T12:58:00Z" w16du:dateUtc="2026-03-20T15:58:00Z">
+      <w:ins w:id="374" w:author="Simone Erbs da Costa" w:date="2026-03-20T12:58:00Z" w16du:dateUtc="2026-03-20T15:58:00Z">
         <w:r>
           <w:t>u</w:t>
         </w:r>
@@ -5099,7 +5473,7 @@
       <w:r>
         <w:t xml:space="preserve"> à </w:t>
       </w:r>
-      <w:del w:id="287" w:author="Simone Erbs da Costa" w:date="2026-03-20T12:58:00Z" w16du:dateUtc="2026-03-20T15:58:00Z">
+      <w:del w:id="375" w:author="Simone Erbs da Costa" w:date="2026-03-20T12:58:00Z" w16du:dateUtc="2026-03-20T15:58:00Z">
         <w:r>
           <w:delText>realização de uma Revisão Tradicional da Literatura (</w:delText>
         </w:r>
@@ -5107,7 +5481,7 @@
       <w:r>
         <w:t>RTL</w:t>
       </w:r>
-      <w:del w:id="288" w:author="Simone Erbs da Costa" w:date="2026-03-20T12:58:00Z" w16du:dateUtc="2026-03-20T15:58:00Z">
+      <w:del w:id="376" w:author="Simone Erbs da Costa" w:date="2026-03-20T12:58:00Z" w16du:dateUtc="2026-03-20T15:58:00Z">
         <w:r>
           <w:delText>)</w:delText>
         </w:r>
@@ -5115,17 +5489,17 @@
       <w:r>
         <w:t xml:space="preserve">. De forma semelhante </w:t>
       </w:r>
-      <w:ins w:id="289" w:author="Simone Erbs da Costa" w:date="2026-03-20T12:58:00Z" w16du:dateUtc="2026-03-20T15:58:00Z">
+      <w:ins w:id="377" w:author="Simone Erbs da Costa" w:date="2026-03-20T12:58:00Z" w16du:dateUtc="2026-03-20T15:58:00Z">
         <w:r>
           <w:t xml:space="preserve">à </w:t>
         </w:r>
       </w:ins>
-      <w:del w:id="290" w:author="Simone Erbs da Costa" w:date="2026-03-20T12:58:00Z" w16du:dateUtc="2026-03-20T15:58:00Z">
+      <w:del w:id="378" w:author="Simone Erbs da Costa" w:date="2026-03-20T12:58:00Z" w16du:dateUtc="2026-03-20T15:58:00Z">
         <w:r>
           <w:delText>ao procedimento adotado na Revisão S</w:delText>
         </w:r>
       </w:del>
-      <w:del w:id="291" w:author="Simone Erbs da Costa" w:date="2026-03-20T12:59:00Z" w16du:dateUtc="2026-03-20T15:59:00Z">
+      <w:del w:id="379" w:author="Simone Erbs da Costa" w:date="2026-03-20T12:59:00Z" w16du:dateUtc="2026-03-20T15:59:00Z">
         <w:r>
           <w:delText>istemática da Literatura (</w:delText>
         </w:r>
@@ -5133,7 +5507,7 @@
       <w:r>
         <w:t>RSL</w:t>
       </w:r>
-      <w:del w:id="292" w:author="Simone Erbs da Costa" w:date="2026-03-20T12:59:00Z" w16du:dateUtc="2026-03-20T15:59:00Z">
+      <w:del w:id="380" w:author="Simone Erbs da Costa" w:date="2026-03-20T12:59:00Z" w16du:dateUtc="2026-03-20T15:59:00Z">
         <w:r>
           <w:delText>)</w:delText>
         </w:r>
@@ -5141,7 +5515,7 @@
       <w:r>
         <w:t xml:space="preserve">, </w:t>
       </w:r>
-      <w:del w:id="293" w:author="Simone Erbs da Costa" w:date="2026-03-20T12:59:00Z" w16du:dateUtc="2026-03-20T15:59:00Z">
+      <w:del w:id="381" w:author="Simone Erbs da Costa" w:date="2026-03-20T12:59:00Z" w16du:dateUtc="2026-03-20T15:59:00Z">
         <w:r>
           <w:delText xml:space="preserve">também </w:delText>
         </w:r>
@@ -5149,7 +5523,7 @@
       <w:r>
         <w:t xml:space="preserve">foram aplicados os </w:t>
       </w:r>
-      <w:del w:id="294" w:author="Simone Erbs da Costa" w:date="2026-03-20T12:59:00Z" w16du:dateUtc="2026-03-20T15:59:00Z">
+      <w:del w:id="382" w:author="Simone Erbs da Costa" w:date="2026-03-20T12:59:00Z" w16du:dateUtc="2026-03-20T15:59:00Z">
         <w:r>
           <w:delText>Critérios de Inclusão (CI) e Critérios de Exclusão (</w:delText>
         </w:r>
@@ -5157,12 +5531,12 @@
       <w:r>
         <w:t>CE</w:t>
       </w:r>
-      <w:ins w:id="295" w:author="Simone Erbs da Costa" w:date="2026-03-20T12:59:00Z" w16du:dateUtc="2026-03-20T15:59:00Z">
+      <w:ins w:id="383" w:author="Simone Erbs da Costa" w:date="2026-03-20T12:59:00Z" w16du:dateUtc="2026-03-20T15:59:00Z">
         <w:r>
           <w:t xml:space="preserve"> e CI</w:t>
         </w:r>
       </w:ins>
-      <w:del w:id="296" w:author="Simone Erbs da Costa" w:date="2026-03-20T12:59:00Z" w16du:dateUtc="2026-03-20T15:59:00Z">
+      <w:del w:id="384" w:author="Simone Erbs da Costa" w:date="2026-03-20T12:59:00Z" w16du:dateUtc="2026-03-20T15:59:00Z">
         <w:r>
           <w:delText>)</w:delText>
         </w:r>
@@ -5170,7 +5544,7 @@
       <w:r>
         <w:t xml:space="preserve">, </w:t>
       </w:r>
-      <w:del w:id="297" w:author="Simone Erbs da Costa" w:date="2026-03-20T12:59:00Z" w16du:dateUtc="2026-03-20T15:59:00Z">
+      <w:del w:id="385" w:author="Simone Erbs da Costa" w:date="2026-03-20T12:59:00Z" w16du:dateUtc="2026-03-20T15:59:00Z">
         <w:r>
           <w:delText xml:space="preserve">sendo </w:delText>
         </w:r>
@@ -5178,7 +5552,7 @@
       <w:r>
         <w:t>considera</w:t>
       </w:r>
-      <w:ins w:id="298" w:author="Simone Erbs da Costa" w:date="2026-03-20T12:59:00Z" w16du:dateUtc="2026-03-20T15:59:00Z">
+      <w:ins w:id="386" w:author="Simone Erbs da Costa" w:date="2026-03-20T12:59:00Z" w16du:dateUtc="2026-03-20T15:59:00Z">
         <w:r>
           <w:t>n</w:t>
         </w:r>
@@ -5186,7 +5560,7 @@
       <w:r>
         <w:t>do</w:t>
       </w:r>
-      <w:del w:id="299" w:author="Simone Erbs da Costa" w:date="2026-03-20T12:59:00Z" w16du:dateUtc="2026-03-20T15:59:00Z">
+      <w:del w:id="387" w:author="Simone Erbs da Costa" w:date="2026-03-20T12:59:00Z" w16du:dateUtc="2026-03-20T15:59:00Z">
         <w:r>
           <w:delText>s</w:delText>
         </w:r>
@@ -5194,12 +5568,12 @@
       <w:r>
         <w:t xml:space="preserve"> apenas </w:t>
       </w:r>
-      <w:ins w:id="300" w:author="Simone Erbs da Costa" w:date="2026-03-20T12:59:00Z" w16du:dateUtc="2026-03-20T15:59:00Z">
+      <w:ins w:id="388" w:author="Simone Erbs da Costa" w:date="2026-03-20T12:59:00Z" w16du:dateUtc="2026-03-20T15:59:00Z">
         <w:r>
           <w:t xml:space="preserve">as soluções com </w:t>
         </w:r>
       </w:ins>
-      <w:del w:id="301" w:author="Simone Erbs da Costa" w:date="2026-03-20T12:59:00Z" w16du:dateUtc="2026-03-20T15:59:00Z">
+      <w:del w:id="389" w:author="Simone Erbs da Costa" w:date="2026-03-20T12:59:00Z" w16du:dateUtc="2026-03-20T15:59:00Z">
         <w:r>
           <w:delText xml:space="preserve">os materiais que alcançaram </w:delText>
         </w:r>
@@ -5210,12 +5584,12 @@
       <w:r>
         <w:t>nove</w:t>
       </w:r>
-      <w:ins w:id="302" w:author="Simone Erbs da Costa" w:date="2026-03-20T13:00:00Z" w16du:dateUtc="2026-03-20T16:00:00Z">
+      <w:ins w:id="390" w:author="Simone Erbs da Costa" w:date="2026-03-20T13:00:00Z" w16du:dateUtc="2026-03-20T16:00:00Z">
         <w:r>
           <w:t xml:space="preserve">. Nesse </w:t>
         </w:r>
       </w:ins>
-      <w:del w:id="303" w:author="Simone Erbs da Costa" w:date="2026-03-20T13:00:00Z" w16du:dateUtc="2026-03-20T16:00:00Z">
+      <w:del w:id="391" w:author="Simone Erbs da Costa" w:date="2026-03-20T13:00:00Z" w16du:dateUtc="2026-03-20T16:00:00Z">
         <w:r>
           <w:delText xml:space="preserve"> nos critérios de qualidade estabelecidos.</w:delText>
         </w:r>
@@ -5225,10 +5599,10 @@
       <w:pPr>
         <w:pStyle w:val="TF-TEXTO"/>
         <w:rPr>
-          <w:del w:id="304" w:author="Simone Erbs da Costa" w:date="2026-03-20T13:02:00Z" w16du:dateUtc="2026-03-20T16:02:00Z"/>
-        </w:rPr>
-      </w:pPr>
-      <w:del w:id="305" w:author="Simone Erbs da Costa" w:date="2026-03-20T13:00:00Z" w16du:dateUtc="2026-03-20T16:00:00Z">
+          <w:del w:id="392" w:author="Simone Erbs da Costa" w:date="2026-03-20T13:02:00Z" w16du:dateUtc="2026-03-20T16:02:00Z"/>
+        </w:rPr>
+      </w:pPr>
+      <w:del w:id="393" w:author="Simone Erbs da Costa" w:date="2026-03-20T13:00:00Z" w16du:dateUtc="2026-03-20T16:00:00Z">
         <w:r>
           <w:delText xml:space="preserve">No </w:delText>
         </w:r>
@@ -5236,7 +5610,7 @@
       <w:r>
         <w:t>contexto</w:t>
       </w:r>
-      <w:del w:id="306" w:author="Simone Erbs da Costa" w:date="2026-03-20T13:00:00Z" w16du:dateUtc="2026-03-20T16:00:00Z">
+      <w:del w:id="394" w:author="Simone Erbs da Costa" w:date="2026-03-20T13:00:00Z" w16du:dateUtc="2026-03-20T16:00:00Z">
         <w:r>
           <w:delText xml:space="preserve"> da RTL</w:delText>
         </w:r>
@@ -5244,7 +5618,7 @@
       <w:r>
         <w:t xml:space="preserve">, </w:t>
       </w:r>
-      <w:del w:id="307" w:author="Simone Erbs da Costa" w:date="2026-03-20T13:01:00Z" w16du:dateUtc="2026-03-20T16:01:00Z">
+      <w:del w:id="395" w:author="Simone Erbs da Costa" w:date="2026-03-20T13:01:00Z" w16du:dateUtc="2026-03-20T16:01:00Z">
         <w:r>
           <w:delText xml:space="preserve">foi incorporado um trabalho reconhecido na área e previamente conhecido pelos autores deste estudo, devido à sua relevância para o tema investigado. Além disso, foram realizadas </w:delText>
         </w:r>
@@ -5252,12 +5626,12 @@
       <w:r>
         <w:t>buscas exploratórias com o auxílio do ChatGPT</w:t>
       </w:r>
-      <w:ins w:id="308" w:author="Simone Erbs da Costa" w:date="2026-03-20T13:01:00Z" w16du:dateUtc="2026-03-20T16:01:00Z">
+      <w:ins w:id="396" w:author="Simone Erbs da Costa" w:date="2026-03-20T13:01:00Z" w16du:dateUtc="2026-03-20T16:01:00Z">
         <w:r>
           <w:t xml:space="preserve"> permitiram </w:t>
         </w:r>
       </w:ins>
-      <w:del w:id="309" w:author="Simone Erbs da Costa" w:date="2026-03-20T13:01:00Z" w16du:dateUtc="2026-03-20T16:01:00Z">
+      <w:del w:id="397" w:author="Simone Erbs da Costa" w:date="2026-03-20T13:01:00Z" w16du:dateUtc="2026-03-20T16:01:00Z">
         <w:r>
           <w:delText xml:space="preserve">, com o objetivo de </w:delText>
         </w:r>
@@ -5265,12 +5639,12 @@
       <w:r>
         <w:t xml:space="preserve">identificar soluções </w:t>
       </w:r>
-      <w:del w:id="310" w:author="Simone Erbs da Costa" w:date="2026-03-20T13:01:00Z" w16du:dateUtc="2026-03-20T16:01:00Z">
+      <w:del w:id="398" w:author="Simone Erbs da Costa" w:date="2026-03-20T13:01:00Z" w16du:dateUtc="2026-03-20T16:01:00Z">
         <w:r>
           <w:delText>já disponíveis no</w:delText>
         </w:r>
       </w:del>
-      <w:ins w:id="311" w:author="Simone Erbs da Costa" w:date="2026-03-20T13:01:00Z" w16du:dateUtc="2026-03-20T16:01:00Z">
+      <w:ins w:id="399" w:author="Simone Erbs da Costa" w:date="2026-03-20T13:01:00Z" w16du:dateUtc="2026-03-20T16:01:00Z">
         <w:r>
           <w:t>de</w:t>
         </w:r>
@@ -5278,12 +5652,12 @@
       <w:r>
         <w:t xml:space="preserve"> mercado </w:t>
       </w:r>
-      <w:del w:id="312" w:author="Simone Erbs da Costa" w:date="2026-03-20T13:01:00Z" w16du:dateUtc="2026-03-20T16:01:00Z">
+      <w:del w:id="400" w:author="Simone Erbs da Costa" w:date="2026-03-20T13:01:00Z" w16du:dateUtc="2026-03-20T16:01:00Z">
         <w:r>
           <w:delText>que pudessem contribuir para a análise proposta na</w:delText>
         </w:r>
       </w:del>
-      <w:ins w:id="313" w:author="Simone Erbs da Costa" w:date="2026-03-20T13:01:00Z" w16du:dateUtc="2026-03-20T16:01:00Z">
+      <w:ins w:id="401" w:author="Simone Erbs da Costa" w:date="2026-03-20T13:01:00Z" w16du:dateUtc="2026-03-20T16:01:00Z">
         <w:r>
           <w:t>aplicáveis à</w:t>
         </w:r>
@@ -5291,7 +5665,7 @@
       <w:r>
         <w:t xml:space="preserve"> pesquisa.</w:t>
       </w:r>
-      <w:ins w:id="314" w:author="Simone Erbs da Costa" w:date="2026-03-20T13:02:00Z" w16du:dateUtc="2026-03-20T16:02:00Z">
+      <w:ins w:id="402" w:author="Simone Erbs da Costa" w:date="2026-03-20T13:02:00Z" w16du:dateUtc="2026-03-20T16:02:00Z">
         <w:r>
           <w:t xml:space="preserve"> A </w:t>
         </w:r>
@@ -5301,10 +5675,10 @@
       <w:pPr>
         <w:pStyle w:val="TF-TEXTO"/>
         <w:rPr>
-          <w:del w:id="315" w:author="Simone Erbs da Costa" w:date="2026-03-20T13:04:00Z" w16du:dateUtc="2026-03-20T16:04:00Z"/>
-        </w:rPr>
-      </w:pPr>
-      <w:del w:id="316" w:author="Simone Erbs da Costa" w:date="2026-03-20T13:02:00Z" w16du:dateUtc="2026-03-20T16:02:00Z">
+          <w:del w:id="403" w:author="Simone Erbs da Costa" w:date="2026-03-20T13:04:00Z" w16du:dateUtc="2026-03-20T16:04:00Z"/>
+        </w:rPr>
+      </w:pPr>
+      <w:del w:id="404" w:author="Simone Erbs da Costa" w:date="2026-03-20T13:02:00Z" w16du:dateUtc="2026-03-20T16:02:00Z">
         <w:r>
           <w:delText xml:space="preserve">A partir da </w:delText>
         </w:r>
@@ -5312,7 +5686,7 @@
       <w:r>
         <w:t xml:space="preserve">consulta </w:t>
       </w:r>
-      <w:del w:id="317" w:author="Simone Erbs da Costa" w:date="2026-03-20T13:02:00Z" w16du:dateUtc="2026-03-20T16:02:00Z">
+      <w:del w:id="405" w:author="Simone Erbs da Costa" w:date="2026-03-20T13:02:00Z" w16du:dateUtc="2026-03-20T16:02:00Z">
         <w:r>
           <w:delText xml:space="preserve">realizada </w:delText>
         </w:r>
@@ -5320,12 +5694,12 @@
       <w:r>
         <w:t>com a pergunta “</w:t>
       </w:r>
-      <w:ins w:id="318" w:author="Simone Erbs da Costa" w:date="2026-03-20T13:02:00Z" w16du:dateUtc="2026-03-20T16:02:00Z">
+      <w:ins w:id="406" w:author="Simone Erbs da Costa" w:date="2026-03-20T13:02:00Z" w16du:dateUtc="2026-03-20T16:02:00Z">
         <w:r>
           <w:t>Cite sistemas de informação ou plataformas digitais utilizadas por instituições de ensino que permitam o registro de atendimentos, acompanhamento de estudantes, manutenção de histórico/prontuário, controle de acesso por perfis e visualização de indicadores por meio de dashboards</w:t>
         </w:r>
       </w:ins>
-      <w:del w:id="319" w:author="Simone Erbs da Costa" w:date="2026-03-20T13:02:00Z" w16du:dateUtc="2026-03-20T16:02:00Z">
+      <w:del w:id="407" w:author="Simone Erbs da Costa" w:date="2026-03-20T13:02:00Z" w16du:dateUtc="2026-03-20T16:02:00Z">
         <w:r>
           <w:delText>cite aplicativos de gestão de restaurantes ou marmitarias que otimizem gestão de pedidos, cardápios e pagamentos</w:delText>
         </w:r>
@@ -5333,12 +5707,12 @@
       <w:r>
         <w:t>”</w:t>
       </w:r>
-      <w:ins w:id="320" w:author="Simone Erbs da Costa" w:date="2026-03-20T13:02:00Z" w16du:dateUtc="2026-03-20T16:02:00Z">
+      <w:ins w:id="408" w:author="Simone Erbs da Costa" w:date="2026-03-20T13:02:00Z" w16du:dateUtc="2026-03-20T16:02:00Z">
         <w:r>
           <w:t xml:space="preserve"> resultou em </w:t>
         </w:r>
       </w:ins>
-      <w:del w:id="321" w:author="Simone Erbs da Costa" w:date="2026-03-20T13:02:00Z" w16du:dateUtc="2026-03-20T16:02:00Z">
+      <w:del w:id="409" w:author="Simone Erbs da Costa" w:date="2026-03-20T13:02:00Z" w16du:dateUtc="2026-03-20T16:02:00Z">
         <w:r>
           <w:delText xml:space="preserve">, foram identificadas </w:delText>
         </w:r>
@@ -5379,7 +5753,7 @@
       <w:r>
         <w:t xml:space="preserve">. Após </w:t>
       </w:r>
-      <w:del w:id="322" w:author="Simone Erbs da Costa" w:date="2026-03-20T13:03:00Z" w16du:dateUtc="2026-03-20T16:03:00Z">
+      <w:del w:id="410" w:author="Simone Erbs da Costa" w:date="2026-03-20T13:03:00Z" w16du:dateUtc="2026-03-20T16:03:00Z">
         <w:r>
           <w:delText xml:space="preserve">a </w:delText>
         </w:r>
@@ -5387,12 +5761,12 @@
       <w:r>
         <w:t xml:space="preserve">análise </w:t>
       </w:r>
-      <w:ins w:id="323" w:author="Simone Erbs da Costa" w:date="2026-03-20T13:03:00Z" w16du:dateUtc="2026-03-20T16:03:00Z">
+      <w:ins w:id="411" w:author="Simone Erbs da Costa" w:date="2026-03-20T13:03:00Z" w16du:dateUtc="2026-03-20T16:03:00Z">
         <w:r>
           <w:t xml:space="preserve">com base nos critérios estabelecidos, </w:t>
         </w:r>
       </w:ins>
-      <w:del w:id="324" w:author="Simone Erbs da Costa" w:date="2026-03-20T13:03:00Z" w16du:dateUtc="2026-03-20T16:03:00Z">
+      <w:del w:id="412" w:author="Simone Erbs da Costa" w:date="2026-03-20T13:03:00Z" w16du:dateUtc="2026-03-20T16:03:00Z">
         <w:r>
           <w:delText xml:space="preserve">dessas ferramentas com base nos critérios de qualidade definidos para o estudo, </w:delText>
         </w:r>
@@ -5406,12 +5780,12 @@
       <w:r>
         <w:t xml:space="preserve"> </w:t>
       </w:r>
-      <w:ins w:id="325" w:author="Simone Erbs da Costa" w:date="2026-03-20T13:03:00Z" w16du:dateUtc="2026-03-20T16:03:00Z">
+      <w:ins w:id="413" w:author="Simone Erbs da Costa" w:date="2026-03-20T13:03:00Z" w16du:dateUtc="2026-03-20T16:03:00Z">
         <w:r>
           <w:t xml:space="preserve">(2024) apresentou maior </w:t>
         </w:r>
       </w:ins>
-      <w:del w:id="326" w:author="Simone Erbs da Costa" w:date="2026-03-20T13:03:00Z" w16du:dateUtc="2026-03-20T16:03:00Z">
+      <w:del w:id="414" w:author="Simone Erbs da Costa" w:date="2026-03-20T13:03:00Z" w16du:dateUtc="2026-03-20T16:03:00Z">
         <w:r>
           <w:delText xml:space="preserve">foi selecionado por apresentar melhor </w:delText>
         </w:r>
@@ -5419,12 +5793,12 @@
       <w:r>
         <w:t xml:space="preserve">aderência aos requisitos </w:t>
       </w:r>
-      <w:del w:id="327" w:author="Simone Erbs da Costa" w:date="2026-03-20T13:03:00Z" w16du:dateUtc="2026-03-20T16:03:00Z">
+      <w:del w:id="415" w:author="Simone Erbs da Costa" w:date="2026-03-20T13:03:00Z" w16du:dateUtc="2026-03-20T16:03:00Z">
         <w:r>
           <w:delText>considerados na avaliação</w:delText>
         </w:r>
       </w:del>
-      <w:ins w:id="328" w:author="Simone Erbs da Costa" w:date="2026-03-20T13:03:00Z" w16du:dateUtc="2026-03-20T16:03:00Z">
+      <w:ins w:id="416" w:author="Simone Erbs da Costa" w:date="2026-03-20T13:03:00Z" w16du:dateUtc="2026-03-20T16:03:00Z">
         <w:r>
           <w:t>do estudo</w:t>
         </w:r>
@@ -5432,7 +5806,7 @@
       <w:r>
         <w:t>.</w:t>
       </w:r>
-      <w:ins w:id="329" w:author="Simone Erbs da Costa" w:date="2026-03-20T13:04:00Z" w16du:dateUtc="2026-03-20T16:04:00Z">
+      <w:ins w:id="417" w:author="Simone Erbs da Costa" w:date="2026-03-20T13:04:00Z" w16du:dateUtc="2026-03-20T16:04:00Z">
         <w:r>
           <w:t xml:space="preserve"> </w:t>
         </w:r>
@@ -5445,22 +5819,22 @@
       <w:r>
         <w:t xml:space="preserve">A síntese dos resultados obtidos na </w:t>
       </w:r>
-      <w:del w:id="330" w:author="Simone Erbs da Costa" w:date="2026-03-20T13:04:00Z" w16du:dateUtc="2026-03-20T16:04:00Z">
+      <w:del w:id="418" w:author="Simone Erbs da Costa" w:date="2026-03-20T13:04:00Z" w16du:dateUtc="2026-03-20T16:04:00Z">
         <w:r>
           <w:delText>Revisão Tradicional da Literatura</w:delText>
         </w:r>
       </w:del>
-      <w:ins w:id="331" w:author="Simone Erbs da Costa" w:date="2026-03-20T13:04:00Z" w16du:dateUtc="2026-03-20T16:04:00Z">
+      <w:ins w:id="419" w:author="Simone Erbs da Costa" w:date="2026-03-20T13:04:00Z" w16du:dateUtc="2026-03-20T16:04:00Z">
         <w:r>
           <w:t>RTL,</w:t>
         </w:r>
       </w:ins>
-      <w:del w:id="332" w:author="Simone Erbs da Costa" w:date="2026-03-20T13:04:00Z" w16du:dateUtc="2026-03-20T16:04:00Z">
+      <w:del w:id="420" w:author="Simone Erbs da Costa" w:date="2026-03-20T13:04:00Z" w16du:dateUtc="2026-03-20T16:04:00Z">
         <w:r>
           <w:delText xml:space="preserve">, </w:delText>
         </w:r>
       </w:del>
-      <w:ins w:id="333" w:author="Simone Erbs da Costa" w:date="2026-03-20T13:04:00Z" w16du:dateUtc="2026-03-20T16:04:00Z">
+      <w:ins w:id="421" w:author="Simone Erbs da Costa" w:date="2026-03-20T13:04:00Z" w16du:dateUtc="2026-03-20T16:04:00Z">
         <w:r>
           <w:t xml:space="preserve"> </w:t>
         </w:r>
@@ -5468,12 +5842,12 @@
       <w:r>
         <w:t xml:space="preserve">juntamente com os trabalhos selecionados na </w:t>
       </w:r>
-      <w:del w:id="334" w:author="Simone Erbs da Costa" w:date="2026-03-20T13:04:00Z" w16du:dateUtc="2026-03-20T16:04:00Z">
+      <w:del w:id="422" w:author="Simone Erbs da Costa" w:date="2026-03-20T13:04:00Z" w16du:dateUtc="2026-03-20T16:04:00Z">
         <w:r>
           <w:delText>Revisão Sistemática da Literatura</w:delText>
         </w:r>
       </w:del>
-      <w:ins w:id="335" w:author="Simone Erbs da Costa" w:date="2026-03-20T13:04:00Z" w16du:dateUtc="2026-03-20T16:04:00Z">
+      <w:ins w:id="423" w:author="Simone Erbs da Costa" w:date="2026-03-20T13:04:00Z" w16du:dateUtc="2026-03-20T16:04:00Z">
         <w:r>
           <w:t>RSL</w:t>
         </w:r>
@@ -5481,8 +5855,8 @@
       <w:r>
         <w:t xml:space="preserve">, é apresentada no </w:t>
       </w:r>
-      <w:commentRangeStart w:id="336"/>
-      <w:ins w:id="337" w:author="Simone Erbs da Costa" w:date="2026-03-20T13:04:00Z" w16du:dateUtc="2026-03-20T16:04:00Z">
+      <w:commentRangeStart w:id="424"/>
+      <w:ins w:id="425" w:author="Simone Erbs da Costa" w:date="2026-03-20T13:04:00Z" w16du:dateUtc="2026-03-20T16:04:00Z">
         <w:r>
           <w:fldChar w:fldCharType="begin"/>
         </w:r>
@@ -5490,7 +5864,7 @@
           <w:instrText xml:space="preserve"> REF _Ref176637148 \h </w:instrText>
         </w:r>
       </w:ins>
-      <w:ins w:id="338" w:author="Simone Erbs da Costa" w:date="2026-03-20T13:04:00Z" w16du:dateUtc="2026-03-20T16:04:00Z">
+      <w:ins w:id="426" w:author="Simone Erbs da Costa" w:date="2026-03-20T13:04:00Z" w16du:dateUtc="2026-03-20T16:04:00Z">
         <w:r>
           <w:fldChar w:fldCharType="separate"/>
         </w:r>
@@ -5507,7 +5881,7 @@
           <w:fldChar w:fldCharType="end"/>
         </w:r>
       </w:ins>
-      <w:del w:id="339" w:author="Simone Erbs da Costa" w:date="2026-03-20T13:04:00Z" w16du:dateUtc="2026-03-20T16:04:00Z">
+      <w:del w:id="427" w:author="Simone Erbs da Costa" w:date="2026-03-20T13:04:00Z" w16du:dateUtc="2026-03-20T16:04:00Z">
         <w:r>
           <w:delText>Quadro 1</w:delText>
         </w:r>
@@ -5515,21 +5889,21 @@
       <w:r>
         <w:t>.</w:t>
       </w:r>
-      <w:commentRangeEnd w:id="336"/>
+      <w:commentRangeEnd w:id="424"/>
       <w:r>
         <w:rPr>
           <w:rStyle w:val="Refdecomentrio"/>
           <w:sz w:val="24"/>
           <w:szCs w:val="20"/>
         </w:rPr>
-        <w:commentReference w:id="336"/>
+        <w:commentReference w:id="424"/>
       </w:r>
     </w:p>
     <w:p>
       <w:pPr>
         <w:pStyle w:val="TF-LEGENDA"/>
       </w:pPr>
-      <w:bookmarkStart w:id="340" w:name="_Ref176637148"/>
+      <w:bookmarkStart w:id="428" w:name="_Ref176637148"/>
       <w:r>
         <w:t xml:space="preserve">Quadro </w:t>
       </w:r>
@@ -5551,7 +5925,7 @@
       <w:r>
         <w:fldChar w:fldCharType="end"/>
       </w:r>
-      <w:bookmarkEnd w:id="340"/>
+      <w:bookmarkEnd w:id="428"/>
       <w:r>
         <w:t xml:space="preserve"> - </w:t>
       </w:r>
@@ -5580,16 +5954,6 @@
         <w:gridCol w:w="2889"/>
         <w:gridCol w:w="1272"/>
         <w:gridCol w:w="1446"/>
-        <w:tblGridChange w:id="341">
-          <w:tblGrid>
-            <w:gridCol w:w="2127"/>
-            <w:gridCol w:w="577"/>
-            <w:gridCol w:w="1036"/>
-            <w:gridCol w:w="2889"/>
-            <w:gridCol w:w="1272"/>
-            <w:gridCol w:w="1446"/>
-          </w:tblGrid>
-        </w:tblGridChange>
       </w:tblGrid>
       <w:tr>
         <w:trPr>
@@ -5733,7 +6097,7 @@
               </w:rPr>
               <w:t>Pontuação</w:t>
             </w:r>
-            <w:ins w:id="342" w:author="Simone Erbs da Costa" w:date="2026-03-20T13:05:00Z" w16du:dateUtc="2026-03-20T16:05:00Z">
+            <w:ins w:id="429" w:author="Simone Erbs da Costa" w:date="2026-03-20T13:05:00Z" w16du:dateUtc="2026-03-20T16:05:00Z">
               <w:r>
                 <w:rPr>
                   <w:b/>
@@ -5744,7 +6108,7 @@
                 <w:t xml:space="preserve"> e </w:t>
               </w:r>
             </w:ins>
-            <w:del w:id="343" w:author="Simone Erbs da Costa" w:date="2026-03-20T13:05:00Z" w16du:dateUtc="2026-03-20T16:05:00Z">
+            <w:del w:id="430" w:author="Simone Erbs da Costa" w:date="2026-03-20T13:05:00Z" w16du:dateUtc="2026-03-20T16:05:00Z">
               <w:r>
                 <w:rPr>
                   <w:b/>
@@ -5814,24 +6178,17 @@
                 <w:szCs w:val="18"/>
               </w:rPr>
             </w:pPr>
-            <w:bookmarkStart w:id="344" w:name="_Hlk129938310"/>
-            <w:ins w:id="345" w:author="Eduardo Zirbell" w:date="2026-03-23T20:49:00Z" w16du:dateUtc="2026-03-23T23:49:00Z">
+            <w:bookmarkStart w:id="431" w:name="_Hlk129938310"/>
+            <w:ins w:id="432" w:author="Eduardo Zirbell" w:date="2026-03-23T20:49:00Z" w16du:dateUtc="2026-03-23T23:49:00Z">
               <w:r>
                 <w:rPr>
                   <w:sz w:val="18"/>
                   <w:szCs w:val="18"/>
                 </w:rPr>
-                <w:t>EduMaster: Gerenciador de matrículas de alunos com deficiência para o controle e encaminhamento ao atendimento educacional especializad</w:t>
-              </w:r>
-              <w:r>
-                <w:rPr>
-                  <w:sz w:val="18"/>
-                  <w:szCs w:val="18"/>
-                </w:rPr>
-                <w:t>o</w:t>
+                <w:t>EduMaster: Gerenciador de matrículas de alunos com deficiência para o controle e encaminhamento ao atendimento educacional especializado</w:t>
               </w:r>
             </w:ins>
-            <w:del w:id="346" w:author="Eduardo Zirbell" w:date="2026-03-23T20:49:00Z" w16du:dateUtc="2026-03-23T23:49:00Z">
+            <w:del w:id="433" w:author="Eduardo Zirbell" w:date="2026-03-23T20:49:00Z" w16du:dateUtc="2026-03-23T23:49:00Z">
               <w:r>
                 <w:rPr>
                   <w:sz w:val="18"/>
@@ -5909,7 +6266,7 @@
                 <w:szCs w:val="18"/>
               </w:rPr>
             </w:pPr>
-            <w:bookmarkStart w:id="347" w:name="OLE_LINK7"/>
+            <w:bookmarkStart w:id="434" w:name="OLE_LINK7"/>
             <w:r>
               <w:rPr>
                 <w:i/>
@@ -5926,7 +6283,7 @@
               </w:rPr>
               <w:t xml:space="preserve"> de busca em português</w:t>
             </w:r>
-            <w:bookmarkEnd w:id="347"/>
+            <w:bookmarkEnd w:id="434"/>
           </w:p>
         </w:tc>
         <w:tc>
@@ -5950,7 +6307,7 @@
               </w:rPr>
               <w:t>1, 2,</w:t>
             </w:r>
-            <w:ins w:id="348" w:author="Eduardo Zirbell" w:date="2026-03-23T20:50:00Z" w16du:dateUtc="2026-03-23T23:50:00Z">
+            <w:ins w:id="435" w:author="Eduardo Zirbell" w:date="2026-03-23T20:50:00Z" w16du:dateUtc="2026-03-23T23:50:00Z">
               <w:r>
                 <w:rPr>
                   <w:sz w:val="18"/>
@@ -5966,7 +6323,7 @@
               </w:rPr>
               <w:t xml:space="preserve"> 4</w:t>
             </w:r>
-            <w:ins w:id="349" w:author="Eduardo Zirbell" w:date="2026-03-23T20:52:00Z" w16du:dateUtc="2026-03-23T23:52:00Z">
+            <w:ins w:id="436" w:author="Eduardo Zirbell" w:date="2026-03-23T20:52:00Z" w16du:dateUtc="2026-03-23T23:52:00Z">
               <w:r>
                 <w:rPr>
                   <w:sz w:val="18"/>
@@ -5975,7 +6332,7 @@
                 <w:t>, 5 e 6</w:t>
               </w:r>
             </w:ins>
-            <w:del w:id="350" w:author="Eduardo Zirbell" w:date="2026-03-23T20:52:00Z" w16du:dateUtc="2026-03-23T23:52:00Z">
+            <w:del w:id="437" w:author="Eduardo Zirbell" w:date="2026-03-23T20:52:00Z" w16du:dateUtc="2026-03-23T23:52:00Z">
               <w:r>
                 <w:rPr>
                   <w:sz w:val="18"/>
@@ -5991,7 +6348,7 @@
               </w:rPr>
               <w:t xml:space="preserve"> = </w:t>
             </w:r>
-            <w:ins w:id="351" w:author="Eduardo Zirbell" w:date="2026-03-23T20:50:00Z" w16du:dateUtc="2026-03-23T23:50:00Z">
+            <w:ins w:id="438" w:author="Eduardo Zirbell" w:date="2026-03-23T20:50:00Z" w16du:dateUtc="2026-03-23T23:50:00Z">
               <w:r>
                 <w:rPr>
                   <w:sz w:val="18"/>
@@ -6000,7 +6357,7 @@
                 <w:t>11</w:t>
               </w:r>
             </w:ins>
-            <w:del w:id="352" w:author="Eduardo Zirbell" w:date="2026-03-23T20:50:00Z" w16du:dateUtc="2026-03-23T23:50:00Z">
+            <w:del w:id="439" w:author="Eduardo Zirbell" w:date="2026-03-23T20:50:00Z" w16du:dateUtc="2026-03-23T23:50:00Z">
               <w:r>
                 <w:rPr>
                   <w:sz w:val="18"/>
@@ -6025,7 +6382,7 @@
                 <w:szCs w:val="18"/>
               </w:rPr>
             </w:pPr>
-            <w:ins w:id="353" w:author="Eduardo Zirbell" w:date="2026-03-23T20:59:00Z" w16du:dateUtc="2026-03-23T23:59:00Z">
+            <w:ins w:id="440" w:author="Eduardo Zirbell" w:date="2026-03-23T20:59:00Z" w16du:dateUtc="2026-03-23T23:59:00Z">
               <w:r>
                 <w:rPr>
                   <w:sz w:val="18"/>
@@ -6034,7 +6391,7 @@
                 <w:t xml:space="preserve">Bandeira </w:t>
               </w:r>
             </w:ins>
-            <w:ins w:id="354" w:author="Eduardo Zirbell" w:date="2026-03-23T20:54:00Z" w16du:dateUtc="2026-03-23T23:54:00Z">
+            <w:ins w:id="441" w:author="Eduardo Zirbell" w:date="2026-03-23T20:54:00Z" w16du:dateUtc="2026-03-23T23:54:00Z">
               <w:r>
                 <w:rPr>
                   <w:sz w:val="18"/>
@@ -6043,7 +6400,7 @@
                 <w:t>J</w:t>
               </w:r>
             </w:ins>
-            <w:ins w:id="355" w:author="Eduardo Zirbell" w:date="2026-03-23T20:59:00Z" w16du:dateUtc="2026-03-23T23:59:00Z">
+            <w:ins w:id="442" w:author="Eduardo Zirbell" w:date="2026-03-23T20:59:00Z" w16du:dateUtc="2026-03-23T23:59:00Z">
               <w:r>
                 <w:rPr>
                   <w:sz w:val="18"/>
@@ -6052,7 +6409,7 @@
                 <w:t>ú</w:t>
               </w:r>
             </w:ins>
-            <w:ins w:id="356" w:author="Eduardo Zirbell" w:date="2026-03-23T20:54:00Z" w16du:dateUtc="2026-03-23T23:54:00Z">
+            <w:ins w:id="443" w:author="Eduardo Zirbell" w:date="2026-03-23T20:54:00Z" w16du:dateUtc="2026-03-23T23:54:00Z">
               <w:r>
                 <w:rPr>
                   <w:sz w:val="18"/>
@@ -6061,9 +6418,9 @@
                 <w:t>nior</w:t>
               </w:r>
             </w:ins>
-            <w:commentRangeStart w:id="357"/>
-            <w:ins w:id="358" w:author="Simone Erbs da Costa" w:date="2026-03-20T13:05:00Z" w16du:dateUtc="2026-03-20T16:05:00Z">
-              <w:del w:id="359" w:author="Eduardo Zirbell" w:date="2026-03-23T20:53:00Z" w16du:dateUtc="2026-03-23T23:53:00Z">
+            <w:commentRangeStart w:id="444"/>
+            <w:ins w:id="445" w:author="Simone Erbs da Costa" w:date="2026-03-20T13:05:00Z" w16du:dateUtc="2026-03-20T16:05:00Z">
+              <w:del w:id="446" w:author="Eduardo Zirbell" w:date="2026-03-23T20:53:00Z" w16du:dateUtc="2026-03-23T23:53:00Z">
                 <w:r>
                   <w:rPr>
                     <w:sz w:val="18"/>
@@ -6080,7 +6437,7 @@
                 <w:t xml:space="preserve"> (</w:t>
               </w:r>
             </w:ins>
-            <w:ins w:id="360" w:author="Eduardo Zirbell" w:date="2026-03-23T20:54:00Z" w16du:dateUtc="2026-03-23T23:54:00Z">
+            <w:ins w:id="447" w:author="Eduardo Zirbell" w:date="2026-03-23T20:54:00Z" w16du:dateUtc="2026-03-23T23:54:00Z">
               <w:r>
                 <w:rPr>
                   <w:sz w:val="18"/>
@@ -6089,8 +6446,8 @@
                 <w:t>2025</w:t>
               </w:r>
             </w:ins>
-            <w:ins w:id="361" w:author="Simone Erbs da Costa" w:date="2026-03-20T13:05:00Z" w16du:dateUtc="2026-03-20T16:05:00Z">
-              <w:del w:id="362" w:author="Eduardo Zirbell" w:date="2026-03-23T20:54:00Z" w16du:dateUtc="2026-03-23T23:54:00Z">
+            <w:ins w:id="448" w:author="Simone Erbs da Costa" w:date="2026-03-20T13:05:00Z" w16du:dateUtc="2026-03-20T16:05:00Z">
+              <w:del w:id="449" w:author="Eduardo Zirbell" w:date="2026-03-23T20:54:00Z" w16du:dateUtc="2026-03-23T23:54:00Z">
                 <w:r>
                   <w:rPr>
                     <w:sz w:val="18"/>
@@ -6100,7 +6457,7 @@
                 </w:r>
               </w:del>
             </w:ins>
-            <w:del w:id="363" w:author="Simone Erbs da Costa" w:date="2026-03-20T13:05:00Z" w16du:dateUtc="2026-03-20T16:05:00Z">
+            <w:del w:id="450" w:author="Simone Erbs da Costa" w:date="2026-03-20T13:05:00Z" w16du:dateUtc="2026-03-20T16:05:00Z">
               <w:r>
                 <w:rPr>
                   <w:sz w:val="18"/>
@@ -6137,14 +6494,14 @@
               </w:rPr>
               <w:t xml:space="preserve">) </w:t>
             </w:r>
-            <w:commentRangeEnd w:id="357"/>
+            <w:commentRangeEnd w:id="444"/>
             <w:r>
               <w:rPr>
                 <w:rStyle w:val="Refdecomentrio"/>
                 <w:sz w:val="18"/>
                 <w:szCs w:val="18"/>
               </w:rPr>
-              <w:commentReference w:id="357"/>
+              <w:commentReference w:id="444"/>
             </w:r>
           </w:p>
         </w:tc>
@@ -6166,7 +6523,7 @@
               <w:pStyle w:val="TF-TEXTOQUADRO"/>
               <w:jc w:val="both"/>
               <w:rPr>
-                <w:rPrChange w:id="364" w:author="Eduardo Zirbell" w:date="2026-03-23T20:50:00Z" w16du:dateUtc="2026-03-23T23:50:00Z">
+                <w:rPrChange w:id="451" w:author="Eduardo Zirbell" w:date="2026-03-23T20:50:00Z" w16du:dateUtc="2026-03-23T23:50:00Z">
                   <w:rPr>
                     <w:sz w:val="18"/>
                     <w:szCs w:val="18"/>
@@ -6174,7 +6531,7 @@
                 </w:rPrChange>
               </w:rPr>
             </w:pPr>
-            <w:ins w:id="365" w:author="Eduardo Zirbell" w:date="2026-03-23T20:50:00Z">
+            <w:ins w:id="452" w:author="Eduardo Zirbell" w:date="2026-03-23T20:50:00Z">
               <w:r>
                 <w:rPr>
                   <w:sz w:val="18"/>
@@ -6183,7 +6540,7 @@
                 <w:t>Sistema de Gestão e Acompanhamento Móvel de Alunos Portadores</w:t>
               </w:r>
             </w:ins>
-            <w:ins w:id="366" w:author="Eduardo Zirbell" w:date="2026-03-23T20:50:00Z" w16du:dateUtc="2026-03-23T23:50:00Z">
+            <w:ins w:id="453" w:author="Eduardo Zirbell" w:date="2026-03-23T20:50:00Z" w16du:dateUtc="2026-03-23T23:50:00Z">
               <w:r>
                 <w:rPr>
                   <w:sz w:val="18"/>
@@ -6192,7 +6549,7 @@
                 <w:t xml:space="preserve"> </w:t>
               </w:r>
             </w:ins>
-            <w:ins w:id="367" w:author="Eduardo Zirbell" w:date="2026-03-23T20:50:00Z">
+            <w:ins w:id="454" w:author="Eduardo Zirbell" w:date="2026-03-23T20:50:00Z">
               <w:r>
                 <w:rPr>
                   <w:sz w:val="18"/>
@@ -6201,7 +6558,7 @@
                 <w:t>de Necessidades</w:t>
               </w:r>
             </w:ins>
-            <w:ins w:id="368" w:author="Eduardo Zirbell" w:date="2026-03-23T20:50:00Z" w16du:dateUtc="2026-03-23T23:50:00Z">
+            <w:ins w:id="455" w:author="Eduardo Zirbell" w:date="2026-03-23T20:50:00Z" w16du:dateUtc="2026-03-23T23:50:00Z">
               <w:r>
                 <w:rPr>
                   <w:sz w:val="18"/>
@@ -6210,7 +6567,7 @@
                 <w:t xml:space="preserve"> </w:t>
               </w:r>
             </w:ins>
-            <w:ins w:id="369" w:author="Eduardo Zirbell" w:date="2026-03-23T20:50:00Z">
+            <w:ins w:id="456" w:author="Eduardo Zirbell" w:date="2026-03-23T20:50:00Z">
               <w:r>
                 <w:rPr>
                   <w:sz w:val="18"/>
@@ -6219,7 +6576,7 @@
                 <w:t>Educacionais Especiais</w:t>
               </w:r>
             </w:ins>
-            <w:del w:id="370" w:author="Eduardo Zirbell" w:date="2026-03-23T20:48:00Z" w16du:dateUtc="2026-03-23T23:48:00Z">
+            <w:del w:id="457" w:author="Eduardo Zirbell" w:date="2026-03-23T20:48:00Z" w16du:dateUtc="2026-03-23T23:48:00Z">
               <w:r>
                 <w:rPr>
                   <w:sz w:val="18"/>
@@ -6343,7 +6700,7 @@
               </w:rPr>
               <w:t>1, 2</w:t>
             </w:r>
-            <w:ins w:id="371" w:author="Eduardo Zirbell" w:date="2026-03-23T20:53:00Z" w16du:dateUtc="2026-03-23T23:53:00Z">
+            <w:ins w:id="458" w:author="Eduardo Zirbell" w:date="2026-03-23T20:53:00Z" w16du:dateUtc="2026-03-23T23:53:00Z">
               <w:r>
                 <w:rPr>
                   <w:sz w:val="18"/>
@@ -6359,7 +6716,7 @@
               </w:rPr>
               <w:t xml:space="preserve"> e</w:t>
             </w:r>
-            <w:del w:id="372" w:author="Eduardo Zirbell" w:date="2026-03-23T20:53:00Z" w16du:dateUtc="2026-03-23T23:53:00Z">
+            <w:del w:id="459" w:author="Eduardo Zirbell" w:date="2026-03-23T20:53:00Z" w16du:dateUtc="2026-03-23T23:53:00Z">
               <w:r>
                 <w:rPr>
                   <w:sz w:val="18"/>
@@ -6368,7 +6725,7 @@
                 <w:delText xml:space="preserve"> 4</w:delText>
               </w:r>
             </w:del>
-            <w:ins w:id="373" w:author="Eduardo Zirbell" w:date="2026-03-23T20:53:00Z" w16du:dateUtc="2026-03-23T23:53:00Z">
+            <w:ins w:id="460" w:author="Eduardo Zirbell" w:date="2026-03-23T20:53:00Z" w16du:dateUtc="2026-03-23T23:53:00Z">
               <w:r>
                 <w:rPr>
                   <w:sz w:val="18"/>
@@ -6384,7 +6741,7 @@
               </w:rPr>
               <w:t xml:space="preserve"> = </w:t>
             </w:r>
-            <w:ins w:id="374" w:author="Eduardo Zirbell" w:date="2026-03-23T20:53:00Z" w16du:dateUtc="2026-03-23T23:53:00Z">
+            <w:ins w:id="461" w:author="Eduardo Zirbell" w:date="2026-03-23T20:53:00Z" w16du:dateUtc="2026-03-23T23:53:00Z">
               <w:r>
                 <w:rPr>
                   <w:sz w:val="18"/>
@@ -6393,7 +6750,7 @@
                 <w:t>9</w:t>
               </w:r>
             </w:ins>
-            <w:del w:id="375" w:author="Eduardo Zirbell" w:date="2026-03-23T20:53:00Z" w16du:dateUtc="2026-03-23T23:53:00Z">
+            <w:del w:id="462" w:author="Eduardo Zirbell" w:date="2026-03-23T20:53:00Z" w16du:dateUtc="2026-03-23T23:53:00Z">
               <w:r>
                 <w:rPr>
                   <w:sz w:val="18"/>
@@ -6418,9 +6775,9 @@
                 <w:szCs w:val="18"/>
               </w:rPr>
             </w:pPr>
-            <w:commentRangeStart w:id="376"/>
-            <w:ins w:id="377" w:author="Simone Erbs da Costa" w:date="2026-03-20T13:05:00Z" w16du:dateUtc="2026-03-20T16:05:00Z">
-              <w:del w:id="378" w:author="Eduardo Zirbell" w:date="2026-03-23T20:53:00Z" w16du:dateUtc="2026-03-23T23:53:00Z">
+            <w:commentRangeStart w:id="463"/>
+            <w:ins w:id="464" w:author="Simone Erbs da Costa" w:date="2026-03-20T13:05:00Z" w16du:dateUtc="2026-03-20T16:05:00Z">
+              <w:del w:id="465" w:author="Eduardo Zirbell" w:date="2026-03-23T20:53:00Z" w16du:dateUtc="2026-03-23T23:53:00Z">
                 <w:r>
                   <w:rPr>
                     <w:sz w:val="18"/>
@@ -6430,7 +6787,7 @@
                 </w:r>
               </w:del>
             </w:ins>
-            <w:ins w:id="379" w:author="Eduardo Zirbell" w:date="2026-03-23T20:53:00Z" w16du:dateUtc="2026-03-23T23:53:00Z">
+            <w:ins w:id="466" w:author="Eduardo Zirbell" w:date="2026-03-23T20:53:00Z" w16du:dateUtc="2026-03-23T23:53:00Z">
               <w:r>
                 <w:rPr>
                   <w:sz w:val="18"/>
@@ -6439,7 +6796,7 @@
                 <w:t>Silva</w:t>
               </w:r>
             </w:ins>
-            <w:ins w:id="380" w:author="Simone Erbs da Costa" w:date="2026-03-20T13:05:00Z" w16du:dateUtc="2026-03-20T16:05:00Z">
+            <w:ins w:id="467" w:author="Simone Erbs da Costa" w:date="2026-03-20T13:05:00Z" w16du:dateUtc="2026-03-20T16:05:00Z">
               <w:r>
                 <w:rPr>
                   <w:sz w:val="18"/>
@@ -6448,7 +6805,7 @@
                 <w:t xml:space="preserve"> (</w:t>
               </w:r>
             </w:ins>
-            <w:ins w:id="381" w:author="Eduardo Zirbell" w:date="2026-03-23T20:53:00Z" w16du:dateUtc="2026-03-23T23:53:00Z">
+            <w:ins w:id="468" w:author="Eduardo Zirbell" w:date="2026-03-23T20:53:00Z" w16du:dateUtc="2026-03-23T23:53:00Z">
               <w:r>
                 <w:rPr>
                   <w:sz w:val="18"/>
@@ -6457,8 +6814,8 @@
                 <w:t>2019</w:t>
               </w:r>
             </w:ins>
-            <w:ins w:id="382" w:author="Simone Erbs da Costa" w:date="2026-03-20T13:05:00Z" w16du:dateUtc="2026-03-20T16:05:00Z">
-              <w:del w:id="383" w:author="Eduardo Zirbell" w:date="2026-03-23T20:53:00Z" w16du:dateUtc="2026-03-23T23:53:00Z">
+            <w:ins w:id="469" w:author="Simone Erbs da Costa" w:date="2026-03-20T13:05:00Z" w16du:dateUtc="2026-03-20T16:05:00Z">
+              <w:del w:id="470" w:author="Eduardo Zirbell" w:date="2026-03-23T20:53:00Z" w16du:dateUtc="2026-03-23T23:53:00Z">
                 <w:r>
                   <w:rPr>
                     <w:sz w:val="18"/>
@@ -6474,17 +6831,17 @@
                 </w:rPr>
                 <w:t xml:space="preserve">) </w:t>
               </w:r>
-              <w:commentRangeEnd w:id="376"/>
+              <w:commentRangeEnd w:id="463"/>
               <w:r>
                 <w:rPr>
                   <w:rStyle w:val="Refdecomentrio"/>
                   <w:sz w:val="18"/>
                   <w:szCs w:val="18"/>
                 </w:rPr>
-                <w:commentReference w:id="376"/>
+                <w:commentReference w:id="463"/>
               </w:r>
             </w:ins>
-            <w:del w:id="384" w:author="Simone Erbs da Costa" w:date="2026-03-20T13:05:00Z" w16du:dateUtc="2026-03-20T16:05:00Z">
+            <w:del w:id="471" w:author="Simone Erbs da Costa" w:date="2026-03-20T13:05:00Z" w16du:dateUtc="2026-03-20T16:05:00Z">
               <w:r>
                 <w:rPr>
                   <w:sz w:val="18"/>
@@ -6522,7 +6879,7 @@
                 <w:delText>)</w:delText>
               </w:r>
             </w:del>
-            <w:ins w:id="385" w:author="Simone Erbs da Costa" w:date="2026-03-20T13:05:00Z" w16du:dateUtc="2026-03-20T16:05:00Z">
+            <w:ins w:id="472" w:author="Simone Erbs da Costa" w:date="2026-03-20T13:05:00Z" w16du:dateUtc="2026-03-20T16:05:00Z">
               <w:r>
                 <w:rPr>
                   <w:sz w:val="18"/>
@@ -6562,7 +6919,7 @@
               </w:rPr>
               <w:t>Sistema de gestão estudantil voltado para acompanhamento, registros e processos administrativos</w:t>
             </w:r>
-            <w:del w:id="386" w:author="Eduardo Zirbell" w:date="2026-03-23T20:49:00Z" w16du:dateUtc="2026-03-23T23:49:00Z">
+            <w:del w:id="473" w:author="Eduardo Zirbell" w:date="2026-03-23T20:49:00Z" w16du:dateUtc="2026-03-23T23:49:00Z">
               <w:r>
                 <w:rPr>
                   <w:sz w:val="18"/>
@@ -6705,7 +7062,7 @@
                 <w:szCs w:val="18"/>
               </w:rPr>
             </w:pPr>
-            <w:del w:id="387" w:author="Simone Erbs da Costa" w:date="2026-03-20T13:05:00Z" w16du:dateUtc="2026-03-20T16:05:00Z">
+            <w:del w:id="474" w:author="Simone Erbs da Costa" w:date="2026-03-20T13:05:00Z" w16du:dateUtc="2026-03-20T16:05:00Z">
               <w:r>
                 <w:rPr>
                   <w:sz w:val="18"/>
@@ -6723,7 +7080,7 @@
               </w:rPr>
               <w:t>Ellucian Student</w:t>
             </w:r>
-            <w:ins w:id="388" w:author="Simone Erbs da Costa" w:date="2026-03-20T13:05:00Z" w16du:dateUtc="2026-03-20T16:05:00Z">
+            <w:ins w:id="475" w:author="Simone Erbs da Costa" w:date="2026-03-20T13:05:00Z" w16du:dateUtc="2026-03-20T16:05:00Z">
               <w:r>
                 <w:rPr>
                   <w:sz w:val="18"/>
@@ -6733,7 +7090,7 @@
                 <w:t xml:space="preserve"> (</w:t>
               </w:r>
             </w:ins>
-            <w:del w:id="389" w:author="Simone Erbs da Costa" w:date="2026-03-20T13:05:00Z" w16du:dateUtc="2026-03-20T16:05:00Z">
+            <w:del w:id="476" w:author="Simone Erbs da Costa" w:date="2026-03-20T13:05:00Z" w16du:dateUtc="2026-03-20T16:05:00Z">
               <w:r>
                 <w:rPr>
                   <w:sz w:val="18"/>
@@ -6771,7 +7128,7 @@
         </w:tc>
       </w:tr>
     </w:tbl>
-    <w:bookmarkEnd w:id="344"/>
+    <w:bookmarkEnd w:id="431"/>
     <w:p>
       <w:pPr>
         <w:pStyle w:val="TF-FONTE"/>
@@ -6812,7 +7169,6 @@
         <w:pStyle w:val="TF-TEXTO"/>
       </w:pPr>
       <w:r>
-        <w:lastRenderedPageBreak/>
         <w:t xml:space="preserve">Na RL, foram obtidos </w:t>
       </w:r>
       <w:r>
@@ -6833,7 +7189,7 @@
       <w:r>
         <w:t xml:space="preserve"> pela RTL</w:t>
       </w:r>
-      <w:del w:id="390" w:author="Simone Erbs da Costa" w:date="2026-03-20T13:07:00Z" w16du:dateUtc="2026-03-20T16:07:00Z">
+      <w:del w:id="477" w:author="Simone Erbs da Costa" w:date="2026-03-20T13:07:00Z" w16du:dateUtc="2026-03-20T16:07:00Z">
         <w:r>
           <w:delText xml:space="preserve">, </w:delText>
         </w:r>
@@ -6880,71 +7236,71 @@
           <w:delText xml:space="preserve">. </w:delText>
         </w:r>
       </w:del>
-      <w:ins w:id="391" w:author="Simone Erbs da Costa" w:date="2026-03-20T13:07:00Z" w16du:dateUtc="2026-03-20T16:07:00Z">
+      <w:ins w:id="478" w:author="Simone Erbs da Costa" w:date="2026-03-20T13:07:00Z" w16du:dateUtc="2026-03-20T16:07:00Z">
         <w:r>
           <w:t xml:space="preserve">. </w:t>
         </w:r>
       </w:ins>
-      <w:commentRangeStart w:id="392"/>
+      <w:commentRangeStart w:id="479"/>
       <w:r>
         <w:t xml:space="preserve">O trabalho </w:t>
       </w:r>
-      <w:ins w:id="393" w:author="Simone Erbs da Costa" w:date="2026-03-20T13:07:00Z" w16du:dateUtc="2026-03-20T16:07:00Z">
+      <w:ins w:id="480" w:author="Simone Erbs da Costa" w:date="2026-03-20T13:07:00Z" w16du:dateUtc="2026-03-20T16:07:00Z">
         <w:r>
           <w:t xml:space="preserve">de </w:t>
         </w:r>
       </w:ins>
-      <w:ins w:id="394" w:author="Eduardo Zirbell" w:date="2026-03-23T21:09:00Z" w16du:dateUtc="2026-03-24T00:09:00Z">
+      <w:ins w:id="481" w:author="Eduardo Zirbell" w:date="2026-03-23T21:09:00Z" w16du:dateUtc="2026-03-24T00:09:00Z">
         <w:r>
           <w:t xml:space="preserve">Bandeira </w:t>
         </w:r>
       </w:ins>
-      <w:ins w:id="395" w:author="Simone Erbs da Costa" w:date="2026-03-20T13:07:00Z" w16du:dateUtc="2026-03-20T16:07:00Z">
-        <w:del w:id="396" w:author="Eduardo Zirbell" w:date="2026-03-23T20:55:00Z" w16du:dateUtc="2026-03-23T23:55:00Z">
+      <w:ins w:id="482" w:author="Simone Erbs da Costa" w:date="2026-03-20T13:07:00Z" w16du:dateUtc="2026-03-20T16:07:00Z">
+        <w:del w:id="483" w:author="Eduardo Zirbell" w:date="2026-03-23T20:55:00Z" w16du:dateUtc="2026-03-23T23:55:00Z">
           <w:r>
             <w:delText>Referência</w:delText>
           </w:r>
         </w:del>
       </w:ins>
-      <w:ins w:id="397" w:author="Eduardo Zirbell" w:date="2026-03-23T20:55:00Z" w16du:dateUtc="2026-03-23T23:55:00Z">
+      <w:ins w:id="484" w:author="Eduardo Zirbell" w:date="2026-03-23T20:55:00Z" w16du:dateUtc="2026-03-23T23:55:00Z">
         <w:r>
           <w:t>J</w:t>
         </w:r>
       </w:ins>
-      <w:ins w:id="398" w:author="Eduardo Zirbell" w:date="2026-03-23T21:09:00Z" w16du:dateUtc="2026-03-24T00:09:00Z">
+      <w:ins w:id="485" w:author="Eduardo Zirbell" w:date="2026-03-23T21:09:00Z" w16du:dateUtc="2026-03-24T00:09:00Z">
         <w:r>
           <w:t>ú</w:t>
         </w:r>
       </w:ins>
-      <w:ins w:id="399" w:author="Eduardo Zirbell" w:date="2026-03-23T20:55:00Z" w16du:dateUtc="2026-03-23T23:55:00Z">
+      <w:ins w:id="486" w:author="Eduardo Zirbell" w:date="2026-03-23T20:55:00Z" w16du:dateUtc="2026-03-23T23:55:00Z">
         <w:r>
           <w:t>nior</w:t>
         </w:r>
       </w:ins>
-      <w:ins w:id="400" w:author="Simone Erbs da Costa" w:date="2026-03-20T13:07:00Z" w16du:dateUtc="2026-03-20T16:07:00Z">
-        <w:del w:id="401" w:author="Eduardo Zirbell" w:date="2026-03-23T20:55:00Z" w16du:dateUtc="2026-03-23T23:55:00Z">
+      <w:ins w:id="487" w:author="Simone Erbs da Costa" w:date="2026-03-20T13:07:00Z" w16du:dateUtc="2026-03-20T16:07:00Z">
+        <w:del w:id="488" w:author="Eduardo Zirbell" w:date="2026-03-23T20:55:00Z" w16du:dateUtc="2026-03-23T23:55:00Z">
           <w:r>
             <w:delText xml:space="preserve"> </w:delText>
           </w:r>
         </w:del>
       </w:ins>
-      <w:ins w:id="402" w:author="Eduardo Zirbell" w:date="2026-03-23T20:55:00Z" w16du:dateUtc="2026-03-23T23:55:00Z">
+      <w:ins w:id="489" w:author="Eduardo Zirbell" w:date="2026-03-23T20:55:00Z" w16du:dateUtc="2026-03-23T23:55:00Z">
         <w:r>
           <w:t xml:space="preserve"> </w:t>
         </w:r>
       </w:ins>
-      <w:ins w:id="403" w:author="Simone Erbs da Costa" w:date="2026-03-20T13:07:00Z" w16du:dateUtc="2026-03-20T16:07:00Z">
+      <w:ins w:id="490" w:author="Simone Erbs da Costa" w:date="2026-03-20T13:07:00Z" w16du:dateUtc="2026-03-20T16:07:00Z">
         <w:r>
           <w:t>(</w:t>
         </w:r>
       </w:ins>
-      <w:ins w:id="404" w:author="Eduardo Zirbell" w:date="2026-03-23T20:55:00Z" w16du:dateUtc="2026-03-23T23:55:00Z">
+      <w:ins w:id="491" w:author="Eduardo Zirbell" w:date="2026-03-23T20:55:00Z" w16du:dateUtc="2026-03-23T23:55:00Z">
         <w:r>
           <w:t>2025</w:t>
         </w:r>
       </w:ins>
-      <w:ins w:id="405" w:author="Simone Erbs da Costa" w:date="2026-03-20T13:07:00Z" w16du:dateUtc="2026-03-20T16:07:00Z">
-        <w:del w:id="406" w:author="Eduardo Zirbell" w:date="2026-03-23T20:55:00Z" w16du:dateUtc="2026-03-23T23:55:00Z">
+      <w:ins w:id="492" w:author="Simone Erbs da Costa" w:date="2026-03-20T13:07:00Z" w16du:dateUtc="2026-03-20T16:07:00Z">
+        <w:del w:id="493" w:author="Eduardo Zirbell" w:date="2026-03-23T20:55:00Z" w16du:dateUtc="2026-03-23T23:55:00Z">
           <w:r>
             <w:delText>ano</w:delText>
           </w:r>
@@ -6953,27 +7309,31 @@
           <w:t xml:space="preserve">) </w:t>
         </w:r>
       </w:ins>
-      <w:ins w:id="407" w:author="Eduardo Zirbell" w:date="2026-03-23T21:00:00Z">
-        <w:r>
-          <w:t xml:space="preserve">que propõe o sistema EduMaster, uma aplicação web voltada à gestão de matrículas de alunos com deficiência, permitindo o cadastro, acompanhamento e encaminhamento desses estudantes ao Atendimento Educacional Especializado (AEE), além de melhorar a comunicação entre secretaria e professores. Em complemento, o sistema SIGMA de Silva (2019) </w:t>
-        </w:r>
-      </w:ins>
-      <w:ins w:id="408" w:author="Eduardo Zirbell" w:date="2026-03-23T21:01:00Z" w16du:dateUtc="2026-03-24T00:01:00Z">
+      <w:ins w:id="494" w:author="Eduardo Zirbell" w:date="2026-03-23T21:00:00Z">
+        <w:r>
+          <w:t xml:space="preserve">que propõe o sistema EduMaster, uma aplicação web voltada à gestão de matrículas de alunos com deficiência, permitindo o cadastro, acompanhamento e encaminhamento desses estudantes ao Atendimento Educacional Especializado (AEE), além de melhorar a comunicação entre secretaria e professores. Em complemento, o sistema SIGMA de </w:t>
+        </w:r>
+        <w:r>
+          <w:lastRenderedPageBreak/>
+          <w:t xml:space="preserve">Silva (2019) </w:t>
+        </w:r>
+      </w:ins>
+      <w:ins w:id="495" w:author="Eduardo Zirbell" w:date="2026-03-23T21:01:00Z" w16du:dateUtc="2026-03-24T00:01:00Z">
         <w:r>
           <w:t>introduz</w:t>
         </w:r>
       </w:ins>
-      <w:ins w:id="409" w:author="Eduardo Zirbell" w:date="2026-03-23T21:00:00Z">
+      <w:ins w:id="496" w:author="Eduardo Zirbell" w:date="2026-03-23T21:00:00Z">
         <w:r>
           <w:t xml:space="preserve"> uma solução com aplicação móvel integrada a um ambiente web, focada no registro e acompanhamento de alunos com necessidades educacionais especiais, oferecendo funcionalidades como cadastro de alunos, registro de eventos, geração de documentos e armazenamento seguro de dados, contribuindo para a organização e padronização do atendimento educacional especializado.</w:t>
         </w:r>
       </w:ins>
-      <w:ins w:id="410" w:author="Eduardo Zirbell" w:date="2026-03-23T21:00:00Z" w16du:dateUtc="2026-03-24T00:00:00Z">
+      <w:ins w:id="497" w:author="Eduardo Zirbell" w:date="2026-03-23T21:00:00Z" w16du:dateUtc="2026-03-24T00:00:00Z">
         <w:r>
           <w:t xml:space="preserve"> </w:t>
         </w:r>
       </w:ins>
-      <w:del w:id="411" w:author="Eduardo Zirbell" w:date="2026-03-23T21:00:00Z" w16du:dateUtc="2026-03-24T00:00:00Z">
+      <w:del w:id="498" w:author="Eduardo Zirbell" w:date="2026-03-23T21:00:00Z" w16du:dateUtc="2026-03-24T00:00:00Z">
         <w:r>
           <w:delText xml:space="preserve">que utiliza o </w:delText>
         </w:r>
@@ -6984,39 +7344,39 @@
           <w:delText xml:space="preserve"> apresenta uma plataforma institucional voltada à gestão acadêmica e administrativa, </w:delText>
         </w:r>
       </w:del>
-      <w:ins w:id="412" w:author="Simone Erbs da Costa" w:date="2026-03-20T13:09:00Z" w16du:dateUtc="2026-03-20T16:09:00Z">
-        <w:del w:id="413" w:author="Eduardo Zirbell" w:date="2026-03-23T21:00:00Z" w16du:dateUtc="2026-03-24T00:00:00Z">
+      <w:ins w:id="499" w:author="Simone Erbs da Costa" w:date="2026-03-20T13:09:00Z" w16du:dateUtc="2026-03-20T16:09:00Z">
+        <w:del w:id="500" w:author="Eduardo Zirbell" w:date="2026-03-23T21:00:00Z" w16du:dateUtc="2026-03-24T00:00:00Z">
           <w:r>
             <w:delText xml:space="preserve">com </w:delText>
           </w:r>
         </w:del>
       </w:ins>
-      <w:del w:id="414" w:author="Eduardo Zirbell" w:date="2026-03-23T21:00:00Z" w16du:dateUtc="2026-03-24T00:00:00Z">
+      <w:del w:id="501" w:author="Eduardo Zirbell" w:date="2026-03-23T21:00:00Z" w16du:dateUtc="2026-03-24T00:00:00Z">
         <w:r>
           <w:delText>contemplando funcionalidades relacionadas ao acompanhamento da vida estudantil e ao suporte de demandas internas</w:delText>
         </w:r>
-        <w:commentRangeEnd w:id="392"/>
+        <w:commentRangeEnd w:id="479"/>
         <w:r>
           <w:rPr>
             <w:rStyle w:val="Refdecomentrio"/>
             <w:sz w:val="24"/>
             <w:szCs w:val="20"/>
           </w:rPr>
-          <w:commentReference w:id="392"/>
+          <w:commentReference w:id="479"/>
         </w:r>
         <w:r>
           <w:delText xml:space="preserve">. </w:delText>
         </w:r>
       </w:del>
-      <w:ins w:id="415" w:author="Simone Erbs da Costa" w:date="2026-03-20T13:09:00Z" w16du:dateUtc="2026-03-20T16:09:00Z">
-        <w:del w:id="416" w:author="Eduardo Zirbell" w:date="2026-03-23T21:00:00Z" w16du:dateUtc="2026-03-24T00:00:00Z">
+      <w:ins w:id="502" w:author="Simone Erbs da Costa" w:date="2026-03-20T13:09:00Z" w16du:dateUtc="2026-03-20T16:09:00Z">
+        <w:del w:id="503" w:author="Eduardo Zirbell" w:date="2026-03-23T21:00:00Z" w16du:dateUtc="2026-03-24T00:00:00Z">
           <w:r>
             <w:delText xml:space="preserve">Em complemento, </w:delText>
           </w:r>
         </w:del>
       </w:ins>
-      <w:commentRangeStart w:id="417"/>
-      <w:del w:id="418" w:author="Eduardo Zirbell" w:date="2026-03-23T21:00:00Z" w16du:dateUtc="2026-03-24T00:00:00Z">
+      <w:commentRangeStart w:id="504"/>
+      <w:del w:id="505" w:author="Eduardo Zirbell" w:date="2026-03-23T21:00:00Z" w16du:dateUtc="2026-03-24T00:00:00Z">
         <w:r>
           <w:delText xml:space="preserve">Já o sistema </w:delText>
         </w:r>
@@ -7024,36 +7384,36 @@
           <w:delText>SIGMA</w:delText>
         </w:r>
       </w:del>
-      <w:ins w:id="419" w:author="Simone Erbs da Costa" w:date="2026-03-20T13:08:00Z" w16du:dateUtc="2026-03-20T16:08:00Z">
-        <w:del w:id="420" w:author="Eduardo Zirbell" w:date="2026-03-23T21:00:00Z" w16du:dateUtc="2026-03-24T00:00:00Z">
+      <w:ins w:id="506" w:author="Simone Erbs da Costa" w:date="2026-03-20T13:08:00Z" w16du:dateUtc="2026-03-20T16:08:00Z">
+        <w:del w:id="507" w:author="Eduardo Zirbell" w:date="2026-03-23T21:00:00Z" w16du:dateUtc="2026-03-24T00:00:00Z">
           <w:r>
             <w:delText xml:space="preserve"> de Referência (ano)</w:delText>
           </w:r>
         </w:del>
       </w:ins>
-      <w:del w:id="421" w:author="Eduardo Zirbell" w:date="2026-03-23T21:00:00Z" w16du:dateUtc="2026-03-24T00:00:00Z">
+      <w:del w:id="508" w:author="Eduardo Zirbell" w:date="2026-03-23T21:00:00Z" w16du:dateUtc="2026-03-24T00:00:00Z">
         <w:r>
           <w:delText xml:space="preserve"> é empregado no contexto institucional para o gerenciamento de informações e processos, podendo apoiar o registro e o acompanhamento de atendimentos realizados aos estudantes. </w:delText>
         </w:r>
-        <w:commentRangeEnd w:id="417"/>
+        <w:commentRangeEnd w:id="504"/>
         <w:r>
           <w:rPr>
             <w:rStyle w:val="Refdecomentrio"/>
             <w:sz w:val="24"/>
             <w:szCs w:val="20"/>
           </w:rPr>
-          <w:commentReference w:id="417"/>
+          <w:commentReference w:id="504"/>
         </w:r>
       </w:del>
       <w:r>
         <w:t>Ambos os sistemas se inserem no contexto de soluções digitais</w:t>
       </w:r>
-      <w:ins w:id="422" w:author="Simone Erbs da Costa" w:date="2026-03-20T13:10:00Z" w16du:dateUtc="2026-03-20T16:10:00Z">
+      <w:ins w:id="509" w:author="Simone Erbs da Costa" w:date="2026-03-20T13:10:00Z" w16du:dateUtc="2026-03-20T16:10:00Z">
         <w:r>
           <w:t xml:space="preserve"> adotadas </w:t>
         </w:r>
       </w:ins>
-      <w:del w:id="423" w:author="Simone Erbs da Costa" w:date="2026-03-20T13:10:00Z" w16du:dateUtc="2026-03-20T16:10:00Z">
+      <w:del w:id="510" w:author="Simone Erbs da Costa" w:date="2026-03-20T13:10:00Z" w16du:dateUtc="2026-03-20T16:10:00Z">
         <w:r>
           <w:delText xml:space="preserve"> utilizadas </w:delText>
         </w:r>
@@ -7061,12 +7421,12 @@
       <w:r>
         <w:t>por instituições de ensino</w:t>
       </w:r>
-      <w:ins w:id="424" w:author="Simone Erbs da Costa" w:date="2026-03-20T13:10:00Z" w16du:dateUtc="2026-03-20T16:10:00Z">
+      <w:ins w:id="511" w:author="Simone Erbs da Costa" w:date="2026-03-20T13:10:00Z" w16du:dateUtc="2026-03-20T16:10:00Z">
         <w:r>
           <w:t xml:space="preserve">, contribuindo para a organização das </w:t>
         </w:r>
       </w:ins>
-      <w:del w:id="425" w:author="Simone Erbs da Costa" w:date="2026-03-20T13:10:00Z" w16du:dateUtc="2026-03-20T16:10:00Z">
+      <w:del w:id="512" w:author="Simone Erbs da Costa" w:date="2026-03-20T13:10:00Z" w16du:dateUtc="2026-03-20T16:10:00Z">
         <w:r>
           <w:delText xml:space="preserve"> para otimizar </w:delText>
         </w:r>
@@ -7074,12 +7434,12 @@
       <w:r>
         <w:t xml:space="preserve">rotinas administrativas e </w:t>
       </w:r>
-      <w:ins w:id="426" w:author="Simone Erbs da Costa" w:date="2026-03-20T13:10:00Z" w16du:dateUtc="2026-03-20T16:10:00Z">
+      <w:ins w:id="513" w:author="Simone Erbs da Costa" w:date="2026-03-20T13:10:00Z" w16du:dateUtc="2026-03-20T16:10:00Z">
         <w:r>
           <w:t xml:space="preserve">para </w:t>
         </w:r>
       </w:ins>
-      <w:del w:id="427" w:author="Simone Erbs da Costa" w:date="2026-03-20T13:10:00Z" w16du:dateUtc="2026-03-20T16:10:00Z">
+      <w:del w:id="514" w:author="Simone Erbs da Costa" w:date="2026-03-20T13:10:00Z" w16du:dateUtc="2026-03-20T16:10:00Z">
         <w:r>
           <w:delText xml:space="preserve">melhorar </w:delText>
         </w:r>
@@ -7087,17 +7447,17 @@
       <w:r>
         <w:t xml:space="preserve">o controle das informações estudantis. </w:t>
       </w:r>
-      <w:ins w:id="428" w:author="Simone Erbs da Costa" w:date="2026-03-20T13:11:00Z" w16du:dateUtc="2026-03-20T16:11:00Z">
+      <w:ins w:id="515" w:author="Simone Erbs da Costa" w:date="2026-03-20T13:11:00Z" w16du:dateUtc="2026-03-20T16:11:00Z">
         <w:r>
           <w:t xml:space="preserve">No que se refere </w:t>
         </w:r>
       </w:ins>
-      <w:del w:id="429" w:author="Simone Erbs da Costa" w:date="2026-03-20T13:11:00Z" w16du:dateUtc="2026-03-20T16:11:00Z">
+      <w:del w:id="516" w:author="Simone Erbs da Costa" w:date="2026-03-20T13:11:00Z" w16du:dateUtc="2026-03-20T16:11:00Z">
         <w:r>
           <w:delText xml:space="preserve">Cabe destacar que </w:delText>
         </w:r>
       </w:del>
-      <w:ins w:id="430" w:author="Simone Erbs da Costa" w:date="2026-03-20T13:11:00Z" w16du:dateUtc="2026-03-20T16:11:00Z">
+      <w:ins w:id="517" w:author="Simone Erbs da Costa" w:date="2026-03-20T13:11:00Z" w16du:dateUtc="2026-03-20T16:11:00Z">
         <w:r>
           <w:t>a</w:t>
         </w:r>
@@ -7105,7 +7465,7 @@
       <w:r>
         <w:t xml:space="preserve">o critério relacionado à garantia de sigilo, privacidade e proteção dos dados dos usuários, em conformidade com a LGPD, </w:t>
       </w:r>
-      <w:ins w:id="431" w:author="Simone Erbs da Costa" w:date="2026-03-20T13:11:00Z" w16du:dateUtc="2026-03-20T16:11:00Z">
+      <w:ins w:id="518" w:author="Simone Erbs da Costa" w:date="2026-03-20T13:11:00Z" w16du:dateUtc="2026-03-20T16:11:00Z">
         <w:r>
           <w:t xml:space="preserve">observa-se que sua verificação </w:t>
         </w:r>
@@ -7113,17 +7473,17 @@
       <w:r>
         <w:t xml:space="preserve">não pode ser </w:t>
       </w:r>
-      <w:ins w:id="432" w:author="Simone Erbs da Costa" w:date="2026-03-20T13:11:00Z" w16du:dateUtc="2026-03-20T16:11:00Z">
+      <w:ins w:id="519" w:author="Simone Erbs da Costa" w:date="2026-03-20T13:11:00Z" w16du:dateUtc="2026-03-20T16:11:00Z">
         <w:r>
           <w:t>realizada</w:t>
         </w:r>
       </w:ins>
-      <w:ins w:id="433" w:author="Simone Erbs da Costa" w:date="2026-03-20T13:12:00Z" w16du:dateUtc="2026-03-20T16:12:00Z">
+      <w:ins w:id="520" w:author="Simone Erbs da Costa" w:date="2026-03-20T13:12:00Z" w16du:dateUtc="2026-03-20T16:12:00Z">
         <w:r>
           <w:t xml:space="preserve"> </w:t>
         </w:r>
       </w:ins>
-      <w:del w:id="434" w:author="Simone Erbs da Costa" w:date="2026-03-20T13:12:00Z" w16du:dateUtc="2026-03-20T16:12:00Z">
+      <w:del w:id="521" w:author="Simone Erbs da Costa" w:date="2026-03-20T13:12:00Z" w16du:dateUtc="2026-03-20T16:12:00Z">
         <w:r>
           <w:delText xml:space="preserve">confirmado </w:delText>
         </w:r>
@@ -7131,7 +7491,7 @@
       <w:r>
         <w:t xml:space="preserve">de forma direta </w:t>
       </w:r>
-      <w:del w:id="435" w:author="Simone Erbs da Costa" w:date="2026-03-20T13:12:00Z" w16du:dateUtc="2026-03-20T16:12:00Z">
+      <w:del w:id="522" w:author="Simone Erbs da Costa" w:date="2026-03-20T13:12:00Z" w16du:dateUtc="2026-03-20T16:12:00Z">
         <w:r>
           <w:delText xml:space="preserve">apenas </w:delText>
         </w:r>
@@ -7139,7 +7499,7 @@
       <w:r>
         <w:t xml:space="preserve">com base nas descrições gerais dessas plataformas. Ainda assim, </w:t>
       </w:r>
-      <w:ins w:id="436" w:author="Simone Erbs da Costa" w:date="2026-03-20T13:12:00Z" w16du:dateUtc="2026-03-20T16:12:00Z">
+      <w:ins w:id="523" w:author="Simone Erbs da Costa" w:date="2026-03-20T13:12:00Z" w16du:dateUtc="2026-03-20T16:12:00Z">
         <w:r>
           <w:t xml:space="preserve">ao </w:t>
         </w:r>
@@ -7147,12 +7507,12 @@
       <w:r>
         <w:t>considera</w:t>
       </w:r>
-      <w:ins w:id="437" w:author="Simone Erbs da Costa" w:date="2026-03-20T13:12:00Z" w16du:dateUtc="2026-03-20T16:12:00Z">
+      <w:ins w:id="524" w:author="Simone Erbs da Costa" w:date="2026-03-20T13:12:00Z" w16du:dateUtc="2026-03-20T16:12:00Z">
         <w:r>
           <w:t xml:space="preserve">r </w:t>
         </w:r>
       </w:ins>
-      <w:del w:id="438" w:author="Simone Erbs da Costa" w:date="2026-03-20T13:12:00Z" w16du:dateUtc="2026-03-20T16:12:00Z">
+      <w:del w:id="525" w:author="Simone Erbs da Costa" w:date="2026-03-20T13:12:00Z" w16du:dateUtc="2026-03-20T16:12:00Z">
         <w:r>
           <w:delText xml:space="preserve">ndo </w:delText>
         </w:r>
@@ -7160,12 +7520,12 @@
       <w:r>
         <w:t xml:space="preserve">a natureza institucional dos sistemas analisados e o tipo de informação sensível </w:t>
       </w:r>
-      <w:ins w:id="439" w:author="Simone Erbs da Costa" w:date="2026-03-20T13:12:00Z" w16du:dateUtc="2026-03-20T16:12:00Z">
+      <w:ins w:id="526" w:author="Simone Erbs da Costa" w:date="2026-03-20T13:12:00Z" w16du:dateUtc="2026-03-20T16:12:00Z">
         <w:r>
           <w:t xml:space="preserve">envolvida, </w:t>
         </w:r>
       </w:ins>
-      <w:del w:id="440" w:author="Simone Erbs da Costa" w:date="2026-03-20T13:12:00Z" w16du:dateUtc="2026-03-20T16:12:00Z">
+      <w:del w:id="527" w:author="Simone Erbs da Costa" w:date="2026-03-20T13:12:00Z" w16du:dateUtc="2026-03-20T16:12:00Z">
         <w:r>
           <w:delText xml:space="preserve">que podem armazenar e processar, </w:delText>
         </w:r>
@@ -7173,12 +7533,12 @@
       <w:r>
         <w:t xml:space="preserve">presume-se que </w:t>
       </w:r>
-      <w:ins w:id="441" w:author="Simone Erbs da Costa" w:date="2026-03-20T13:12:00Z" w16du:dateUtc="2026-03-20T16:12:00Z">
+      <w:ins w:id="528" w:author="Simone Erbs da Costa" w:date="2026-03-20T13:12:00Z" w16du:dateUtc="2026-03-20T16:12:00Z">
         <w:r>
           <w:t xml:space="preserve">essas </w:t>
         </w:r>
       </w:ins>
-      <w:del w:id="442" w:author="Simone Erbs da Costa" w:date="2026-03-20T13:12:00Z" w16du:dateUtc="2026-03-20T16:12:00Z">
+      <w:del w:id="529" w:author="Simone Erbs da Costa" w:date="2026-03-20T13:12:00Z" w16du:dateUtc="2026-03-20T16:12:00Z">
         <w:r>
           <w:delText xml:space="preserve">tais </w:delText>
         </w:r>
@@ -7186,12 +7546,12 @@
       <w:r>
         <w:t xml:space="preserve">soluções </w:t>
       </w:r>
-      <w:ins w:id="443" w:author="Simone Erbs da Costa" w:date="2026-03-20T13:12:00Z" w16du:dateUtc="2026-03-20T16:12:00Z">
+      <w:ins w:id="530" w:author="Simone Erbs da Costa" w:date="2026-03-20T13:12:00Z" w16du:dateUtc="2026-03-20T16:12:00Z">
         <w:r>
           <w:t xml:space="preserve">disponham de </w:t>
         </w:r>
       </w:ins>
-      <w:del w:id="444" w:author="Simone Erbs da Costa" w:date="2026-03-20T13:12:00Z" w16du:dateUtc="2026-03-20T16:12:00Z">
+      <w:del w:id="531" w:author="Simone Erbs da Costa" w:date="2026-03-20T13:12:00Z" w16du:dateUtc="2026-03-20T16:12:00Z">
         <w:r>
           <w:delText xml:space="preserve">contem com </w:delText>
         </w:r>
@@ -7199,12 +7559,12 @@
       <w:r>
         <w:t xml:space="preserve">mecanismos </w:t>
       </w:r>
-      <w:ins w:id="445" w:author="Simone Erbs da Costa" w:date="2026-03-20T13:13:00Z" w16du:dateUtc="2026-03-20T16:13:00Z">
+      <w:ins w:id="532" w:author="Simone Erbs da Costa" w:date="2026-03-20T13:13:00Z" w16du:dateUtc="2026-03-20T16:13:00Z">
         <w:r>
           <w:t xml:space="preserve">básicos </w:t>
         </w:r>
       </w:ins>
-      <w:del w:id="446" w:author="Simone Erbs da Costa" w:date="2026-03-20T13:13:00Z" w16du:dateUtc="2026-03-20T16:13:00Z">
+      <w:del w:id="533" w:author="Simone Erbs da Costa" w:date="2026-03-20T13:13:00Z" w16du:dateUtc="2026-03-20T16:13:00Z">
         <w:r>
           <w:delText xml:space="preserve">mínimos </w:delText>
         </w:r>
@@ -7212,12 +7572,12 @@
       <w:r>
         <w:t>de controle de acesso</w:t>
       </w:r>
-      <w:ins w:id="447" w:author="Simone Erbs da Costa" w:date="2026-03-20T13:13:00Z" w16du:dateUtc="2026-03-20T16:13:00Z">
+      <w:ins w:id="534" w:author="Simone Erbs da Costa" w:date="2026-03-20T13:13:00Z" w16du:dateUtc="2026-03-20T16:13:00Z">
         <w:r>
           <w:t xml:space="preserve"> e </w:t>
         </w:r>
       </w:ins>
-      <w:del w:id="448" w:author="Simone Erbs da Costa" w:date="2026-03-20T13:13:00Z" w16du:dateUtc="2026-03-20T16:13:00Z">
+      <w:del w:id="535" w:author="Simone Erbs da Costa" w:date="2026-03-20T13:13:00Z" w16du:dateUtc="2026-03-20T16:13:00Z">
         <w:r>
           <w:delText xml:space="preserve">, </w:delText>
         </w:r>
@@ -7225,12 +7585,12 @@
       <w:r>
         <w:t>segurança</w:t>
       </w:r>
-      <w:ins w:id="449" w:author="Simone Erbs da Costa" w:date="2026-03-20T13:13:00Z" w16du:dateUtc="2026-03-20T16:13:00Z">
+      <w:ins w:id="536" w:author="Simone Erbs da Costa" w:date="2026-03-20T13:13:00Z" w16du:dateUtc="2026-03-20T16:13:00Z">
         <w:r>
           <w:t xml:space="preserve">. Essa constatação, no entanto, indica a necessidade de </w:t>
         </w:r>
       </w:ins>
-      <w:del w:id="450" w:author="Simone Erbs da Costa" w:date="2026-03-20T13:13:00Z" w16du:dateUtc="2026-03-20T16:13:00Z">
+      <w:del w:id="537" w:author="Simone Erbs da Costa" w:date="2026-03-20T13:13:00Z" w16du:dateUtc="2026-03-20T16:13:00Z">
         <w:r>
           <w:delText xml:space="preserve"> e resguardo das informações, ainda que isso exija </w:delText>
         </w:r>
@@ -7238,7 +7598,7 @@
       <w:r>
         <w:t xml:space="preserve">verificação </w:t>
       </w:r>
-      <w:del w:id="451" w:author="Simone Erbs da Costa" w:date="2026-03-20T13:13:00Z" w16du:dateUtc="2026-03-20T16:13:00Z">
+      <w:del w:id="538" w:author="Simone Erbs da Costa" w:date="2026-03-20T13:13:00Z" w16du:dateUtc="2026-03-20T16:13:00Z">
         <w:r>
           <w:delText xml:space="preserve">mais detalhada </w:delText>
         </w:r>
@@ -7246,7 +7606,7 @@
       <w:r>
         <w:t>em documentação técnica ou institucional específica.</w:t>
       </w:r>
-      <w:ins w:id="452" w:author="Simone Erbs da Costa" w:date="2026-03-20T13:13:00Z" w16du:dateUtc="2026-03-20T16:13:00Z">
+      <w:ins w:id="539" w:author="Simone Erbs da Costa" w:date="2026-03-20T13:13:00Z" w16du:dateUtc="2026-03-20T16:13:00Z">
         <w:r>
           <w:t xml:space="preserve"> </w:t>
         </w:r>
@@ -7254,15 +7614,15 @@
           <w:t xml:space="preserve">Por </w:t>
         </w:r>
       </w:ins>
-      <w:ins w:id="453" w:author="Simone Erbs da Costa" w:date="2026-03-20T13:14:00Z" w16du:dateUtc="2026-03-20T16:14:00Z">
+      <w:ins w:id="540" w:author="Simone Erbs da Costa" w:date="2026-03-20T13:14:00Z" w16du:dateUtc="2026-03-20T16:14:00Z">
         <w:r>
           <w:t xml:space="preserve">fim, Ellucian Student (2024) </w:t>
         </w:r>
       </w:ins>
-      <w:ins w:id="454" w:author="Eduardo Zirbell" w:date="2026-03-23T21:03:00Z" w16du:dateUtc="2026-03-24T00:03:00Z">
-        <w:r>
-          <w:rPr>
-            <w:rPrChange w:id="455" w:author="Eduardo Zirbell" w:date="2026-03-23T21:04:00Z" w16du:dateUtc="2026-03-24T00:04:00Z">
+      <w:ins w:id="541" w:author="Eduardo Zirbell" w:date="2026-03-23T21:03:00Z" w16du:dateUtc="2026-03-24T00:03:00Z">
+        <w:r>
+          <w:rPr>
+            <w:rPrChange w:id="542" w:author="Eduardo Zirbell" w:date="2026-03-23T21:04:00Z" w16du:dateUtc="2026-03-24T00:04:00Z">
               <w:rPr>
                 <w:highlight w:val="yellow"/>
               </w:rPr>
@@ -7271,10 +7631,10 @@
           <w:t xml:space="preserve">consiste em uma plataforma integrada de gestão acadêmica amplamente utilizada por instituições de ensino superior. A solução </w:t>
         </w:r>
       </w:ins>
-      <w:ins w:id="456" w:author="Eduardo Zirbell" w:date="2026-03-23T21:03:00Z">
-        <w:r>
-          <w:rPr>
-            <w:rPrChange w:id="457" w:author="Eduardo Zirbell" w:date="2026-03-23T21:04:00Z" w16du:dateUtc="2026-03-24T00:04:00Z">
+      <w:ins w:id="543" w:author="Eduardo Zirbell" w:date="2026-03-23T21:03:00Z">
+        <w:r>
+          <w:rPr>
+            <w:rPrChange w:id="544" w:author="Eduardo Zirbell" w:date="2026-03-23T21:04:00Z" w16du:dateUtc="2026-03-24T00:04:00Z">
               <w:rPr>
                 <w:highlight w:val="yellow"/>
               </w:rPr>
@@ -7283,17 +7643,17 @@
           <w:t>oferece funcionalidades abrangentes para o gerenciamento do ciclo de vida do estudante, incluindo cadastro, histórico, e dashboards administrativos. Além disso, o sistema possibilita a centralização de dados institucionais e a automação de processos acadêmicos</w:t>
         </w:r>
       </w:ins>
-      <w:ins w:id="458" w:author="Eduardo Zirbell" w:date="2026-03-23T21:04:00Z" w16du:dateUtc="2026-03-24T00:04:00Z">
+      <w:ins w:id="545" w:author="Eduardo Zirbell" w:date="2026-03-23T21:04:00Z" w16du:dateUtc="2026-03-24T00:04:00Z">
         <w:r>
           <w:t>.</w:t>
         </w:r>
       </w:ins>
-      <w:ins w:id="459" w:author="Simone Erbs da Costa" w:date="2026-03-20T13:14:00Z" w16du:dateUtc="2026-03-20T16:14:00Z">
-        <w:del w:id="460" w:author="Eduardo Zirbell" w:date="2026-03-23T21:03:00Z" w16du:dateUtc="2026-03-24T00:03:00Z">
+      <w:ins w:id="546" w:author="Simone Erbs da Costa" w:date="2026-03-20T13:14:00Z" w16du:dateUtc="2026-03-20T16:14:00Z">
+        <w:del w:id="547" w:author="Eduardo Zirbell" w:date="2026-03-23T21:03:00Z" w16du:dateUtc="2026-03-24T00:03:00Z">
           <w:r>
             <w:rPr>
               <w:highlight w:val="yellow"/>
-              <w:rPrChange w:id="461" w:author="Simone Erbs da Costa" w:date="2026-03-20T13:14:00Z" w16du:dateUtc="2026-03-20T16:14:00Z">
+              <w:rPrChange w:id="548" w:author="Simone Erbs da Costa" w:date="2026-03-20T13:14:00Z" w16du:dateUtc="2026-03-20T16:14:00Z">
                 <w:rPr/>
               </w:rPrChange>
             </w:rPr>
@@ -7369,11 +7729,7 @@
         <w:t xml:space="preserve">, </w:t>
       </w:r>
       <w:r>
-        <w:t xml:space="preserve">permitirá o mapeamento detalhado dos processos atuais (AS-IS) e a idealização de cenários </w:t>
-      </w:r>
-      <w:r>
-        <w:lastRenderedPageBreak/>
-        <w:t>futuros aprimorados (TO-BE), garantindo uma gestão mais eficaz (Jeston, 2018)</w:t>
+        <w:t>permitirá o mapeamento detalhado dos processos atuais (AS-IS) e a idealização de cenários futuros aprimorados (TO-BE), garantindo uma gestão mais eficaz (Jeston, 2018)</w:t>
       </w:r>
       <w:r>
         <w:t xml:space="preserve">, </w:t>
@@ -7412,7 +7768,11 @@
         <w:t xml:space="preserve"> </w:t>
       </w:r>
       <w:r>
-        <w:t xml:space="preserve">A interface amigável </w:t>
+        <w:t xml:space="preserve">A interface </w:t>
+      </w:r>
+      <w:r>
+        <w:lastRenderedPageBreak/>
+        <w:t xml:space="preserve">amigável </w:t>
       </w:r>
       <w:r>
         <w:t xml:space="preserve">do </w:t>
@@ -7511,11 +7871,7 @@
         <w:t xml:space="preserve"> proposto</w:t>
       </w:r>
       <w:r>
-        <w:t xml:space="preserve"> visa informatizar o gerenciamento de pedidos, reduzindo atividades manuais atualmente realizadas por meio de aplicativos de mensagens como o </w:t>
-      </w:r>
-      <w:r>
-        <w:lastRenderedPageBreak/>
-        <w:t xml:space="preserve">WhatsApp. Além disso, a solução proporcionará maior controle sobre o fluxo de pedidos, personalização de encomendas, integração com métodos de pagamento e incluirá um </w:t>
+        <w:t xml:space="preserve"> visa informatizar o gerenciamento de pedidos, reduzindo atividades manuais atualmente realizadas por meio de aplicativos de mensagens como o WhatsApp. Além disso, a solução proporcionará maior controle sobre o fluxo de pedidos, personalização de encomendas, integração com métodos de pagamento e incluirá um </w:t>
       </w:r>
       <w:r>
         <w:rPr>
@@ -7543,6 +7899,7 @@
         <w:pStyle w:val="TF-TEXTO"/>
       </w:pPr>
       <w:r>
+        <w:lastRenderedPageBreak/>
         <w:t xml:space="preserve">Dessa forma, </w:t>
       </w:r>
       <w:r>
@@ -7715,7 +8072,6 @@
         </w:numPr>
       </w:pPr>
       <w:r>
-        <w:lastRenderedPageBreak/>
         <w:t>e</w:t>
       </w:r>
       <w:r>
@@ -7788,6 +8144,7 @@
         </w:numPr>
       </w:pPr>
       <w:r>
+        <w:lastRenderedPageBreak/>
         <w:t xml:space="preserve">personas: criar perfis de usuários fictícios (personas) que representem diferentes tipos de usuários </w:t>
       </w:r>
       <w:r>
@@ -7992,12 +8349,24 @@
         <w:t>.</w:t>
       </w:r>
     </w:p>
-    <w:bookmarkEnd w:id="124"/>
+    <w:bookmarkEnd w:id="211"/>
     <w:p>
       <w:pPr>
         <w:pStyle w:val="TF-refernciasbibliogrficasTTULO"/>
-      </w:pPr>
-      <w:r>
+        <w:rPr>
+          <w:lang w:val="en-US"/>
+          <w:rPrChange w:id="549" w:author="Eduardo Zirbell" w:date="2026-03-31T20:04:00Z" w16du:dateUtc="2026-03-31T23:04:00Z">
+            <w:rPr/>
+          </w:rPrChange>
+        </w:rPr>
+      </w:pPr>
+      <w:r>
+        <w:rPr>
+          <w:lang w:val="en-US"/>
+          <w:rPrChange w:id="550" w:author="Eduardo Zirbell" w:date="2026-03-31T20:04:00Z" w16du:dateUtc="2026-03-31T23:04:00Z">
+            <w:rPr/>
+          </w:rPrChange>
+        </w:rPr>
         <w:t>Referências</w:t>
       </w:r>
     </w:p>
@@ -8005,14 +8374,14 @@
       <w:pPr>
         <w:pStyle w:val="TF-refernciasITEM"/>
         <w:rPr>
-          <w:ins w:id="462" w:author="Eduardo Zirbell" w:date="2026-03-23T21:06:00Z" w16du:dateUtc="2026-03-24T00:06:00Z"/>
-        </w:rPr>
-      </w:pPr>
-      <w:ins w:id="463" w:author="Eduardo Zirbell" w:date="2026-03-23T21:06:00Z">
+          <w:ins w:id="551" w:author="Eduardo Zirbell" w:date="2026-03-23T21:06:00Z" w16du:dateUtc="2026-03-24T00:06:00Z"/>
+        </w:rPr>
+      </w:pPr>
+      <w:ins w:id="552" w:author="Eduardo Zirbell" w:date="2026-03-23T21:06:00Z">
         <w:r>
           <w:rPr>
             <w:lang w:val="en-US"/>
-            <w:rPrChange w:id="464" w:author="Eduardo Zirbell" w:date="2026-03-23T21:06:00Z" w16du:dateUtc="2026-03-24T00:06:00Z">
+            <w:rPrChange w:id="553" w:author="Eduardo Zirbell" w:date="2026-03-23T21:06:00Z" w16du:dateUtc="2026-03-24T00:06:00Z">
               <w:rPr/>
             </w:rPrChange>
           </w:rPr>
@@ -8023,7 +8392,7 @@
             <w:i/>
             <w:iCs/>
             <w:lang w:val="en-US"/>
-            <w:rPrChange w:id="465" w:author="Eduardo Zirbell" w:date="2026-03-23T21:06:00Z" w16du:dateUtc="2026-03-24T00:06:00Z">
+            <w:rPrChange w:id="554" w:author="Eduardo Zirbell" w:date="2026-03-23T21:06:00Z" w16du:dateUtc="2026-03-24T00:06:00Z">
               <w:rPr>
                 <w:i/>
                 <w:iCs/>
@@ -8035,7 +8404,7 @@
         <w:r>
           <w:rPr>
             <w:lang w:val="en-US"/>
-            <w:rPrChange w:id="466" w:author="Eduardo Zirbell" w:date="2026-03-23T21:06:00Z" w16du:dateUtc="2026-03-24T00:06:00Z">
+            <w:rPrChange w:id="555" w:author="Eduardo Zirbell" w:date="2026-03-23T21:06:00Z" w16du:dateUtc="2026-03-24T00:06:00Z">
               <w:rPr/>
             </w:rPrChange>
           </w:rPr>
@@ -8061,28 +8430,80 @@
           <w:t>https://www.ellucian.com</w:t>
         </w:r>
       </w:ins>
-      <w:ins w:id="467" w:author="Eduardo Zirbell" w:date="2026-03-23T21:06:00Z" w16du:dateUtc="2026-03-24T00:06:00Z">
+      <w:ins w:id="556" w:author="Eduardo Zirbell" w:date="2026-03-23T21:06:00Z" w16du:dateUtc="2026-03-24T00:06:00Z">
         <w:r>
           <w:fldChar w:fldCharType="end"/>
         </w:r>
       </w:ins>
-      <w:ins w:id="468" w:author="Eduardo Zirbell" w:date="2026-03-23T21:06:00Z">
-        <w:r>
-          <w:t>. Acesso em: 23 mar. 2026.</w:t>
-        </w:r>
-      </w:ins>
     </w:p>
     <w:p>
       <w:pPr>
         <w:pStyle w:val="TF-refernciasITEM"/>
         <w:rPr>
-          <w:ins w:id="469" w:author="Eduardo Zirbell" w:date="2026-03-23T21:06:00Z" w16du:dateUtc="2026-03-24T00:06:00Z"/>
-        </w:rPr>
-      </w:pPr>
-      <w:ins w:id="470" w:author="Eduardo Zirbell" w:date="2026-03-23T21:06:00Z" w16du:dateUtc="2026-03-24T00:06:00Z">
+          <w:ins w:id="557" w:author="Eduardo Zirbell" w:date="2026-03-23T21:06:00Z" w16du:dateUtc="2026-03-24T00:06:00Z"/>
+        </w:rPr>
+      </w:pPr>
+      <w:ins w:id="558" w:author="Eduardo Zirbell" w:date="2026-03-23T21:06:00Z" w16du:dateUtc="2026-03-24T00:06:00Z">
+        <w:r>
+          <w:t>BANDEIRA JÚNIOR, Francisco Paulino. EduMaster: um gerenciador de matrículas de alunos com deficiência para o controle e encaminhamento ao Atendimento Educacional Especializado (AEE), nas escolas de nível fundamental. 2025. Trabalho de Conclusão de Curso (Tecnólogo em Análise e Desenvolvimento de Sistemas) – Instituto Federal de Educação, Ciência e Tecnologia da Paraíba, Cajazeiras, 2025.</w:t>
+        </w:r>
+      </w:ins>
+    </w:p>
+    <w:p>
+      <w:pPr>
+        <w:pStyle w:val="TF-refernciasITEM"/>
+        <w:rPr>
+          <w:ins w:id="559" w:author="Eduardo Zirbell" w:date="2026-03-31T20:21:00Z" w16du:dateUtc="2026-03-31T23:21:00Z"/>
+        </w:rPr>
+      </w:pPr>
+      <w:ins w:id="560" w:author="Eduardo Zirbell" w:date="2026-03-23T21:06:00Z" w16du:dateUtc="2026-03-24T00:06:00Z">
+        <w:r>
+          <w:t>SILVA, Atila Rocha da Costa. SIGMA – Sistema de Gestão e Acompanhamento Móvel de Alunos Portadores de Necessidades Educacionais Especiais. 2019. Monografia (Bacharelado em Ciência da Computação) – Universidade Federal do Rio Grande do Sul, Porto Alegre, 2019.</w:t>
+        </w:r>
+      </w:ins>
+    </w:p>
+    <w:p>
+      <w:pPr>
+        <w:pStyle w:val="TF-refernciasITEM"/>
+        <w:rPr>
+          <w:ins w:id="561" w:author="Eduardo Zirbell" w:date="2026-03-31T20:21:00Z" w16du:dateUtc="2026-03-31T23:21:00Z"/>
+        </w:rPr>
+      </w:pPr>
+      <w:ins w:id="562" w:author="Eduardo Zirbell" w:date="2026-03-31T20:21:00Z" w16du:dateUtc="2026-03-31T23:21:00Z">
         <w:r>
           <w:lastRenderedPageBreak/>
-          <w:t>BANDEIRA JÚNIOR, Francisco Paulino. EduMaster: um gerenciador de matrículas de alunos com deficiência para o controle e encaminhamento ao Atendimento Educacional Especializado (AEE), nas escolas de nível fundamental. 2025. Trabalho de Conclusão de Curso (Tecnólogo em Análise e Desenvolvimento de Sistemas) – Instituto Federal de Educação, Ciência e Tecnologia da Paraíba, Cajazeiras, 2025.</w:t>
+          <w:t>VIEIRA, V. P. et al. Vantagens e desvantagens pós implementação de sistemas ERP. 2023.</w:t>
+        </w:r>
+      </w:ins>
+      <w:ins w:id="563" w:author="Eduardo Zirbell" w:date="2026-03-31T20:22:00Z" w16du:dateUtc="2026-03-31T23:22:00Z">
+        <w:r>
+          <w:t xml:space="preserve"> </w:t>
+        </w:r>
+      </w:ins>
+      <w:ins w:id="564" w:author="Eduardo Zirbell" w:date="2026-03-31T20:21:00Z" w16du:dateUtc="2026-03-31T23:21:00Z">
+        <w:r>
+          <w:t xml:space="preserve">Disponível em: </w:t>
+        </w:r>
+      </w:ins>
+      <w:ins w:id="565" w:author="Eduardo Zirbell" w:date="2026-03-31T20:28:00Z" w16du:dateUtc="2026-03-31T23:28:00Z">
+        <w:r>
+          <w:fldChar w:fldCharType="begin"/>
+        </w:r>
+        <w:r>
+          <w:instrText>HYPERLINK "https://recima21.com.br/recima21/article/view/3597"</w:instrText>
+        </w:r>
+        <w:r>
+          <w:fldChar w:fldCharType="separate"/>
+        </w:r>
+        <w:r>
+          <w:rPr>
+            <w:rStyle w:val="Hyperlink"/>
+            <w:noProof w:val="0"/>
+          </w:rPr>
+          <w:t>https://recima21.com.br/recima21/article/view/3597</w:t>
+        </w:r>
+        <w:r>
+          <w:fldChar w:fldCharType="end"/>
         </w:r>
       </w:ins>
     </w:p>
@@ -8090,12 +8511,43 @@
       <w:pPr>
         <w:pStyle w:val="TF-refernciasITEM"/>
         <w:rPr>
-          <w:ins w:id="471" w:author="Eduardo Zirbell" w:date="2026-03-23T21:07:00Z" w16du:dateUtc="2026-03-24T00:07:00Z"/>
-        </w:rPr>
-      </w:pPr>
-      <w:ins w:id="472" w:author="Eduardo Zirbell" w:date="2026-03-23T21:06:00Z" w16du:dateUtc="2026-03-24T00:06:00Z">
-        <w:r>
-          <w:t>SILVA, Atila Rocha da Costa. SIGMA – Sistema de Gestão e Acompanhamento Móvel de Alunos Portadores de Necessidades Educacionais Especiais. 2019. Monografia (Bacharelado em Ciência da Computação) – Universidade Federal do Rio Grande do Sul, Porto Alegre, 2019.</w:t>
+          <w:ins w:id="566" w:author="Eduardo Zirbell" w:date="2026-03-31T20:21:00Z" w16du:dateUtc="2026-03-31T23:21:00Z"/>
+        </w:rPr>
+      </w:pPr>
+      <w:ins w:id="567" w:author="Eduardo Zirbell" w:date="2026-03-31T20:21:00Z" w16du:dateUtc="2026-03-31T23:21:00Z">
+        <w:r>
+          <w:t>ARAÚJO, D. C.; PAIVA, G. P. Importância dos sistemas ERP para análise de negócios. 2025.</w:t>
+        </w:r>
+      </w:ins>
+      <w:ins w:id="568" w:author="Eduardo Zirbell" w:date="2026-03-31T20:22:00Z" w16du:dateUtc="2026-03-31T23:22:00Z">
+        <w:r>
+          <w:t xml:space="preserve"> </w:t>
+        </w:r>
+      </w:ins>
+      <w:ins w:id="569" w:author="Eduardo Zirbell" w:date="2026-03-31T20:21:00Z" w16du:dateUtc="2026-03-31T23:21:00Z">
+        <w:r>
+          <w:t xml:space="preserve">Disponível em: </w:t>
+        </w:r>
+      </w:ins>
+      <w:ins w:id="570" w:author="Eduardo Zirbell" w:date="2026-03-31T20:28:00Z" w16du:dateUtc="2026-03-31T23:28:00Z">
+        <w:r>
+          <w:fldChar w:fldCharType="begin"/>
+        </w:r>
+        <w:r>
+          <w:instrText>HYPERLINK "https://revistas.uniasselvi.com.br/index.php/GESTAO_EaD/article/view/3979"</w:instrText>
+        </w:r>
+        <w:r>
+          <w:fldChar w:fldCharType="separate"/>
+        </w:r>
+        <w:r>
+          <w:rPr>
+            <w:rStyle w:val="Hyperlink"/>
+            <w:noProof w:val="0"/>
+          </w:rPr>
+          <w:t>https://revistas.uniasselvi.com.br/index.php/GESTAO_EaD/article/view/3979</w:t>
+        </w:r>
+        <w:r>
+          <w:fldChar w:fldCharType="end"/>
         </w:r>
       </w:ins>
     </w:p>
@@ -8103,10 +8555,531 @@
       <w:pPr>
         <w:pStyle w:val="TF-refernciasITEM"/>
         <w:rPr>
-          <w:del w:id="473" w:author="Eduardo Zirbell" w:date="2026-03-23T21:07:00Z" w16du:dateUtc="2026-03-24T00:07:00Z"/>
-        </w:rPr>
-      </w:pPr>
-      <w:del w:id="474" w:author="Eduardo Zirbell" w:date="2026-03-23T21:07:00Z" w16du:dateUtc="2026-03-24T00:07:00Z">
+          <w:ins w:id="571" w:author="Eduardo Zirbell" w:date="2026-03-31T20:21:00Z" w16du:dateUtc="2026-03-31T23:21:00Z"/>
+        </w:rPr>
+      </w:pPr>
+      <w:ins w:id="572" w:author="Eduardo Zirbell" w:date="2026-03-31T20:21:00Z" w16du:dateUtc="2026-03-31T23:21:00Z">
+        <w:r>
+          <w:t>ROCHA, L. S.; SOTTO, E. C. S. Impacto da automação de processos no ERP. 2025.</w:t>
+        </w:r>
+      </w:ins>
+      <w:ins w:id="573" w:author="Eduardo Zirbell" w:date="2026-03-31T20:22:00Z" w16du:dateUtc="2026-03-31T23:22:00Z">
+        <w:r>
+          <w:t xml:space="preserve"> </w:t>
+        </w:r>
+      </w:ins>
+      <w:ins w:id="574" w:author="Eduardo Zirbell" w:date="2026-03-31T20:21:00Z" w16du:dateUtc="2026-03-31T23:21:00Z">
+        <w:r>
+          <w:t xml:space="preserve">Disponível em: </w:t>
+        </w:r>
+      </w:ins>
+      <w:ins w:id="575" w:author="Eduardo Zirbell" w:date="2026-03-31T20:28:00Z" w16du:dateUtc="2026-03-31T23:28:00Z">
+        <w:r>
+          <w:fldChar w:fldCharType="begin"/>
+        </w:r>
+        <w:r>
+          <w:instrText>HYPERLINK "https://revista.fatectq.edu.br/interfacetecnologica/article/view/1938"</w:instrText>
+        </w:r>
+        <w:r>
+          <w:fldChar w:fldCharType="separate"/>
+        </w:r>
+        <w:r>
+          <w:rPr>
+            <w:rStyle w:val="Hyperlink"/>
+            <w:noProof w:val="0"/>
+          </w:rPr>
+          <w:t>https://revista.fatectq.edu.br/interfacetecnologica/article/view/1938</w:t>
+        </w:r>
+        <w:r>
+          <w:fldChar w:fldCharType="end"/>
+        </w:r>
+      </w:ins>
+    </w:p>
+    <w:p>
+      <w:pPr>
+        <w:pStyle w:val="TF-refernciasITEM"/>
+        <w:rPr>
+          <w:ins w:id="576" w:author="Eduardo Zirbell" w:date="2026-03-31T20:21:00Z" w16du:dateUtc="2026-03-31T23:21:00Z"/>
+        </w:rPr>
+      </w:pPr>
+      <w:ins w:id="577" w:author="Eduardo Zirbell" w:date="2026-03-31T20:21:00Z" w16du:dateUtc="2026-03-31T23:21:00Z">
+        <w:r>
+          <w:t>OLIVEIRA, R. et al. Benefícios e desafios da adoção de ERP. 2025.</w:t>
+        </w:r>
+      </w:ins>
+      <w:ins w:id="578" w:author="Eduardo Zirbell" w:date="2026-03-31T20:22:00Z" w16du:dateUtc="2026-03-31T23:22:00Z">
+        <w:r>
+          <w:t xml:space="preserve"> </w:t>
+        </w:r>
+      </w:ins>
+      <w:ins w:id="579" w:author="Eduardo Zirbell" w:date="2026-03-31T20:21:00Z" w16du:dateUtc="2026-03-31T23:21:00Z">
+        <w:r>
+          <w:t xml:space="preserve">Disponível em: </w:t>
+        </w:r>
+      </w:ins>
+      <w:ins w:id="580" w:author="Eduardo Zirbell" w:date="2026-03-31T20:28:00Z" w16du:dateUtc="2026-03-31T23:28:00Z">
+        <w:r>
+          <w:fldChar w:fldCharType="begin"/>
+        </w:r>
+        <w:r>
+          <w:instrText>HYPERLINK "https://saberhumano.emnuvens.com.br/sh/article/view/741"</w:instrText>
+        </w:r>
+        <w:r>
+          <w:fldChar w:fldCharType="separate"/>
+        </w:r>
+        <w:r>
+          <w:rPr>
+            <w:rStyle w:val="Hyperlink"/>
+            <w:noProof w:val="0"/>
+          </w:rPr>
+          <w:t>https://saberhumano.emnuvens.com.br/sh/article/view/741</w:t>
+        </w:r>
+        <w:r>
+          <w:fldChar w:fldCharType="end"/>
+        </w:r>
+      </w:ins>
+    </w:p>
+    <w:p>
+      <w:pPr>
+        <w:pStyle w:val="TF-refernciasITEM"/>
+        <w:rPr>
+          <w:ins w:id="581" w:author="Eduardo Zirbell" w:date="2026-03-31T20:21:00Z" w16du:dateUtc="2026-03-31T23:21:00Z"/>
+        </w:rPr>
+      </w:pPr>
+      <w:ins w:id="582" w:author="Eduardo Zirbell" w:date="2026-03-31T20:21:00Z" w16du:dateUtc="2026-03-31T23:21:00Z">
+        <w:r>
+          <w:t>BATISTA, I. P. Novo conceito de ERP acadêmico para IES. 2024.</w:t>
+        </w:r>
+      </w:ins>
+      <w:ins w:id="583" w:author="Eduardo Zirbell" w:date="2026-03-31T20:22:00Z" w16du:dateUtc="2026-03-31T23:22:00Z">
+        <w:r>
+          <w:t xml:space="preserve"> </w:t>
+        </w:r>
+      </w:ins>
+      <w:ins w:id="584" w:author="Eduardo Zirbell" w:date="2026-03-31T20:21:00Z" w16du:dateUtc="2026-03-31T23:21:00Z">
+        <w:r>
+          <w:t xml:space="preserve">Disponível em: </w:t>
+        </w:r>
+      </w:ins>
+      <w:ins w:id="585" w:author="Eduardo Zirbell" w:date="2026-03-31T20:28:00Z" w16du:dateUtc="2026-03-31T23:28:00Z">
+        <w:r>
+          <w:fldChar w:fldCharType="begin"/>
+        </w:r>
+        <w:r>
+          <w:instrText>HYPERLINK "https://periodicorease.pro.br/rease/article/view/21258"</w:instrText>
+        </w:r>
+        <w:r>
+          <w:fldChar w:fldCharType="separate"/>
+        </w:r>
+        <w:r>
+          <w:rPr>
+            <w:rStyle w:val="Hyperlink"/>
+            <w:noProof w:val="0"/>
+          </w:rPr>
+          <w:t>https://periodicorease.pro.br/rease/article/view/21258</w:t>
+        </w:r>
+        <w:r>
+          <w:fldChar w:fldCharType="end"/>
+        </w:r>
+      </w:ins>
+    </w:p>
+    <w:p>
+      <w:pPr>
+        <w:pStyle w:val="TF-refernciasITEM"/>
+        <w:rPr>
+          <w:ins w:id="586" w:author="Eduardo Zirbell" w:date="2026-03-31T20:21:00Z" w16du:dateUtc="2026-03-31T23:21:00Z"/>
+        </w:rPr>
+      </w:pPr>
+      <w:ins w:id="587" w:author="Eduardo Zirbell" w:date="2026-03-31T20:21:00Z" w16du:dateUtc="2026-03-31T23:21:00Z">
+        <w:r>
+          <w:t>CAMPOS, I. M. S. et al. Acessibilidade digital em sistemas acadêmicos. 2021.</w:t>
+        </w:r>
+      </w:ins>
+      <w:ins w:id="588" w:author="Eduardo Zirbell" w:date="2026-03-31T20:22:00Z" w16du:dateUtc="2026-03-31T23:22:00Z">
+        <w:r>
+          <w:t xml:space="preserve"> </w:t>
+        </w:r>
+      </w:ins>
+      <w:ins w:id="589" w:author="Eduardo Zirbell" w:date="2026-03-31T20:21:00Z" w16du:dateUtc="2026-03-31T23:21:00Z">
+        <w:r>
+          <w:t xml:space="preserve">Disponível em: </w:t>
+        </w:r>
+      </w:ins>
+      <w:ins w:id="590" w:author="Eduardo Zirbell" w:date="2026-03-31T20:28:00Z" w16du:dateUtc="2026-03-31T23:28:00Z">
+        <w:r>
+          <w:fldChar w:fldCharType="begin"/>
+        </w:r>
+        <w:r>
+          <w:instrText>HYPERLINK "https://ojs.uel.br/revistas/uel/index.php/informacao/article/view/40068"</w:instrText>
+        </w:r>
+        <w:r>
+          <w:fldChar w:fldCharType="separate"/>
+        </w:r>
+        <w:r>
+          <w:rPr>
+            <w:rStyle w:val="Hyperlink"/>
+            <w:noProof w:val="0"/>
+          </w:rPr>
+          <w:t>https://ojs.uel.br/revistas/uel/index.php/informacao/article/view/40068</w:t>
+        </w:r>
+        <w:r>
+          <w:fldChar w:fldCharType="end"/>
+        </w:r>
+      </w:ins>
+    </w:p>
+    <w:p>
+      <w:pPr>
+        <w:pStyle w:val="TF-refernciasITEM"/>
+        <w:rPr>
+          <w:ins w:id="591" w:author="Eduardo Zirbell" w:date="2026-03-31T20:21:00Z" w16du:dateUtc="2026-03-31T23:21:00Z"/>
+        </w:rPr>
+      </w:pPr>
+      <w:ins w:id="592" w:author="Eduardo Zirbell" w:date="2026-03-31T20:21:00Z" w16du:dateUtc="2026-03-31T23:21:00Z">
+        <w:r>
+          <w:t>SILVA, L. F. L.; OLIANI JUNIOR, S. Avaliação de usabilidade em ERP. 2023.</w:t>
+        </w:r>
+      </w:ins>
+      <w:ins w:id="593" w:author="Eduardo Zirbell" w:date="2026-03-31T20:27:00Z" w16du:dateUtc="2026-03-31T23:27:00Z">
+        <w:r>
+          <w:t xml:space="preserve"> </w:t>
+        </w:r>
+      </w:ins>
+      <w:ins w:id="594" w:author="Eduardo Zirbell" w:date="2026-03-31T20:21:00Z" w16du:dateUtc="2026-03-31T23:21:00Z">
+        <w:r>
+          <w:t xml:space="preserve">Disponível em: </w:t>
+        </w:r>
+      </w:ins>
+      <w:ins w:id="595" w:author="Eduardo Zirbell" w:date="2026-03-31T20:29:00Z" w16du:dateUtc="2026-03-31T23:29:00Z">
+        <w:r>
+          <w:fldChar w:fldCharType="begin"/>
+        </w:r>
+        <w:r>
+          <w:instrText>HYPERLINK "https://revista.fatectq.edu.br/interfacetecnologica/article/view/1634"</w:instrText>
+        </w:r>
+        <w:r>
+          <w:fldChar w:fldCharType="separate"/>
+        </w:r>
+        <w:r>
+          <w:rPr>
+            <w:rStyle w:val="Hyperlink"/>
+            <w:noProof w:val="0"/>
+          </w:rPr>
+          <w:t>https://revista.fatectq.edu.br/interfacetecnologica/article/view/1634</w:t>
+        </w:r>
+        <w:r>
+          <w:fldChar w:fldCharType="end"/>
+        </w:r>
+      </w:ins>
+    </w:p>
+    <w:p>
+      <w:pPr>
+        <w:pStyle w:val="TF-refernciasITEM"/>
+        <w:rPr>
+          <w:ins w:id="596" w:author="Eduardo Zirbell" w:date="2026-03-31T20:21:00Z" w16du:dateUtc="2026-03-31T23:21:00Z"/>
+        </w:rPr>
+      </w:pPr>
+      <w:ins w:id="597" w:author="Eduardo Zirbell" w:date="2026-03-31T20:21:00Z" w16du:dateUtc="2026-03-31T23:21:00Z">
+        <w:r>
+          <w:t>COVELLI, A. C. R.; CÉSAR, A. M. R. V. Heurísticas aplicadas a sistemas ERP. 2021.</w:t>
+        </w:r>
+      </w:ins>
+      <w:ins w:id="598" w:author="Eduardo Zirbell" w:date="2026-03-31T20:27:00Z" w16du:dateUtc="2026-03-31T23:27:00Z">
+        <w:r>
+          <w:t xml:space="preserve"> </w:t>
+        </w:r>
+      </w:ins>
+      <w:ins w:id="599" w:author="Eduardo Zirbell" w:date="2026-03-31T20:21:00Z" w16du:dateUtc="2026-03-31T23:21:00Z">
+        <w:r>
+          <w:t xml:space="preserve">Disponível em: </w:t>
+        </w:r>
+      </w:ins>
+      <w:ins w:id="600" w:author="Eduardo Zirbell" w:date="2026-03-31T20:29:00Z" w16du:dateUtc="2026-03-31T23:29:00Z">
+        <w:r>
+          <w:fldChar w:fldCharType="begin"/>
+        </w:r>
+        <w:r>
+          <w:instrText>HYPERLINK "https://editorarevistas.mackenzie.br/index.php/pcg/article/view/14896"</w:instrText>
+        </w:r>
+        <w:r>
+          <w:fldChar w:fldCharType="separate"/>
+        </w:r>
+        <w:r>
+          <w:rPr>
+            <w:rStyle w:val="Hyperlink"/>
+            <w:noProof w:val="0"/>
+          </w:rPr>
+          <w:t>https://editorarevistas.mackenzie.br/index.php/pcg/article/view/14896</w:t>
+        </w:r>
+        <w:r>
+          <w:fldChar w:fldCharType="end"/>
+        </w:r>
+      </w:ins>
+    </w:p>
+    <w:p>
+      <w:pPr>
+        <w:pStyle w:val="TF-refernciasITEM"/>
+        <w:rPr>
+          <w:ins w:id="601" w:author="Eduardo Zirbell" w:date="2026-03-31T20:21:00Z" w16du:dateUtc="2026-03-31T23:21:00Z"/>
+          <w:lang w:val="en-US"/>
+          <w:rPrChange w:id="602" w:author="Eduardo Zirbell" w:date="2026-03-31T20:21:00Z" w16du:dateUtc="2026-03-31T23:21:00Z">
+            <w:rPr>
+              <w:ins w:id="603" w:author="Eduardo Zirbell" w:date="2026-03-31T20:21:00Z" w16du:dateUtc="2026-03-31T23:21:00Z"/>
+            </w:rPr>
+          </w:rPrChange>
+        </w:rPr>
+      </w:pPr>
+      <w:ins w:id="604" w:author="Eduardo Zirbell" w:date="2026-03-31T20:21:00Z" w16du:dateUtc="2026-03-31T23:21:00Z">
+        <w:r>
+          <w:t xml:space="preserve">CHAVES, A. A. S. et al. Tecnologias da informação e comunicação nas práticas educativas: uma revisão da literatura. </w:t>
+        </w:r>
+        <w:r>
+          <w:rPr>
+            <w:lang w:val="en-US"/>
+            <w:rPrChange w:id="605" w:author="Eduardo Zirbell" w:date="2026-03-31T20:21:00Z" w16du:dateUtc="2026-03-31T23:21:00Z">
+              <w:rPr/>
+            </w:rPrChange>
+          </w:rPr>
+          <w:t>Research, Society and Development, 2022.</w:t>
+        </w:r>
+      </w:ins>
+      <w:ins w:id="606" w:author="Eduardo Zirbell" w:date="2026-03-31T20:27:00Z" w16du:dateUtc="2026-03-31T23:27:00Z">
+        <w:r>
+          <w:rPr>
+            <w:lang w:val="en-US"/>
+          </w:rPr>
+          <w:t xml:space="preserve"> </w:t>
+        </w:r>
+      </w:ins>
+      <w:ins w:id="607" w:author="Eduardo Zirbell" w:date="2026-03-31T20:21:00Z" w16du:dateUtc="2026-03-31T23:21:00Z">
+        <w:r>
+          <w:rPr>
+            <w:lang w:val="en-US"/>
+            <w:rPrChange w:id="608" w:author="Eduardo Zirbell" w:date="2026-03-31T20:21:00Z" w16du:dateUtc="2026-03-31T23:21:00Z">
+              <w:rPr/>
+            </w:rPrChange>
+          </w:rPr>
+          <w:t xml:space="preserve">Disponível em: </w:t>
+        </w:r>
+      </w:ins>
+      <w:ins w:id="609" w:author="Eduardo Zirbell" w:date="2026-03-31T20:29:00Z" w16du:dateUtc="2026-03-31T23:29:00Z">
+        <w:r>
+          <w:rPr>
+            <w:lang w:val="en-US"/>
+          </w:rPr>
+          <w:fldChar w:fldCharType="begin"/>
+        </w:r>
+        <w:r>
+          <w:rPr>
+            <w:lang w:val="en-US"/>
+          </w:rPr>
+          <w:instrText>HYPERLINK "https://rsdjournal.org/rsd/article/view/31155"</w:instrText>
+        </w:r>
+        <w:r>
+          <w:rPr>
+            <w:lang w:val="en-US"/>
+          </w:rPr>
+        </w:r>
+        <w:r>
+          <w:rPr>
+            <w:lang w:val="en-US"/>
+          </w:rPr>
+          <w:fldChar w:fldCharType="separate"/>
+        </w:r>
+        <w:r>
+          <w:rPr>
+            <w:rStyle w:val="Hyperlink"/>
+            <w:noProof w:val="0"/>
+            <w:lang w:val="en-US"/>
+            <w:rPrChange w:id="610" w:author="Eduardo Zirbell" w:date="2026-03-31T20:21:00Z" w16du:dateUtc="2026-03-31T23:21:00Z">
+              <w:rPr/>
+            </w:rPrChange>
+          </w:rPr>
+          <w:t>https://rsdjournal.org/rsd/article/view/31</w:t>
+        </w:r>
+        <w:r>
+          <w:rPr>
+            <w:rStyle w:val="Hyperlink"/>
+            <w:noProof w:val="0"/>
+            <w:lang w:val="en-US"/>
+            <w:rPrChange w:id="611" w:author="Eduardo Zirbell" w:date="2026-03-31T20:21:00Z" w16du:dateUtc="2026-03-31T23:21:00Z">
+              <w:rPr/>
+            </w:rPrChange>
+          </w:rPr>
+          <w:t>1</w:t>
+        </w:r>
+        <w:r>
+          <w:rPr>
+            <w:rStyle w:val="Hyperlink"/>
+            <w:noProof w:val="0"/>
+            <w:lang w:val="en-US"/>
+            <w:rPrChange w:id="612" w:author="Eduardo Zirbell" w:date="2026-03-31T20:21:00Z" w16du:dateUtc="2026-03-31T23:21:00Z">
+              <w:rPr/>
+            </w:rPrChange>
+          </w:rPr>
+          <w:t>55</w:t>
+        </w:r>
+        <w:r>
+          <w:rPr>
+            <w:lang w:val="en-US"/>
+          </w:rPr>
+          <w:fldChar w:fldCharType="end"/>
+        </w:r>
+      </w:ins>
+    </w:p>
+    <w:p>
+      <w:pPr>
+        <w:pStyle w:val="TF-refernciasITEM"/>
+        <w:rPr>
+          <w:ins w:id="613" w:author="Eduardo Zirbell" w:date="2026-03-31T20:21:00Z" w16du:dateUtc="2026-03-31T23:21:00Z"/>
+        </w:rPr>
+      </w:pPr>
+      <w:ins w:id="614" w:author="Eduardo Zirbell" w:date="2026-03-31T20:21:00Z" w16du:dateUtc="2026-03-31T23:21:00Z">
+        <w:r>
+          <w:t>SANTOS, T. S. et al. Comunicação e desempenho acadêmico em universitários. Revista Psicopedagogia, 2025.</w:t>
+        </w:r>
+      </w:ins>
+      <w:ins w:id="615" w:author="Eduardo Zirbell" w:date="2026-03-31T20:27:00Z" w16du:dateUtc="2026-03-31T23:27:00Z">
+        <w:r>
+          <w:t xml:space="preserve"> </w:t>
+        </w:r>
+      </w:ins>
+      <w:ins w:id="616" w:author="Eduardo Zirbell" w:date="2026-03-31T20:21:00Z" w16du:dateUtc="2026-03-31T23:21:00Z">
+        <w:r>
+          <w:t xml:space="preserve">Disponível em: </w:t>
+        </w:r>
+      </w:ins>
+      <w:ins w:id="617" w:author="Eduardo Zirbell" w:date="2026-03-31T20:29:00Z" w16du:dateUtc="2026-03-31T23:29:00Z">
+        <w:r>
+          <w:fldChar w:fldCharType="begin"/>
+        </w:r>
+        <w:r>
+          <w:instrText>HYPERLINK "https://revistapsicopedagogia.com.br/revista/article/view/969"</w:instrText>
+        </w:r>
+        <w:r>
+          <w:fldChar w:fldCharType="separate"/>
+        </w:r>
+        <w:r>
+          <w:rPr>
+            <w:rStyle w:val="Hyperlink"/>
+            <w:noProof w:val="0"/>
+          </w:rPr>
+          <w:t>https://revistapsicopedagogia.com.br/revista/article/view/969</w:t>
+        </w:r>
+        <w:r>
+          <w:fldChar w:fldCharType="end"/>
+        </w:r>
+      </w:ins>
+    </w:p>
+    <w:p>
+      <w:pPr>
+        <w:pStyle w:val="TF-refernciasITEM"/>
+        <w:rPr>
+          <w:ins w:id="618" w:author="Eduardo Zirbell" w:date="2026-03-31T20:21:00Z" w16du:dateUtc="2026-03-31T23:21:00Z"/>
+        </w:rPr>
+      </w:pPr>
+      <w:ins w:id="619" w:author="Eduardo Zirbell" w:date="2026-03-31T20:21:00Z" w16du:dateUtc="2026-03-31T23:21:00Z">
+        <w:r>
+          <w:t>RESEARCH, SOCIETY AND DEVELOPMENT. Comunicação acadêmica e interação no ensino superior. 2025.</w:t>
+        </w:r>
+      </w:ins>
+      <w:ins w:id="620" w:author="Eduardo Zirbell" w:date="2026-03-31T20:28:00Z" w16du:dateUtc="2026-03-31T23:28:00Z">
+        <w:r>
+          <w:t xml:space="preserve"> </w:t>
+        </w:r>
+      </w:ins>
+      <w:ins w:id="621" w:author="Eduardo Zirbell" w:date="2026-03-31T20:21:00Z" w16du:dateUtc="2026-03-31T23:21:00Z">
+        <w:r>
+          <w:t xml:space="preserve">Disponível em: </w:t>
+        </w:r>
+      </w:ins>
+      <w:ins w:id="622" w:author="Eduardo Zirbell" w:date="2026-03-31T20:29:00Z" w16du:dateUtc="2026-03-31T23:29:00Z">
+        <w:r>
+          <w:fldChar w:fldCharType="begin"/>
+        </w:r>
+        <w:r>
+          <w:instrText>HYPERLINK "https://rsdjournal.org/rsd/article/download/49254/38547/503487"</w:instrText>
+        </w:r>
+        <w:r>
+          <w:fldChar w:fldCharType="separate"/>
+        </w:r>
+        <w:r>
+          <w:rPr>
+            <w:rStyle w:val="Hyperlink"/>
+            <w:noProof w:val="0"/>
+          </w:rPr>
+          <w:t>https://rsdjournal.org/rsd/article/download/49254/38547/503487</w:t>
+        </w:r>
+        <w:r>
+          <w:fldChar w:fldCharType="end"/>
+        </w:r>
+      </w:ins>
+    </w:p>
+    <w:p>
+      <w:pPr>
+        <w:pStyle w:val="TF-refernciasITEM"/>
+        <w:rPr>
+          <w:ins w:id="623" w:author="Eduardo Zirbell" w:date="2026-03-23T21:07:00Z" w16du:dateUtc="2026-03-24T00:07:00Z"/>
+        </w:rPr>
+      </w:pPr>
+      <w:ins w:id="624" w:author="Eduardo Zirbell" w:date="2026-03-31T20:21:00Z" w16du:dateUtc="2026-03-31T23:21:00Z">
+        <w:r>
+          <w:t>OLIVEIRA, R. L. et al. Utilização das tecnologias da informação e comunicação no ensino. Acta Scientific Sciences, 2024.</w:t>
+        </w:r>
+      </w:ins>
+      <w:ins w:id="625" w:author="Eduardo Zirbell" w:date="2026-03-31T20:28:00Z" w16du:dateUtc="2026-03-31T23:28:00Z">
+        <w:r>
+          <w:t xml:space="preserve"> </w:t>
+        </w:r>
+      </w:ins>
+      <w:ins w:id="626" w:author="Eduardo Zirbell" w:date="2026-03-31T20:21:00Z" w16du:dateUtc="2026-03-31T23:21:00Z">
+        <w:r>
+          <w:t xml:space="preserve">Disponível em: </w:t>
+        </w:r>
+      </w:ins>
+      <w:ins w:id="627" w:author="Eduardo Zirbell" w:date="2026-03-31T20:29:00Z" w16du:dateUtc="2026-03-31T23:29:00Z">
+        <w:r>
+          <w:fldChar w:fldCharType="begin"/>
+        </w:r>
+        <w:r>
+          <w:instrText>HYPERLINK "https://actascientific.com.br/acta/article/view/13"</w:instrText>
+        </w:r>
+        <w:r>
+          <w:fldChar w:fldCharType="separate"/>
+        </w:r>
+        <w:r>
+          <w:rPr>
+            <w:rStyle w:val="Hyperlink"/>
+            <w:noProof w:val="0"/>
+          </w:rPr>
+          <w:t>https://actascientific.com.br/acta/a</w:t>
+        </w:r>
+        <w:r>
+          <w:rPr>
+            <w:rStyle w:val="Hyperlink"/>
+            <w:noProof w:val="0"/>
+          </w:rPr>
+          <w:t>r</w:t>
+        </w:r>
+        <w:r>
+          <w:rPr>
+            <w:rStyle w:val="Hyperlink"/>
+            <w:noProof w:val="0"/>
+          </w:rPr>
+          <w:t>ticle/view/13</w:t>
+        </w:r>
+        <w:r>
+          <w:fldChar w:fldCharType="end"/>
+        </w:r>
+      </w:ins>
+    </w:p>
+    <w:p>
+      <w:pPr>
+        <w:pStyle w:val="TF-refernciasITEM"/>
+        <w:rPr>
+          <w:del w:id="628" w:author="Eduardo Zirbell" w:date="2026-03-23T21:07:00Z" w16du:dateUtc="2026-03-24T00:07:00Z"/>
+        </w:rPr>
+      </w:pPr>
+      <w:del w:id="629" w:author="Eduardo Zirbell" w:date="2026-03-23T21:07:00Z" w16du:dateUtc="2026-03-24T00:07:00Z">
         <w:r>
           <w:delText xml:space="preserve">ANOTAAI. </w:delText>
         </w:r>
@@ -8144,10 +9117,10 @@
       <w:pPr>
         <w:pStyle w:val="TF-refernciasITEM"/>
         <w:rPr>
-          <w:del w:id="475" w:author="Eduardo Zirbell" w:date="2026-03-23T21:07:00Z" w16du:dateUtc="2026-03-24T00:07:00Z"/>
-        </w:rPr>
-      </w:pPr>
-      <w:del w:id="476" w:author="Eduardo Zirbell" w:date="2026-03-23T21:07:00Z" w16du:dateUtc="2026-03-24T00:07:00Z">
+          <w:del w:id="630" w:author="Eduardo Zirbell" w:date="2026-03-23T21:07:00Z" w16du:dateUtc="2026-03-24T00:07:00Z"/>
+        </w:rPr>
+      </w:pPr>
+      <w:del w:id="631" w:author="Eduardo Zirbell" w:date="2026-03-23T21:07:00Z" w16du:dateUtc="2026-03-24T00:07:00Z">
         <w:r>
           <w:rPr>
             <w:b/>
@@ -8198,10 +9171,10 @@
       <w:pPr>
         <w:pStyle w:val="TF-refernciasITEM"/>
         <w:rPr>
-          <w:del w:id="477" w:author="Eduardo Zirbell" w:date="2026-03-23T21:07:00Z" w16du:dateUtc="2026-03-24T00:07:00Z"/>
-        </w:rPr>
-      </w:pPr>
-      <w:del w:id="478" w:author="Eduardo Zirbell" w:date="2026-03-23T21:07:00Z" w16du:dateUtc="2026-03-24T00:07:00Z">
+          <w:del w:id="632" w:author="Eduardo Zirbell" w:date="2026-03-23T21:07:00Z" w16du:dateUtc="2026-03-24T00:07:00Z"/>
+        </w:rPr>
+      </w:pPr>
+      <w:del w:id="633" w:author="Eduardo Zirbell" w:date="2026-03-23T21:07:00Z" w16du:dateUtc="2026-03-24T00:07:00Z">
         <w:r>
           <w:delText xml:space="preserve">BERTOLINO, M. T. </w:delText>
         </w:r>
@@ -8230,10 +9203,10 @@
       <w:pPr>
         <w:pStyle w:val="TF-refernciasITEM"/>
         <w:rPr>
-          <w:del w:id="479" w:author="Eduardo Zirbell" w:date="2026-03-23T21:07:00Z" w16du:dateUtc="2026-03-24T00:07:00Z"/>
-        </w:rPr>
-      </w:pPr>
-      <w:del w:id="480" w:author="Eduardo Zirbell" w:date="2026-03-23T21:07:00Z" w16du:dateUtc="2026-03-24T00:07:00Z">
+          <w:del w:id="634" w:author="Eduardo Zirbell" w:date="2026-03-23T21:07:00Z" w16du:dateUtc="2026-03-24T00:07:00Z"/>
+        </w:rPr>
+      </w:pPr>
+      <w:del w:id="635" w:author="Eduardo Zirbell" w:date="2026-03-23T21:07:00Z" w16du:dateUtc="2026-03-24T00:07:00Z">
         <w:r>
           <w:delText xml:space="preserve">CORREIA, </w:delText>
         </w:r>
@@ -8287,10 +9260,10 @@
       <w:pPr>
         <w:pStyle w:val="TF-refernciasITEM"/>
         <w:rPr>
-          <w:del w:id="481" w:author="Eduardo Zirbell" w:date="2026-03-23T21:07:00Z" w16du:dateUtc="2026-03-24T00:07:00Z"/>
-        </w:rPr>
-      </w:pPr>
-      <w:del w:id="482" w:author="Eduardo Zirbell" w:date="2026-03-23T21:07:00Z" w16du:dateUtc="2026-03-24T00:07:00Z">
+          <w:del w:id="636" w:author="Eduardo Zirbell" w:date="2026-03-23T21:07:00Z" w16du:dateUtc="2026-03-24T00:07:00Z"/>
+        </w:rPr>
+      </w:pPr>
+      <w:del w:id="637" w:author="Eduardo Zirbell" w:date="2026-03-23T21:07:00Z" w16du:dateUtc="2026-03-24T00:07:00Z">
         <w:r>
           <w:delText xml:space="preserve">COSTA, R. Arquitetura da Informação e Usabilidade em Interfaces: Estudo de Caso do Website da Nrsystem. </w:delText>
         </w:r>
@@ -8316,10 +9289,10 @@
       <w:pPr>
         <w:pStyle w:val="TF-refernciasITEM"/>
         <w:rPr>
-          <w:del w:id="483" w:author="Eduardo Zirbell" w:date="2026-03-23T21:07:00Z" w16du:dateUtc="2026-03-24T00:07:00Z"/>
-        </w:rPr>
-      </w:pPr>
-      <w:del w:id="484" w:author="Eduardo Zirbell" w:date="2026-03-23T21:07:00Z" w16du:dateUtc="2026-03-24T00:07:00Z">
+          <w:del w:id="638" w:author="Eduardo Zirbell" w:date="2026-03-23T21:07:00Z" w16du:dateUtc="2026-03-24T00:07:00Z"/>
+        </w:rPr>
+      </w:pPr>
+      <w:del w:id="639" w:author="Eduardo Zirbell" w:date="2026-03-23T21:07:00Z" w16du:dateUtc="2026-03-24T00:07:00Z">
         <w:r>
           <w:delText xml:space="preserve">COSTA, S. E. da </w:delText>
         </w:r>
@@ -8361,10 +9334,10 @@
       <w:pPr>
         <w:pStyle w:val="TF-refernciasITEM"/>
         <w:rPr>
-          <w:del w:id="485" w:author="Eduardo Zirbell" w:date="2026-03-23T21:07:00Z" w16du:dateUtc="2026-03-24T00:07:00Z"/>
-        </w:rPr>
-      </w:pPr>
-      <w:del w:id="486" w:author="Eduardo Zirbell" w:date="2026-03-23T21:07:00Z" w16du:dateUtc="2026-03-24T00:07:00Z">
+          <w:del w:id="640" w:author="Eduardo Zirbell" w:date="2026-03-23T21:07:00Z" w16du:dateUtc="2026-03-24T00:07:00Z"/>
+        </w:rPr>
+      </w:pPr>
+      <w:del w:id="641" w:author="Eduardo Zirbell" w:date="2026-03-23T21:07:00Z" w16du:dateUtc="2026-03-24T00:07:00Z">
         <w:r>
           <w:delText xml:space="preserve">COSTA, S. E. da. </w:delText>
         </w:r>
@@ -8396,11 +9369,11 @@
       <w:pPr>
         <w:pStyle w:val="TF-refernciasITEM"/>
         <w:rPr>
-          <w:del w:id="487" w:author="Eduardo Zirbell" w:date="2026-03-23T21:07:00Z" w16du:dateUtc="2026-03-24T00:07:00Z"/>
+          <w:del w:id="642" w:author="Eduardo Zirbell" w:date="2026-03-23T21:07:00Z" w16du:dateUtc="2026-03-24T00:07:00Z"/>
           <w:szCs w:val="24"/>
         </w:rPr>
       </w:pPr>
-      <w:del w:id="488" w:author="Eduardo Zirbell" w:date="2026-03-23T21:07:00Z" w16du:dateUtc="2026-03-24T00:07:00Z">
+      <w:del w:id="643" w:author="Eduardo Zirbell" w:date="2026-03-23T21:07:00Z" w16du:dateUtc="2026-03-24T00:07:00Z">
         <w:r>
           <w:rPr>
             <w:rStyle w:val="Hyperlink"/>
@@ -8498,10 +9471,10 @@
       <w:pPr>
         <w:pStyle w:val="TF-refernciasITEM"/>
         <w:rPr>
-          <w:del w:id="489" w:author="Eduardo Zirbell" w:date="2026-03-23T21:07:00Z" w16du:dateUtc="2026-03-24T00:07:00Z"/>
-        </w:rPr>
-      </w:pPr>
-      <w:del w:id="490" w:author="Eduardo Zirbell" w:date="2026-03-23T21:07:00Z" w16du:dateUtc="2026-03-24T00:07:00Z">
+          <w:del w:id="644" w:author="Eduardo Zirbell" w:date="2026-03-23T21:07:00Z" w16du:dateUtc="2026-03-24T00:07:00Z"/>
+        </w:rPr>
+      </w:pPr>
+      <w:del w:id="645" w:author="Eduardo Zirbell" w:date="2026-03-23T21:07:00Z" w16du:dateUtc="2026-03-24T00:07:00Z">
         <w:r>
           <w:delText xml:space="preserve">FROZEN. </w:delText>
         </w:r>
@@ -8527,10 +9500,10 @@
       <w:pPr>
         <w:pStyle w:val="TF-refernciasITEM"/>
         <w:rPr>
-          <w:del w:id="491" w:author="Eduardo Zirbell" w:date="2026-03-23T21:07:00Z" w16du:dateUtc="2026-03-24T00:07:00Z"/>
-        </w:rPr>
-      </w:pPr>
-      <w:del w:id="492" w:author="Eduardo Zirbell" w:date="2026-03-23T21:07:00Z" w16du:dateUtc="2026-03-24T00:07:00Z">
+          <w:del w:id="646" w:author="Eduardo Zirbell" w:date="2026-03-23T21:07:00Z" w16du:dateUtc="2026-03-24T00:07:00Z"/>
+        </w:rPr>
+      </w:pPr>
+      <w:del w:id="647" w:author="Eduardo Zirbell" w:date="2026-03-23T21:07:00Z" w16du:dateUtc="2026-03-24T00:07:00Z">
         <w:r>
           <w:delText xml:space="preserve">GALVAN, T. A. </w:delText>
         </w:r>
@@ -8556,10 +9529,10 @@
       <w:pPr>
         <w:pStyle w:val="TF-refernciasITEM"/>
         <w:rPr>
-          <w:del w:id="493" w:author="Eduardo Zirbell" w:date="2026-03-23T21:07:00Z" w16du:dateUtc="2026-03-24T00:07:00Z"/>
-        </w:rPr>
-      </w:pPr>
-      <w:del w:id="494" w:author="Eduardo Zirbell" w:date="2026-03-23T21:07:00Z" w16du:dateUtc="2026-03-24T00:07:00Z">
+          <w:del w:id="648" w:author="Eduardo Zirbell" w:date="2026-03-23T21:07:00Z" w16du:dateUtc="2026-03-24T00:07:00Z"/>
+        </w:rPr>
+      </w:pPr>
+      <w:del w:id="649" w:author="Eduardo Zirbell" w:date="2026-03-23T21:07:00Z" w16du:dateUtc="2026-03-24T00:07:00Z">
         <w:r>
           <w:delText xml:space="preserve">GARCIA, R. W. D. Reflexos da globalização na cultura alimentar: considerações sobre as mudanças na alimentação urbana. </w:delText>
         </w:r>
@@ -8585,10 +9558,10 @@
       <w:pPr>
         <w:pStyle w:val="TF-refernciasITEM"/>
         <w:rPr>
-          <w:del w:id="495" w:author="Eduardo Zirbell" w:date="2026-03-23T21:07:00Z" w16du:dateUtc="2026-03-24T00:07:00Z"/>
-        </w:rPr>
-      </w:pPr>
-      <w:del w:id="496" w:author="Eduardo Zirbell" w:date="2026-03-23T21:07:00Z" w16du:dateUtc="2026-03-24T00:07:00Z">
+          <w:del w:id="650" w:author="Eduardo Zirbell" w:date="2026-03-23T21:07:00Z" w16du:dateUtc="2026-03-24T00:07:00Z"/>
+        </w:rPr>
+      </w:pPr>
+      <w:del w:id="651" w:author="Eduardo Zirbell" w:date="2026-03-23T21:07:00Z" w16du:dateUtc="2026-03-24T00:07:00Z">
         <w:r>
           <w:delText>GOLDENBERG, C. </w:delText>
         </w:r>
@@ -8617,11 +9590,16 @@
       <w:pPr>
         <w:pStyle w:val="TF-refernciasITEM"/>
         <w:rPr>
-          <w:del w:id="497" w:author="Eduardo Zirbell" w:date="2026-03-23T21:07:00Z" w16du:dateUtc="2026-03-24T00:07:00Z"/>
-          <w:lang w:val="en-US"/>
-        </w:rPr>
-      </w:pPr>
-      <w:del w:id="498" w:author="Eduardo Zirbell" w:date="2026-03-23T21:07:00Z" w16du:dateUtc="2026-03-24T00:07:00Z">
+          <w:del w:id="652" w:author="Eduardo Zirbell" w:date="2026-03-23T21:07:00Z" w16du:dateUtc="2026-03-24T00:07:00Z"/>
+          <w:rPrChange w:id="653" w:author="Eduardo Zirbell" w:date="2026-03-31T20:04:00Z" w16du:dateUtc="2026-03-31T23:04:00Z">
+            <w:rPr>
+              <w:del w:id="654" w:author="Eduardo Zirbell" w:date="2026-03-23T21:07:00Z" w16du:dateUtc="2026-03-24T00:07:00Z"/>
+              <w:lang w:val="en-US"/>
+            </w:rPr>
+          </w:rPrChange>
+        </w:rPr>
+      </w:pPr>
+      <w:del w:id="655" w:author="Eduardo Zirbell" w:date="2026-03-23T21:07:00Z" w16du:dateUtc="2026-03-24T00:07:00Z">
         <w:r>
           <w:delText xml:space="preserve">GONZALEZ-HUERTA, </w:delText>
         </w:r>
@@ -8639,7 +9617,11 @@
         </w:r>
         <w:r>
           <w:rPr>
-            <w:lang w:val="en-US"/>
+            <w:rPrChange w:id="656" w:author="Eduardo Zirbell" w:date="2026-03-31T20:04:00Z" w16du:dateUtc="2026-03-31T23:04:00Z">
+              <w:rPr>
+                <w:lang w:val="en-US"/>
+              </w:rPr>
+            </w:rPrChange>
           </w:rPr>
           <w:delText xml:space="preserve">In: </w:delText>
         </w:r>
@@ -8647,13 +9629,23 @@
           <w:rPr>
             <w:b/>
             <w:bCs/>
-            <w:lang w:val="en-US"/>
+            <w:rPrChange w:id="657" w:author="Eduardo Zirbell" w:date="2026-03-31T20:04:00Z" w16du:dateUtc="2026-03-31T23:04:00Z">
+              <w:rPr>
+                <w:b/>
+                <w:bCs/>
+                <w:lang w:val="en-US"/>
+              </w:rPr>
+            </w:rPrChange>
           </w:rPr>
           <w:delText>INTERNATIONAL CONFERENCE ON E-TECHNOLOGIES</w:delText>
         </w:r>
         <w:r>
           <w:rPr>
-            <w:lang w:val="en-US"/>
+            <w:rPrChange w:id="658" w:author="Eduardo Zirbell" w:date="2026-03-31T20:04:00Z" w16du:dateUtc="2026-03-31T23:04:00Z">
+              <w:rPr>
+                <w:lang w:val="en-US"/>
+              </w:rPr>
+            </w:rPrChange>
           </w:rPr>
           <w:delText xml:space="preserve">, 8., 2017, Lausanne. Anais [...]. Cham: Springer, 2017. p. 170-184. </w:delText>
         </w:r>
@@ -8674,19 +9666,31 @@
         </w:r>
         <w:r>
           <w:rPr>
-            <w:lang w:val="en-US"/>
+            <w:rPrChange w:id="659" w:author="Eduardo Zirbell" w:date="2026-03-31T20:04:00Z" w16du:dateUtc="2026-03-31T23:04:00Z">
+              <w:rPr>
+                <w:lang w:val="en-US"/>
+              </w:rPr>
+            </w:rPrChange>
           </w:rPr>
           <w:delText xml:space="preserve">Acesso em: </w:delText>
         </w:r>
         <w:r>
           <w:rPr>
-            <w:lang w:val="en-US"/>
+            <w:rPrChange w:id="660" w:author="Eduardo Zirbell" w:date="2026-03-31T20:04:00Z" w16du:dateUtc="2026-03-31T23:04:00Z">
+              <w:rPr>
+                <w:lang w:val="en-US"/>
+              </w:rPr>
+            </w:rPrChange>
           </w:rPr>
           <w:delText>01 dez</w:delText>
         </w:r>
         <w:r>
           <w:rPr>
-            <w:lang w:val="en-US"/>
+            <w:rPrChange w:id="661" w:author="Eduardo Zirbell" w:date="2026-03-31T20:04:00Z" w16du:dateUtc="2026-03-31T23:04:00Z">
+              <w:rPr>
+                <w:lang w:val="en-US"/>
+              </w:rPr>
+            </w:rPrChange>
           </w:rPr>
           <w:delText>. 2024.</w:delText>
         </w:r>
@@ -8696,39 +9700,41 @@
       <w:pPr>
         <w:pStyle w:val="TF-refernciasITEM"/>
         <w:rPr>
-          <w:del w:id="499" w:author="Eduardo Zirbell" w:date="2026-03-23T21:07:00Z" w16du:dateUtc="2026-03-24T00:07:00Z"/>
-        </w:rPr>
-      </w:pPr>
-      <w:del w:id="500" w:author="Eduardo Zirbell" w:date="2026-03-23T21:07:00Z" w16du:dateUtc="2026-03-24T00:07:00Z">
-        <w:r>
-          <w:rPr>
-            <w:lang w:val="en-US"/>
-          </w:rPr>
-          <w:delText xml:space="preserve">JESTON, </w:delText>
-        </w:r>
-        <w:r>
-          <w:rPr>
-            <w:lang w:val="en-US"/>
-          </w:rPr>
-          <w:delText>J</w:delText>
-        </w:r>
-        <w:r>
-          <w:rPr>
-            <w:lang w:val="en-US"/>
-          </w:rPr>
-          <w:delText>. </w:delText>
+          <w:del w:id="662" w:author="Eduardo Zirbell" w:date="2026-03-23T21:07:00Z" w16du:dateUtc="2026-03-24T00:07:00Z"/>
+        </w:rPr>
+      </w:pPr>
+      <w:del w:id="663" w:author="Eduardo Zirbell" w:date="2026-03-23T21:07:00Z" w16du:dateUtc="2026-03-24T00:07:00Z">
+        <w:r>
+          <w:rPr>
+            <w:rPrChange w:id="664" w:author="Eduardo Zirbell" w:date="2026-03-31T20:04:00Z" w16du:dateUtc="2026-03-31T23:04:00Z">
+              <w:rPr>
+                <w:lang w:val="en-US"/>
+              </w:rPr>
+            </w:rPrChange>
+          </w:rPr>
+          <w:delText>JESTON, J. </w:delText>
         </w:r>
         <w:r>
           <w:rPr>
             <w:b/>
             <w:bCs/>
-            <w:lang w:val="en-US"/>
+            <w:rPrChange w:id="665" w:author="Eduardo Zirbell" w:date="2026-03-31T20:04:00Z" w16du:dateUtc="2026-03-31T23:04:00Z">
+              <w:rPr>
+                <w:b/>
+                <w:bCs/>
+                <w:lang w:val="en-US"/>
+              </w:rPr>
+            </w:rPrChange>
           </w:rPr>
           <w:delText>Business Process Management</w:delText>
         </w:r>
         <w:r>
           <w:rPr>
-            <w:lang w:val="en-US"/>
+            <w:rPrChange w:id="666" w:author="Eduardo Zirbell" w:date="2026-03-31T20:04:00Z" w16du:dateUtc="2026-03-31T23:04:00Z">
+              <w:rPr>
+                <w:lang w:val="en-US"/>
+              </w:rPr>
+            </w:rPrChange>
           </w:rPr>
           <w:delText xml:space="preserve">: practical guidelines to successful implementations. </w:delText>
         </w:r>
@@ -8744,10 +9750,10 @@
       <w:pPr>
         <w:pStyle w:val="TF-refernciasITEM"/>
         <w:rPr>
-          <w:del w:id="501" w:author="Eduardo Zirbell" w:date="2026-03-23T21:07:00Z" w16du:dateUtc="2026-03-24T00:07:00Z"/>
-        </w:rPr>
-      </w:pPr>
-      <w:del w:id="502" w:author="Eduardo Zirbell" w:date="2026-03-23T21:07:00Z" w16du:dateUtc="2026-03-24T00:07:00Z">
+          <w:del w:id="667" w:author="Eduardo Zirbell" w:date="2026-03-23T21:07:00Z" w16du:dateUtc="2026-03-24T00:07:00Z"/>
+        </w:rPr>
+      </w:pPr>
+      <w:del w:id="668" w:author="Eduardo Zirbell" w:date="2026-03-23T21:07:00Z" w16du:dateUtc="2026-03-24T00:07:00Z">
         <w:r>
           <w:delText xml:space="preserve">KNAESEL, M. A. H. Problemas enfrentados na gestão de encomendas de comidas caseiras. Entrevista concedida a Bruno Hugo Knaesel e Elaine Martina André. Blumenau, </w:delText>
         </w:r>
@@ -8769,10 +9775,10 @@
       <w:pPr>
         <w:pStyle w:val="TF-refernciasITEM"/>
         <w:rPr>
-          <w:del w:id="503" w:author="Eduardo Zirbell" w:date="2026-03-23T21:07:00Z" w16du:dateUtc="2026-03-24T00:07:00Z"/>
-        </w:rPr>
-      </w:pPr>
-      <w:del w:id="504" w:author="Eduardo Zirbell" w:date="2026-03-23T21:07:00Z" w16du:dateUtc="2026-03-24T00:07:00Z">
+          <w:del w:id="669" w:author="Eduardo Zirbell" w:date="2026-03-23T21:07:00Z" w16du:dateUtc="2026-03-24T00:07:00Z"/>
+        </w:rPr>
+      </w:pPr>
+      <w:del w:id="670" w:author="Eduardo Zirbell" w:date="2026-03-23T21:07:00Z" w16du:dateUtc="2026-03-24T00:07:00Z">
         <w:r>
           <w:delText xml:space="preserve">MAÇÕES, M. A. R. </w:delText>
         </w:r>
@@ -8801,10 +9807,10 @@
       <w:pPr>
         <w:pStyle w:val="TF-refernciasITEM"/>
         <w:rPr>
-          <w:del w:id="505" w:author="Eduardo Zirbell" w:date="2026-03-23T21:07:00Z" w16du:dateUtc="2026-03-24T00:07:00Z"/>
-        </w:rPr>
-      </w:pPr>
-      <w:del w:id="506" w:author="Eduardo Zirbell" w:date="2026-03-23T21:07:00Z" w16du:dateUtc="2026-03-24T00:07:00Z">
+          <w:del w:id="671" w:author="Eduardo Zirbell" w:date="2026-03-23T21:07:00Z" w16du:dateUtc="2026-03-24T00:07:00Z"/>
+        </w:rPr>
+      </w:pPr>
+      <w:del w:id="672" w:author="Eduardo Zirbell" w:date="2026-03-23T21:07:00Z" w16du:dateUtc="2026-03-24T00:07:00Z">
         <w:r>
           <w:delText>MATT, C.; HESS, T.; BENLIAN, A. Digital Transformation Strategies.</w:delText>
         </w:r>
@@ -8833,10 +9839,10 @@
       <w:pPr>
         <w:pStyle w:val="TF-refernciasITEM"/>
         <w:rPr>
-          <w:del w:id="507" w:author="Eduardo Zirbell" w:date="2026-03-23T21:07:00Z" w16du:dateUtc="2026-03-24T00:07:00Z"/>
-        </w:rPr>
-      </w:pPr>
-      <w:del w:id="508" w:author="Eduardo Zirbell" w:date="2026-03-23T21:07:00Z" w16du:dateUtc="2026-03-24T00:07:00Z">
+          <w:del w:id="673" w:author="Eduardo Zirbell" w:date="2026-03-23T21:07:00Z" w16du:dateUtc="2026-03-24T00:07:00Z"/>
+        </w:rPr>
+      </w:pPr>
+      <w:del w:id="674" w:author="Eduardo Zirbell" w:date="2026-03-23T21:07:00Z" w16du:dateUtc="2026-03-24T00:07:00Z">
         <w:r>
           <w:delText xml:space="preserve">MOREIRA, W. et al. Estudo comparativo da eficiência de processos de aquisição de matérias utilizando o BPM para redução do tempo de conclusão de compras em empresa de grande porte. </w:delText>
         </w:r>
@@ -8862,10 +9868,10 @@
       <w:pPr>
         <w:pStyle w:val="TF-refernciasITEM"/>
         <w:rPr>
-          <w:del w:id="509" w:author="Eduardo Zirbell" w:date="2026-03-23T21:07:00Z" w16du:dateUtc="2026-03-24T00:07:00Z"/>
-        </w:rPr>
-      </w:pPr>
-      <w:del w:id="510" w:author="Eduardo Zirbell" w:date="2026-03-23T21:07:00Z" w16du:dateUtc="2026-03-24T00:07:00Z">
+          <w:del w:id="675" w:author="Eduardo Zirbell" w:date="2026-03-23T21:07:00Z" w16du:dateUtc="2026-03-24T00:07:00Z"/>
+        </w:rPr>
+      </w:pPr>
+      <w:del w:id="676" w:author="Eduardo Zirbell" w:date="2026-03-23T21:07:00Z" w16du:dateUtc="2026-03-24T00:07:00Z">
         <w:r>
           <w:delText xml:space="preserve">MOURA, M. R. C. </w:delText>
         </w:r>
@@ -8891,14 +9897,23 @@
       <w:pPr>
         <w:pStyle w:val="TF-refernciasITEM"/>
         <w:rPr>
-          <w:del w:id="511" w:author="Eduardo Zirbell" w:date="2026-03-23T21:07:00Z" w16du:dateUtc="2026-03-24T00:07:00Z"/>
-          <w:lang w:val="en-US"/>
-        </w:rPr>
-      </w:pPr>
-      <w:del w:id="512" w:author="Eduardo Zirbell" w:date="2026-03-23T21:07:00Z" w16du:dateUtc="2026-03-24T00:07:00Z">
-        <w:r>
-          <w:rPr>
-            <w:lang w:val="en-US"/>
+          <w:del w:id="677" w:author="Eduardo Zirbell" w:date="2026-03-23T21:07:00Z" w16du:dateUtc="2026-03-24T00:07:00Z"/>
+          <w:rPrChange w:id="678" w:author="Eduardo Zirbell" w:date="2026-03-31T20:04:00Z" w16du:dateUtc="2026-03-31T23:04:00Z">
+            <w:rPr>
+              <w:del w:id="679" w:author="Eduardo Zirbell" w:date="2026-03-23T21:07:00Z" w16du:dateUtc="2026-03-24T00:07:00Z"/>
+              <w:lang w:val="en-US"/>
+            </w:rPr>
+          </w:rPrChange>
+        </w:rPr>
+      </w:pPr>
+      <w:del w:id="680" w:author="Eduardo Zirbell" w:date="2026-03-23T21:07:00Z" w16du:dateUtc="2026-03-24T00:07:00Z">
+        <w:r>
+          <w:rPr>
+            <w:rPrChange w:id="681" w:author="Eduardo Zirbell" w:date="2026-03-31T20:04:00Z" w16du:dateUtc="2026-03-31T23:04:00Z">
+              <w:rPr>
+                <w:lang w:val="en-US"/>
+              </w:rPr>
+            </w:rPrChange>
           </w:rPr>
           <w:delText xml:space="preserve">NIELSEN, J. </w:delText>
         </w:r>
@@ -8906,13 +9921,23 @@
           <w:rPr>
             <w:b/>
             <w:bCs/>
-            <w:lang w:val="en-US"/>
+            <w:rPrChange w:id="682" w:author="Eduardo Zirbell" w:date="2026-03-31T20:04:00Z" w16du:dateUtc="2026-03-31T23:04:00Z">
+              <w:rPr>
+                <w:b/>
+                <w:bCs/>
+                <w:lang w:val="en-US"/>
+              </w:rPr>
+            </w:rPrChange>
           </w:rPr>
           <w:delText>Enhancing the explanatory power of usability heuristics. 10 Usability heuristics for user interface design</w:delText>
         </w:r>
         <w:r>
           <w:rPr>
-            <w:lang w:val="en-US"/>
+            <w:rPrChange w:id="683" w:author="Eduardo Zirbell" w:date="2026-03-31T20:04:00Z" w16du:dateUtc="2026-03-31T23:04:00Z">
+              <w:rPr>
+                <w:lang w:val="en-US"/>
+              </w:rPr>
+            </w:rPrChange>
           </w:rPr>
           <w:delText xml:space="preserve">. [S. l.]: Nielsen Norman Group, 15 nov. 2020. </w:delText>
         </w:r>
@@ -8921,19 +9946,31 @@
         </w:r>
         <w:r>
           <w:rPr>
-            <w:lang w:val="en-US"/>
+            <w:rPrChange w:id="684" w:author="Eduardo Zirbell" w:date="2026-03-31T20:04:00Z" w16du:dateUtc="2026-03-31T23:04:00Z">
+              <w:rPr>
+                <w:lang w:val="en-US"/>
+              </w:rPr>
+            </w:rPrChange>
           </w:rPr>
           <w:delText xml:space="preserve">Acesso em: </w:delText>
         </w:r>
         <w:r>
           <w:rPr>
-            <w:lang w:val="en-US"/>
+            <w:rPrChange w:id="685" w:author="Eduardo Zirbell" w:date="2026-03-31T20:04:00Z" w16du:dateUtc="2026-03-31T23:04:00Z">
+              <w:rPr>
+                <w:lang w:val="en-US"/>
+              </w:rPr>
+            </w:rPrChange>
           </w:rPr>
           <w:delText>01 dez</w:delText>
         </w:r>
         <w:r>
           <w:rPr>
-            <w:lang w:val="en-US"/>
+            <w:rPrChange w:id="686" w:author="Eduardo Zirbell" w:date="2026-03-31T20:04:00Z" w16du:dateUtc="2026-03-31T23:04:00Z">
+              <w:rPr>
+                <w:lang w:val="en-US"/>
+              </w:rPr>
+            </w:rPrChange>
           </w:rPr>
           <w:delText xml:space="preserve">. 2024 </w:delText>
         </w:r>
@@ -8943,39 +9980,41 @@
       <w:pPr>
         <w:pStyle w:val="TF-refernciasITEM"/>
         <w:rPr>
-          <w:del w:id="513" w:author="Eduardo Zirbell" w:date="2026-03-23T21:07:00Z" w16du:dateUtc="2026-03-24T00:07:00Z"/>
-        </w:rPr>
-      </w:pPr>
-      <w:del w:id="514" w:author="Eduardo Zirbell" w:date="2026-03-23T21:07:00Z" w16du:dateUtc="2026-03-24T00:07:00Z">
-        <w:r>
-          <w:rPr>
-            <w:lang w:val="en-US"/>
-          </w:rPr>
-          <w:delText>NIELSEN, J</w:delText>
-        </w:r>
-        <w:r>
-          <w:rPr>
-            <w:lang w:val="en-US"/>
-          </w:rPr>
-          <w:delText>.</w:delText>
-        </w:r>
-        <w:r>
-          <w:rPr>
-            <w:lang w:val="en-US"/>
-          </w:rPr>
-          <w:delText>; NORMAN, D. </w:delText>
+          <w:del w:id="687" w:author="Eduardo Zirbell" w:date="2026-03-23T21:07:00Z" w16du:dateUtc="2026-03-24T00:07:00Z"/>
+        </w:rPr>
+      </w:pPr>
+      <w:del w:id="688" w:author="Eduardo Zirbell" w:date="2026-03-23T21:07:00Z" w16du:dateUtc="2026-03-24T00:07:00Z">
+        <w:r>
+          <w:rPr>
+            <w:rPrChange w:id="689" w:author="Eduardo Zirbell" w:date="2026-03-31T20:04:00Z" w16du:dateUtc="2026-03-31T23:04:00Z">
+              <w:rPr>
+                <w:lang w:val="en-US"/>
+              </w:rPr>
+            </w:rPrChange>
+          </w:rPr>
+          <w:delText>NIELSEN, J.; NORMAN, D. </w:delText>
         </w:r>
         <w:r>
           <w:rPr>
             <w:b/>
             <w:bCs/>
-            <w:lang w:val="en-US"/>
+            <w:rPrChange w:id="690" w:author="Eduardo Zirbell" w:date="2026-03-31T20:04:00Z" w16du:dateUtc="2026-03-31T23:04:00Z">
+              <w:rPr>
+                <w:b/>
+                <w:bCs/>
+                <w:lang w:val="en-US"/>
+              </w:rPr>
+            </w:rPrChange>
           </w:rPr>
           <w:delText>The Definition of User Experience (UX)</w:delText>
         </w:r>
         <w:r>
           <w:rPr>
-            <w:lang w:val="en-US"/>
+            <w:rPrChange w:id="691" w:author="Eduardo Zirbell" w:date="2026-03-31T20:04:00Z" w16du:dateUtc="2026-03-31T23:04:00Z">
+              <w:rPr>
+                <w:lang w:val="en-US"/>
+              </w:rPr>
+            </w:rPrChange>
           </w:rPr>
           <w:delText xml:space="preserve">. 1998. </w:delText>
         </w:r>
@@ -8994,10 +10033,10 @@
       <w:pPr>
         <w:pStyle w:val="TF-refernciasITEM"/>
         <w:rPr>
-          <w:del w:id="515" w:author="Eduardo Zirbell" w:date="2026-03-23T21:07:00Z" w16du:dateUtc="2026-03-24T00:07:00Z"/>
-        </w:rPr>
-      </w:pPr>
-      <w:del w:id="516" w:author="Eduardo Zirbell" w:date="2026-03-23T21:07:00Z" w16du:dateUtc="2026-03-24T00:07:00Z">
+          <w:del w:id="692" w:author="Eduardo Zirbell" w:date="2026-03-23T21:07:00Z" w16du:dateUtc="2026-03-24T00:07:00Z"/>
+        </w:rPr>
+      </w:pPr>
+      <w:del w:id="693" w:author="Eduardo Zirbell" w:date="2026-03-23T21:07:00Z" w16du:dateUtc="2026-03-24T00:07:00Z">
         <w:r>
           <w:delText>NISHIO, E</w:delText>
         </w:r>
@@ -9050,10 +10089,10 @@
       <w:pPr>
         <w:pStyle w:val="TF-refernciasITEM"/>
         <w:rPr>
-          <w:del w:id="517" w:author="Eduardo Zirbell" w:date="2026-03-23T21:07:00Z" w16du:dateUtc="2026-03-24T00:07:00Z"/>
-        </w:rPr>
-      </w:pPr>
-      <w:del w:id="518" w:author="Eduardo Zirbell" w:date="2026-03-23T21:07:00Z" w16du:dateUtc="2026-03-24T00:07:00Z">
+          <w:del w:id="694" w:author="Eduardo Zirbell" w:date="2026-03-23T21:07:00Z" w16du:dateUtc="2026-03-24T00:07:00Z"/>
+        </w:rPr>
+      </w:pPr>
+      <w:del w:id="695" w:author="Eduardo Zirbell" w:date="2026-03-23T21:07:00Z" w16du:dateUtc="2026-03-24T00:07:00Z">
         <w:r>
           <w:delText xml:space="preserve">NUNES, J. M. </w:delText>
         </w:r>
@@ -9079,10 +10118,10 @@
       <w:pPr>
         <w:pStyle w:val="TF-refernciasITEM"/>
         <w:rPr>
-          <w:del w:id="519" w:author="Eduardo Zirbell" w:date="2026-03-23T21:07:00Z" w16du:dateUtc="2026-03-24T00:07:00Z"/>
-        </w:rPr>
-      </w:pPr>
-      <w:del w:id="520" w:author="Eduardo Zirbell" w:date="2026-03-23T21:07:00Z" w16du:dateUtc="2026-03-24T00:07:00Z">
+          <w:del w:id="696" w:author="Eduardo Zirbell" w:date="2026-03-23T21:07:00Z" w16du:dateUtc="2026-03-24T00:07:00Z"/>
+        </w:rPr>
+      </w:pPr>
+      <w:del w:id="697" w:author="Eduardo Zirbell" w:date="2026-03-23T21:07:00Z" w16du:dateUtc="2026-03-24T00:07:00Z">
         <w:r>
           <w:delText xml:space="preserve">ORACLE. </w:delText>
         </w:r>
@@ -9124,10 +10163,10 @@
       <w:pPr>
         <w:pStyle w:val="TF-refernciasITEM"/>
         <w:rPr>
-          <w:del w:id="521" w:author="Eduardo Zirbell" w:date="2026-03-23T21:07:00Z" w16du:dateUtc="2026-03-24T00:07:00Z"/>
-        </w:rPr>
-      </w:pPr>
-      <w:del w:id="522" w:author="Eduardo Zirbell" w:date="2026-03-23T21:07:00Z" w16du:dateUtc="2026-03-24T00:07:00Z">
+          <w:del w:id="698" w:author="Eduardo Zirbell" w:date="2026-03-23T21:07:00Z" w16du:dateUtc="2026-03-24T00:07:00Z"/>
+        </w:rPr>
+      </w:pPr>
+      <w:del w:id="699" w:author="Eduardo Zirbell" w:date="2026-03-23T21:07:00Z" w16du:dateUtc="2026-03-24T00:07:00Z">
         <w:r>
           <w:delText>PINCHET, L</w:delText>
         </w:r>
@@ -9168,10 +10207,10 @@
       <w:pPr>
         <w:pStyle w:val="TF-refernciasITEM"/>
         <w:rPr>
-          <w:del w:id="523" w:author="Eduardo Zirbell" w:date="2026-03-23T21:07:00Z" w16du:dateUtc="2026-03-24T00:07:00Z"/>
-        </w:rPr>
-      </w:pPr>
-      <w:del w:id="524" w:author="Eduardo Zirbell" w:date="2026-03-23T21:07:00Z" w16du:dateUtc="2026-03-24T00:07:00Z">
+          <w:del w:id="700" w:author="Eduardo Zirbell" w:date="2026-03-23T21:07:00Z" w16du:dateUtc="2026-03-24T00:07:00Z"/>
+        </w:rPr>
+      </w:pPr>
+      <w:del w:id="701" w:author="Eduardo Zirbell" w:date="2026-03-23T21:07:00Z" w16du:dateUtc="2026-03-24T00:07:00Z">
         <w:r>
           <w:delText xml:space="preserve">RIBEIRO, </w:delText>
         </w:r>
@@ -9239,10 +10278,10 @@
       <w:pPr>
         <w:pStyle w:val="TF-refernciasITEM"/>
         <w:rPr>
-          <w:del w:id="525" w:author="Eduardo Zirbell" w:date="2026-03-23T21:07:00Z" w16du:dateUtc="2026-03-24T00:07:00Z"/>
-        </w:rPr>
-      </w:pPr>
-      <w:del w:id="526" w:author="Eduardo Zirbell" w:date="2026-03-23T21:07:00Z" w16du:dateUtc="2026-03-24T00:07:00Z">
+          <w:del w:id="702" w:author="Eduardo Zirbell" w:date="2026-03-23T21:07:00Z" w16du:dateUtc="2026-03-24T00:07:00Z"/>
+        </w:rPr>
+      </w:pPr>
+      <w:del w:id="703" w:author="Eduardo Zirbell" w:date="2026-03-23T21:07:00Z" w16du:dateUtc="2026-03-24T00:07:00Z">
         <w:r>
           <w:delText xml:space="preserve">RODRIGUES, G. V. </w:delText>
         </w:r>
@@ -9277,13 +10316,17 @@
       <w:pPr>
         <w:pStyle w:val="TF-refernciasITEM"/>
         <w:rPr>
-          <w:del w:id="527" w:author="Eduardo Zirbell" w:date="2026-03-23T21:07:00Z" w16du:dateUtc="2026-03-24T00:07:00Z"/>
-        </w:rPr>
-      </w:pPr>
-      <w:del w:id="528" w:author="Eduardo Zirbell" w:date="2026-03-23T21:07:00Z" w16du:dateUtc="2026-03-24T00:07:00Z">
-        <w:r>
-          <w:rPr>
-            <w:lang w:val="en-US"/>
+          <w:del w:id="704" w:author="Eduardo Zirbell" w:date="2026-03-23T21:07:00Z" w16du:dateUtc="2026-03-24T00:07:00Z"/>
+        </w:rPr>
+      </w:pPr>
+      <w:del w:id="705" w:author="Eduardo Zirbell" w:date="2026-03-23T21:07:00Z" w16du:dateUtc="2026-03-24T00:07:00Z">
+        <w:r>
+          <w:rPr>
+            <w:rPrChange w:id="706" w:author="Eduardo Zirbell" w:date="2026-03-31T20:04:00Z" w16du:dateUtc="2026-03-31T23:04:00Z">
+              <w:rPr>
+                <w:lang w:val="en-US"/>
+              </w:rPr>
+            </w:rPrChange>
           </w:rPr>
           <w:delText xml:space="preserve">SALAH, A.; ÇAĞLAR, D.; ZOUBI, K. The Impact of Production and Operations Management Practices in Improving Organizational Performance: The Mediating Role of Supply Chain Integration. </w:delText>
         </w:r>
@@ -9309,10 +10352,10 @@
       <w:pPr>
         <w:pStyle w:val="TF-refernciasITEM"/>
         <w:rPr>
-          <w:del w:id="529" w:author="Eduardo Zirbell" w:date="2026-03-23T21:07:00Z" w16du:dateUtc="2026-03-24T00:07:00Z"/>
-        </w:rPr>
-      </w:pPr>
-      <w:del w:id="530" w:author="Eduardo Zirbell" w:date="2026-03-23T21:07:00Z" w16du:dateUtc="2026-03-24T00:07:00Z">
+          <w:del w:id="707" w:author="Eduardo Zirbell" w:date="2026-03-23T21:07:00Z" w16du:dateUtc="2026-03-24T00:07:00Z"/>
+        </w:rPr>
+      </w:pPr>
+      <w:del w:id="708" w:author="Eduardo Zirbell" w:date="2026-03-23T21:07:00Z" w16du:dateUtc="2026-03-24T00:07:00Z">
         <w:r>
           <w:delText>SANTIAGO, N</w:delText>
         </w:r>
@@ -9384,10 +10427,10 @@
       <w:pPr>
         <w:pStyle w:val="TF-refernciasITEM"/>
         <w:rPr>
-          <w:del w:id="531" w:author="Eduardo Zirbell" w:date="2026-03-23T21:07:00Z" w16du:dateUtc="2026-03-24T00:07:00Z"/>
-        </w:rPr>
-      </w:pPr>
-      <w:del w:id="532" w:author="Eduardo Zirbell" w:date="2026-03-23T21:07:00Z" w16du:dateUtc="2026-03-24T00:07:00Z">
+          <w:del w:id="709" w:author="Eduardo Zirbell" w:date="2026-03-23T21:07:00Z" w16du:dateUtc="2026-03-24T00:07:00Z"/>
+        </w:rPr>
+      </w:pPr>
+      <w:del w:id="710" w:author="Eduardo Zirbell" w:date="2026-03-23T21:07:00Z" w16du:dateUtc="2026-03-24T00:07:00Z">
         <w:r>
           <w:delText>SANTOS, I</w:delText>
         </w:r>
@@ -9431,10 +10474,10 @@
       <w:pPr>
         <w:pStyle w:val="TF-refernciasITEM"/>
         <w:rPr>
-          <w:del w:id="533" w:author="Eduardo Zirbell" w:date="2026-03-23T21:07:00Z" w16du:dateUtc="2026-03-24T00:07:00Z"/>
-        </w:rPr>
-      </w:pPr>
-      <w:del w:id="534" w:author="Eduardo Zirbell" w:date="2026-03-23T21:07:00Z" w16du:dateUtc="2026-03-24T00:07:00Z">
+          <w:del w:id="711" w:author="Eduardo Zirbell" w:date="2026-03-23T21:07:00Z" w16du:dateUtc="2026-03-24T00:07:00Z"/>
+        </w:rPr>
+      </w:pPr>
+      <w:del w:id="712" w:author="Eduardo Zirbell" w:date="2026-03-23T21:07:00Z" w16du:dateUtc="2026-03-24T00:07:00Z">
         <w:r>
           <w:delText xml:space="preserve">SANTOS, L. </w:delText>
         </w:r>
@@ -9460,11 +10503,16 @@
       <w:pPr>
         <w:pStyle w:val="TF-refernciasITEM"/>
         <w:rPr>
-          <w:del w:id="535" w:author="Eduardo Zirbell" w:date="2026-03-23T21:07:00Z" w16du:dateUtc="2026-03-24T00:07:00Z"/>
-          <w:lang w:val="en-US"/>
-        </w:rPr>
-      </w:pPr>
-      <w:del w:id="536" w:author="Eduardo Zirbell" w:date="2026-03-23T21:07:00Z" w16du:dateUtc="2026-03-24T00:07:00Z">
+          <w:del w:id="713" w:author="Eduardo Zirbell" w:date="2026-03-23T21:07:00Z" w16du:dateUtc="2026-03-24T00:07:00Z"/>
+          <w:rPrChange w:id="714" w:author="Eduardo Zirbell" w:date="2026-03-31T20:04:00Z" w16du:dateUtc="2026-03-31T23:04:00Z">
+            <w:rPr>
+              <w:del w:id="715" w:author="Eduardo Zirbell" w:date="2026-03-23T21:07:00Z" w16du:dateUtc="2026-03-24T00:07:00Z"/>
+              <w:lang w:val="en-US"/>
+            </w:rPr>
+          </w:rPrChange>
+        </w:rPr>
+      </w:pPr>
+      <w:del w:id="716" w:author="Eduardo Zirbell" w:date="2026-03-23T21:07:00Z" w16du:dateUtc="2026-03-24T00:07:00Z">
         <w:r>
           <w:delText xml:space="preserve">SANTOS, L. O. C.; GUIMARÃES JUNIOR, D. S. Tecnologia da informação na gestão de restaurantes: uma revisão sistemática. </w:delText>
         </w:r>
@@ -9480,19 +10528,31 @@
         </w:r>
         <w:r>
           <w:rPr>
-            <w:lang w:val="en-US"/>
+            <w:rPrChange w:id="717" w:author="Eduardo Zirbell" w:date="2026-03-31T20:04:00Z" w16du:dateUtc="2026-03-31T23:04:00Z">
+              <w:rPr>
+                <w:lang w:val="en-US"/>
+              </w:rPr>
+            </w:rPrChange>
           </w:rPr>
           <w:delText xml:space="preserve">Acesso em: </w:delText>
         </w:r>
         <w:r>
           <w:rPr>
-            <w:lang w:val="en-US"/>
+            <w:rPrChange w:id="718" w:author="Eduardo Zirbell" w:date="2026-03-31T20:04:00Z" w16du:dateUtc="2026-03-31T23:04:00Z">
+              <w:rPr>
+                <w:lang w:val="en-US"/>
+              </w:rPr>
+            </w:rPrChange>
           </w:rPr>
           <w:delText>01 dez</w:delText>
         </w:r>
         <w:r>
           <w:rPr>
-            <w:lang w:val="en-US"/>
+            <w:rPrChange w:id="719" w:author="Eduardo Zirbell" w:date="2026-03-31T20:04:00Z" w16du:dateUtc="2026-03-31T23:04:00Z">
+              <w:rPr>
+                <w:lang w:val="en-US"/>
+              </w:rPr>
+            </w:rPrChange>
           </w:rPr>
           <w:delText xml:space="preserve">. 2024. </w:delText>
         </w:r>
@@ -9502,14 +10562,23 @@
       <w:pPr>
         <w:pStyle w:val="TF-refernciasITEM"/>
         <w:rPr>
-          <w:del w:id="537" w:author="Eduardo Zirbell" w:date="2026-03-23T21:07:00Z" w16du:dateUtc="2026-03-24T00:07:00Z"/>
-          <w:lang w:val="en-US"/>
-        </w:rPr>
-      </w:pPr>
-      <w:del w:id="538" w:author="Eduardo Zirbell" w:date="2026-03-23T21:07:00Z" w16du:dateUtc="2026-03-24T00:07:00Z">
-        <w:r>
-          <w:rPr>
-            <w:lang w:val="en-US"/>
+          <w:del w:id="720" w:author="Eduardo Zirbell" w:date="2026-03-23T21:07:00Z" w16du:dateUtc="2026-03-24T00:07:00Z"/>
+          <w:rPrChange w:id="721" w:author="Eduardo Zirbell" w:date="2026-03-31T20:04:00Z" w16du:dateUtc="2026-03-31T23:04:00Z">
+            <w:rPr>
+              <w:del w:id="722" w:author="Eduardo Zirbell" w:date="2026-03-23T21:07:00Z" w16du:dateUtc="2026-03-24T00:07:00Z"/>
+              <w:lang w:val="en-US"/>
+            </w:rPr>
+          </w:rPrChange>
+        </w:rPr>
+      </w:pPr>
+      <w:del w:id="723" w:author="Eduardo Zirbell" w:date="2026-03-23T21:07:00Z" w16du:dateUtc="2026-03-24T00:07:00Z">
+        <w:r>
+          <w:rPr>
+            <w:rPrChange w:id="724" w:author="Eduardo Zirbell" w:date="2026-03-31T20:04:00Z" w16du:dateUtc="2026-03-31T23:04:00Z">
+              <w:rPr>
+                <w:lang w:val="en-US"/>
+              </w:rPr>
+            </w:rPrChange>
           </w:rPr>
           <w:delText xml:space="preserve">SIGALA, M. Integrating and exploiting information and communication technologies (ICT) in restaurant operations. </w:delText>
         </w:r>
@@ -9517,25 +10586,43 @@
           <w:rPr>
             <w:b/>
             <w:bCs/>
-            <w:lang w:val="en-US"/>
+            <w:rPrChange w:id="725" w:author="Eduardo Zirbell" w:date="2026-03-31T20:04:00Z" w16du:dateUtc="2026-03-31T23:04:00Z">
+              <w:rPr>
+                <w:b/>
+                <w:bCs/>
+                <w:lang w:val="en-US"/>
+              </w:rPr>
+            </w:rPrChange>
           </w:rPr>
           <w:delText>Journal of Foodservice Business Research</w:delText>
         </w:r>
         <w:r>
           <w:rPr>
-            <w:lang w:val="en-US"/>
+            <w:rPrChange w:id="726" w:author="Eduardo Zirbell" w:date="2026-03-31T20:04:00Z" w16du:dateUtc="2026-03-31T23:04:00Z">
+              <w:rPr>
+                <w:lang w:val="en-US"/>
+              </w:rPr>
+            </w:rPrChange>
           </w:rPr>
           <w:delText xml:space="preserve">, v. 6, n. 3, p. 55–76, 2003. Disponível em: https://doi.org/10.1300/J369v06n03_05. Acesso em: </w:delText>
         </w:r>
         <w:r>
           <w:rPr>
-            <w:lang w:val="en-US"/>
+            <w:rPrChange w:id="727" w:author="Eduardo Zirbell" w:date="2026-03-31T20:04:00Z" w16du:dateUtc="2026-03-31T23:04:00Z">
+              <w:rPr>
+                <w:lang w:val="en-US"/>
+              </w:rPr>
+            </w:rPrChange>
           </w:rPr>
           <w:delText>01 dez</w:delText>
         </w:r>
         <w:r>
           <w:rPr>
-            <w:lang w:val="en-US"/>
+            <w:rPrChange w:id="728" w:author="Eduardo Zirbell" w:date="2026-03-31T20:04:00Z" w16du:dateUtc="2026-03-31T23:04:00Z">
+              <w:rPr>
+                <w:lang w:val="en-US"/>
+              </w:rPr>
+            </w:rPrChange>
           </w:rPr>
           <w:delText xml:space="preserve">. 2024. </w:delText>
         </w:r>
@@ -9545,46 +10632,37 @@
       <w:pPr>
         <w:pStyle w:val="TF-refernciasITEM"/>
         <w:rPr>
-          <w:del w:id="539" w:author="Eduardo Zirbell" w:date="2026-03-23T21:07:00Z" w16du:dateUtc="2026-03-24T00:07:00Z"/>
-          <w:lang w:val="en-US"/>
-        </w:rPr>
-      </w:pPr>
-      <w:del w:id="540" w:author="Eduardo Zirbell" w:date="2026-03-23T21:07:00Z" w16du:dateUtc="2026-03-24T00:07:00Z">
-        <w:r>
-          <w:rPr>
-            <w:lang w:val="en-US"/>
-          </w:rPr>
-          <w:delText>SZEL</w:delText>
-        </w:r>
-        <w:r>
-          <w:rPr>
-            <w:lang w:val="en-US"/>
-          </w:rPr>
-          <w:delText>Ą</w:delText>
-        </w:r>
-        <w:r>
-          <w:rPr>
-            <w:lang w:val="en-US"/>
-          </w:rPr>
-          <w:delText>GOWSKI</w:delText>
-        </w:r>
-        <w:r>
-          <w:rPr>
-            <w:lang w:val="en-US"/>
-          </w:rPr>
-          <w:delText xml:space="preserve">, M. </w:delText>
-        </w:r>
-        <w:r>
-          <w:rPr>
-            <w:lang w:val="en-US"/>
-          </w:rPr>
-          <w:delText>Evolution of the BPM Lifecycle. </w:delText>
+          <w:del w:id="729" w:author="Eduardo Zirbell" w:date="2026-03-23T21:07:00Z" w16du:dateUtc="2026-03-24T00:07:00Z"/>
+          <w:rPrChange w:id="730" w:author="Eduardo Zirbell" w:date="2026-03-31T20:04:00Z" w16du:dateUtc="2026-03-31T23:04:00Z">
+            <w:rPr>
+              <w:del w:id="731" w:author="Eduardo Zirbell" w:date="2026-03-23T21:07:00Z" w16du:dateUtc="2026-03-24T00:07:00Z"/>
+              <w:lang w:val="en-US"/>
+            </w:rPr>
+          </w:rPrChange>
+        </w:rPr>
+      </w:pPr>
+      <w:del w:id="732" w:author="Eduardo Zirbell" w:date="2026-03-23T21:07:00Z" w16du:dateUtc="2026-03-24T00:07:00Z">
+        <w:r>
+          <w:rPr>
+            <w:rPrChange w:id="733" w:author="Eduardo Zirbell" w:date="2026-03-31T20:04:00Z" w16du:dateUtc="2026-03-31T23:04:00Z">
+              <w:rPr>
+                <w:lang w:val="en-US"/>
+              </w:rPr>
+            </w:rPrChange>
+          </w:rPr>
+          <w:delText>SZELĄGOWSKI, M. Evolution of the BPM Lifecycle. </w:delText>
         </w:r>
         <w:r>
           <w:rPr>
             <w:b/>
             <w:bCs/>
-            <w:lang w:val="en-US"/>
+            <w:rPrChange w:id="734" w:author="Eduardo Zirbell" w:date="2026-03-31T20:04:00Z" w16du:dateUtc="2026-03-31T23:04:00Z">
+              <w:rPr>
+                <w:b/>
+                <w:bCs/>
+                <w:lang w:val="en-US"/>
+              </w:rPr>
+            </w:rPrChange>
           </w:rPr>
           <w:delText xml:space="preserve">Annals </w:delText>
         </w:r>
@@ -9592,7 +10670,13 @@
           <w:rPr>
             <w:b/>
             <w:bCs/>
-            <w:lang w:val="en-US"/>
+            <w:rPrChange w:id="735" w:author="Eduardo Zirbell" w:date="2026-03-31T20:04:00Z" w16du:dateUtc="2026-03-31T23:04:00Z">
+              <w:rPr>
+                <w:b/>
+                <w:bCs/>
+                <w:lang w:val="en-US"/>
+              </w:rPr>
+            </w:rPrChange>
           </w:rPr>
           <w:delText>o</w:delText>
         </w:r>
@@ -9600,7 +10684,13 @@
           <w:rPr>
             <w:b/>
             <w:bCs/>
-            <w:lang w:val="en-US"/>
+            <w:rPrChange w:id="736" w:author="Eduardo Zirbell" w:date="2026-03-31T20:04:00Z" w16du:dateUtc="2026-03-31T23:04:00Z">
+              <w:rPr>
+                <w:b/>
+                <w:bCs/>
+                <w:lang w:val="en-US"/>
+              </w:rPr>
+            </w:rPrChange>
           </w:rPr>
           <w:delText xml:space="preserve">f Computer Science </w:delText>
         </w:r>
@@ -9608,7 +10698,13 @@
           <w:rPr>
             <w:b/>
             <w:bCs/>
-            <w:lang w:val="en-US"/>
+            <w:rPrChange w:id="737" w:author="Eduardo Zirbell" w:date="2026-03-31T20:04:00Z" w16du:dateUtc="2026-03-31T23:04:00Z">
+              <w:rPr>
+                <w:b/>
+                <w:bCs/>
+                <w:lang w:val="en-US"/>
+              </w:rPr>
+            </w:rPrChange>
           </w:rPr>
           <w:delText>a</w:delText>
         </w:r>
@@ -9616,13 +10712,23 @@
           <w:rPr>
             <w:b/>
             <w:bCs/>
-            <w:lang w:val="en-US"/>
+            <w:rPrChange w:id="738" w:author="Eduardo Zirbell" w:date="2026-03-31T20:04:00Z" w16du:dateUtc="2026-03-31T23:04:00Z">
+              <w:rPr>
+                <w:b/>
+                <w:bCs/>
+                <w:lang w:val="en-US"/>
+              </w:rPr>
+            </w:rPrChange>
           </w:rPr>
           <w:delText>nd Information Systems</w:delText>
         </w:r>
         <w:r>
           <w:rPr>
-            <w:lang w:val="en-US"/>
+            <w:rPrChange w:id="739" w:author="Eduardo Zirbell" w:date="2026-03-31T20:04:00Z" w16du:dateUtc="2026-03-31T23:04:00Z">
+              <w:rPr>
+                <w:lang w:val="en-US"/>
+              </w:rPr>
+            </w:rPrChange>
           </w:rPr>
           <w:delText xml:space="preserve">, [S.L.], v. 17, p. 205-211, 26 set. 2018. </w:delText>
         </w:r>
@@ -9640,19 +10746,31 @@
         </w:r>
         <w:r>
           <w:rPr>
-            <w:lang w:val="en-US"/>
+            <w:rPrChange w:id="740" w:author="Eduardo Zirbell" w:date="2026-03-31T20:04:00Z" w16du:dateUtc="2026-03-31T23:04:00Z">
+              <w:rPr>
+                <w:lang w:val="en-US"/>
+              </w:rPr>
+            </w:rPrChange>
           </w:rPr>
           <w:delText xml:space="preserve">Acesso em: </w:delText>
         </w:r>
         <w:r>
           <w:rPr>
-            <w:lang w:val="en-US"/>
+            <w:rPrChange w:id="741" w:author="Eduardo Zirbell" w:date="2026-03-31T20:04:00Z" w16du:dateUtc="2026-03-31T23:04:00Z">
+              <w:rPr>
+                <w:lang w:val="en-US"/>
+              </w:rPr>
+            </w:rPrChange>
           </w:rPr>
           <w:delText xml:space="preserve">01 dez. </w:delText>
         </w:r>
         <w:r>
           <w:rPr>
-            <w:lang w:val="en-US"/>
+            <w:rPrChange w:id="742" w:author="Eduardo Zirbell" w:date="2026-03-31T20:04:00Z" w16du:dateUtc="2026-03-31T23:04:00Z">
+              <w:rPr>
+                <w:lang w:val="en-US"/>
+              </w:rPr>
+            </w:rPrChange>
           </w:rPr>
           <w:delText xml:space="preserve">2024. </w:delText>
         </w:r>
@@ -9662,14 +10780,23 @@
       <w:pPr>
         <w:pStyle w:val="TF-refernciasITEM"/>
         <w:rPr>
-          <w:del w:id="541" w:author="Eduardo Zirbell" w:date="2026-03-23T21:07:00Z" w16du:dateUtc="2026-03-24T00:07:00Z"/>
-          <w:lang w:val="en-US"/>
-        </w:rPr>
-      </w:pPr>
-      <w:del w:id="542" w:author="Eduardo Zirbell" w:date="2026-03-23T21:07:00Z" w16du:dateUtc="2026-03-24T00:07:00Z">
-        <w:r>
-          <w:rPr>
-            <w:lang w:val="en-US"/>
+          <w:del w:id="743" w:author="Eduardo Zirbell" w:date="2026-03-23T21:07:00Z" w16du:dateUtc="2026-03-24T00:07:00Z"/>
+          <w:rPrChange w:id="744" w:author="Eduardo Zirbell" w:date="2026-03-31T20:04:00Z" w16du:dateUtc="2026-03-31T23:04:00Z">
+            <w:rPr>
+              <w:del w:id="745" w:author="Eduardo Zirbell" w:date="2026-03-23T21:07:00Z" w16du:dateUtc="2026-03-24T00:07:00Z"/>
+              <w:lang w:val="en-US"/>
+            </w:rPr>
+          </w:rPrChange>
+        </w:rPr>
+      </w:pPr>
+      <w:del w:id="746" w:author="Eduardo Zirbell" w:date="2026-03-23T21:07:00Z" w16du:dateUtc="2026-03-24T00:07:00Z">
+        <w:r>
+          <w:rPr>
+            <w:rPrChange w:id="747" w:author="Eduardo Zirbell" w:date="2026-03-31T20:04:00Z" w16du:dateUtc="2026-03-31T23:04:00Z">
+              <w:rPr>
+                <w:lang w:val="en-US"/>
+              </w:rPr>
+            </w:rPrChange>
           </w:rPr>
           <w:delText xml:space="preserve">SURYAWANSHI, S. </w:delText>
         </w:r>
@@ -9677,31 +10804,43 @@
           <w:rPr>
             <w:b/>
             <w:bCs/>
-            <w:lang w:val="en-US"/>
+            <w:rPrChange w:id="748" w:author="Eduardo Zirbell" w:date="2026-03-31T20:04:00Z" w16du:dateUtc="2026-03-31T23:04:00Z">
+              <w:rPr>
+                <w:b/>
+                <w:bCs/>
+                <w:lang w:val="en-US"/>
+              </w:rPr>
+            </w:rPrChange>
           </w:rPr>
           <w:delText>Prepared meal delivery market size &amp; share analysis - industry research report - growth trends</w:delText>
         </w:r>
         <w:r>
           <w:rPr>
-            <w:lang w:val="en-US"/>
-          </w:rPr>
-          <w:delText xml:space="preserve">. Coherent Market Insights, 2020. </w:delText>
-        </w:r>
-        <w:r>
-          <w:rPr>
-            <w:lang w:val="en-US"/>
-          </w:rPr>
-          <w:delText xml:space="preserve">Disponível em: https://www.coherentmarketinsights.com/industry-reports/prepared-meal-delivery-market#:~:text=Prepared%20Meal%20Delivery%20Market%20Size%20and%20Trends,11.8%25%20from%202024%20to%202031. Acesso em: </w:delText>
-        </w:r>
-        <w:r>
-          <w:rPr>
-            <w:lang w:val="en-US"/>
+            <w:rPrChange w:id="749" w:author="Eduardo Zirbell" w:date="2026-03-31T20:04:00Z" w16du:dateUtc="2026-03-31T23:04:00Z">
+              <w:rPr>
+                <w:lang w:val="en-US"/>
+              </w:rPr>
+            </w:rPrChange>
+          </w:rPr>
+          <w:delText xml:space="preserve">. Coherent Market Insights, 2020. Disponível em: https://www.coherentmarketinsights.com/industry-reports/prepared-meal-delivery-market#:~:text=Prepared%20Meal%20Delivery%20Market%20Size%20and%20Trends,11.8%25%20from%202024%20to%202031. Acesso em: </w:delText>
+        </w:r>
+        <w:r>
+          <w:rPr>
+            <w:rPrChange w:id="750" w:author="Eduardo Zirbell" w:date="2026-03-31T20:04:00Z" w16du:dateUtc="2026-03-31T23:04:00Z">
+              <w:rPr>
+                <w:lang w:val="en-US"/>
+              </w:rPr>
+            </w:rPrChange>
           </w:rPr>
           <w:delText>01 dez</w:delText>
         </w:r>
         <w:r>
           <w:rPr>
-            <w:lang w:val="en-US"/>
+            <w:rPrChange w:id="751" w:author="Eduardo Zirbell" w:date="2026-03-31T20:04:00Z" w16du:dateUtc="2026-03-31T23:04:00Z">
+              <w:rPr>
+                <w:lang w:val="en-US"/>
+              </w:rPr>
+            </w:rPrChange>
           </w:rPr>
           <w:delText xml:space="preserve">. 2024. </w:delText>
         </w:r>
@@ -9711,14 +10850,23 @@
       <w:pPr>
         <w:pStyle w:val="TF-refernciasITEM"/>
         <w:rPr>
-          <w:del w:id="543" w:author="Eduardo Zirbell" w:date="2026-03-23T21:07:00Z" w16du:dateUtc="2026-03-24T00:07:00Z"/>
-          <w:lang w:val="en-US"/>
-        </w:rPr>
-      </w:pPr>
-      <w:del w:id="544" w:author="Eduardo Zirbell" w:date="2026-03-23T21:07:00Z" w16du:dateUtc="2026-03-24T00:07:00Z">
-        <w:r>
-          <w:rPr>
-            <w:lang w:val="en-US"/>
+          <w:del w:id="752" w:author="Eduardo Zirbell" w:date="2026-03-23T21:07:00Z" w16du:dateUtc="2026-03-24T00:07:00Z"/>
+          <w:rPrChange w:id="753" w:author="Eduardo Zirbell" w:date="2026-03-31T20:04:00Z" w16du:dateUtc="2026-03-31T23:04:00Z">
+            <w:rPr>
+              <w:del w:id="754" w:author="Eduardo Zirbell" w:date="2026-03-23T21:07:00Z" w16du:dateUtc="2026-03-24T00:07:00Z"/>
+              <w:lang w:val="en-US"/>
+            </w:rPr>
+          </w:rPrChange>
+        </w:rPr>
+      </w:pPr>
+      <w:del w:id="755" w:author="Eduardo Zirbell" w:date="2026-03-23T21:07:00Z" w16du:dateUtc="2026-03-24T00:07:00Z">
+        <w:r>
+          <w:rPr>
+            <w:rPrChange w:id="756" w:author="Eduardo Zirbell" w:date="2026-03-31T20:04:00Z" w16du:dateUtc="2026-03-31T23:04:00Z">
+              <w:rPr>
+                <w:lang w:val="en-US"/>
+              </w:rPr>
+            </w:rPrChange>
           </w:rPr>
           <w:delText xml:space="preserve">TORLAK, N. G.; DEMIR, A.; BUDUR, T. Impact of operations management strategies on customer satisfaction and behavioral intentions at café-restaurants. </w:delText>
         </w:r>
@@ -9726,13 +10874,23 @@
           <w:rPr>
             <w:b/>
             <w:bCs/>
-            <w:lang w:val="en-US"/>
+            <w:rPrChange w:id="757" w:author="Eduardo Zirbell" w:date="2026-03-31T20:04:00Z" w16du:dateUtc="2026-03-31T23:04:00Z">
+              <w:rPr>
+                <w:b/>
+                <w:bCs/>
+                <w:lang w:val="en-US"/>
+              </w:rPr>
+            </w:rPrChange>
           </w:rPr>
           <w:delText>International Journal of Productivity and Performance Management</w:delText>
         </w:r>
         <w:r>
           <w:rPr>
-            <w:lang w:val="en-US"/>
+            <w:rPrChange w:id="758" w:author="Eduardo Zirbell" w:date="2026-03-31T20:04:00Z" w16du:dateUtc="2026-03-31T23:04:00Z">
+              <w:rPr>
+                <w:lang w:val="en-US"/>
+              </w:rPr>
+            </w:rPrChange>
           </w:rPr>
           <w:delText xml:space="preserve">, v. 69, n. 9, p. 1903-1924, 2019. </w:delText>
         </w:r>
@@ -9741,19 +10899,31 @@
         </w:r>
         <w:r>
           <w:rPr>
-            <w:lang w:val="en-US"/>
+            <w:rPrChange w:id="759" w:author="Eduardo Zirbell" w:date="2026-03-31T20:04:00Z" w16du:dateUtc="2026-03-31T23:04:00Z">
+              <w:rPr>
+                <w:lang w:val="en-US"/>
+              </w:rPr>
+            </w:rPrChange>
           </w:rPr>
           <w:delText xml:space="preserve">Acesso em: </w:delText>
         </w:r>
         <w:r>
           <w:rPr>
-            <w:lang w:val="en-US"/>
+            <w:rPrChange w:id="760" w:author="Eduardo Zirbell" w:date="2026-03-31T20:04:00Z" w16du:dateUtc="2026-03-31T23:04:00Z">
+              <w:rPr>
+                <w:lang w:val="en-US"/>
+              </w:rPr>
+            </w:rPrChange>
           </w:rPr>
           <w:delText>01 dez</w:delText>
         </w:r>
         <w:r>
           <w:rPr>
-            <w:lang w:val="en-US"/>
+            <w:rPrChange w:id="761" w:author="Eduardo Zirbell" w:date="2026-03-31T20:04:00Z" w16du:dateUtc="2026-03-31T23:04:00Z">
+              <w:rPr>
+                <w:lang w:val="en-US"/>
+              </w:rPr>
+            </w:rPrChange>
           </w:rPr>
           <w:delText xml:space="preserve">. 2024. </w:delText>
         </w:r>
@@ -9763,13 +10933,17 @@
       <w:pPr>
         <w:pStyle w:val="TF-refernciasITEM"/>
         <w:rPr>
-          <w:del w:id="545" w:author="Eduardo Zirbell" w:date="2026-03-23T21:07:00Z" w16du:dateUtc="2026-03-24T00:07:00Z"/>
-        </w:rPr>
-      </w:pPr>
-      <w:del w:id="546" w:author="Eduardo Zirbell" w:date="2026-03-23T21:07:00Z" w16du:dateUtc="2026-03-24T00:07:00Z">
-        <w:r>
-          <w:rPr>
-            <w:lang w:val="en-US"/>
+          <w:del w:id="762" w:author="Eduardo Zirbell" w:date="2026-03-23T21:07:00Z" w16du:dateUtc="2026-03-24T00:07:00Z"/>
+        </w:rPr>
+      </w:pPr>
+      <w:del w:id="763" w:author="Eduardo Zirbell" w:date="2026-03-23T21:07:00Z" w16du:dateUtc="2026-03-24T00:07:00Z">
+        <w:r>
+          <w:rPr>
+            <w:rPrChange w:id="764" w:author="Eduardo Zirbell" w:date="2026-03-31T20:04:00Z" w16du:dateUtc="2026-03-31T23:04:00Z">
+              <w:rPr>
+                <w:lang w:val="en-US"/>
+              </w:rPr>
+            </w:rPrChange>
           </w:rPr>
           <w:delText>Ubaid, A.M., Dweiri, F.T. Business process management (BPM): terminologies and methodologies unified. </w:delText>
         </w:r>
@@ -9777,63 +10951,25 @@
           <w:rPr>
             <w:b/>
             <w:bCs/>
-            <w:lang w:val="en-US"/>
+            <w:rPrChange w:id="765" w:author="Eduardo Zirbell" w:date="2026-03-31T20:04:00Z" w16du:dateUtc="2026-03-31T23:04:00Z">
+              <w:rPr>
+                <w:b/>
+                <w:bCs/>
+                <w:lang w:val="en-US"/>
+              </w:rPr>
+            </w:rPrChange>
           </w:rPr>
           <w:delText>International Journal of System Assurance Engineering and Management</w:delText>
         </w:r>
         <w:r>
           <w:rPr>
-            <w:lang w:val="en-US"/>
-          </w:rPr>
-          <w:delText>, v.</w:delText>
-        </w:r>
-        <w:r>
-          <w:rPr>
-            <w:lang w:val="en-US"/>
-          </w:rPr>
-          <w:delText> </w:delText>
-        </w:r>
-        <w:r>
-          <w:rPr>
-            <w:lang w:val="en-US"/>
-          </w:rPr>
-          <w:delText>11</w:delText>
-        </w:r>
-        <w:r>
-          <w:rPr>
-            <w:lang w:val="en-US"/>
-          </w:rPr>
-          <w:delText xml:space="preserve">, </w:delText>
-        </w:r>
-        <w:r>
-          <w:rPr>
-            <w:lang w:val="en-US"/>
-          </w:rPr>
-          <w:delText xml:space="preserve">p. </w:delText>
-        </w:r>
-        <w:r>
-          <w:rPr>
-            <w:lang w:val="en-US"/>
-          </w:rPr>
-          <w:delText>1046–1064</w:delText>
-        </w:r>
-        <w:r>
-          <w:rPr>
-            <w:lang w:val="en-US"/>
-          </w:rPr>
-          <w:delText>,</w:delText>
-        </w:r>
-        <w:r>
-          <w:rPr>
-            <w:lang w:val="en-US"/>
-          </w:rPr>
-          <w:delText xml:space="preserve"> 2020. </w:delText>
-        </w:r>
-        <w:r>
-          <w:rPr>
-            <w:lang w:val="en-US"/>
-          </w:rPr>
-          <w:delText xml:space="preserve"> </w:delText>
+            <w:rPrChange w:id="766" w:author="Eduardo Zirbell" w:date="2026-03-31T20:04:00Z" w16du:dateUtc="2026-03-31T23:04:00Z">
+              <w:rPr>
+                <w:lang w:val="en-US"/>
+              </w:rPr>
+            </w:rPrChange>
+          </w:rPr>
+          <w:delText xml:space="preserve">, v. 11, p. 1046–1064, 2020.  </w:delText>
         </w:r>
         <w:r>
           <w:delText xml:space="preserve">Disponível em: </w:delText>
@@ -9856,10 +10992,10 @@
       <w:pPr>
         <w:pStyle w:val="TF-refernciasITEM"/>
         <w:rPr>
-          <w:del w:id="547" w:author="Eduardo Zirbell" w:date="2026-03-23T21:07:00Z" w16du:dateUtc="2026-03-24T00:07:00Z"/>
-        </w:rPr>
-      </w:pPr>
-      <w:del w:id="548" w:author="Eduardo Zirbell" w:date="2026-03-23T21:07:00Z" w16du:dateUtc="2026-03-24T00:07:00Z">
+          <w:del w:id="767" w:author="Eduardo Zirbell" w:date="2026-03-23T21:07:00Z" w16du:dateUtc="2026-03-24T00:07:00Z"/>
+        </w:rPr>
+      </w:pPr>
+      <w:del w:id="768" w:author="Eduardo Zirbell" w:date="2026-03-23T21:07:00Z" w16du:dateUtc="2026-03-24T00:07:00Z">
         <w:r>
           <w:delText xml:space="preserve">VENÂNCIO, A. M. </w:delText>
         </w:r>
@@ -9935,7 +11071,7 @@
 
 <file path=word/comments.xml><?xml version="1.0" encoding="utf-8"?>
 <w:comments xmlns:wpc="http://schemas.microsoft.com/office/word/2010/wordprocessingCanvas" xmlns:cx="http://schemas.microsoft.com/office/drawing/2014/chartex" xmlns:cx1="http://schemas.microsoft.com/office/drawing/2015/9/8/chartex" xmlns:cx2="http://schemas.microsoft.com/office/drawing/2015/10/21/chartex" xmlns:cx3="http://schemas.microsoft.com/office/drawing/2016/5/9/chartex" xmlns:cx4="http://schemas.microsoft.com/office/drawing/2016/5/10/chartex" xmlns:cx5="http://schemas.microsoft.com/office/drawing/2016/5/11/chartex" xmlns:cx6="http://schemas.microsoft.com/office/drawing/2016/5/12/chartex" xmlns:cx7="http://schemas.microsoft.com/office/drawing/2016/5/13/chartex" xmlns:cx8="http://schemas.microsoft.com/office/drawing/2016/5/14/chartex" xmlns:mc="http://schemas.openxmlformats.org/markup-compatibility/2006" xmlns:aink="http://schemas.microsoft.com/office/drawing/2016/ink" xmlns:am3d="http://schemas.microsoft.com/office/drawing/2017/model3d" xmlns:o="urn:schemas-microsoft-com:office:office" xmlns:oel="http://schemas.microsoft.com/office/2019/extlst" xmlns:r="http://schemas.openxmlformats.org/officeDocument/2006/relationships" xmlns:m="http://schemas.openxmlformats.org/officeDocument/2006/math" xmlns:v="urn:schemas-microsoft-com:vml" xmlns:wp14="http://schemas.microsoft.com/office/word/2010/wordprocessingDrawing" xmlns:wp="http://schemas.openxmlformats.org/drawingml/2006/wordprocessingDrawing" xmlns:w10="urn:schemas-microsoft-com:office:word" xmlns:w="http://schemas.openxmlformats.org/wordprocessingml/2006/main" xmlns:w14="http://schemas.microsoft.com/office/word/2010/wordml" xmlns:w15="http://schemas.microsoft.com/office/word/2012/wordml" xmlns:w16cex="http://schemas.microsoft.com/office/word/2018/wordml/cex" xmlns:w16cid="http://schemas.microsoft.com/office/word/2016/wordml/cid" xmlns:w16="http://schemas.microsoft.com/office/word/2018/wordml" xmlns:w16du="http://schemas.microsoft.com/office/word/2023/wordml/word16du" xmlns:w16sdtdh="http://schemas.microsoft.com/office/word/2020/wordml/sdtdatahash" xmlns:w16sdtfl="http://schemas.microsoft.com/office/word/2024/wordml/sdtformatlock" xmlns:w16se="http://schemas.microsoft.com/office/word/2015/wordml/symex" xmlns:wpg="http://schemas.microsoft.com/office/word/2010/wordprocessingGroup" xmlns:wpi="http://schemas.microsoft.com/office/word/2010/wordprocessingInk" xmlns:wne="http://schemas.microsoft.com/office/word/2006/wordml" xmlns:wps="http://schemas.microsoft.com/office/word/2010/wordprocessingShape" mc:Ignorable="w14 w15 w16se w16cid w16 w16cex w16sdtdh w16sdtfl w16du wp14">
-  <w:comment w:id="10" w:author="Simone Erbs da Costa" w:date="2026-03-20T12:25:00Z" w:initials="SE">
+  <w:comment w:id="11" w:author="Simone Erbs da Costa" w:date="2026-03-20T12:25:00Z" w:initials="SE">
     <w:p>
       <w:pPr>
         <w:pStyle w:val="Textodecomentrio"/>
@@ -9951,7 +11087,7 @@
       </w:r>
     </w:p>
   </w:comment>
-  <w:comment w:id="14" w:author="Simone Erbs da Costa" w:date="2026-03-20T12:25:00Z" w:initials="SE">
+  <w:comment w:id="15" w:author="Simone Erbs da Costa" w:date="2026-03-20T12:25:00Z" w:initials="SE">
     <w:p>
       <w:pPr>
         <w:pStyle w:val="Textodecomentrio"/>
@@ -9967,7 +11103,7 @@
       </w:r>
     </w:p>
   </w:comment>
-  <w:comment w:id="21" w:author="Simone Erbs da Costa" w:date="2026-03-20T12:26:00Z" w:initials="SE">
+  <w:comment w:id="22" w:author="Simone Erbs da Costa" w:date="2026-03-20T12:26:00Z" w:initials="SE">
     <w:p>
       <w:pPr>
         <w:pStyle w:val="Textodecomentrio"/>
@@ -9983,7 +11119,7 @@
       </w:r>
     </w:p>
   </w:comment>
-  <w:comment w:id="41" w:author="Simone Erbs da Costa" w:date="2026-03-20T12:32:00Z" w:initials="SE">
+  <w:comment w:id="128" w:author="Simone Erbs da Costa" w:date="2026-03-20T12:32:00Z" w:initials="SE">
     <w:p>
       <w:pPr>
         <w:pStyle w:val="Textodecomentrio"/>
@@ -9999,7 +11135,7 @@
       </w:r>
     </w:p>
   </w:comment>
-  <w:comment w:id="59" w:author="Simone Erbs da Costa" w:date="2026-03-20T12:41:00Z" w:initials="SE">
+  <w:comment w:id="146" w:author="Simone Erbs da Costa" w:date="2026-03-20T12:41:00Z" w:initials="SE">
     <w:p>
       <w:pPr>
         <w:pStyle w:val="Textodecomentrio"/>
@@ -10015,7 +11151,7 @@
       </w:r>
     </w:p>
   </w:comment>
-  <w:comment w:id="110" w:author="Simone Erbs da Costa" w:date="2026-03-20T12:42:00Z" w:initials="SE">
+  <w:comment w:id="197" w:author="Simone Erbs da Costa" w:date="2026-03-20T12:42:00Z" w:initials="SE">
     <w:p>
       <w:pPr>
         <w:pStyle w:val="Textodecomentrio"/>
@@ -10031,7 +11167,7 @@
       </w:r>
     </w:p>
   </w:comment>
-  <w:comment w:id="181" w:author="Simone Erbs da Costa" w:date="2026-03-20T12:50:00Z" w:initials="SE">
+  <w:comment w:id="268" w:author="Simone Erbs da Costa" w:date="2026-03-20T12:50:00Z" w:initials="SE">
     <w:p>
       <w:pPr>
         <w:pStyle w:val="Textodecomentrio"/>
@@ -10047,7 +11183,7 @@
       </w:r>
     </w:p>
   </w:comment>
-  <w:comment w:id="234" w:author="Simone Erbs da Costa" w:date="2026-03-20T12:58:00Z" w:initials="SE">
+  <w:comment w:id="322" w:author="Simone Erbs da Costa" w:date="2026-03-20T12:58:00Z" w:initials="SE">
     <w:p>
       <w:pPr>
         <w:pStyle w:val="Textodecomentrio"/>
@@ -10063,7 +11199,7 @@
       </w:r>
     </w:p>
   </w:comment>
-  <w:comment w:id="269" w:author="Simone Erbs da Costa" w:date="2026-03-20T12:57:00Z" w:initials="SE">
+  <w:comment w:id="357" w:author="Simone Erbs da Costa" w:date="2026-03-20T12:57:00Z" w:initials="SE">
     <w:p>
       <w:pPr>
         <w:pStyle w:val="Textodecomentrio"/>
@@ -10079,7 +11215,7 @@
       </w:r>
     </w:p>
   </w:comment>
-  <w:comment w:id="336" w:author="Simone Erbs da Costa" w:date="2026-03-20T13:05:00Z" w:initials="SE">
+  <w:comment w:id="424" w:author="Simone Erbs da Costa" w:date="2026-03-20T13:05:00Z" w:initials="SE">
     <w:p>
       <w:pPr>
         <w:pStyle w:val="Textodecomentrio"/>
@@ -10095,7 +11231,7 @@
       </w:r>
     </w:p>
   </w:comment>
-  <w:comment w:id="357" w:author="Simone Erbs da Costa" w:date="2026-03-20T13:05:00Z" w:initials="SE">
+  <w:comment w:id="444" w:author="Simone Erbs da Costa" w:date="2026-03-20T13:05:00Z" w:initials="SE">
     <w:p>
       <w:pPr>
         <w:pStyle w:val="Textodecomentrio"/>
@@ -10111,7 +11247,7 @@
       </w:r>
     </w:p>
   </w:comment>
-  <w:comment w:id="376" w:author="Simone Erbs da Costa" w:date="2026-03-20T13:05:00Z" w:initials="SE">
+  <w:comment w:id="463" w:author="Simone Erbs da Costa" w:date="2026-03-20T13:05:00Z" w:initials="SE">
     <w:p>
       <w:pPr>
         <w:pStyle w:val="Textodecomentrio"/>
@@ -10127,7 +11263,7 @@
       </w:r>
     </w:p>
   </w:comment>
-  <w:comment w:id="392" w:author="Simone Erbs da Costa" w:date="2026-03-20T13:08:00Z" w:initials="SE">
+  <w:comment w:id="479" w:author="Simone Erbs da Costa" w:date="2026-03-20T13:08:00Z" w:initials="SE">
     <w:p>
       <w:pPr>
         <w:pStyle w:val="Textodecomentrio"/>
@@ -10143,7 +11279,7 @@
       </w:r>
     </w:p>
   </w:comment>
-  <w:comment w:id="417" w:author="Simone Erbs da Costa" w:date="2026-03-20T13:10:00Z" w:initials="SE">
+  <w:comment w:id="504" w:author="Simone Erbs da Costa" w:date="2026-03-20T13:10:00Z" w:initials="SE">
     <w:p>
       <w:pPr>
         <w:pStyle w:val="Textodecomentrio"/>
@@ -10621,7 +11757,7 @@
   <w:abstractNum w:abstractNumId="0" w15:restartNumberingAfterBreak="0">
     <w:nsid w:val="FFFFFFFB"/>
     <w:multiLevelType w:val="multilevel"/>
-    <w:tmpl w:val="929ABFCC"/>
+    <w:tmpl w:val="8BEC7A42"/>
     <w:lvl w:ilvl="0">
       <w:start w:val="1"/>
       <w:numFmt w:val="decimal"/>
@@ -12412,7 +13548,7 @@
     <w:link w:val="Ttulo3Char"/>
     <w:autoRedefine/>
     <w:qFormat/>
-    <w:rsid w:val="00B601D9"/>
+    <w:rsid w:val="002308A8"/>
     <w:pPr>
       <w:keepNext/>
       <w:keepLines/>
@@ -12424,10 +13560,31 @@
       <w:ind w:left="851" w:hanging="851"/>
       <w:jc w:val="both"/>
       <w:outlineLvl w:val="2"/>
+      <w:pPrChange w:id="0" w:author="Eduardo Zirbell" w:date="2026-03-31T20:16:00Z">
+        <w:pPr>
+          <w:keepNext/>
+          <w:keepLines/>
+          <w:numPr>
+            <w:ilvl w:val="2"/>
+            <w:numId w:val="1"/>
+          </w:numPr>
+          <w:spacing w:before="240" w:line="360" w:lineRule="auto"/>
+          <w:ind w:left="851" w:hanging="851"/>
+          <w:jc w:val="both"/>
+          <w:outlineLvl w:val="2"/>
+        </w:pPr>
+      </w:pPrChange>
     </w:pPr>
     <w:rPr>
       <w:color w:val="000000"/>
       <w:sz w:val="24"/>
+      <w:rPrChange w:id="0" w:author="Eduardo Zirbell" w:date="2026-03-31T20:16:00Z">
+        <w:rPr>
+          <w:color w:val="000000"/>
+          <w:sz w:val="24"/>
+          <w:lang w:val="pt-BR" w:eastAsia="pt-BR" w:bidi="ar-SA"/>
+        </w:rPr>
+      </w:rPrChange>
     </w:rPr>
   </w:style>
   <w:style w:type="paragraph" w:styleId="Ttulo4">
@@ -14110,7 +15267,7 @@
     <w:aliases w:val="TF-TÍTULO 3 Char"/>
     <w:basedOn w:val="Fontepargpadro"/>
     <w:link w:val="Ttulo3"/>
-    <w:rsid w:val="00B601D9"/>
+    <w:rsid w:val="002308A8"/>
     <w:rPr>
       <w:color w:val="000000"/>
       <w:sz w:val="24"/>
@@ -14120,6 +15277,18 @@
     <w:name w:val="ui-provider"/>
     <w:basedOn w:val="Fontepargpadro"/>
     <w:rsid w:val="00B70241"/>
+  </w:style>
+  <w:style w:type="character" w:styleId="HiperlinkVisitado">
+    <w:name w:val="FollowedHyperlink"/>
+    <w:basedOn w:val="Fontepargpadro"/>
+    <w:uiPriority w:val="99"/>
+    <w:semiHidden/>
+    <w:unhideWhenUsed/>
+    <w:rsid w:val="000371BB"/>
+    <w:rPr>
+      <w:color w:val="954F72" w:themeColor="followedHyperlink"/>
+      <w:u w:val="single"/>
+    </w:rPr>
   </w:style>
 </w:styles>
 </file>
@@ -14420,6 +15589,36 @@
 </file>
 
 <file path=customXml/item1.xml><?xml version="1.0" encoding="utf-8"?>
+<b:Sources xmlns:b="http://schemas.openxmlformats.org/officeDocument/2006/bibliography" xmlns="http://schemas.openxmlformats.org/officeDocument/2006/bibliography" SelectedStyle="" StyleName=""/>
+</file>
+
+<file path=customXml/item2.xml><?xml version="1.0" encoding="utf-8"?>
+<?mso-contentType ?>
+<FormTemplates xmlns="http://schemas.microsoft.com/sharepoint/v3/contenttype/forms">
+  <Display>DocumentLibraryForm</Display>
+  <Edit>DocumentLibraryForm</Edit>
+  <New>DocumentLibraryForm</New>
+</FormTemplates>
+</file>
+
+<file path=customXml/item3.xml><?xml version="1.0" encoding="utf-8"?>
+<p:properties xmlns:p="http://schemas.microsoft.com/office/2006/metadata/properties" xmlns:xsi="http://www.w3.org/2001/XMLSchema-instance" xmlns:pc="http://schemas.microsoft.com/office/infopath/2007/PartnerControls">
+  <documentManagement>
+    <lcf76f155ced4ddcb4097134ff3c332f xmlns="43e29cc6-c02a-411a-be56-6a6ff7534a54">
+      <Terms xmlns="http://schemas.microsoft.com/office/infopath/2007/PartnerControls"/>
+    </lcf76f155ced4ddcb4097134ff3c332f>
+    <SharedWithUsers xmlns="67bd1e57-c3c9-4e3d-a63e-b03803c5374c">
+      <UserInfo>
+        <DisplayName/>
+        <AccountId xsi:nil="true"/>
+        <AccountType/>
+      </UserInfo>
+    </SharedWithUsers>
+  </documentManagement>
+</p:properties>
+</file>
+
+<file path=customXml/item4.xml><?xml version="1.0" encoding="utf-8"?>
 <ct:contentTypeSchema xmlns:ct="http://schemas.microsoft.com/office/2006/metadata/contentType" xmlns:ma="http://schemas.microsoft.com/office/2006/metadata/properties/metaAttributes" ct:_="" ma:_="" ma:contentTypeName="Documento" ma:contentTypeID="0x010100CA2133AC7DF46C4394AF67EF9A619157" ma:contentTypeVersion="14" ma:contentTypeDescription="Crie um novo documento." ma:contentTypeScope="" ma:versionID="733b43c777307a5b8ee1fecfc8a83878">
   <xsd:schema xmlns:xsd="http://www.w3.org/2001/XMLSchema" xmlns:xs="http://www.w3.org/2001/XMLSchema" xmlns:p="http://schemas.microsoft.com/office/2006/metadata/properties" xmlns:ns2="43e29cc6-c02a-411a-be56-6a6ff7534a54" xmlns:ns3="67bd1e57-c3c9-4e3d-a63e-b03803c5374c" targetNamespace="http://schemas.microsoft.com/office/2006/metadata/properties" ma:root="true" ma:fieldsID="d75331f113b98aca5ad14ec2b34a7ec5" ns2:_="" ns3:_="">
     <xsd:import namespace="43e29cc6-c02a-411a-be56-6a6ff7534a54"/>
@@ -14642,37 +15841,34 @@
 </ct:contentTypeSchema>
 </file>
 
-<file path=customXml/item2.xml><?xml version="1.0" encoding="utf-8"?>
-<p:properties xmlns:p="http://schemas.microsoft.com/office/2006/metadata/properties" xmlns:xsi="http://www.w3.org/2001/XMLSchema-instance" xmlns:pc="http://schemas.microsoft.com/office/infopath/2007/PartnerControls">
-  <documentManagement>
-    <lcf76f155ced4ddcb4097134ff3c332f xmlns="43e29cc6-c02a-411a-be56-6a6ff7534a54">
-      <Terms xmlns="http://schemas.microsoft.com/office/infopath/2007/PartnerControls"/>
-    </lcf76f155ced4ddcb4097134ff3c332f>
-    <SharedWithUsers xmlns="67bd1e57-c3c9-4e3d-a63e-b03803c5374c">
-      <UserInfo>
-        <DisplayName/>
-        <AccountId xsi:nil="true"/>
-        <AccountType/>
-      </UserInfo>
-    </SharedWithUsers>
-  </documentManagement>
-</p:properties>
+<file path=customXml/itemProps1.xml><?xml version="1.0" encoding="utf-8"?>
+<ds:datastoreItem xmlns:ds="http://schemas.openxmlformats.org/officeDocument/2006/customXml" ds:itemID="{DE59AE69-FFD3-447D-A459-A5473AFD6F3C}">
+  <ds:schemaRefs>
+    <ds:schemaRef ds:uri="http://schemas.openxmlformats.org/officeDocument/2006/bibliography"/>
+  </ds:schemaRefs>
+</ds:datastoreItem>
 </file>
 
-<file path=customXml/item3.xml><?xml version="1.0" encoding="utf-8"?>
-<?mso-contentType ?>
-<FormTemplates xmlns="http://schemas.microsoft.com/sharepoint/v3/contenttype/forms">
-  <Display>DocumentLibraryForm</Display>
-  <Edit>DocumentLibraryForm</Edit>
-  <New>DocumentLibraryForm</New>
-</FormTemplates>
+<file path=customXml/itemProps2.xml><?xml version="1.0" encoding="utf-8"?>
+<ds:datastoreItem xmlns:ds="http://schemas.openxmlformats.org/officeDocument/2006/customXml" ds:itemID="{30EC004F-0B04-4D45-8B44-20CF12AD12D5}">
+  <ds:schemaRefs>
+    <ds:schemaRef ds:uri="http://schemas.microsoft.com/sharepoint/v3/contenttype/forms"/>
+  </ds:schemaRefs>
+</ds:datastoreItem>
 </file>
 
-<file path=customXml/item4.xml><?xml version="1.0" encoding="utf-8"?>
-<b:Sources xmlns:b="http://schemas.openxmlformats.org/officeDocument/2006/bibliography" xmlns="http://schemas.openxmlformats.org/officeDocument/2006/bibliography" SelectedStyle="" StyleName=""/>
+<file path=customXml/itemProps3.xml><?xml version="1.0" encoding="utf-8"?>
+<ds:datastoreItem xmlns:ds="http://schemas.openxmlformats.org/officeDocument/2006/customXml" ds:itemID="{BC87150A-D6CC-404E-A158-FCA74A8BCCD9}">
+  <ds:schemaRefs>
+    <ds:schemaRef ds:uri="http://schemas.microsoft.com/office/2006/metadata/properties"/>
+    <ds:schemaRef ds:uri="http://schemas.microsoft.com/office/infopath/2007/PartnerControls"/>
+    <ds:schemaRef ds:uri="43e29cc6-c02a-411a-be56-6a6ff7534a54"/>
+    <ds:schemaRef ds:uri="67bd1e57-c3c9-4e3d-a63e-b03803c5374c"/>
+  </ds:schemaRefs>
+</ds:datastoreItem>
 </file>
 
-<file path=customXml/itemProps1.xml><?xml version="1.0" encoding="utf-8"?>
+<file path=customXml/itemProps4.xml><?xml version="1.0" encoding="utf-8"?>
 <ds:datastoreItem xmlns:ds="http://schemas.openxmlformats.org/officeDocument/2006/customXml" ds:itemID="{730E6A06-9D6C-4BB2-82C9-E06FCEF8A224}">
   <ds:schemaRefs>
     <ds:schemaRef ds:uri="http://schemas.microsoft.com/office/2006/metadata/contentType"/>
@@ -14689,31 +15885,4 @@
     <ds:schemaRef ds:uri="http://schemas.microsoft.com/internal/obd"/>
   </ds:schemaRefs>
 </ds:datastoreItem>
-</file>
-
-<file path=customXml/itemProps2.xml><?xml version="1.0" encoding="utf-8"?>
-<ds:datastoreItem xmlns:ds="http://schemas.openxmlformats.org/officeDocument/2006/customXml" ds:itemID="{BC87150A-D6CC-404E-A158-FCA74A8BCCD9}">
-  <ds:schemaRefs>
-    <ds:schemaRef ds:uri="http://schemas.microsoft.com/office/2006/metadata/properties"/>
-    <ds:schemaRef ds:uri="http://schemas.microsoft.com/office/infopath/2007/PartnerControls"/>
-    <ds:schemaRef ds:uri="43e29cc6-c02a-411a-be56-6a6ff7534a54"/>
-    <ds:schemaRef ds:uri="67bd1e57-c3c9-4e3d-a63e-b03803c5374c"/>
-  </ds:schemaRefs>
-</ds:datastoreItem>
-</file>
-
-<file path=customXml/itemProps3.xml><?xml version="1.0" encoding="utf-8"?>
-<ds:datastoreItem xmlns:ds="http://schemas.openxmlformats.org/officeDocument/2006/customXml" ds:itemID="{30EC004F-0B04-4D45-8B44-20CF12AD12D5}">
-  <ds:schemaRefs>
-    <ds:schemaRef ds:uri="http://schemas.microsoft.com/sharepoint/v3/contenttype/forms"/>
-  </ds:schemaRefs>
-</ds:datastoreItem>
-</file>
-
-<file path=customXml/itemProps4.xml><?xml version="1.0" encoding="utf-8"?>
-<ds:datastoreItem xmlns:ds="http://schemas.openxmlformats.org/officeDocument/2006/customXml" ds:itemID="{DE59AE69-FFD3-447D-A459-A5473AFD6F3C}">
-  <ds:schemaRefs>
-    <ds:schemaRef ds:uri="http://schemas.openxmlformats.org/officeDocument/2006/bibliography"/>
-  </ds:schemaRefs>
-</ds:datastoreItem>
 </file>